--- a/Tyr_Mars_Rover/Mars_Rover_New_Electronics_Plan.docx
+++ b/Tyr_Mars_Rover/Mars_Rover_New_Electronics_Plan.docx
@@ -787,13 +787,7 @@
           <w:rPr>
             <w:rStyle w:val="Hyperlink"/>
           </w:rPr>
-          <w:t>DS041MG 5KG</w:t>
-        </w:r>
-        <w:r>
-          <w:rPr>
-            <w:rStyle w:val="Hyperlink"/>
-          </w:rPr>
-          <w:t xml:space="preserve"> 180 Servos</w:t>
+          <w:t>DS041MG 5KG 180 Servos</w:t>
         </w:r>
       </w:hyperlink>
     </w:p>
@@ -812,47 +806,56 @@
           <w:rPr>
             <w:rStyle w:val="Hyperlink"/>
           </w:rPr>
-          <w:t>4</w:t>
+          <w:t>4v Lipo Battery</w:t>
         </w:r>
+      </w:hyperlink>
+      <w:r>
+        <w:t xml:space="preserve"> </w:t>
+      </w:r>
+      <w:r>
+        <w:t>Instead of 3s battery</w:t>
+      </w:r>
+      <w:r>
+        <w:t xml:space="preserve"> 11.4v</w:t>
+      </w:r>
+      <w:r>
+        <w:t xml:space="preserve"> with Buck Converter, use a </w:t>
+      </w:r>
+      <w:r>
+        <w:t xml:space="preserve">7.4 v </w:t>
+      </w:r>
+      <w:r>
+        <w:t>battery.</w:t>
+      </w:r>
+    </w:p>
+    <w:p>
+      <w:r>
+        <w:t>Or</w:t>
+      </w:r>
+    </w:p>
+    <w:p>
+      <w:r>
+        <w:t xml:space="preserve">1 – use </w:t>
+      </w:r>
+      <w:hyperlink r:id="rId11" w:history="1">
         <w:r>
           <w:rPr>
             <w:rStyle w:val="Hyperlink"/>
           </w:rPr>
-          <w:t xml:space="preserve">v </w:t>
+          <w:t>3s battery 11.4v</w:t>
         </w:r>
-        <w:proofErr w:type="spellStart"/>
+      </w:hyperlink>
+      <w:r>
+        <w:t xml:space="preserve"> with </w:t>
+      </w:r>
+      <w:hyperlink r:id="rId12" w:history="1">
         <w:r>
           <w:rPr>
             <w:rStyle w:val="Hyperlink"/>
           </w:rPr>
-          <w:t>Lipo</w:t>
-        </w:r>
-        <w:proofErr w:type="spellEnd"/>
-        <w:r>
-          <w:rPr>
-            <w:rStyle w:val="Hyperlink"/>
-          </w:rPr>
-          <w:t xml:space="preserve"> Battery</w:t>
+          <w:t>power distribution board</w:t>
         </w:r>
       </w:hyperlink>
-      <w:r>
-        <w:t xml:space="preserve"> </w:t>
-      </w:r>
-      <w:r>
-        <w:t>Instead of 3s battery</w:t>
-      </w:r>
-      <w:r>
-        <w:t xml:space="preserve"> 11.4v</w:t>
-      </w:r>
-      <w:r>
-        <w:t xml:space="preserve"> with Buck Converter, use a </w:t>
-      </w:r>
-      <w:r>
-        <w:t xml:space="preserve">7.4 v </w:t>
-      </w:r>
-      <w:r>
-        <w:t>battery.</w:t>
-      </w:r>
     </w:p>
     <w:p>
       <w:r>
@@ -882,9 +885,10 @@
     </w:p>
     <w:p>
       <w:r>
+        <w:lastRenderedPageBreak/>
         <w:t xml:space="preserve">2 - </w:t>
       </w:r>
-      <w:hyperlink r:id="rId11" w:history="1">
+      <w:hyperlink r:id="rId13" w:history="1">
         <w:r>
           <w:rPr>
             <w:rStyle w:val="Hyperlink"/>
@@ -930,7 +934,7 @@
       <w:r>
         <w:t xml:space="preserve">1 - </w:t>
       </w:r>
-      <w:hyperlink r:id="rId12" w:history="1">
+      <w:hyperlink r:id="rId14" w:history="1">
         <w:r>
           <w:rPr>
             <w:rStyle w:val="Hyperlink"/>
@@ -941,23 +945,14 @@
     </w:p>
     <w:p>
       <w:r>
-        <w:lastRenderedPageBreak/>
         <w:t xml:space="preserve">1 - </w:t>
       </w:r>
-      <w:hyperlink r:id="rId13" w:history="1">
-        <w:proofErr w:type="spellStart"/>
+      <w:hyperlink r:id="rId15" w:history="1">
         <w:r>
           <w:rPr>
             <w:rStyle w:val="Hyperlink"/>
           </w:rPr>
-          <w:t>Usb</w:t>
-        </w:r>
-        <w:proofErr w:type="spellEnd"/>
-        <w:r>
-          <w:rPr>
-            <w:rStyle w:val="Hyperlink"/>
-          </w:rPr>
-          <w:t xml:space="preserve"> c to bare wire for Pi 5</w:t>
+          <w:t>Usb c to bare wire for Pi 5</w:t>
         </w:r>
       </w:hyperlink>
     </w:p>
@@ -965,7 +960,7 @@
       <w:r>
         <w:t xml:space="preserve">1 - </w:t>
       </w:r>
-      <w:hyperlink r:id="rId14" w:history="1">
+      <w:hyperlink r:id="rId16" w:history="1">
         <w:r>
           <w:rPr>
             <w:rStyle w:val="Hyperlink"/>
@@ -974,16 +969,17 @@
         </w:r>
       </w:hyperlink>
       <w:r>
-        <w:t xml:space="preserve"> servo control board Servos require 600 ma stall. Control with this </w:t>
-      </w:r>
-      <w:hyperlink r:id="rId15" w:history="1">
-        <w:r>
-          <w:rPr>
-            <w:rStyle w:val="Hyperlink"/>
-          </w:rPr>
-          <w:t>PCA9685</w:t>
-        </w:r>
-      </w:hyperlink>
+        <w:t xml:space="preserve"> servo control board Servos require 600 ma stall. Control with </w:t>
+      </w:r>
+      <w:r>
+        <w:t>a</w:t>
+      </w:r>
+      <w:r>
+        <w:t xml:space="preserve"> </w:t>
+      </w:r>
+      <w:r>
+        <w:t>PCA9685</w:t>
+      </w:r>
       <w:r>
         <w:t xml:space="preserve"> board from Pi with I2C. Each pin can handle 2A.</w:t>
       </w:r>
@@ -1007,7 +1003,13 @@
         <w:t>s</w:t>
       </w:r>
       <w:r>
+        <w:t xml:space="preserve"> and power</w:t>
+      </w:r>
+      <w:r>
         <w:t>.</w:t>
+      </w:r>
+      <w:r>
+        <w:t xml:space="preserve"> 520 mm or 20.5”</w:t>
       </w:r>
     </w:p>
     <w:p>
@@ -1060,7 +1062,7 @@
       <w:r>
         <w:t>: This controller is powered by the RP2040 chip and supports four motors with encoders</w:t>
       </w:r>
-      <w:hyperlink r:id="rId16" w:history="1">
+      <w:hyperlink r:id="rId17" w:history="1">
         <w:r>
           <w:rPr>
             <w:rStyle w:val="Hyperlink"/>
@@ -1141,170 +1143,7 @@
         <w:t>Microcontroller Programming Environment</w:t>
       </w:r>
       <w:r>
-        <w:t xml:space="preserve">: You can use C++, </w:t>
-      </w:r>
-      <w:proofErr w:type="spellStart"/>
-      <w:r>
-        <w:t>MicroPython</w:t>
-      </w:r>
-      <w:proofErr w:type="spellEnd"/>
-      <w:r>
-        <w:t xml:space="preserve">, or </w:t>
-      </w:r>
-      <w:proofErr w:type="spellStart"/>
-      <w:r>
-        <w:t>CircuitPython</w:t>
-      </w:r>
-      <w:proofErr w:type="spellEnd"/>
-      <w:r>
-        <w:fldChar w:fldCharType="begin"/>
-      </w:r>
-      <w:r>
-        <w:instrText>HYPERLINK "https://shop.pimoroni.com/products/motor-2040?variant=39884997853267"</w:instrText>
-      </w:r>
-      <w:r>
-        <w:fldChar w:fldCharType="separate"/>
-      </w:r>
-      <w:r>
-        <w:rPr>
-          <w:rStyle w:val="Hyperlink"/>
-        </w:rPr>
-        <w:t>[2]</w:t>
-      </w:r>
-      <w:r>
-        <w:fldChar w:fldCharType="end"/>
-      </w:r>
-      <w:r>
-        <w:t>.</w:t>
-      </w:r>
-    </w:p>
-    <w:p>
-      <w:pPr>
-        <w:rPr>
-          <w:b/>
-          <w:bCs/>
-        </w:rPr>
-      </w:pPr>
-      <w:r>
-        <w:rPr>
-          <w:b/>
-          <w:bCs/>
-        </w:rPr>
-        <w:t>Steps to Create Your Project:</w:t>
-      </w:r>
-    </w:p>
-    <w:p>
-      <w:pPr>
-        <w:numPr>
-          <w:ilvl w:val="0"/>
-          <w:numId w:val="4"/>
-        </w:numPr>
-      </w:pPr>
-      <w:r>
-        <w:rPr>
-          <w:b/>
-          <w:bCs/>
-        </w:rPr>
-        <w:t>Connect the Motors</w:t>
-      </w:r>
-      <w:r>
-        <w:t>:</w:t>
-      </w:r>
-    </w:p>
-    <w:p>
-      <w:pPr>
-        <w:numPr>
-          <w:ilvl w:val="1"/>
-          <w:numId w:val="4"/>
-        </w:numPr>
-      </w:pPr>
-      <w:r>
-        <w:t>Attach the JGA25-370 motors to the Motor 2040 using the JST-SH cables. Make sure each motor is connected to one of the four motor channels on the controller.</w:t>
-      </w:r>
-    </w:p>
-    <w:p>
-      <w:pPr>
-        <w:numPr>
-          <w:ilvl w:val="0"/>
-          <w:numId w:val="4"/>
-        </w:numPr>
-      </w:pPr>
-      <w:r>
-        <w:rPr>
-          <w:b/>
-          <w:bCs/>
-        </w:rPr>
-        <w:t>Power the Controller</w:t>
-      </w:r>
-      <w:r>
-        <w:t>:</w:t>
-      </w:r>
-    </w:p>
-    <w:p>
-      <w:pPr>
-        <w:numPr>
-          <w:ilvl w:val="1"/>
-          <w:numId w:val="4"/>
-        </w:numPr>
-      </w:pPr>
-      <w:r>
-        <w:t>Connect your power supply to the Motor 2040. The controller supports a wide voltage range (2.7V to 10V) for motors and logic</w:t>
-      </w:r>
-      <w:hyperlink r:id="rId17" w:history="1">
-        <w:r>
-          <w:rPr>
-            <w:rStyle w:val="Hyperlink"/>
-          </w:rPr>
-          <w:t>[2]</w:t>
-        </w:r>
-      </w:hyperlink>
-      <w:r>
-        <w:t>.</w:t>
-      </w:r>
-    </w:p>
-    <w:p>
-      <w:pPr>
-        <w:numPr>
-          <w:ilvl w:val="0"/>
-          <w:numId w:val="4"/>
-        </w:numPr>
-      </w:pPr>
-      <w:r>
-        <w:rPr>
-          <w:b/>
-          <w:bCs/>
-        </w:rPr>
-        <w:t>Set Up the Programming Environment</w:t>
-      </w:r>
-      <w:r>
-        <w:t>:</w:t>
-      </w:r>
-    </w:p>
-    <w:p>
-      <w:pPr>
-        <w:numPr>
-          <w:ilvl w:val="1"/>
-          <w:numId w:val="4"/>
-        </w:numPr>
-      </w:pPr>
-      <w:r>
-        <w:t xml:space="preserve">Install the necessary libraries for your chosen programming language. For example, if you're using </w:t>
-      </w:r>
-      <w:proofErr w:type="spellStart"/>
-      <w:r>
-        <w:t>MicroPython</w:t>
-      </w:r>
-      <w:proofErr w:type="spellEnd"/>
-      <w:r>
-        <w:t xml:space="preserve">, you can find the Motor 2040 library and examples on the </w:t>
-      </w:r>
-      <w:proofErr w:type="spellStart"/>
-      <w:r>
-        <w:t>Pimoroni</w:t>
-      </w:r>
-      <w:proofErr w:type="spellEnd"/>
-      <w:r>
-        <w:t xml:space="preserve"> GitHub page</w:t>
+        <w:t>: You can use C++, MicroPython, or CircuitPython</w:t>
       </w:r>
       <w:hyperlink r:id="rId18" w:history="1">
         <w:r>
@@ -1320,6 +1159,21 @@
     </w:p>
     <w:p>
       <w:pPr>
+        <w:rPr>
+          <w:b/>
+          <w:bCs/>
+        </w:rPr>
+      </w:pPr>
+      <w:r>
+        <w:rPr>
+          <w:b/>
+          <w:bCs/>
+        </w:rPr>
+        <w:t>Steps to Create Your Project:</w:t>
+      </w:r>
+    </w:p>
+    <w:p>
+      <w:pPr>
         <w:numPr>
           <w:ilvl w:val="0"/>
           <w:numId w:val="4"/>
@@ -1330,8 +1184,7 @@
           <w:b/>
           <w:bCs/>
         </w:rPr>
-        <w:lastRenderedPageBreak/>
-        <w:t>Write Your Code</w:t>
+        <w:t>Connect the Motors</w:t>
       </w:r>
       <w:r>
         <w:t>:</w:t>
@@ -1345,15 +1198,117 @@
         </w:numPr>
       </w:pPr>
       <w:r>
-        <w:t xml:space="preserve">Start by writing simple code to control the motors. For instance, you can write a script to make the motors move forward, backward, and stop. Here's a basic example in </w:t>
-      </w:r>
-      <w:proofErr w:type="spellStart"/>
-      <w:r>
-        <w:t>MicroPython</w:t>
-      </w:r>
-      <w:proofErr w:type="spellEnd"/>
+        <w:t>Attach the JGA25-370 motors to the Motor 2040 using the JST-SH cables. Make sure each motor is connected to one of the four motor channels on the controller.</w:t>
+      </w:r>
+    </w:p>
+    <w:p>
+      <w:pPr>
+        <w:numPr>
+          <w:ilvl w:val="0"/>
+          <w:numId w:val="4"/>
+        </w:numPr>
+      </w:pPr>
+      <w:r>
+        <w:rPr>
+          <w:b/>
+          <w:bCs/>
+        </w:rPr>
+        <w:t>Power the Controller</w:t>
+      </w:r>
       <w:r>
         <w:t>:</w:t>
+      </w:r>
+    </w:p>
+    <w:p>
+      <w:pPr>
+        <w:numPr>
+          <w:ilvl w:val="1"/>
+          <w:numId w:val="4"/>
+        </w:numPr>
+      </w:pPr>
+      <w:r>
+        <w:t>Connect your power supply to the Motor 2040. The controller supports a wide voltage range (2.7V to 10V) for motors and logic</w:t>
+      </w:r>
+      <w:hyperlink r:id="rId19" w:history="1">
+        <w:r>
+          <w:rPr>
+            <w:rStyle w:val="Hyperlink"/>
+          </w:rPr>
+          <w:t>[2]</w:t>
+        </w:r>
+      </w:hyperlink>
+      <w:r>
+        <w:t>.</w:t>
+      </w:r>
+    </w:p>
+    <w:p>
+      <w:pPr>
+        <w:numPr>
+          <w:ilvl w:val="0"/>
+          <w:numId w:val="4"/>
+        </w:numPr>
+      </w:pPr>
+      <w:r>
+        <w:rPr>
+          <w:b/>
+          <w:bCs/>
+        </w:rPr>
+        <w:lastRenderedPageBreak/>
+        <w:t>Set Up the Programming Environment</w:t>
+      </w:r>
+      <w:r>
+        <w:t>:</w:t>
+      </w:r>
+    </w:p>
+    <w:p>
+      <w:pPr>
+        <w:numPr>
+          <w:ilvl w:val="1"/>
+          <w:numId w:val="4"/>
+        </w:numPr>
+      </w:pPr>
+      <w:r>
+        <w:t>Install the necessary libraries for your chosen programming language. For example, if you're using MicroPython, you can find the Motor 2040 library and examples on the Pimoroni GitHub page</w:t>
+      </w:r>
+      <w:hyperlink r:id="rId20" w:history="1">
+        <w:r>
+          <w:rPr>
+            <w:rStyle w:val="Hyperlink"/>
+          </w:rPr>
+          <w:t>[2]</w:t>
+        </w:r>
+      </w:hyperlink>
+      <w:r>
+        <w:t>.</w:t>
+      </w:r>
+    </w:p>
+    <w:p>
+      <w:pPr>
+        <w:numPr>
+          <w:ilvl w:val="0"/>
+          <w:numId w:val="4"/>
+        </w:numPr>
+      </w:pPr>
+      <w:r>
+        <w:rPr>
+          <w:b/>
+          <w:bCs/>
+        </w:rPr>
+        <w:t>Write Your Code</w:t>
+      </w:r>
+      <w:r>
+        <w:t>:</w:t>
+      </w:r>
+    </w:p>
+    <w:p>
+      <w:pPr>
+        <w:numPr>
+          <w:ilvl w:val="1"/>
+          <w:numId w:val="4"/>
+        </w:numPr>
+      </w:pPr>
+      <w:r>
+        <w:t>Start by writing simple code to control the motors. For instance, you can write a script to make the motors move forward, backward, and stop. Here's a basic example in MicroPython:</w:t>
       </w:r>
     </w:p>
     <w:p>
@@ -1549,21 +1504,13 @@
       <w:r>
         <w:t xml:space="preserve">] </w:t>
       </w:r>
-      <w:hyperlink r:id="rId19" w:history="1">
+      <w:hyperlink r:id="rId21" w:history="1">
         <w:r>
           <w:rPr>
             <w:rStyle w:val="Hyperlink"/>
           </w:rPr>
-          <w:t xml:space="preserve">Motor 2040 - Quad Motor Controller - </w:t>
+          <w:t>Motor 2040 - Quad Motor Controller - Pimoroni</w:t>
         </w:r>
-        <w:proofErr w:type="spellStart"/>
-        <w:r>
-          <w:rPr>
-            <w:rStyle w:val="Hyperlink"/>
-          </w:rPr>
-          <w:t>Pimoroni</w:t>
-        </w:r>
-        <w:proofErr w:type="spellEnd"/>
       </w:hyperlink>
     </w:p>
     <w:p>
@@ -1596,6 +1543,7 @@
           <w:b/>
           <w:bCs/>
         </w:rPr>
+        <w:lastRenderedPageBreak/>
         <w:t>Proportional (P)</w:t>
       </w:r>
       <w:r>
@@ -1632,7 +1580,6 @@
           <w:b/>
           <w:bCs/>
         </w:rPr>
-        <w:lastRenderedPageBreak/>
         <w:t>Derivative (D)</w:t>
       </w:r>
       <w:r>
@@ -1669,100 +1616,60 @@
         <w:t>Define the PID Equation</w:t>
       </w:r>
       <w:r>
-        <w:t xml:space="preserve">: The PID control equation is: $ u(t) = </w:t>
-      </w:r>
-      <w:proofErr w:type="spellStart"/>
-      <w:r>
-        <w:t>K</w:t>
+        <w:t>: The PID control equation is: $ u(t) = K</w:t>
       </w:r>
       <w:r>
         <w:rPr>
           <w:i/>
           <w:iCs/>
         </w:rPr>
-        <w:t>p</w:t>
-      </w:r>
-      <w:proofErr w:type="spellEnd"/>
+        <w:t>p e(t) + K</w:t>
+      </w:r>
+      <w:r>
+        <w:t>i \int e(t) dt + K_d \frac{de(t)}{dt} $ where:</w:t>
+      </w:r>
+    </w:p>
+    <w:p>
+      <w:pPr>
+        <w:numPr>
+          <w:ilvl w:val="1"/>
+          <w:numId w:val="6"/>
+        </w:numPr>
+      </w:pPr>
+      <w:r>
+        <w:t>( u(t) ) is the control output.</w:t>
+      </w:r>
+    </w:p>
+    <w:p>
+      <w:pPr>
+        <w:numPr>
+          <w:ilvl w:val="1"/>
+          <w:numId w:val="6"/>
+        </w:numPr>
+      </w:pPr>
+      <w:r>
+        <w:t>( e(t) ) is the error (setpoint - measured value).</w:t>
+      </w:r>
+    </w:p>
+    <w:p>
+      <w:pPr>
+        <w:numPr>
+          <w:ilvl w:val="1"/>
+          <w:numId w:val="6"/>
+        </w:numPr>
+      </w:pPr>
+      <w:r>
+        <w:t>( K</w:t>
+      </w:r>
       <w:r>
         <w:rPr>
           <w:i/>
           <w:iCs/>
         </w:rPr>
-        <w:t xml:space="preserve"> e(t) + K</w:t>
-      </w:r>
-      <w:r>
-        <w:t xml:space="preserve">i \int e(t) dt + </w:t>
-      </w:r>
-      <w:proofErr w:type="spellStart"/>
-      <w:r>
-        <w:t>K_d</w:t>
-      </w:r>
-      <w:proofErr w:type="spellEnd"/>
-      <w:r>
-        <w:t xml:space="preserve"> \frac{de(t)}{dt} $ where:</w:t>
-      </w:r>
-    </w:p>
-    <w:p>
-      <w:pPr>
-        <w:numPr>
-          <w:ilvl w:val="1"/>
-          <w:numId w:val="6"/>
-        </w:numPr>
-      </w:pPr>
-      <w:r>
-        <w:t>( u(t) ) is the control output.</w:t>
-      </w:r>
-    </w:p>
-    <w:p>
-      <w:pPr>
-        <w:numPr>
-          <w:ilvl w:val="1"/>
-          <w:numId w:val="6"/>
-        </w:numPr>
-      </w:pPr>
-      <w:r>
-        <w:t>( e(t) ) is the error (setpoint - measured value).</w:t>
-      </w:r>
-    </w:p>
-    <w:p>
-      <w:pPr>
-        <w:numPr>
-          <w:ilvl w:val="1"/>
-          <w:numId w:val="6"/>
-        </w:numPr>
-      </w:pPr>
-      <w:r>
-        <w:t xml:space="preserve">( </w:t>
-      </w:r>
-      <w:proofErr w:type="spellStart"/>
-      <w:r>
-        <w:t>K</w:t>
-      </w:r>
-      <w:r>
-        <w:rPr>
-          <w:i/>
-          <w:iCs/>
-        </w:rPr>
-        <w:t>p</w:t>
-      </w:r>
-      <w:proofErr w:type="spellEnd"/>
-      <w:r>
-        <w:rPr>
-          <w:i/>
-          <w:iCs/>
-        </w:rPr>
-        <w:t xml:space="preserve"> ), ( K</w:t>
-      </w:r>
-      <w:r>
-        <w:t xml:space="preserve">i ), and ( </w:t>
-      </w:r>
-      <w:proofErr w:type="spellStart"/>
-      <w:r>
-        <w:t>K_d</w:t>
-      </w:r>
-      <w:proofErr w:type="spellEnd"/>
-      <w:r>
-        <w:t xml:space="preserve"> ) are the proportional, integral, and derivative gains, respectively.</w:t>
+        <w:t>p ), ( K</w:t>
+      </w:r>
+      <w:r>
+        <w:t>i ), and ( K_d ) are the proportional, integral, and derivative gains, respectively.</w:t>
       </w:r>
     </w:p>
     <w:p>
@@ -1890,240 +1797,100 @@
               <w:pStyle w:val="Code"/>
             </w:pPr>
             <w:r>
-              <w:t xml:space="preserve">    def __</w:t>
-            </w:r>
-            <w:proofErr w:type="spellStart"/>
-            <w:r>
-              <w:t>init</w:t>
-            </w:r>
-            <w:proofErr w:type="spellEnd"/>
-            <w:r>
-              <w:t xml:space="preserve">__(self, </w:t>
-            </w:r>
-            <w:proofErr w:type="spellStart"/>
-            <w:r>
-              <w:t>Kp</w:t>
-            </w:r>
-            <w:proofErr w:type="spellEnd"/>
-            <w:r>
-              <w:t xml:space="preserve">, Ki, </w:t>
-            </w:r>
-            <w:proofErr w:type="spellStart"/>
-            <w:r>
-              <w:t>Kd</w:t>
-            </w:r>
-            <w:proofErr w:type="spellEnd"/>
-            <w:r>
-              <w:t>):</w:t>
-            </w:r>
-          </w:p>
-          <w:p>
-            <w:pPr>
-              <w:pStyle w:val="Code"/>
-            </w:pPr>
-            <w:r>
-              <w:t xml:space="preserve">        </w:t>
-            </w:r>
-            <w:proofErr w:type="spellStart"/>
-            <w:r>
-              <w:t>self.Kp</w:t>
-            </w:r>
-            <w:proofErr w:type="spellEnd"/>
-            <w:r>
-              <w:t xml:space="preserve"> = </w:t>
-            </w:r>
-            <w:proofErr w:type="spellStart"/>
-            <w:r>
-              <w:t>Kp</w:t>
-            </w:r>
-            <w:proofErr w:type="spellEnd"/>
-          </w:p>
-          <w:p>
-            <w:pPr>
-              <w:pStyle w:val="Code"/>
-            </w:pPr>
-            <w:r>
-              <w:t xml:space="preserve">        </w:t>
-            </w:r>
-            <w:proofErr w:type="spellStart"/>
-            <w:r>
-              <w:t>self.Ki</w:t>
-            </w:r>
-            <w:proofErr w:type="spellEnd"/>
-            <w:r>
-              <w:t xml:space="preserve"> = Ki</w:t>
-            </w:r>
-          </w:p>
-          <w:p>
-            <w:pPr>
-              <w:pStyle w:val="Code"/>
-            </w:pPr>
-            <w:r>
-              <w:t xml:space="preserve">        </w:t>
-            </w:r>
-            <w:proofErr w:type="spellStart"/>
-            <w:r>
-              <w:t>self.Kd</w:t>
-            </w:r>
-            <w:proofErr w:type="spellEnd"/>
-            <w:r>
-              <w:t xml:space="preserve"> = </w:t>
-            </w:r>
-            <w:proofErr w:type="spellStart"/>
-            <w:r>
-              <w:t>Kd</w:t>
-            </w:r>
-            <w:proofErr w:type="spellEnd"/>
-          </w:p>
-          <w:p>
-            <w:pPr>
-              <w:pStyle w:val="Code"/>
-            </w:pPr>
-            <w:r>
-              <w:t xml:space="preserve">        </w:t>
-            </w:r>
-            <w:proofErr w:type="spellStart"/>
-            <w:r>
-              <w:t>self.prev_error</w:t>
-            </w:r>
-            <w:proofErr w:type="spellEnd"/>
-            <w:r>
-              <w:t xml:space="preserve"> = 0</w:t>
-            </w:r>
-          </w:p>
-          <w:p>
-            <w:pPr>
-              <w:pStyle w:val="Code"/>
-            </w:pPr>
-            <w:r>
-              <w:t xml:space="preserve">        </w:t>
-            </w:r>
-            <w:proofErr w:type="spellStart"/>
-            <w:r>
-              <w:t>self.integral</w:t>
-            </w:r>
-            <w:proofErr w:type="spellEnd"/>
-            <w:r>
-              <w:t xml:space="preserve"> = 0</w:t>
-            </w:r>
-          </w:p>
-          <w:p>
-            <w:pPr>
-              <w:pStyle w:val="Code"/>
-            </w:pPr>
-          </w:p>
-          <w:p>
-            <w:pPr>
-              <w:pStyle w:val="Code"/>
-            </w:pPr>
-            <w:r>
-              <w:t xml:space="preserve">    def compute(self, setpoint, </w:t>
-            </w:r>
-            <w:proofErr w:type="spellStart"/>
-            <w:r>
-              <w:t>measured_value</w:t>
-            </w:r>
-            <w:proofErr w:type="spellEnd"/>
-            <w:r>
-              <w:t>):</w:t>
-            </w:r>
-          </w:p>
-          <w:p>
-            <w:pPr>
-              <w:pStyle w:val="Code"/>
-            </w:pPr>
-            <w:r>
-              <w:t xml:space="preserve">        error = setpoint - </w:t>
-            </w:r>
-            <w:proofErr w:type="spellStart"/>
-            <w:r>
-              <w:t>measured_value</w:t>
-            </w:r>
-            <w:proofErr w:type="spellEnd"/>
-          </w:p>
-          <w:p>
-            <w:pPr>
-              <w:pStyle w:val="Code"/>
-            </w:pPr>
-            <w:r>
-              <w:t xml:space="preserve">        </w:t>
-            </w:r>
-            <w:proofErr w:type="spellStart"/>
-            <w:r>
-              <w:t>self.integral</w:t>
-            </w:r>
-            <w:proofErr w:type="spellEnd"/>
-            <w:r>
-              <w:t xml:space="preserve"> += error</w:t>
-            </w:r>
-          </w:p>
-          <w:p>
-            <w:pPr>
-              <w:pStyle w:val="Code"/>
-            </w:pPr>
-            <w:r>
-              <w:t xml:space="preserve">        derivative = error - </w:t>
-            </w:r>
-            <w:proofErr w:type="spellStart"/>
-            <w:r>
-              <w:t>self.prev_error</w:t>
-            </w:r>
-            <w:proofErr w:type="spellEnd"/>
-          </w:p>
-          <w:p>
-            <w:pPr>
-              <w:pStyle w:val="Code"/>
-            </w:pPr>
-            <w:r>
-              <w:t xml:space="preserve">        output = </w:t>
-            </w:r>
-            <w:proofErr w:type="spellStart"/>
-            <w:r>
-              <w:t>self.Kp</w:t>
-            </w:r>
-            <w:proofErr w:type="spellEnd"/>
-            <w:r>
-              <w:t xml:space="preserve"> * error + </w:t>
-            </w:r>
-            <w:proofErr w:type="spellStart"/>
-            <w:r>
-              <w:t>self.Ki</w:t>
-            </w:r>
-            <w:proofErr w:type="spellEnd"/>
-            <w:r>
-              <w:t xml:space="preserve"> * </w:t>
-            </w:r>
-            <w:proofErr w:type="spellStart"/>
-            <w:r>
-              <w:t>self.integral</w:t>
-            </w:r>
-            <w:proofErr w:type="spellEnd"/>
-            <w:r>
-              <w:t xml:space="preserve"> + </w:t>
-            </w:r>
-            <w:proofErr w:type="spellStart"/>
-            <w:r>
-              <w:t>self.Kd</w:t>
-            </w:r>
-            <w:proofErr w:type="spellEnd"/>
-            <w:r>
-              <w:t xml:space="preserve"> * derivative</w:t>
-            </w:r>
-          </w:p>
-          <w:p>
-            <w:pPr>
-              <w:pStyle w:val="Code"/>
-            </w:pPr>
-            <w:r>
-              <w:t xml:space="preserve">        </w:t>
-            </w:r>
-            <w:proofErr w:type="spellStart"/>
-            <w:r>
-              <w:t>self.prev_error</w:t>
-            </w:r>
-            <w:proofErr w:type="spellEnd"/>
-            <w:r>
-              <w:t xml:space="preserve"> = error</w:t>
+              <w:t xml:space="preserve">    def __init__(self, Kp, Ki, Kd):</w:t>
+            </w:r>
+          </w:p>
+          <w:p>
+            <w:pPr>
+              <w:pStyle w:val="Code"/>
+            </w:pPr>
+            <w:r>
+              <w:t xml:space="preserve">        self.Kp = Kp</w:t>
+            </w:r>
+          </w:p>
+          <w:p>
+            <w:pPr>
+              <w:pStyle w:val="Code"/>
+            </w:pPr>
+            <w:r>
+              <w:t xml:space="preserve">        self.Ki = Ki</w:t>
+            </w:r>
+          </w:p>
+          <w:p>
+            <w:pPr>
+              <w:pStyle w:val="Code"/>
+            </w:pPr>
+            <w:r>
+              <w:t xml:space="preserve">        self.Kd = Kd</w:t>
+            </w:r>
+          </w:p>
+          <w:p>
+            <w:pPr>
+              <w:pStyle w:val="Code"/>
+            </w:pPr>
+            <w:r>
+              <w:t xml:space="preserve">        self.prev_error = 0</w:t>
+            </w:r>
+          </w:p>
+          <w:p>
+            <w:pPr>
+              <w:pStyle w:val="Code"/>
+            </w:pPr>
+            <w:r>
+              <w:t xml:space="preserve">        self.integral = 0</w:t>
+            </w:r>
+          </w:p>
+          <w:p>
+            <w:pPr>
+              <w:pStyle w:val="Code"/>
+            </w:pPr>
+          </w:p>
+          <w:p>
+            <w:pPr>
+              <w:pStyle w:val="Code"/>
+            </w:pPr>
+            <w:r>
+              <w:t xml:space="preserve">    def compute(self, setpoint, measured_value):</w:t>
+            </w:r>
+          </w:p>
+          <w:p>
+            <w:pPr>
+              <w:pStyle w:val="Code"/>
+            </w:pPr>
+            <w:r>
+              <w:t xml:space="preserve">        error = setpoint - measured_value</w:t>
+            </w:r>
+          </w:p>
+          <w:p>
+            <w:pPr>
+              <w:pStyle w:val="Code"/>
+            </w:pPr>
+            <w:r>
+              <w:t xml:space="preserve">        self.integral += error</w:t>
+            </w:r>
+          </w:p>
+          <w:p>
+            <w:pPr>
+              <w:pStyle w:val="Code"/>
+            </w:pPr>
+            <w:r>
+              <w:t xml:space="preserve">        derivative = error - self.prev_error</w:t>
+            </w:r>
+          </w:p>
+          <w:p>
+            <w:pPr>
+              <w:pStyle w:val="Code"/>
+            </w:pPr>
+            <w:r>
+              <w:t xml:space="preserve">        output = self.Kp * error + self.Ki * self.integral + self.Kd * derivative</w:t>
+            </w:r>
+          </w:p>
+          <w:p>
+            <w:pPr>
+              <w:pStyle w:val="Code"/>
+            </w:pPr>
+            <w:r>
+              <w:t xml:space="preserve">        self.prev_error = error</w:t>
             </w:r>
           </w:p>
           <w:p>
@@ -2151,29 +1918,8 @@
             <w:pPr>
               <w:pStyle w:val="Code"/>
             </w:pPr>
-            <w:proofErr w:type="spellStart"/>
-            <w:r>
-              <w:t>pid</w:t>
-            </w:r>
-            <w:proofErr w:type="spellEnd"/>
-            <w:r>
-              <w:t xml:space="preserve"> = PID(</w:t>
-            </w:r>
-            <w:proofErr w:type="spellStart"/>
-            <w:r>
-              <w:t>Kp</w:t>
-            </w:r>
-            <w:proofErr w:type="spellEnd"/>
-            <w:r>
-              <w:t xml:space="preserve">=1.0, Ki=0.1, </w:t>
-            </w:r>
-            <w:proofErr w:type="spellStart"/>
-            <w:r>
-              <w:t>Kd</w:t>
-            </w:r>
-            <w:proofErr w:type="spellEnd"/>
-            <w:r>
-              <w:t>=0.05)</w:t>
+            <w:r>
+              <w:t>pid = PID(Kp=1.0, Ki=0.1, Kd=0.05)</w:t>
             </w:r>
           </w:p>
           <w:p>
@@ -2188,71 +1934,29 @@
             <w:pPr>
               <w:pStyle w:val="Code"/>
             </w:pPr>
-            <w:proofErr w:type="spellStart"/>
-            <w:r>
-              <w:t>measured_value</w:t>
-            </w:r>
-            <w:proofErr w:type="spellEnd"/>
-            <w:r>
-              <w:t xml:space="preserve"> = 90  # Current value</w:t>
-            </w:r>
-          </w:p>
-          <w:p>
-            <w:pPr>
-              <w:pStyle w:val="Code"/>
-            </w:pPr>
-          </w:p>
-          <w:p>
-            <w:pPr>
-              <w:pStyle w:val="Code"/>
-            </w:pPr>
-            <w:proofErr w:type="spellStart"/>
-            <w:r>
-              <w:t>control_output</w:t>
-            </w:r>
-            <w:proofErr w:type="spellEnd"/>
-            <w:r>
-              <w:t xml:space="preserve"> = </w:t>
-            </w:r>
-            <w:proofErr w:type="spellStart"/>
-            <w:r>
-              <w:t>pid.compute</w:t>
-            </w:r>
-            <w:proofErr w:type="spellEnd"/>
-            <w:r>
-              <w:t xml:space="preserve">(setpoint, </w:t>
-            </w:r>
-            <w:proofErr w:type="spellStart"/>
-            <w:r>
-              <w:t>measured_value</w:t>
-            </w:r>
-            <w:proofErr w:type="spellEnd"/>
-            <w:r>
-              <w:t>)</w:t>
-            </w:r>
-          </w:p>
-          <w:p>
-            <w:pPr>
-              <w:pStyle w:val="Code"/>
-            </w:pPr>
-            <w:r>
-              <w:t>print(</w:t>
-            </w:r>
-            <w:proofErr w:type="spellStart"/>
-            <w:r>
-              <w:t>f"Control</w:t>
-            </w:r>
-            <w:proofErr w:type="spellEnd"/>
-            <w:r>
-              <w:t xml:space="preserve"> Output: {</w:t>
-            </w:r>
-            <w:proofErr w:type="spellStart"/>
-            <w:r>
-              <w:t>control_output</w:t>
-            </w:r>
-            <w:proofErr w:type="spellEnd"/>
-            <w:r>
-              <w:t>}")</w:t>
+            <w:r>
+              <w:t>measured_value = 90  # Current value</w:t>
+            </w:r>
+          </w:p>
+          <w:p>
+            <w:pPr>
+              <w:pStyle w:val="Code"/>
+            </w:pPr>
+          </w:p>
+          <w:p>
+            <w:pPr>
+              <w:pStyle w:val="Code"/>
+            </w:pPr>
+            <w:r>
+              <w:t>control_output = pid.compute(setpoint, measured_value)</w:t>
+            </w:r>
+          </w:p>
+          <w:p>
+            <w:pPr>
+              <w:pStyle w:val="Code"/>
+            </w:pPr>
+            <w:r>
+              <w:t>print(f"Control Output: {control_output}")</w:t>
             </w:r>
           </w:p>
           <w:p>
@@ -2280,39 +1984,19 @@
     </w:p>
     <w:p>
       <w:r>
-        <w:t xml:space="preserve">Tuning the ( </w:t>
-      </w:r>
-      <w:proofErr w:type="spellStart"/>
-      <w:r>
-        <w:t>K</w:t>
+        <w:t>Tuning the ( K</w:t>
       </w:r>
       <w:r>
         <w:rPr>
           <w:i/>
           <w:iCs/>
         </w:rPr>
-        <w:t>p</w:t>
-      </w:r>
-      <w:proofErr w:type="spellEnd"/>
-      <w:r>
-        <w:rPr>
-          <w:i/>
-          <w:iCs/>
-        </w:rPr>
-        <w:t xml:space="preserve"> ), ( K</w:t>
-      </w:r>
-      <w:r>
-        <w:t xml:space="preserve">i ), and ( </w:t>
-      </w:r>
-      <w:proofErr w:type="spellStart"/>
-      <w:r>
-        <w:t>K_d</w:t>
-      </w:r>
-      <w:proofErr w:type="spellEnd"/>
-      <w:r>
-        <w:t xml:space="preserve"> ) parameters is crucial for optimal performance. You can start with the Ziegler-Nichols method or trial and error to find the best values for your system</w:t>
-      </w:r>
-      <w:hyperlink r:id="rId20" w:history="1">
+        <w:t>p ), ( K</w:t>
+      </w:r>
+      <w:r>
+        <w:t>i ), and ( K_d ) parameters is crucial for optimal performance. You can start with the Ziegler-Nichols method or trial and error to find the best values for your system</w:t>
+      </w:r>
+      <w:hyperlink r:id="rId22" w:history="1">
         <w:r>
           <w:rPr>
             <w:rStyle w:val="Hyperlink"/>
@@ -2320,7 +2004,7 @@
           <w:t>[1]</w:t>
         </w:r>
       </w:hyperlink>
-      <w:hyperlink r:id="rId21" w:history="1">
+      <w:hyperlink r:id="rId23" w:history="1">
         <w:r>
           <w:rPr>
             <w:rStyle w:val="Hyperlink"/>
@@ -2356,7 +2040,7 @@
       <w:r>
         <w:t xml:space="preserve">[1] </w:t>
       </w:r>
-      <w:hyperlink r:id="rId22" w:history="1">
+      <w:hyperlink r:id="rId24" w:history="1">
         <w:r>
           <w:rPr>
             <w:rStyle w:val="Hyperlink"/>
@@ -2369,7 +2053,7 @@
       <w:r>
         <w:t xml:space="preserve">[2] </w:t>
       </w:r>
-      <w:hyperlink r:id="rId23" w:history="1">
+      <w:hyperlink r:id="rId25" w:history="1">
         <w:r>
           <w:rPr>
             <w:rStyle w:val="Hyperlink"/>
@@ -2556,15 +2240,7 @@
     </w:p>
     <w:p>
       <w:r>
-        <w:t xml:space="preserve">Here's an example of how you can integrate PID control into your project using </w:t>
-      </w:r>
-      <w:proofErr w:type="spellStart"/>
-      <w:r>
-        <w:t>MicroPython</w:t>
-      </w:r>
-      <w:proofErr w:type="spellEnd"/>
-      <w:r>
-        <w:t>:</w:t>
+        <w:t>Here's an example of how you can integrate PID control into your project using MicroPython:</w:t>
       </w:r>
     </w:p>
     <w:tbl>
@@ -2620,240 +2296,100 @@
               <w:pStyle w:val="Code"/>
             </w:pPr>
             <w:r>
-              <w:t xml:space="preserve">    def __</w:t>
-            </w:r>
-            <w:proofErr w:type="spellStart"/>
-            <w:r>
-              <w:t>init</w:t>
-            </w:r>
-            <w:proofErr w:type="spellEnd"/>
-            <w:r>
-              <w:t xml:space="preserve">__(self, </w:t>
-            </w:r>
-            <w:proofErr w:type="spellStart"/>
-            <w:r>
-              <w:t>Kp</w:t>
-            </w:r>
-            <w:proofErr w:type="spellEnd"/>
-            <w:r>
-              <w:t xml:space="preserve">, Ki, </w:t>
-            </w:r>
-            <w:proofErr w:type="spellStart"/>
-            <w:r>
-              <w:t>Kd</w:t>
-            </w:r>
-            <w:proofErr w:type="spellEnd"/>
-            <w:r>
-              <w:t>):</w:t>
-            </w:r>
-          </w:p>
-          <w:p>
-            <w:pPr>
-              <w:pStyle w:val="Code"/>
-            </w:pPr>
-            <w:r>
-              <w:t xml:space="preserve">        </w:t>
-            </w:r>
-            <w:proofErr w:type="spellStart"/>
-            <w:r>
-              <w:t>self.Kp</w:t>
-            </w:r>
-            <w:proofErr w:type="spellEnd"/>
-            <w:r>
-              <w:t xml:space="preserve"> = </w:t>
-            </w:r>
-            <w:proofErr w:type="spellStart"/>
-            <w:r>
-              <w:t>Kp</w:t>
-            </w:r>
-            <w:proofErr w:type="spellEnd"/>
-          </w:p>
-          <w:p>
-            <w:pPr>
-              <w:pStyle w:val="Code"/>
-            </w:pPr>
-            <w:r>
-              <w:t xml:space="preserve">        </w:t>
-            </w:r>
-            <w:proofErr w:type="spellStart"/>
-            <w:r>
-              <w:t>self.Ki</w:t>
-            </w:r>
-            <w:proofErr w:type="spellEnd"/>
-            <w:r>
-              <w:t xml:space="preserve"> = Ki</w:t>
-            </w:r>
-          </w:p>
-          <w:p>
-            <w:pPr>
-              <w:pStyle w:val="Code"/>
-            </w:pPr>
-            <w:r>
-              <w:t xml:space="preserve">        </w:t>
-            </w:r>
-            <w:proofErr w:type="spellStart"/>
-            <w:r>
-              <w:t>self.Kd</w:t>
-            </w:r>
-            <w:proofErr w:type="spellEnd"/>
-            <w:r>
-              <w:t xml:space="preserve"> = </w:t>
-            </w:r>
-            <w:proofErr w:type="spellStart"/>
-            <w:r>
-              <w:t>Kd</w:t>
-            </w:r>
-            <w:proofErr w:type="spellEnd"/>
-          </w:p>
-          <w:p>
-            <w:pPr>
-              <w:pStyle w:val="Code"/>
-            </w:pPr>
-            <w:r>
-              <w:t xml:space="preserve">        </w:t>
-            </w:r>
-            <w:proofErr w:type="spellStart"/>
-            <w:r>
-              <w:t>self.prev_error</w:t>
-            </w:r>
-            <w:proofErr w:type="spellEnd"/>
-            <w:r>
-              <w:t xml:space="preserve"> = 0</w:t>
-            </w:r>
-          </w:p>
-          <w:p>
-            <w:pPr>
-              <w:pStyle w:val="Code"/>
-            </w:pPr>
-            <w:r>
-              <w:t xml:space="preserve">        </w:t>
-            </w:r>
-            <w:proofErr w:type="spellStart"/>
-            <w:r>
-              <w:t>self.integral</w:t>
-            </w:r>
-            <w:proofErr w:type="spellEnd"/>
-            <w:r>
-              <w:t xml:space="preserve"> = 0</w:t>
-            </w:r>
-          </w:p>
-          <w:p>
-            <w:pPr>
-              <w:pStyle w:val="Code"/>
-            </w:pPr>
-          </w:p>
-          <w:p>
-            <w:pPr>
-              <w:pStyle w:val="Code"/>
-            </w:pPr>
-            <w:r>
-              <w:t xml:space="preserve">    def compute(self, setpoint, </w:t>
-            </w:r>
-            <w:proofErr w:type="spellStart"/>
-            <w:r>
-              <w:t>measured_value</w:t>
-            </w:r>
-            <w:proofErr w:type="spellEnd"/>
-            <w:r>
-              <w:t>):</w:t>
-            </w:r>
-          </w:p>
-          <w:p>
-            <w:pPr>
-              <w:pStyle w:val="Code"/>
-            </w:pPr>
-            <w:r>
-              <w:t xml:space="preserve">        error = setpoint - </w:t>
-            </w:r>
-            <w:proofErr w:type="spellStart"/>
-            <w:r>
-              <w:t>measured_value</w:t>
-            </w:r>
-            <w:proofErr w:type="spellEnd"/>
-          </w:p>
-          <w:p>
-            <w:pPr>
-              <w:pStyle w:val="Code"/>
-            </w:pPr>
-            <w:r>
-              <w:t xml:space="preserve">        </w:t>
-            </w:r>
-            <w:proofErr w:type="spellStart"/>
-            <w:r>
-              <w:t>self.integral</w:t>
-            </w:r>
-            <w:proofErr w:type="spellEnd"/>
-            <w:r>
-              <w:t xml:space="preserve"> += error</w:t>
-            </w:r>
-          </w:p>
-          <w:p>
-            <w:pPr>
-              <w:pStyle w:val="Code"/>
-            </w:pPr>
-            <w:r>
-              <w:t xml:space="preserve">        derivative = error - </w:t>
-            </w:r>
-            <w:proofErr w:type="spellStart"/>
-            <w:r>
-              <w:t>self.prev_error</w:t>
-            </w:r>
-            <w:proofErr w:type="spellEnd"/>
-          </w:p>
-          <w:p>
-            <w:pPr>
-              <w:pStyle w:val="Code"/>
-            </w:pPr>
-            <w:r>
-              <w:t xml:space="preserve">        output = </w:t>
-            </w:r>
-            <w:proofErr w:type="spellStart"/>
-            <w:r>
-              <w:t>self.Kp</w:t>
-            </w:r>
-            <w:proofErr w:type="spellEnd"/>
-            <w:r>
-              <w:t xml:space="preserve"> * error + </w:t>
-            </w:r>
-            <w:proofErr w:type="spellStart"/>
-            <w:r>
-              <w:t>self.Ki</w:t>
-            </w:r>
-            <w:proofErr w:type="spellEnd"/>
-            <w:r>
-              <w:t xml:space="preserve"> * </w:t>
-            </w:r>
-            <w:proofErr w:type="spellStart"/>
-            <w:r>
-              <w:t>self.integral</w:t>
-            </w:r>
-            <w:proofErr w:type="spellEnd"/>
-            <w:r>
-              <w:t xml:space="preserve"> + </w:t>
-            </w:r>
-            <w:proofErr w:type="spellStart"/>
-            <w:r>
-              <w:t>self.Kd</w:t>
-            </w:r>
-            <w:proofErr w:type="spellEnd"/>
-            <w:r>
-              <w:t xml:space="preserve"> * derivative</w:t>
-            </w:r>
-          </w:p>
-          <w:p>
-            <w:pPr>
-              <w:pStyle w:val="Code"/>
-            </w:pPr>
-            <w:r>
-              <w:t xml:space="preserve">        </w:t>
-            </w:r>
-            <w:proofErr w:type="spellStart"/>
-            <w:r>
-              <w:t>self.prev_error</w:t>
-            </w:r>
-            <w:proofErr w:type="spellEnd"/>
-            <w:r>
-              <w:t xml:space="preserve"> = error</w:t>
+              <w:t xml:space="preserve">    def __init__(self, Kp, Ki, Kd):</w:t>
+            </w:r>
+          </w:p>
+          <w:p>
+            <w:pPr>
+              <w:pStyle w:val="Code"/>
+            </w:pPr>
+            <w:r>
+              <w:t xml:space="preserve">        self.Kp = Kp</w:t>
+            </w:r>
+          </w:p>
+          <w:p>
+            <w:pPr>
+              <w:pStyle w:val="Code"/>
+            </w:pPr>
+            <w:r>
+              <w:t xml:space="preserve">        self.Ki = Ki</w:t>
+            </w:r>
+          </w:p>
+          <w:p>
+            <w:pPr>
+              <w:pStyle w:val="Code"/>
+            </w:pPr>
+            <w:r>
+              <w:t xml:space="preserve">        self.Kd = Kd</w:t>
+            </w:r>
+          </w:p>
+          <w:p>
+            <w:pPr>
+              <w:pStyle w:val="Code"/>
+            </w:pPr>
+            <w:r>
+              <w:t xml:space="preserve">        self.prev_error = 0</w:t>
+            </w:r>
+          </w:p>
+          <w:p>
+            <w:pPr>
+              <w:pStyle w:val="Code"/>
+            </w:pPr>
+            <w:r>
+              <w:t xml:space="preserve">        self.integral = 0</w:t>
+            </w:r>
+          </w:p>
+          <w:p>
+            <w:pPr>
+              <w:pStyle w:val="Code"/>
+            </w:pPr>
+          </w:p>
+          <w:p>
+            <w:pPr>
+              <w:pStyle w:val="Code"/>
+            </w:pPr>
+            <w:r>
+              <w:t xml:space="preserve">    def compute(self, setpoint, measured_value):</w:t>
+            </w:r>
+          </w:p>
+          <w:p>
+            <w:pPr>
+              <w:pStyle w:val="Code"/>
+            </w:pPr>
+            <w:r>
+              <w:t xml:space="preserve">        error = setpoint - measured_value</w:t>
+            </w:r>
+          </w:p>
+          <w:p>
+            <w:pPr>
+              <w:pStyle w:val="Code"/>
+            </w:pPr>
+            <w:r>
+              <w:t xml:space="preserve">        self.integral += error</w:t>
+            </w:r>
+          </w:p>
+          <w:p>
+            <w:pPr>
+              <w:pStyle w:val="Code"/>
+            </w:pPr>
+            <w:r>
+              <w:t xml:space="preserve">        derivative = error - self.prev_error</w:t>
+            </w:r>
+          </w:p>
+          <w:p>
+            <w:pPr>
+              <w:pStyle w:val="Code"/>
+            </w:pPr>
+            <w:r>
+              <w:t xml:space="preserve">        output = self.Kp * error + self.Ki * self.integral + self.Kd * derivative</w:t>
+            </w:r>
+          </w:p>
+          <w:p>
+            <w:pPr>
+              <w:pStyle w:val="Code"/>
+            </w:pPr>
+            <w:r>
+              <w:t xml:space="preserve">        self.prev_error = error</w:t>
             </w:r>
           </w:p>
           <w:p>
@@ -2889,29 +2425,8 @@
             <w:pPr>
               <w:pStyle w:val="Code"/>
             </w:pPr>
-            <w:proofErr w:type="spellStart"/>
-            <w:r>
-              <w:t>pid</w:t>
-            </w:r>
-            <w:proofErr w:type="spellEnd"/>
-            <w:r>
-              <w:t xml:space="preserve"> = PID(</w:t>
-            </w:r>
-            <w:proofErr w:type="spellStart"/>
-            <w:r>
-              <w:t>Kp</w:t>
-            </w:r>
-            <w:proofErr w:type="spellEnd"/>
-            <w:r>
-              <w:t xml:space="preserve">=1.0, Ki=0.1, </w:t>
-            </w:r>
-            <w:proofErr w:type="spellStart"/>
-            <w:r>
-              <w:t>Kd</w:t>
-            </w:r>
-            <w:proofErr w:type="spellEnd"/>
-            <w:r>
-              <w:t>=0.05)</w:t>
+            <w:r>
+              <w:t>pid = PID(Kp=1.0, Ki=0.1, Kd=0.05)</w:t>
             </w:r>
           </w:p>
           <w:p>
@@ -2953,15 +2468,7 @@
               <w:pStyle w:val="Code"/>
             </w:pPr>
             <w:r>
-              <w:t xml:space="preserve">    </w:t>
-            </w:r>
-            <w:proofErr w:type="spellStart"/>
-            <w:r>
-              <w:t>measured_value</w:t>
-            </w:r>
-            <w:proofErr w:type="spellEnd"/>
-            <w:r>
-              <w:t xml:space="preserve"> = motor.motor1.get_encoder_value()</w:t>
+              <w:t xml:space="preserve">    measured_value = motor.motor1.get_encoder_value()</w:t>
             </w:r>
           </w:p>
           <w:p>
@@ -2982,31 +2489,7 @@
               <w:pStyle w:val="Code"/>
             </w:pPr>
             <w:r>
-              <w:t xml:space="preserve">    </w:t>
-            </w:r>
-            <w:proofErr w:type="spellStart"/>
-            <w:r>
-              <w:t>control_output</w:t>
-            </w:r>
-            <w:proofErr w:type="spellEnd"/>
-            <w:r>
-              <w:t xml:space="preserve"> = </w:t>
-            </w:r>
-            <w:proofErr w:type="spellStart"/>
-            <w:r>
-              <w:t>pid.compute</w:t>
-            </w:r>
-            <w:proofErr w:type="spellEnd"/>
-            <w:r>
-              <w:t xml:space="preserve">(setpoint, </w:t>
-            </w:r>
-            <w:proofErr w:type="spellStart"/>
-            <w:r>
-              <w:t>measured_value</w:t>
-            </w:r>
-            <w:proofErr w:type="spellEnd"/>
-            <w:r>
-              <w:t>)</w:t>
+              <w:t xml:space="preserve">    control_output = pid.compute(setpoint, measured_value)</w:t>
             </w:r>
           </w:p>
           <w:p>
@@ -3027,15 +2510,7 @@
               <w:pStyle w:val="Code"/>
             </w:pPr>
             <w:r>
-              <w:t xml:space="preserve">    motor.motor1.set_speed(</w:t>
-            </w:r>
-            <w:proofErr w:type="spellStart"/>
-            <w:r>
-              <w:t>control_output</w:t>
-            </w:r>
-            <w:proofErr w:type="spellEnd"/>
-            <w:r>
-              <w:t>)</w:t>
+              <w:t xml:space="preserve">    motor.motor1.set_speed(control_output)</w:t>
             </w:r>
           </w:p>
           <w:p>
@@ -3089,23 +2564,7 @@
           <w:b/>
           <w:bCs/>
         </w:rPr>
-        <w:t>Proportional Gain (</w:t>
-      </w:r>
-      <w:proofErr w:type="spellStart"/>
-      <w:r>
-        <w:rPr>
-          <w:b/>
-          <w:bCs/>
-        </w:rPr>
-        <w:t>Kp</w:t>
-      </w:r>
-      <w:proofErr w:type="spellEnd"/>
-      <w:r>
-        <w:rPr>
-          <w:b/>
-          <w:bCs/>
-        </w:rPr>
-        <w:t>)</w:t>
+        <w:t>Proportional Gain (Kp)</w:t>
       </w:r>
       <w:r>
         <w:t>: Start with a small value and increase it until you get a quick response without too much overshoot.</w:t>
@@ -3142,23 +2601,7 @@
           <w:b/>
           <w:bCs/>
         </w:rPr>
-        <w:t>Derivative Gain (</w:t>
-      </w:r>
-      <w:proofErr w:type="spellStart"/>
-      <w:r>
-        <w:rPr>
-          <w:b/>
-          <w:bCs/>
-        </w:rPr>
-        <w:t>Kd</w:t>
-      </w:r>
-      <w:proofErr w:type="spellEnd"/>
-      <w:r>
-        <w:rPr>
-          <w:b/>
-          <w:bCs/>
-        </w:rPr>
-        <w:t>)</w:t>
+        <w:t>Derivative Gain (Kd)</w:t>
       </w:r>
       <w:r>
         <w:t>: Use this to reduce overshoot and improve stability. Start with a small value and increase it gradually.</w:t>
@@ -3281,23 +2724,7 @@
         <w:t>Microcontroller Programming Environment</w:t>
       </w:r>
       <w:r>
-        <w:t xml:space="preserve">: You can use C++, </w:t>
-      </w:r>
-      <w:proofErr w:type="spellStart"/>
-      <w:r>
-        <w:t>MicroPython</w:t>
-      </w:r>
-      <w:proofErr w:type="spellEnd"/>
-      <w:r>
-        <w:t xml:space="preserve">, or </w:t>
-      </w:r>
-      <w:proofErr w:type="spellStart"/>
-      <w:r>
-        <w:t>CircuitPython</w:t>
-      </w:r>
-      <w:proofErr w:type="spellEnd"/>
-      <w:r>
-        <w:t>.</w:t>
+        <w:t>: You can use C++, MicroPython, or CircuitPython.</w:t>
       </w:r>
     </w:p>
     <w:p>
@@ -3399,23 +2826,7 @@
         </w:numPr>
       </w:pPr>
       <w:r>
-        <w:t xml:space="preserve">Install the necessary libraries for your chosen programming language. For example, if you're using </w:t>
-      </w:r>
-      <w:proofErr w:type="spellStart"/>
-      <w:r>
-        <w:t>MicroPython</w:t>
-      </w:r>
-      <w:proofErr w:type="spellEnd"/>
-      <w:r>
-        <w:t xml:space="preserve">, you can find the Motor 2040 library and examples on the </w:t>
-      </w:r>
-      <w:proofErr w:type="spellStart"/>
-      <w:r>
-        <w:t>Pimoroni</w:t>
-      </w:r>
-      <w:proofErr w:type="spellEnd"/>
-      <w:r>
-        <w:t xml:space="preserve"> GitHub page.</w:t>
+        <w:t>Install the necessary libraries for your chosen programming language. For example, if you're using MicroPython, you can find the Motor 2040 library and examples on the Pimoroni GitHub page.</w:t>
       </w:r>
     </w:p>
     <w:p>
@@ -3445,15 +2856,7 @@
       </w:pPr>
       <w:r>
         <w:lastRenderedPageBreak/>
-        <w:t xml:space="preserve">Write code to control the motors on both controllers. You'll need to initialize both controllers and manage the motors accordingly. Here's a basic example in </w:t>
-      </w:r>
-      <w:proofErr w:type="spellStart"/>
-      <w:r>
-        <w:t>MicroPython</w:t>
-      </w:r>
-      <w:proofErr w:type="spellEnd"/>
-      <w:r>
-        <w:t>:</w:t>
+        <w:t>Write code to control the motors on both controllers. You'll need to initialize both controllers and manage the motors accordingly. Here's a basic example in MicroPython:</w:t>
       </w:r>
     </w:p>
     <w:tbl>
@@ -3540,15 +2943,7 @@
               <w:pStyle w:val="Code"/>
             </w:pPr>
             <w:r>
-              <w:t xml:space="preserve">   def </w:t>
-            </w:r>
-            <w:proofErr w:type="spellStart"/>
-            <w:r>
-              <w:t>control_motors</w:t>
-            </w:r>
-            <w:proofErr w:type="spellEnd"/>
-            <w:r>
-              <w:t>():</w:t>
+              <w:t xml:space="preserve">   def control_motors():</w:t>
             </w:r>
           </w:p>
           <w:p>
@@ -3712,15 +3107,7 @@
               <w:pStyle w:val="Code"/>
             </w:pPr>
             <w:r>
-              <w:t xml:space="preserve">   </w:t>
-            </w:r>
-            <w:proofErr w:type="spellStart"/>
-            <w:r>
-              <w:t>control_motors</w:t>
-            </w:r>
-            <w:proofErr w:type="spellEnd"/>
-            <w:r>
-              <w:t>()</w:t>
+              <w:t xml:space="preserve">   control_motors()</w:t>
             </w:r>
           </w:p>
         </w:tc>
@@ -4143,15 +3530,7 @@
         </w:numPr>
       </w:pPr>
       <w:r>
-        <w:t xml:space="preserve">Install the necessary libraries for I2C or UART communication on the Raspberry Pi. For example, you can use the </w:t>
-      </w:r>
-      <w:proofErr w:type="spellStart"/>
-      <w:r>
-        <w:t>smbus</w:t>
-      </w:r>
-      <w:proofErr w:type="spellEnd"/>
-      <w:r>
-        <w:t xml:space="preserve"> library for I2C communication in Python.</w:t>
+        <w:t>Install the necessary libraries for I2C or UART communication on the Raspberry Pi. For example, you can use the smbus library for I2C communication in Python.</w:t>
       </w:r>
     </w:p>
     <w:p>
@@ -4218,13 +3597,8 @@
               <w:pStyle w:val="Code"/>
             </w:pPr>
             <w:r>
-              <w:t xml:space="preserve">import </w:t>
-            </w:r>
-            <w:proofErr w:type="spellStart"/>
-            <w:r>
-              <w:t>smbus</w:t>
-            </w:r>
-            <w:proofErr w:type="spellEnd"/>
+              <w:t>import smbus</w:t>
+            </w:r>
           </w:p>
           <w:p>
             <w:pPr>
@@ -4252,15 +3626,7 @@
               <w:pStyle w:val="Code"/>
             </w:pPr>
             <w:r>
-              <w:t xml:space="preserve">bus = </w:t>
-            </w:r>
-            <w:proofErr w:type="spellStart"/>
-            <w:r>
-              <w:t>smbus.SMBus</w:t>
-            </w:r>
-            <w:proofErr w:type="spellEnd"/>
-            <w:r>
-              <w:t>(1)  # 1 indicates /dev/i2c-1</w:t>
+              <w:t>bus = smbus.SMBus(1)  # 1 indicates /dev/i2c-1</w:t>
             </w:r>
           </w:p>
           <w:p>
@@ -4313,63 +3679,15 @@
               <w:pStyle w:val="Code"/>
             </w:pPr>
             <w:r>
-              <w:t xml:space="preserve">def </w:t>
-            </w:r>
-            <w:proofErr w:type="spellStart"/>
-            <w:r>
-              <w:t>set_motor_speed</w:t>
-            </w:r>
-            <w:proofErr w:type="spellEnd"/>
-            <w:r>
-              <w:t>(</w:t>
-            </w:r>
-            <w:proofErr w:type="spellStart"/>
-            <w:r>
-              <w:t>controller_addr</w:t>
-            </w:r>
-            <w:proofErr w:type="spellEnd"/>
-            <w:r>
-              <w:t xml:space="preserve">, </w:t>
-            </w:r>
-            <w:proofErr w:type="spellStart"/>
-            <w:r>
-              <w:t>motor_num</w:t>
-            </w:r>
-            <w:proofErr w:type="spellEnd"/>
-            <w:r>
-              <w:t>, speed):</w:t>
-            </w:r>
-          </w:p>
-          <w:p>
-            <w:pPr>
-              <w:pStyle w:val="Code"/>
-            </w:pPr>
-            <w:r>
-              <w:t xml:space="preserve">    </w:t>
-            </w:r>
-            <w:proofErr w:type="spellStart"/>
-            <w:r>
-              <w:t>bus.write_byte_data</w:t>
-            </w:r>
-            <w:proofErr w:type="spellEnd"/>
-            <w:r>
-              <w:t>(</w:t>
-            </w:r>
-            <w:proofErr w:type="spellStart"/>
-            <w:r>
-              <w:t>controller_addr</w:t>
-            </w:r>
-            <w:proofErr w:type="spellEnd"/>
-            <w:r>
-              <w:t xml:space="preserve">, </w:t>
-            </w:r>
-            <w:proofErr w:type="spellStart"/>
-            <w:r>
-              <w:t>motor_num</w:t>
-            </w:r>
-            <w:proofErr w:type="spellEnd"/>
-            <w:r>
-              <w:t>, speed)</w:t>
+              <w:t>def set_motor_speed(controller_addr, motor_num, speed):</w:t>
+            </w:r>
+          </w:p>
+          <w:p>
+            <w:pPr>
+              <w:pStyle w:val="Code"/>
+            </w:pPr>
+            <w:r>
+              <w:t xml:space="preserve">    bus.write_byte_data(controller_addr, motor_num, speed)</w:t>
             </w:r>
           </w:p>
           <w:p>
@@ -4389,26 +3707,16 @@
             <w:pPr>
               <w:pStyle w:val="Code"/>
             </w:pPr>
-            <w:proofErr w:type="spellStart"/>
-            <w:r>
-              <w:t>set_motor_speed</w:t>
-            </w:r>
-            <w:proofErr w:type="spellEnd"/>
-            <w:r>
-              <w:t>(MOTOR_CONTROLLER_1_ADDR, 1, 128)  # Set motor 1 on controller 1 to half speed</w:t>
-            </w:r>
-          </w:p>
-          <w:p>
-            <w:pPr>
-              <w:pStyle w:val="Code"/>
-            </w:pPr>
-            <w:proofErr w:type="spellStart"/>
-            <w:r>
-              <w:t>set_motor_speed</w:t>
-            </w:r>
-            <w:proofErr w:type="spellEnd"/>
-            <w:r>
-              <w:t>(MOTOR_CONTROLLER_2_ADDR, 1, 128)  # Set motor 1 on controller 2 to half speed</w:t>
+            <w:r>
+              <w:t>set_motor_speed(MOTOR_CONTROLLER_1_ADDR, 1, 128)  # Set motor 1 on controller 1 to half speed</w:t>
+            </w:r>
+          </w:p>
+          <w:p>
+            <w:pPr>
+              <w:pStyle w:val="Code"/>
+            </w:pPr>
+            <w:r>
+              <w:t>set_motor_speed(MOTOR_CONTROLLER_2_ADDR, 1, 128)  # Set motor 1 on controller 2 to half speed</w:t>
             </w:r>
           </w:p>
           <w:p>
@@ -4441,26 +3749,16 @@
             <w:pPr>
               <w:pStyle w:val="Code"/>
             </w:pPr>
-            <w:proofErr w:type="spellStart"/>
-            <w:r>
-              <w:t>set_motor_speed</w:t>
-            </w:r>
-            <w:proofErr w:type="spellEnd"/>
-            <w:r>
-              <w:t>(MOTOR_CONTROLLER_1_ADDR, 1, 0)</w:t>
-            </w:r>
-          </w:p>
-          <w:p>
-            <w:pPr>
-              <w:pStyle w:val="Code"/>
-            </w:pPr>
-            <w:proofErr w:type="spellStart"/>
-            <w:r>
-              <w:t>set_motor_speed</w:t>
-            </w:r>
-            <w:proofErr w:type="spellEnd"/>
-            <w:r>
-              <w:t>(MOTOR_CONTROLLER_2_ADDR, 1, 0)</w:t>
+            <w:r>
+              <w:t>set_motor_speed(MOTOR_CONTROLLER_1_ADDR, 1, 0)</w:t>
+            </w:r>
+          </w:p>
+          <w:p>
+            <w:pPr>
+              <w:pStyle w:val="Code"/>
+            </w:pPr>
+            <w:r>
+              <w:t>set_motor_speed(MOTOR_CONTROLLER_2_ADDR, 1, 0)</w:t>
             </w:r>
           </w:p>
           <w:p>
@@ -4754,185 +4052,85 @@
               <w:pStyle w:val="Code"/>
             </w:pPr>
             <w:r>
-              <w:t xml:space="preserve">    def __</w:t>
-            </w:r>
-            <w:proofErr w:type="spellStart"/>
-            <w:r>
-              <w:t>init</w:t>
-            </w:r>
-            <w:proofErr w:type="spellEnd"/>
-            <w:r>
-              <w:t xml:space="preserve">__(self, </w:t>
-            </w:r>
-            <w:proofErr w:type="spellStart"/>
-            <w:r>
-              <w:t>Kp</w:t>
-            </w:r>
-            <w:proofErr w:type="spellEnd"/>
-            <w:r>
-              <w:t xml:space="preserve">, Ki, </w:t>
-            </w:r>
-            <w:proofErr w:type="spellStart"/>
-            <w:r>
-              <w:t>Kd</w:t>
-            </w:r>
-            <w:proofErr w:type="spellEnd"/>
-            <w:r>
-              <w:t>):</w:t>
-            </w:r>
-          </w:p>
-          <w:p>
-            <w:pPr>
-              <w:pStyle w:val="Code"/>
-            </w:pPr>
-            <w:r>
-              <w:t xml:space="preserve">        </w:t>
-            </w:r>
-            <w:proofErr w:type="spellStart"/>
-            <w:r>
-              <w:t>self.Kp</w:t>
-            </w:r>
-            <w:proofErr w:type="spellEnd"/>
-            <w:r>
-              <w:t xml:space="preserve"> = </w:t>
-            </w:r>
-            <w:proofErr w:type="spellStart"/>
-            <w:r>
-              <w:t>Kp</w:t>
-            </w:r>
-            <w:proofErr w:type="spellEnd"/>
-          </w:p>
-          <w:p>
-            <w:pPr>
-              <w:pStyle w:val="Code"/>
-            </w:pPr>
-            <w:r>
-              <w:t xml:space="preserve">        </w:t>
-            </w:r>
-            <w:proofErr w:type="spellStart"/>
-            <w:r>
-              <w:t>self.Ki</w:t>
-            </w:r>
-            <w:proofErr w:type="spellEnd"/>
-            <w:r>
-              <w:t xml:space="preserve"> = Ki</w:t>
-            </w:r>
-          </w:p>
-          <w:p>
-            <w:pPr>
-              <w:pStyle w:val="Code"/>
-            </w:pPr>
-            <w:r>
-              <w:t xml:space="preserve">        </w:t>
-            </w:r>
-            <w:proofErr w:type="spellStart"/>
-            <w:r>
-              <w:t>self.Kd</w:t>
-            </w:r>
-            <w:proofErr w:type="spellEnd"/>
-            <w:r>
-              <w:t xml:space="preserve"> = </w:t>
-            </w:r>
-            <w:proofErr w:type="spellStart"/>
-            <w:r>
-              <w:t>Kd</w:t>
-            </w:r>
-            <w:proofErr w:type="spellEnd"/>
-          </w:p>
-          <w:p>
-            <w:pPr>
-              <w:pStyle w:val="Code"/>
-            </w:pPr>
-            <w:r>
-              <w:t xml:space="preserve">        </w:t>
-            </w:r>
-            <w:proofErr w:type="spellStart"/>
-            <w:r>
-              <w:t>self.prev_error</w:t>
-            </w:r>
-            <w:proofErr w:type="spellEnd"/>
-            <w:r>
-              <w:t xml:space="preserve"> = 0</w:t>
-            </w:r>
-          </w:p>
-          <w:p>
-            <w:pPr>
-              <w:pStyle w:val="Code"/>
-            </w:pPr>
-            <w:r>
-              <w:t xml:space="preserve">        </w:t>
-            </w:r>
-            <w:proofErr w:type="spellStart"/>
-            <w:r>
-              <w:t>self.integral</w:t>
-            </w:r>
-            <w:proofErr w:type="spellEnd"/>
-            <w:r>
-              <w:t xml:space="preserve"> = 0</w:t>
-            </w:r>
-          </w:p>
-          <w:p>
-            <w:pPr>
-              <w:pStyle w:val="Code"/>
-            </w:pPr>
-          </w:p>
-          <w:p>
-            <w:pPr>
-              <w:pStyle w:val="Code"/>
-            </w:pPr>
-            <w:r>
-              <w:t xml:space="preserve">    def compute(self, setpoint, </w:t>
-            </w:r>
-            <w:proofErr w:type="spellStart"/>
-            <w:r>
-              <w:t>measured_value</w:t>
-            </w:r>
-            <w:proofErr w:type="spellEnd"/>
-            <w:r>
-              <w:t>):</w:t>
-            </w:r>
-          </w:p>
-          <w:p>
-            <w:pPr>
-              <w:pStyle w:val="Code"/>
-            </w:pPr>
-            <w:r>
-              <w:t xml:space="preserve">        error = setpoint - </w:t>
-            </w:r>
-            <w:proofErr w:type="spellStart"/>
-            <w:r>
-              <w:t>measured_value</w:t>
-            </w:r>
-            <w:proofErr w:type="spellEnd"/>
-          </w:p>
-          <w:p>
-            <w:pPr>
-              <w:pStyle w:val="Code"/>
-            </w:pPr>
-            <w:r>
-              <w:t xml:space="preserve">        </w:t>
-            </w:r>
-            <w:proofErr w:type="spellStart"/>
-            <w:r>
-              <w:t>self.integral</w:t>
-            </w:r>
-            <w:proofErr w:type="spellEnd"/>
-            <w:r>
-              <w:t xml:space="preserve"> += error</w:t>
-            </w:r>
-          </w:p>
-          <w:p>
-            <w:pPr>
-              <w:pStyle w:val="Code"/>
-            </w:pPr>
-            <w:r>
-              <w:t xml:space="preserve">        derivative = error - </w:t>
-            </w:r>
-            <w:proofErr w:type="spellStart"/>
-            <w:r>
-              <w:t>self.prev_error</w:t>
-            </w:r>
-            <w:proofErr w:type="spellEnd"/>
+              <w:t xml:space="preserve">    def __init__(self, Kp, Ki, Kd):</w:t>
+            </w:r>
+          </w:p>
+          <w:p>
+            <w:pPr>
+              <w:pStyle w:val="Code"/>
+            </w:pPr>
+            <w:r>
+              <w:t xml:space="preserve">        self.Kp = Kp</w:t>
+            </w:r>
+          </w:p>
+          <w:p>
+            <w:pPr>
+              <w:pStyle w:val="Code"/>
+            </w:pPr>
+            <w:r>
+              <w:t xml:space="preserve">        self.Ki = Ki</w:t>
+            </w:r>
+          </w:p>
+          <w:p>
+            <w:pPr>
+              <w:pStyle w:val="Code"/>
+            </w:pPr>
+            <w:r>
+              <w:t xml:space="preserve">        self.Kd = Kd</w:t>
+            </w:r>
+          </w:p>
+          <w:p>
+            <w:pPr>
+              <w:pStyle w:val="Code"/>
+            </w:pPr>
+            <w:r>
+              <w:t xml:space="preserve">        self.prev_error = 0</w:t>
+            </w:r>
+          </w:p>
+          <w:p>
+            <w:pPr>
+              <w:pStyle w:val="Code"/>
+            </w:pPr>
+            <w:r>
+              <w:t xml:space="preserve">        self.integral = 0</w:t>
+            </w:r>
+          </w:p>
+          <w:p>
+            <w:pPr>
+              <w:pStyle w:val="Code"/>
+            </w:pPr>
+          </w:p>
+          <w:p>
+            <w:pPr>
+              <w:pStyle w:val="Code"/>
+            </w:pPr>
+            <w:r>
+              <w:t xml:space="preserve">    def compute(self, setpoint, measured_value):</w:t>
+            </w:r>
+          </w:p>
+          <w:p>
+            <w:pPr>
+              <w:pStyle w:val="Code"/>
+            </w:pPr>
+            <w:r>
+              <w:t xml:space="preserve">        error = setpoint - measured_value</w:t>
+            </w:r>
+          </w:p>
+          <w:p>
+            <w:pPr>
+              <w:pStyle w:val="Code"/>
+            </w:pPr>
+            <w:r>
+              <w:t xml:space="preserve">        self.integral += error</w:t>
+            </w:r>
+          </w:p>
+          <w:p>
+            <w:pPr>
+              <w:pStyle w:val="Code"/>
+            </w:pPr>
+            <w:r>
+              <w:t xml:space="preserve">        derivative = error - self.prev_error</w:t>
+            </w:r>
           </w:p>
           <w:p>
             <w:pPr>
@@ -4947,87 +4145,15 @@
                 <w:sz w:val="18"/>
                 <w:szCs w:val="22"/>
               </w:rPr>
-              <w:t xml:space="preserve">        output = </w:t>
-            </w:r>
-            <w:proofErr w:type="spellStart"/>
-            <w:r>
-              <w:rPr>
-                <w:sz w:val="18"/>
-                <w:szCs w:val="22"/>
-              </w:rPr>
-              <w:t>self.Kp</w:t>
-            </w:r>
-            <w:proofErr w:type="spellEnd"/>
-            <w:r>
-              <w:rPr>
-                <w:sz w:val="18"/>
-                <w:szCs w:val="22"/>
-              </w:rPr>
-              <w:t xml:space="preserve"> * error + </w:t>
-            </w:r>
-            <w:proofErr w:type="spellStart"/>
-            <w:r>
-              <w:rPr>
-                <w:sz w:val="18"/>
-                <w:szCs w:val="22"/>
-              </w:rPr>
-              <w:t>self.Ki</w:t>
-            </w:r>
-            <w:proofErr w:type="spellEnd"/>
-            <w:r>
-              <w:rPr>
-                <w:sz w:val="18"/>
-                <w:szCs w:val="22"/>
-              </w:rPr>
-              <w:t xml:space="preserve"> * </w:t>
-            </w:r>
-            <w:proofErr w:type="spellStart"/>
-            <w:r>
-              <w:rPr>
-                <w:sz w:val="18"/>
-                <w:szCs w:val="22"/>
-              </w:rPr>
-              <w:t>self.integral</w:t>
-            </w:r>
-            <w:proofErr w:type="spellEnd"/>
-            <w:r>
-              <w:rPr>
-                <w:sz w:val="18"/>
-                <w:szCs w:val="22"/>
-              </w:rPr>
-              <w:t xml:space="preserve"> + </w:t>
-            </w:r>
-            <w:proofErr w:type="spellStart"/>
-            <w:r>
-              <w:rPr>
-                <w:sz w:val="18"/>
-                <w:szCs w:val="22"/>
-              </w:rPr>
-              <w:t>self.Kd</w:t>
-            </w:r>
-            <w:proofErr w:type="spellEnd"/>
-            <w:r>
-              <w:rPr>
-                <w:sz w:val="18"/>
-                <w:szCs w:val="22"/>
-              </w:rPr>
-              <w:t xml:space="preserve"> * derivative</w:t>
-            </w:r>
-          </w:p>
-          <w:p>
-            <w:pPr>
-              <w:pStyle w:val="Code"/>
-            </w:pPr>
-            <w:r>
-              <w:t xml:space="preserve">        </w:t>
-            </w:r>
-            <w:proofErr w:type="spellStart"/>
-            <w:r>
-              <w:t>self.prev_error</w:t>
-            </w:r>
-            <w:proofErr w:type="spellEnd"/>
-            <w:r>
-              <w:t xml:space="preserve"> = error</w:t>
+              <w:t xml:space="preserve">        output = self.Kp * error + self.Ki * self.integral + self.Kd * derivative</w:t>
+            </w:r>
+          </w:p>
+          <w:p>
+            <w:pPr>
+              <w:pStyle w:val="Code"/>
+            </w:pPr>
+            <w:r>
+              <w:t xml:space="preserve">        self.prev_error = error</w:t>
             </w:r>
           </w:p>
           <w:p>
@@ -5079,29 +4205,8 @@
             <w:pPr>
               <w:pStyle w:val="Code"/>
             </w:pPr>
-            <w:proofErr w:type="spellStart"/>
-            <w:r>
-              <w:t>pid</w:t>
-            </w:r>
-            <w:proofErr w:type="spellEnd"/>
-            <w:r>
-              <w:t xml:space="preserve"> = PID(</w:t>
-            </w:r>
-            <w:proofErr w:type="spellStart"/>
-            <w:r>
-              <w:t>Kp</w:t>
-            </w:r>
-            <w:proofErr w:type="spellEnd"/>
-            <w:r>
-              <w:t xml:space="preserve">=1.0, Ki=0.1, </w:t>
-            </w:r>
-            <w:proofErr w:type="spellStart"/>
-            <w:r>
-              <w:t>Kd</w:t>
-            </w:r>
-            <w:proofErr w:type="spellEnd"/>
-            <w:r>
-              <w:t>=0.05)</w:t>
+            <w:r>
+              <w:t>pid = PID(Kp=1.0, Ki=0.1, Kd=0.05)</w:t>
             </w:r>
           </w:p>
           <w:p>
@@ -5172,31 +4277,15 @@
               <w:pStyle w:val="Code"/>
             </w:pPr>
             <w:r>
-              <w:t xml:space="preserve">    control_output_1 = </w:t>
-            </w:r>
-            <w:proofErr w:type="spellStart"/>
-            <w:r>
-              <w:t>pid.compute</w:t>
-            </w:r>
-            <w:proofErr w:type="spellEnd"/>
-            <w:r>
-              <w:t>(setpoint, measured_value_1)</w:t>
-            </w:r>
-          </w:p>
-          <w:p>
-            <w:pPr>
-              <w:pStyle w:val="Code"/>
-            </w:pPr>
-            <w:r>
-              <w:t xml:space="preserve">    control_output_2 = </w:t>
-            </w:r>
-            <w:proofErr w:type="spellStart"/>
-            <w:r>
-              <w:t>pid.compute</w:t>
-            </w:r>
-            <w:proofErr w:type="spellEnd"/>
-            <w:r>
-              <w:t>(setpoint, measured_value_2)</w:t>
+              <w:t xml:space="preserve">    control_output_1 = pid.compute(setpoint, measured_value_1)</w:t>
+            </w:r>
+          </w:p>
+          <w:p>
+            <w:pPr>
+              <w:pStyle w:val="Code"/>
+            </w:pPr>
+            <w:r>
+              <w:t xml:space="preserve">    control_output_2 = pid.compute(setpoint, measured_value_2)</w:t>
             </w:r>
           </w:p>
           <w:p>
@@ -5285,23 +4374,7 @@
           <w:b/>
           <w:bCs/>
         </w:rPr>
-        <w:t>Proportional Gain (</w:t>
-      </w:r>
-      <w:proofErr w:type="spellStart"/>
-      <w:r>
-        <w:rPr>
-          <w:b/>
-          <w:bCs/>
-        </w:rPr>
-        <w:t>Kp</w:t>
-      </w:r>
-      <w:proofErr w:type="spellEnd"/>
-      <w:r>
-        <w:rPr>
-          <w:b/>
-          <w:bCs/>
-        </w:rPr>
-        <w:t>)</w:t>
+        <w:t>Proportional Gain (Kp)</w:t>
       </w:r>
       <w:r>
         <w:t>: Start with a small value and increase it until you get a quick response without too much overshoot.</w:t>
@@ -5337,23 +4410,7 @@
           <w:b/>
           <w:bCs/>
         </w:rPr>
-        <w:t>Derivative Gain (</w:t>
-      </w:r>
-      <w:proofErr w:type="spellStart"/>
-      <w:r>
-        <w:rPr>
-          <w:b/>
-          <w:bCs/>
-        </w:rPr>
-        <w:t>Kd</w:t>
-      </w:r>
-      <w:proofErr w:type="spellEnd"/>
-      <w:r>
-        <w:rPr>
-          <w:b/>
-          <w:bCs/>
-        </w:rPr>
-        <w:t>)</w:t>
+        <w:t>Derivative Gain (Kd)</w:t>
       </w:r>
       <w:r>
         <w:t>: Use this to reduce overshoot and improve stability. Start with a small value and increase it gradually.</w:t>
@@ -5391,7 +4448,7 @@
       <w:r>
         <w:t>: Proper placement and alignment of encoders are crucial for accurate feedback</w:t>
       </w:r>
-      <w:hyperlink r:id="rId24" w:history="1">
+      <w:hyperlink r:id="rId26" w:history="1">
         <w:r>
           <w:rPr>
             <w:rStyle w:val="Hyperlink"/>
@@ -5420,7 +4477,7 @@
       <w:r>
         <w:t>: Ensure that the encoder signals are clean and free from noise to maintain precise control</w:t>
       </w:r>
-      <w:hyperlink r:id="rId25" w:history="1">
+      <w:hyperlink r:id="rId27" w:history="1">
         <w:r>
           <w:rPr>
             <w:rStyle w:val="Hyperlink"/>
@@ -5451,7 +4508,7 @@
       <w:r>
         <w:t xml:space="preserve">[1] </w:t>
       </w:r>
-      <w:hyperlink r:id="rId26" w:history="1">
+      <w:hyperlink r:id="rId28" w:history="1">
         <w:r>
           <w:rPr>
             <w:rStyle w:val="Hyperlink"/>
@@ -5464,7 +4521,7 @@
       <w:r>
         <w:t xml:space="preserve">[2] </w:t>
       </w:r>
-      <w:hyperlink r:id="rId27" w:history="1">
+      <w:hyperlink r:id="rId29" w:history="1">
         <w:r>
           <w:rPr>
             <w:rStyle w:val="Hyperlink"/>
@@ -5475,7 +4532,7 @@
     </w:p>
     <w:p/>
     <w:sectPr>
-      <w:footerReference w:type="default" r:id="rId28"/>
+      <w:footerReference w:type="default" r:id="rId30"/>
       <w:pgSz w:w="12240" w:h="15840"/>
       <w:pgMar w:top="1440" w:right="1440" w:bottom="1440" w:left="1440" w:header="720" w:footer="720" w:gutter="0"/>
       <w:cols w:space="720"/>
@@ -8157,7 +7214,7 @@
     <w:lsdException w:name="Body Text Indent 2" w:semiHidden="1" w:unhideWhenUsed="1"/>
     <w:lsdException w:name="Body Text Indent 3" w:semiHidden="1" w:unhideWhenUsed="1"/>
     <w:lsdException w:name="Block Text" w:semiHidden="1" w:unhideWhenUsed="1"/>
-    <w:lsdException w:name="Hyperlink" w:semiHidden="1" w:unhideWhenUsed="1"/>
+    <w:lsdException w:name="Hyperlink" w:semiHidden="1" w:uiPriority="0" w:unhideWhenUsed="1"/>
     <w:lsdException w:name="FollowedHyperlink" w:semiHidden="1" w:uiPriority="0" w:unhideWhenUsed="1"/>
     <w:lsdException w:name="Strong" w:uiPriority="22" w:qFormat="1"/>
     <w:lsdException w:name="Emphasis" w:uiPriority="20" w:qFormat="1"/>
@@ -8452,7 +7509,7 @@
   <w:style w:type="paragraph" w:default="1" w:styleId="Normal">
     <w:name w:val="Normal"/>
     <w:qFormat/>
-    <w:rsid w:val="00323406"/>
+    <w:rsid w:val="00FF19B7"/>
     <w:pPr>
       <w:spacing w:before="160" w:after="80" w:line="336" w:lineRule="auto"/>
     </w:pPr>
@@ -8470,7 +7527,7 @@
     <w:next w:val="Normal"/>
     <w:link w:val="Heading1Char"/>
     <w:qFormat/>
-    <w:rsid w:val="00323406"/>
+    <w:rsid w:val="00FF19B7"/>
     <w:pPr>
       <w:keepNext/>
       <w:spacing w:before="400" w:after="200" w:line="240" w:lineRule="auto"/>
@@ -8490,7 +7547,7 @@
     <w:next w:val="Normal"/>
     <w:link w:val="Heading2Char"/>
     <w:qFormat/>
-    <w:rsid w:val="00323406"/>
+    <w:rsid w:val="00FF19B7"/>
     <w:pPr>
       <w:keepNext/>
       <w:pBdr>
@@ -8514,7 +7571,7 @@
     <w:next w:val="Normal"/>
     <w:link w:val="Heading3Char"/>
     <w:qFormat/>
-    <w:rsid w:val="00323406"/>
+    <w:rsid w:val="00FF19B7"/>
     <w:pPr>
       <w:keepNext/>
       <w:autoSpaceDE w:val="0"/>
@@ -8665,8 +7722,9 @@
   <w:style w:type="character" w:default="1" w:styleId="DefaultParagraphFont">
     <w:name w:val="Default Paragraph Font"/>
     <w:uiPriority w:val="1"/>
+    <w:semiHidden/>
     <w:unhideWhenUsed/>
-    <w:rsid w:val="00323406"/>
+    <w:rsid w:val="00FF19B7"/>
   </w:style>
   <w:style w:type="table" w:default="1" w:styleId="TableNormal">
     <w:name w:val="Normal Table"/>
@@ -8688,7 +7746,7 @@
     <w:uiPriority w:val="99"/>
     <w:semiHidden/>
     <w:unhideWhenUsed/>
-    <w:rsid w:val="00323406"/>
+    <w:rsid w:val="00FF19B7"/>
   </w:style>
   <w:style w:type="character" w:customStyle="1" w:styleId="Heading1Char">
     <w:name w:val="Heading 1 Char"/>
@@ -8915,7 +7973,7 @@
     <w:basedOn w:val="Normal"/>
     <w:uiPriority w:val="34"/>
     <w:qFormat/>
-    <w:rsid w:val="00323406"/>
+    <w:rsid w:val="00FF19B7"/>
     <w:pPr>
       <w:ind w:left="720"/>
     </w:pPr>
@@ -8983,8 +8041,7 @@
   </w:style>
   <w:style w:type="character" w:styleId="Hyperlink">
     <w:name w:val="Hyperlink"/>
-    <w:uiPriority w:val="99"/>
-    <w:rsid w:val="00323406"/>
+    <w:rsid w:val="00FF19B7"/>
     <w:rPr>
       <w:color w:val="0000FF"/>
       <w:u w:val="single"/>
@@ -9006,7 +8063,7 @@
     <w:name w:val="footer"/>
     <w:basedOn w:val="Normal"/>
     <w:link w:val="FooterChar"/>
-    <w:rsid w:val="00323406"/>
+    <w:rsid w:val="00FF19B7"/>
     <w:pPr>
       <w:pBdr>
         <w:top w:val="single" w:sz="4" w:space="1" w:color="auto"/>
@@ -9038,7 +8095,7 @@
     <w:name w:val="header"/>
     <w:basedOn w:val="Normal"/>
     <w:link w:val="HeaderChar"/>
-    <w:rsid w:val="00323406"/>
+    <w:rsid w:val="00FF19B7"/>
     <w:pPr>
       <w:tabs>
         <w:tab w:val="left" w:pos="5040"/>
@@ -9065,7 +8122,7 @@
   <w:style w:type="paragraph" w:customStyle="1" w:styleId="Outlinenumbering">
     <w:name w:val="Outline numbering"/>
     <w:basedOn w:val="Normal"/>
-    <w:rsid w:val="00323406"/>
+    <w:rsid w:val="00FF19B7"/>
     <w:pPr>
       <w:numPr>
         <w:numId w:val="1"/>
@@ -9083,7 +8140,7 @@
   <w:style w:type="paragraph" w:customStyle="1" w:styleId="NumberedHeading2">
     <w:name w:val="Numbered Heading 2"/>
     <w:basedOn w:val="Normal"/>
-    <w:rsid w:val="00323406"/>
+    <w:rsid w:val="00FF19B7"/>
     <w:pPr>
       <w:numPr>
         <w:numId w:val="2"/>
@@ -9093,11 +8150,11 @@
   <w:style w:type="character" w:styleId="PageNumber">
     <w:name w:val="page number"/>
     <w:basedOn w:val="DefaultParagraphFont"/>
-    <w:rsid w:val="00323406"/>
+    <w:rsid w:val="00FF19B7"/>
   </w:style>
   <w:style w:type="character" w:styleId="FollowedHyperlink">
     <w:name w:val="FollowedHyperlink"/>
-    <w:rsid w:val="00323406"/>
+    <w:rsid w:val="00FF19B7"/>
     <w:rPr>
       <w:color w:val="800080"/>
       <w:u w:val="single"/>
@@ -9110,7 +8167,7 @@
     <w:uiPriority w:val="39"/>
     <w:unhideWhenUsed/>
     <w:qFormat/>
-    <w:rsid w:val="00323406"/>
+    <w:rsid w:val="00FF19B7"/>
     <w:pPr>
       <w:keepLines/>
       <w:spacing w:after="0" w:line="259" w:lineRule="auto"/>
@@ -9127,7 +8184,7 @@
     <w:name w:val="Code"/>
     <w:basedOn w:val="Normal"/>
     <w:qFormat/>
-    <w:rsid w:val="00323406"/>
+    <w:rsid w:val="00FF19B7"/>
     <w:pPr>
       <w:spacing w:before="80" w:line="240" w:lineRule="auto"/>
     </w:pPr>
@@ -9142,7 +8199,7 @@
     <w:autoRedefine/>
     <w:uiPriority w:val="39"/>
     <w:unhideWhenUsed/>
-    <w:rsid w:val="00323406"/>
+    <w:rsid w:val="00FF19B7"/>
     <w:pPr>
       <w:spacing w:after="100" w:line="240" w:lineRule="auto"/>
     </w:pPr>
@@ -9154,7 +8211,7 @@
     <w:autoRedefine/>
     <w:uiPriority w:val="39"/>
     <w:unhideWhenUsed/>
-    <w:rsid w:val="00323406"/>
+    <w:rsid w:val="00FF19B7"/>
     <w:pPr>
       <w:spacing w:after="100" w:line="240" w:lineRule="auto"/>
       <w:ind w:left="202"/>
@@ -9168,7 +8225,7 @@
     <w:uiPriority w:val="39"/>
     <w:semiHidden/>
     <w:unhideWhenUsed/>
-    <w:rsid w:val="00323406"/>
+    <w:rsid w:val="00FF19B7"/>
     <w:pPr>
       <w:spacing w:after="100" w:line="240" w:lineRule="auto"/>
       <w:ind w:left="403"/>

--- a/Tyr_Mars_Rover/Mars_Rover_New_Electronics_Plan.docx
+++ b/Tyr_Mars_Rover/Mars_Rover_New_Electronics_Plan.docx
@@ -747,6 +747,11 @@
       </w:r>
       <w:r>
         <w:t>, I came up with an alternative plan that requires less parts and should more easily fit in the rover body.</w:t>
+      </w:r>
+    </w:p>
+    <w:p>
+      <w:r>
+        <w:t>Wiring from motor to controller: 520mm</w:t>
       </w:r>
     </w:p>
     <w:p>
@@ -4620,7 +4625,7 @@
       <w:rPr>
         <w:noProof/>
       </w:rPr>
-      <w:t>1/20/2025</w:t>
+      <w:t>2/23/2025</w:t>
     </w:r>
     <w:r>
       <w:fldChar w:fldCharType="end"/>
@@ -7509,7 +7514,7 @@
   <w:style w:type="paragraph" w:default="1" w:styleId="Normal">
     <w:name w:val="Normal"/>
     <w:qFormat/>
-    <w:rsid w:val="00FF19B7"/>
+    <w:rsid w:val="00B76B0E"/>
     <w:pPr>
       <w:spacing w:before="160" w:after="80" w:line="336" w:lineRule="auto"/>
     </w:pPr>
@@ -7527,7 +7532,7 @@
     <w:next w:val="Normal"/>
     <w:link w:val="Heading1Char"/>
     <w:qFormat/>
-    <w:rsid w:val="00FF19B7"/>
+    <w:rsid w:val="00B76B0E"/>
     <w:pPr>
       <w:keepNext/>
       <w:spacing w:before="400" w:after="200" w:line="240" w:lineRule="auto"/>
@@ -7547,7 +7552,7 @@
     <w:next w:val="Normal"/>
     <w:link w:val="Heading2Char"/>
     <w:qFormat/>
-    <w:rsid w:val="00FF19B7"/>
+    <w:rsid w:val="00B76B0E"/>
     <w:pPr>
       <w:keepNext/>
       <w:pBdr>
@@ -7571,7 +7576,7 @@
     <w:next w:val="Normal"/>
     <w:link w:val="Heading3Char"/>
     <w:qFormat/>
-    <w:rsid w:val="00FF19B7"/>
+    <w:rsid w:val="00B76B0E"/>
     <w:pPr>
       <w:keepNext/>
       <w:autoSpaceDE w:val="0"/>
@@ -7724,7 +7729,7 @@
     <w:uiPriority w:val="1"/>
     <w:semiHidden/>
     <w:unhideWhenUsed/>
-    <w:rsid w:val="00FF19B7"/>
+    <w:rsid w:val="00B76B0E"/>
   </w:style>
   <w:style w:type="table" w:default="1" w:styleId="TableNormal">
     <w:name w:val="Normal Table"/>
@@ -7746,7 +7751,7 @@
     <w:uiPriority w:val="99"/>
     <w:semiHidden/>
     <w:unhideWhenUsed/>
-    <w:rsid w:val="00FF19B7"/>
+    <w:rsid w:val="00B76B0E"/>
   </w:style>
   <w:style w:type="character" w:customStyle="1" w:styleId="Heading1Char">
     <w:name w:val="Heading 1 Char"/>
@@ -7973,7 +7978,7 @@
     <w:basedOn w:val="Normal"/>
     <w:uiPriority w:val="34"/>
     <w:qFormat/>
-    <w:rsid w:val="00FF19B7"/>
+    <w:rsid w:val="00B76B0E"/>
     <w:pPr>
       <w:ind w:left="720"/>
     </w:pPr>
@@ -8041,7 +8046,7 @@
   </w:style>
   <w:style w:type="character" w:styleId="Hyperlink">
     <w:name w:val="Hyperlink"/>
-    <w:rsid w:val="00FF19B7"/>
+    <w:rsid w:val="00B76B0E"/>
     <w:rPr>
       <w:color w:val="0000FF"/>
       <w:u w:val="single"/>
@@ -8063,7 +8068,7 @@
     <w:name w:val="footer"/>
     <w:basedOn w:val="Normal"/>
     <w:link w:val="FooterChar"/>
-    <w:rsid w:val="00FF19B7"/>
+    <w:rsid w:val="00B76B0E"/>
     <w:pPr>
       <w:pBdr>
         <w:top w:val="single" w:sz="4" w:space="1" w:color="auto"/>
@@ -8095,7 +8100,7 @@
     <w:name w:val="header"/>
     <w:basedOn w:val="Normal"/>
     <w:link w:val="HeaderChar"/>
-    <w:rsid w:val="00FF19B7"/>
+    <w:rsid w:val="00B76B0E"/>
     <w:pPr>
       <w:tabs>
         <w:tab w:val="left" w:pos="5040"/>
@@ -8122,7 +8127,7 @@
   <w:style w:type="paragraph" w:customStyle="1" w:styleId="Outlinenumbering">
     <w:name w:val="Outline numbering"/>
     <w:basedOn w:val="Normal"/>
-    <w:rsid w:val="00FF19B7"/>
+    <w:rsid w:val="00B76B0E"/>
     <w:pPr>
       <w:numPr>
         <w:numId w:val="1"/>
@@ -8140,7 +8145,7 @@
   <w:style w:type="paragraph" w:customStyle="1" w:styleId="NumberedHeading2">
     <w:name w:val="Numbered Heading 2"/>
     <w:basedOn w:val="Normal"/>
-    <w:rsid w:val="00FF19B7"/>
+    <w:rsid w:val="00B76B0E"/>
     <w:pPr>
       <w:numPr>
         <w:numId w:val="2"/>
@@ -8150,11 +8155,11 @@
   <w:style w:type="character" w:styleId="PageNumber">
     <w:name w:val="page number"/>
     <w:basedOn w:val="DefaultParagraphFont"/>
-    <w:rsid w:val="00FF19B7"/>
+    <w:rsid w:val="00B76B0E"/>
   </w:style>
   <w:style w:type="character" w:styleId="FollowedHyperlink">
     <w:name w:val="FollowedHyperlink"/>
-    <w:rsid w:val="00FF19B7"/>
+    <w:rsid w:val="00B76B0E"/>
     <w:rPr>
       <w:color w:val="800080"/>
       <w:u w:val="single"/>
@@ -8167,7 +8172,7 @@
     <w:uiPriority w:val="39"/>
     <w:unhideWhenUsed/>
     <w:qFormat/>
-    <w:rsid w:val="00FF19B7"/>
+    <w:rsid w:val="00B76B0E"/>
     <w:pPr>
       <w:keepLines/>
       <w:spacing w:after="0" w:line="259" w:lineRule="auto"/>
@@ -8184,7 +8189,7 @@
     <w:name w:val="Code"/>
     <w:basedOn w:val="Normal"/>
     <w:qFormat/>
-    <w:rsid w:val="00FF19B7"/>
+    <w:rsid w:val="00B76B0E"/>
     <w:pPr>
       <w:spacing w:before="80" w:line="240" w:lineRule="auto"/>
     </w:pPr>
@@ -8199,7 +8204,7 @@
     <w:autoRedefine/>
     <w:uiPriority w:val="39"/>
     <w:unhideWhenUsed/>
-    <w:rsid w:val="00FF19B7"/>
+    <w:rsid w:val="00B76B0E"/>
     <w:pPr>
       <w:spacing w:after="100" w:line="240" w:lineRule="auto"/>
     </w:pPr>
@@ -8211,7 +8216,7 @@
     <w:autoRedefine/>
     <w:uiPriority w:val="39"/>
     <w:unhideWhenUsed/>
-    <w:rsid w:val="00FF19B7"/>
+    <w:rsid w:val="00B76B0E"/>
     <w:pPr>
       <w:spacing w:after="100" w:line="240" w:lineRule="auto"/>
       <w:ind w:left="202"/>
@@ -8225,7 +8230,7 @@
     <w:uiPriority w:val="39"/>
     <w:semiHidden/>
     <w:unhideWhenUsed/>
-    <w:rsid w:val="00FF19B7"/>
+    <w:rsid w:val="00B76B0E"/>
     <w:pPr>
       <w:spacing w:after="100" w:line="240" w:lineRule="auto"/>
       <w:ind w:left="403"/>

--- a/Tyr_Mars_Rover/Mars_Rover_New_Electronics_Plan.docx
+++ b/Tyr_Mars_Rover/Mars_Rover_New_Electronics_Plan.docx
@@ -6,7 +6,7 @@
       <w:pPr>
         <w:pStyle w:val="Heading1"/>
       </w:pPr>
-      <w:bookmarkStart w:id="0" w:name="_Toc188249399"/>
+      <w:bookmarkStart w:id="0" w:name="_Toc192613181"/>
       <w:r>
         <w:t>Electronics</w:t>
       </w:r>
@@ -67,7 +67,7 @@
           <w:r>
             <w:fldChar w:fldCharType="separate"/>
           </w:r>
-          <w:hyperlink w:anchor="_Toc188249399" w:history="1">
+          <w:hyperlink w:anchor="_Toc192613181" w:history="1">
             <w:r>
               <w:rPr>
                 <w:rStyle w:val="Hyperlink"/>
@@ -94,7 +94,7 @@
                 <w:noProof/>
                 <w:webHidden/>
               </w:rPr>
-              <w:instrText xml:space="preserve"> PAGEREF _Toc188249399 \h </w:instrText>
+              <w:instrText xml:space="preserve"> PAGEREF _Toc192613181 \h </w:instrText>
             </w:r>
             <w:r>
               <w:rPr>
@@ -139,7 +139,7 @@
               <w14:ligatures w14:val="standardContextual"/>
             </w:rPr>
           </w:pPr>
-          <w:hyperlink w:anchor="_Toc188249400" w:history="1">
+          <w:hyperlink w:anchor="_Toc192613182" w:history="1">
             <w:r>
               <w:rPr>
                 <w:rStyle w:val="Hyperlink"/>
@@ -166,7 +166,7 @@
                 <w:noProof/>
                 <w:webHidden/>
               </w:rPr>
-              <w:instrText xml:space="preserve"> PAGEREF _Toc188249400 \h </w:instrText>
+              <w:instrText xml:space="preserve"> PAGEREF _Toc192613182 \h </w:instrText>
             </w:r>
             <w:r>
               <w:rPr>
@@ -211,7 +211,7 @@
               <w14:ligatures w14:val="standardContextual"/>
             </w:rPr>
           </w:pPr>
-          <w:hyperlink w:anchor="_Toc188249401" w:history="1">
+          <w:hyperlink w:anchor="_Toc192613183" w:history="1">
             <w:r>
               <w:rPr>
                 <w:rStyle w:val="Hyperlink"/>
@@ -238,7 +238,7 @@
                 <w:noProof/>
                 <w:webHidden/>
               </w:rPr>
-              <w:instrText xml:space="preserve"> PAGEREF _Toc188249401 \h </w:instrText>
+              <w:instrText xml:space="preserve"> PAGEREF _Toc192613183 \h </w:instrText>
             </w:r>
             <w:r>
               <w:rPr>
@@ -283,13 +283,13 @@
               <w14:ligatures w14:val="standardContextual"/>
             </w:rPr>
           </w:pPr>
-          <w:hyperlink w:anchor="_Toc188249402" w:history="1">
+          <w:hyperlink w:anchor="_Toc192613184" w:history="1">
             <w:r>
               <w:rPr>
                 <w:rStyle w:val="Hyperlink"/>
                 <w:noProof/>
               </w:rPr>
-              <w:t>Basic Project with PWM Motor Control</w:t>
+              <w:t>Motor 2040 MicroPython</w:t>
             </w:r>
             <w:r>
               <w:rPr>
@@ -310,7 +310,7 @@
                 <w:noProof/>
                 <w:webHidden/>
               </w:rPr>
-              <w:instrText xml:space="preserve"> PAGEREF _Toc188249402 \h </w:instrText>
+              <w:instrText xml:space="preserve"> PAGEREF _Toc192613184 \h </w:instrText>
             </w:r>
             <w:r>
               <w:rPr>
@@ -355,13 +355,13 @@
               <w14:ligatures w14:val="standardContextual"/>
             </w:rPr>
           </w:pPr>
-          <w:hyperlink w:anchor="_Toc188249403" w:history="1">
+          <w:hyperlink w:anchor="_Toc192613185" w:history="1">
             <w:r>
               <w:rPr>
                 <w:rStyle w:val="Hyperlink"/>
                 <w:noProof/>
               </w:rPr>
-              <w:t>Understanding PID Control</w:t>
+              <w:t>Basic Project with PWM Motor Control</w:t>
             </w:r>
             <w:r>
               <w:rPr>
@@ -382,7 +382,7 @@
                 <w:noProof/>
                 <w:webHidden/>
               </w:rPr>
-              <w:instrText xml:space="preserve"> PAGEREF _Toc188249403 \h </w:instrText>
+              <w:instrText xml:space="preserve"> PAGEREF _Toc192613185 \h </w:instrText>
             </w:r>
             <w:r>
               <w:rPr>
@@ -402,7 +402,7 @@
                 <w:noProof/>
                 <w:webHidden/>
               </w:rPr>
-              <w:t>3</w:t>
+              <w:t>2</w:t>
             </w:r>
             <w:r>
               <w:rPr>
@@ -427,13 +427,13 @@
               <w14:ligatures w14:val="standardContextual"/>
             </w:rPr>
           </w:pPr>
-          <w:hyperlink w:anchor="_Toc188249404" w:history="1">
+          <w:hyperlink w:anchor="_Toc192613186" w:history="1">
             <w:r>
               <w:rPr>
                 <w:rStyle w:val="Hyperlink"/>
                 <w:noProof/>
               </w:rPr>
-              <w:t>Steps to Implement PID Control in Your Project</w:t>
+              <w:t>Understanding PID Control</w:t>
             </w:r>
             <w:r>
               <w:rPr>
@@ -454,7 +454,7 @@
                 <w:noProof/>
                 <w:webHidden/>
               </w:rPr>
-              <w:instrText xml:space="preserve"> PAGEREF _Toc188249404 \h </w:instrText>
+              <w:instrText xml:space="preserve"> PAGEREF _Toc192613186 \h </w:instrText>
             </w:r>
             <w:r>
               <w:rPr>
@@ -474,7 +474,7 @@
                 <w:noProof/>
                 <w:webHidden/>
               </w:rPr>
-              <w:t>6</w:t>
+              <w:t>4</w:t>
             </w:r>
             <w:r>
               <w:rPr>
@@ -499,13 +499,13 @@
               <w14:ligatures w14:val="standardContextual"/>
             </w:rPr>
           </w:pPr>
-          <w:hyperlink w:anchor="_Toc188249405" w:history="1">
+          <w:hyperlink w:anchor="_Toc192613187" w:history="1">
             <w:r>
               <w:rPr>
                 <w:rStyle w:val="Hyperlink"/>
                 <w:noProof/>
               </w:rPr>
-              <w:t>Two Motor Controllers 3 Motors</w:t>
+              <w:t>Steps to Implement PID Control in Your Project</w:t>
             </w:r>
             <w:r>
               <w:rPr>
@@ -526,7 +526,7 @@
                 <w:noProof/>
                 <w:webHidden/>
               </w:rPr>
-              <w:instrText xml:space="preserve"> PAGEREF _Toc188249405 \h </w:instrText>
+              <w:instrText xml:space="preserve"> PAGEREF _Toc192613187 \h </w:instrText>
             </w:r>
             <w:r>
               <w:rPr>
@@ -546,7 +546,7 @@
                 <w:noProof/>
                 <w:webHidden/>
               </w:rPr>
-              <w:t>8</w:t>
+              <w:t>7</w:t>
             </w:r>
             <w:r>
               <w:rPr>
@@ -571,13 +571,13 @@
               <w14:ligatures w14:val="standardContextual"/>
             </w:rPr>
           </w:pPr>
-          <w:hyperlink w:anchor="_Toc188249406" w:history="1">
+          <w:hyperlink w:anchor="_Toc192613188" w:history="1">
             <w:r>
               <w:rPr>
                 <w:rStyle w:val="Hyperlink"/>
                 <w:noProof/>
               </w:rPr>
-              <w:t>Connect two Motor 2040 Controllers to Raspberry Pi</w:t>
+              <w:t>Two Motor Controllers 3 Motors</w:t>
             </w:r>
             <w:r>
               <w:rPr>
@@ -598,7 +598,7 @@
                 <w:noProof/>
                 <w:webHidden/>
               </w:rPr>
-              <w:instrText xml:space="preserve"> PAGEREF _Toc188249406 \h </w:instrText>
+              <w:instrText xml:space="preserve"> PAGEREF _Toc192613188 \h </w:instrText>
             </w:r>
             <w:r>
               <w:rPr>
@@ -618,7 +618,7 @@
                 <w:noProof/>
                 <w:webHidden/>
               </w:rPr>
-              <w:t>10</w:t>
+              <w:t>9</w:t>
             </w:r>
             <w:r>
               <w:rPr>
@@ -643,7 +643,79 @@
               <w14:ligatures w14:val="standardContextual"/>
             </w:rPr>
           </w:pPr>
-          <w:hyperlink w:anchor="_Toc188249407" w:history="1">
+          <w:hyperlink w:anchor="_Toc192613189" w:history="1">
+            <w:r>
+              <w:rPr>
+                <w:rStyle w:val="Hyperlink"/>
+                <w:noProof/>
+              </w:rPr>
+              <w:t>Connect two Motor 2040 Controllers to Raspberry Pi</w:t>
+            </w:r>
+            <w:r>
+              <w:rPr>
+                <w:noProof/>
+                <w:webHidden/>
+              </w:rPr>
+              <w:tab/>
+            </w:r>
+            <w:r>
+              <w:rPr>
+                <w:noProof/>
+                <w:webHidden/>
+              </w:rPr>
+              <w:fldChar w:fldCharType="begin"/>
+            </w:r>
+            <w:r>
+              <w:rPr>
+                <w:noProof/>
+                <w:webHidden/>
+              </w:rPr>
+              <w:instrText xml:space="preserve"> PAGEREF _Toc192613189 \h </w:instrText>
+            </w:r>
+            <w:r>
+              <w:rPr>
+                <w:noProof/>
+                <w:webHidden/>
+              </w:rPr>
+            </w:r>
+            <w:r>
+              <w:rPr>
+                <w:noProof/>
+                <w:webHidden/>
+              </w:rPr>
+              <w:fldChar w:fldCharType="separate"/>
+            </w:r>
+            <w:r>
+              <w:rPr>
+                <w:noProof/>
+                <w:webHidden/>
+              </w:rPr>
+              <w:t>11</w:t>
+            </w:r>
+            <w:r>
+              <w:rPr>
+                <w:noProof/>
+                <w:webHidden/>
+              </w:rPr>
+              <w:fldChar w:fldCharType="end"/>
+            </w:r>
+          </w:hyperlink>
+        </w:p>
+        <w:p>
+          <w:pPr>
+            <w:pStyle w:val="TOC1"/>
+            <w:tabs>
+              <w:tab w:val="right" w:leader="dot" w:pos="9350"/>
+            </w:tabs>
+            <w:rPr>
+              <w:rFonts w:asciiTheme="minorHAnsi" w:eastAsiaTheme="minorEastAsia" w:hAnsiTheme="minorHAnsi" w:cstheme="minorBidi"/>
+              <w:noProof/>
+              <w:kern w:val="2"/>
+              <w:sz w:val="24"/>
+              <w14:ligatures w14:val="standardContextual"/>
+            </w:rPr>
+          </w:pPr>
+          <w:hyperlink w:anchor="_Toc192613190" w:history="1">
             <w:r>
               <w:rPr>
                 <w:rStyle w:val="Hyperlink"/>
@@ -670,7 +742,7 @@
                 <w:noProof/>
                 <w:webHidden/>
               </w:rPr>
-              <w:instrText xml:space="preserve"> PAGEREF _Toc188249407 \h </w:instrText>
+              <w:instrText xml:space="preserve"> PAGEREF _Toc192613190 \h </w:instrText>
             </w:r>
             <w:r>
               <w:rPr>
@@ -690,7 +762,7 @@
                 <w:noProof/>
                 <w:webHidden/>
               </w:rPr>
-              <w:t>13</w:t>
+              <w:t>14</w:t>
             </w:r>
             <w:r>
               <w:rPr>
@@ -717,7 +789,7 @@
       <w:pPr>
         <w:pStyle w:val="Heading1"/>
       </w:pPr>
-      <w:bookmarkStart w:id="1" w:name="_Toc188249400"/>
+      <w:bookmarkStart w:id="1" w:name="_Toc192613182"/>
       <w:r>
         <w:t>Problem Statement</w:t>
       </w:r>
@@ -750,15 +822,10 @@
       </w:r>
     </w:p>
     <w:p>
-      <w:r>
-        <w:t>Wiring from motor to controller: 520mm</w:t>
-      </w:r>
-    </w:p>
-    <w:p>
       <w:pPr>
         <w:pStyle w:val="Heading1"/>
       </w:pPr>
-      <w:bookmarkStart w:id="2" w:name="_Toc188249401"/>
+      <w:bookmarkStart w:id="2" w:name="_Toc192613183"/>
       <w:r>
         <w:t>Parts</w:t>
       </w:r>
@@ -811,7 +878,21 @@
           <w:rPr>
             <w:rStyle w:val="Hyperlink"/>
           </w:rPr>
-          <w:t>4v Lipo Battery</w:t>
+          <w:t xml:space="preserve">4v </w:t>
+        </w:r>
+        <w:proofErr w:type="spellStart"/>
+        <w:r>
+          <w:rPr>
+            <w:rStyle w:val="Hyperlink"/>
+          </w:rPr>
+          <w:t>Lipo</w:t>
+        </w:r>
+        <w:proofErr w:type="spellEnd"/>
+        <w:r>
+          <w:rPr>
+            <w:rStyle w:val="Hyperlink"/>
+          </w:rPr>
+          <w:t xml:space="preserve"> Battery</w:t>
         </w:r>
       </w:hyperlink>
       <w:r>
@@ -891,55 +972,9 @@
     <w:p>
       <w:r>
         <w:lastRenderedPageBreak/>
-        <w:t xml:space="preserve">2 - </w:t>
+        <w:t xml:space="preserve">1 - </w:t>
       </w:r>
       <w:hyperlink r:id="rId13" w:history="1">
-        <w:r>
-          <w:rPr>
-            <w:rStyle w:val="Hyperlink"/>
-          </w:rPr>
-          <w:t>Motor 2040 - Quad Motor Controller</w:t>
-        </w:r>
-        <w:r>
-          <w:rPr>
-            <w:rStyle w:val="Hyperlink"/>
-          </w:rPr>
-          <w:t>s</w:t>
-        </w:r>
-      </w:hyperlink>
-      <w:r>
-        <w:t xml:space="preserve"> -</w:t>
-      </w:r>
-      <w:r>
-        <w:t xml:space="preserve"> $25</w:t>
-      </w:r>
-      <w:r>
-        <w:t>.</w:t>
-      </w:r>
-      <w:r>
-        <w:t xml:space="preserve"> Takes 5v input.</w:t>
-      </w:r>
-      <w:r>
-        <w:t xml:space="preserve"> It only has .5 amp output. </w:t>
-      </w:r>
-      <w:r>
-        <w:t xml:space="preserve">Motors take 1.8A stall. </w:t>
-      </w:r>
-      <w:r>
-        <w:t>Power motors directly from battery.</w:t>
-      </w:r>
-      <w:r>
-        <w:t xml:space="preserve"> Will need some sort of power distribution from battery to motors.</w:t>
-      </w:r>
-      <w:r>
-        <w:t xml:space="preserve"> </w:t>
-      </w:r>
-    </w:p>
-    <w:p>
-      <w:r>
-        <w:t xml:space="preserve">1 - </w:t>
-      </w:r>
-      <w:hyperlink r:id="rId14" w:history="1">
         <w:r>
           <w:rPr>
             <w:rStyle w:val="Hyperlink"/>
@@ -952,12 +987,20 @@
       <w:r>
         <w:t xml:space="preserve">1 - </w:t>
       </w:r>
-      <w:hyperlink r:id="rId15" w:history="1">
+      <w:hyperlink r:id="rId14" w:history="1">
+        <w:proofErr w:type="spellStart"/>
         <w:r>
           <w:rPr>
             <w:rStyle w:val="Hyperlink"/>
           </w:rPr>
-          <w:t>Usb c to bare wire for Pi 5</w:t>
+          <w:t>Usb</w:t>
+        </w:r>
+        <w:proofErr w:type="spellEnd"/>
+        <w:r>
+          <w:rPr>
+            <w:rStyle w:val="Hyperlink"/>
+          </w:rPr>
+          <w:t xml:space="preserve"> c to bare wire for Pi 5</w:t>
         </w:r>
       </w:hyperlink>
     </w:p>
@@ -965,7 +1008,7 @@
       <w:r>
         <w:t xml:space="preserve">1 - </w:t>
       </w:r>
-      <w:hyperlink r:id="rId16" w:history="1">
+      <w:hyperlink r:id="rId15" w:history="1">
         <w:r>
           <w:rPr>
             <w:rStyle w:val="Hyperlink"/>
@@ -1021,14 +1064,171 @@
       <w:pPr>
         <w:pStyle w:val="Heading1"/>
       </w:pPr>
-      <w:bookmarkStart w:id="3" w:name="_Toc188249402"/>
+      <w:bookmarkStart w:id="3" w:name="_Toc192613184"/>
+      <w:r>
+        <w:t xml:space="preserve">Motor 2040 </w:t>
+      </w:r>
+      <w:proofErr w:type="spellStart"/>
+      <w:r>
+        <w:t>Micro</w:t>
+      </w:r>
+      <w:r>
+        <w:t>P</w:t>
+      </w:r>
+      <w:r>
+        <w:t>ython</w:t>
+      </w:r>
+      <w:bookmarkEnd w:id="3"/>
+      <w:proofErr w:type="spellEnd"/>
+    </w:p>
+    <w:p>
+      <w:r>
+        <w:t xml:space="preserve">2 - </w:t>
+      </w:r>
+      <w:hyperlink r:id="rId16" w:history="1">
+        <w:r>
+          <w:rPr>
+            <w:rStyle w:val="Hyperlink"/>
+          </w:rPr>
+          <w:t>Motor 2040 - Quad Motor Controllers</w:t>
+        </w:r>
+      </w:hyperlink>
+      <w:r>
+        <w:t xml:space="preserve"> - $25. Takes 5v input. It only has .5 amp output. Motors take 1.8A stall. Power motors directly from battery. Will need some sort of power distribution from battery to motors. </w:t>
+      </w:r>
+    </w:p>
+    <w:p>
+      <w:hyperlink r:id="rId17" w:history="1">
+        <w:r>
+          <w:rPr>
+            <w:rStyle w:val="Hyperlink"/>
+          </w:rPr>
+          <w:t>https://github.com/pimoroni/pimoroni-pico</w:t>
+        </w:r>
+      </w:hyperlink>
+      <w:r>
+        <w:t xml:space="preserve"> </w:t>
+      </w:r>
+      <w:r>
+        <w:t>pico-vx.x.x-pimoroni-micropython.uf2</w:t>
+      </w:r>
+    </w:p>
+    <w:p>
+      <w:pPr>
+        <w:pStyle w:val="ListParagraph"/>
+        <w:numPr>
+          <w:ilvl w:val="0"/>
+          <w:numId w:val="20"/>
+        </w:numPr>
+      </w:pPr>
+      <w:hyperlink r:id="rId18" w:history="1">
+        <w:r>
+          <w:rPr>
+            <w:rStyle w:val="Hyperlink"/>
+          </w:rPr>
+          <w:t>Get Started with Raspberry Pi Pic</w:t>
+        </w:r>
+        <w:r>
+          <w:rPr>
+            <w:rStyle w:val="Hyperlink"/>
+          </w:rPr>
+          <w:t xml:space="preserve">o and </w:t>
+        </w:r>
+        <w:proofErr w:type="spellStart"/>
+        <w:r>
+          <w:rPr>
+            <w:rStyle w:val="Hyperlink"/>
+          </w:rPr>
+          <w:t>MicroPython</w:t>
+        </w:r>
+        <w:proofErr w:type="spellEnd"/>
+      </w:hyperlink>
+    </w:p>
+    <w:p>
+      <w:pPr>
+        <w:pStyle w:val="ListParagraph"/>
+        <w:numPr>
+          <w:ilvl w:val="0"/>
+          <w:numId w:val="20"/>
+        </w:numPr>
+      </w:pPr>
+      <w:hyperlink r:id="rId19" w:history="1">
+        <w:r>
+          <w:rPr>
+            <w:rStyle w:val="Hyperlink"/>
+          </w:rPr>
+          <w:t xml:space="preserve">Installing </w:t>
+        </w:r>
+        <w:proofErr w:type="spellStart"/>
+        <w:r>
+          <w:rPr>
+            <w:rStyle w:val="Hyperlink"/>
+          </w:rPr>
+          <w:t>MicroPython</w:t>
+        </w:r>
+        <w:proofErr w:type="spellEnd"/>
+      </w:hyperlink>
+    </w:p>
+    <w:p>
+      <w:pPr>
+        <w:pStyle w:val="ListParagraph"/>
+        <w:numPr>
+          <w:ilvl w:val="0"/>
+          <w:numId w:val="20"/>
+        </w:numPr>
+      </w:pPr>
+      <w:hyperlink r:id="rId20" w:history="1">
+        <w:proofErr w:type="spellStart"/>
+        <w:r>
+          <w:rPr>
+            <w:rStyle w:val="Hyperlink"/>
+          </w:rPr>
+          <w:t>MicroPython</w:t>
+        </w:r>
+        <w:proofErr w:type="spellEnd"/>
+        <w:r>
+          <w:rPr>
+            <w:rStyle w:val="Hyperlink"/>
+          </w:rPr>
+          <w:t xml:space="preserve"> Examples</w:t>
+        </w:r>
+      </w:hyperlink>
+    </w:p>
+    <w:p>
+      <w:pPr>
+        <w:pStyle w:val="ListParagraph"/>
+        <w:numPr>
+          <w:ilvl w:val="0"/>
+          <w:numId w:val="20"/>
+        </w:numPr>
+      </w:pPr>
+      <w:hyperlink r:id="rId21" w:history="1">
+        <w:r>
+          <w:rPr>
+            <w:rStyle w:val="Hyperlink"/>
+          </w:rPr>
+          <w:t>Motors and Motor 2040 Motor Librar</w:t>
+        </w:r>
+        <w:r>
+          <w:rPr>
+            <w:rStyle w:val="Hyperlink"/>
+          </w:rPr>
+          <w:t>y (API)</w:t>
+        </w:r>
+      </w:hyperlink>
+    </w:p>
+    <w:p>
+      <w:pPr>
+        <w:pStyle w:val="Heading1"/>
+      </w:pPr>
+      <w:bookmarkStart w:id="4" w:name="_Toc192613185"/>
       <w:r>
         <w:t>Basic Project</w:t>
       </w:r>
       <w:r>
         <w:t xml:space="preserve"> with PWM Motor Control</w:t>
       </w:r>
-      <w:bookmarkEnd w:id="3"/>
+      <w:bookmarkEnd w:id="4"/>
     </w:p>
     <w:p>
       <w:r>
@@ -1067,7 +1267,7 @@
       <w:r>
         <w:t>: This controller is powered by the RP2040 chip and supports four motors with encoders</w:t>
       </w:r>
-      <w:hyperlink r:id="rId17" w:history="1">
+      <w:hyperlink r:id="rId22" w:history="1">
         <w:r>
           <w:rPr>
             <w:rStyle w:val="Hyperlink"/>
@@ -1148,9 +1348,117 @@
         <w:t>Microcontroller Programming Environment</w:t>
       </w:r>
       <w:r>
-        <w:t>: You can use C++, MicroPython, or CircuitPython</w:t>
-      </w:r>
-      <w:hyperlink r:id="rId18" w:history="1">
+        <w:t xml:space="preserve">: You can use C++, </w:t>
+      </w:r>
+      <w:proofErr w:type="spellStart"/>
+      <w:r>
+        <w:t>MicroPython</w:t>
+      </w:r>
+      <w:proofErr w:type="spellEnd"/>
+      <w:r>
+        <w:t xml:space="preserve">, or </w:t>
+      </w:r>
+      <w:proofErr w:type="spellStart"/>
+      <w:r>
+        <w:t>CircuitPython</w:t>
+      </w:r>
+      <w:proofErr w:type="spellEnd"/>
+      <w:r>
+        <w:fldChar w:fldCharType="begin"/>
+      </w:r>
+      <w:r>
+        <w:instrText>HYPERLINK "https://shop.pimoroni.com/products/motor-2040?variant=39884997853267"</w:instrText>
+      </w:r>
+      <w:r>
+        <w:fldChar w:fldCharType="separate"/>
+      </w:r>
+      <w:r>
+        <w:rPr>
+          <w:rStyle w:val="Hyperlink"/>
+        </w:rPr>
+        <w:t>[2]</w:t>
+      </w:r>
+      <w:r>
+        <w:fldChar w:fldCharType="end"/>
+      </w:r>
+      <w:r>
+        <w:t>.</w:t>
+      </w:r>
+    </w:p>
+    <w:p>
+      <w:pPr>
+        <w:rPr>
+          <w:b/>
+          <w:bCs/>
+        </w:rPr>
+      </w:pPr>
+      <w:r>
+        <w:rPr>
+          <w:b/>
+          <w:bCs/>
+        </w:rPr>
+        <w:lastRenderedPageBreak/>
+        <w:t>Steps to Create Your Project:</w:t>
+      </w:r>
+    </w:p>
+    <w:p>
+      <w:pPr>
+        <w:numPr>
+          <w:ilvl w:val="0"/>
+          <w:numId w:val="4"/>
+        </w:numPr>
+      </w:pPr>
+      <w:r>
+        <w:rPr>
+          <w:b/>
+          <w:bCs/>
+        </w:rPr>
+        <w:t>Connect the Motors</w:t>
+      </w:r>
+      <w:r>
+        <w:t>:</w:t>
+      </w:r>
+    </w:p>
+    <w:p>
+      <w:pPr>
+        <w:numPr>
+          <w:ilvl w:val="1"/>
+          <w:numId w:val="4"/>
+        </w:numPr>
+      </w:pPr>
+      <w:r>
+        <w:t>Attach the JGA25-370 motors to the Motor 2040 using the JST-SH cables. Make sure each motor is connected to one of the four motor channels on the controller.</w:t>
+      </w:r>
+    </w:p>
+    <w:p>
+      <w:pPr>
+        <w:numPr>
+          <w:ilvl w:val="0"/>
+          <w:numId w:val="4"/>
+        </w:numPr>
+      </w:pPr>
+      <w:r>
+        <w:rPr>
+          <w:b/>
+          <w:bCs/>
+        </w:rPr>
+        <w:t>Power the Controller</w:t>
+      </w:r>
+      <w:r>
+        <w:t>:</w:t>
+      </w:r>
+    </w:p>
+    <w:p>
+      <w:pPr>
+        <w:numPr>
+          <w:ilvl w:val="1"/>
+          <w:numId w:val="4"/>
+        </w:numPr>
+      </w:pPr>
+      <w:r>
+        <w:t>Connect your power supply to the Motor 2040. The controller supports a wide voltage range (2.7V to 10V) for motors and logic</w:t>
+      </w:r>
+      <w:hyperlink r:id="rId23" w:history="1">
         <w:r>
           <w:rPr>
             <w:rStyle w:val="Hyperlink"/>
@@ -1164,21 +1472,6 @@
     </w:p>
     <w:p>
       <w:pPr>
-        <w:rPr>
-          <w:b/>
-          <w:bCs/>
-        </w:rPr>
-      </w:pPr>
-      <w:r>
-        <w:rPr>
-          <w:b/>
-          <w:bCs/>
-        </w:rPr>
-        <w:t>Steps to Create Your Project:</w:t>
-      </w:r>
-    </w:p>
-    <w:p>
-      <w:pPr>
         <w:numPr>
           <w:ilvl w:val="0"/>
           <w:numId w:val="4"/>
@@ -1189,7 +1482,7 @@
           <w:b/>
           <w:bCs/>
         </w:rPr>
-        <w:t>Connect the Motors</w:t>
+        <w:t>Set Up the Programming Environment</w:t>
       </w:r>
       <w:r>
         <w:t>:</w:t>
@@ -1203,38 +1496,25 @@
         </w:numPr>
       </w:pPr>
       <w:r>
-        <w:t>Attach the JGA25-370 motors to the Motor 2040 using the JST-SH cables. Make sure each motor is connected to one of the four motor channels on the controller.</w:t>
-      </w:r>
-    </w:p>
-    <w:p>
-      <w:pPr>
-        <w:numPr>
-          <w:ilvl w:val="0"/>
-          <w:numId w:val="4"/>
-        </w:numPr>
-      </w:pPr>
-      <w:r>
-        <w:rPr>
-          <w:b/>
-          <w:bCs/>
-        </w:rPr>
-        <w:t>Power the Controller</w:t>
-      </w:r>
-      <w:r>
-        <w:t>:</w:t>
-      </w:r>
-    </w:p>
-    <w:p>
-      <w:pPr>
-        <w:numPr>
-          <w:ilvl w:val="1"/>
-          <w:numId w:val="4"/>
-        </w:numPr>
-      </w:pPr>
-      <w:r>
-        <w:t>Connect your power supply to the Motor 2040. The controller supports a wide voltage range (2.7V to 10V) for motors and logic</w:t>
-      </w:r>
-      <w:hyperlink r:id="rId19" w:history="1">
+        <w:t xml:space="preserve">Install the necessary libraries for your chosen programming language. For example, if you're using </w:t>
+      </w:r>
+      <w:proofErr w:type="spellStart"/>
+      <w:r>
+        <w:t>MicroPython</w:t>
+      </w:r>
+      <w:proofErr w:type="spellEnd"/>
+      <w:r>
+        <w:t xml:space="preserve">, you can find the Motor 2040 library and examples on the </w:t>
+      </w:r>
+      <w:proofErr w:type="spellStart"/>
+      <w:r>
+        <w:t>Pimoroni</w:t>
+      </w:r>
+      <w:proofErr w:type="spellEnd"/>
+      <w:r>
+        <w:t xml:space="preserve"> GitHub page</w:t>
+      </w:r>
+      <w:hyperlink r:id="rId24" w:history="1">
         <w:r>
           <w:rPr>
             <w:rStyle w:val="Hyperlink"/>
@@ -1258,8 +1538,7 @@
           <w:b/>
           <w:bCs/>
         </w:rPr>
-        <w:lastRenderedPageBreak/>
-        <w:t>Set Up the Programming Environment</w:t>
+        <w:t>Write Your Code</w:t>
       </w:r>
       <w:r>
         <w:t>:</w:t>
@@ -1273,47 +1552,15 @@
         </w:numPr>
       </w:pPr>
       <w:r>
-        <w:t>Install the necessary libraries for your chosen programming language. For example, if you're using MicroPython, you can find the Motor 2040 library and examples on the Pimoroni GitHub page</w:t>
-      </w:r>
-      <w:hyperlink r:id="rId20" w:history="1">
-        <w:r>
-          <w:rPr>
-            <w:rStyle w:val="Hyperlink"/>
-          </w:rPr>
-          <w:t>[2]</w:t>
-        </w:r>
-      </w:hyperlink>
-      <w:r>
-        <w:t>.</w:t>
-      </w:r>
-    </w:p>
-    <w:p>
-      <w:pPr>
-        <w:numPr>
-          <w:ilvl w:val="0"/>
-          <w:numId w:val="4"/>
-        </w:numPr>
-      </w:pPr>
-      <w:r>
-        <w:rPr>
-          <w:b/>
-          <w:bCs/>
-        </w:rPr>
-        <w:t>Write Your Code</w:t>
-      </w:r>
+        <w:t xml:space="preserve">Start by writing simple code to control the motors. For instance, you can write a script to make the motors move forward, backward, and stop. Here's a basic example in </w:t>
+      </w:r>
+      <w:proofErr w:type="spellStart"/>
+      <w:r>
+        <w:t>MicroPython</w:t>
+      </w:r>
+      <w:proofErr w:type="spellEnd"/>
       <w:r>
         <w:t>:</w:t>
-      </w:r>
-    </w:p>
-    <w:p>
-      <w:pPr>
-        <w:numPr>
-          <w:ilvl w:val="1"/>
-          <w:numId w:val="4"/>
-        </w:numPr>
-      </w:pPr>
-      <w:r>
-        <w:t>Start by writing simple code to control the motors. For instance, you can write a script to make the motors move forward, backward, and stop. Here's a basic example in MicroPython:</w:t>
       </w:r>
     </w:p>
     <w:p>
@@ -1344,6 +1591,7 @@
               <w:pStyle w:val="Code"/>
             </w:pPr>
             <w:r>
+              <w:lastRenderedPageBreak/>
               <w:t>from motor import Motor2040</w:t>
             </w:r>
           </w:p>
@@ -1509,27 +1757,35 @@
       <w:r>
         <w:t xml:space="preserve">] </w:t>
       </w:r>
-      <w:hyperlink r:id="rId21" w:history="1">
+      <w:hyperlink r:id="rId25" w:history="1">
         <w:r>
           <w:rPr>
             <w:rStyle w:val="Hyperlink"/>
           </w:rPr>
-          <w:t>Motor 2040 - Quad Motor Controller - Pimoroni</w:t>
+          <w:t xml:space="preserve">Motor 2040 - Quad Motor Controller - </w:t>
         </w:r>
+        <w:proofErr w:type="spellStart"/>
+        <w:r>
+          <w:rPr>
+            <w:rStyle w:val="Hyperlink"/>
+          </w:rPr>
+          <w:t>Pimoroni</w:t>
+        </w:r>
+        <w:proofErr w:type="spellEnd"/>
       </w:hyperlink>
     </w:p>
     <w:p>
       <w:pPr>
         <w:pStyle w:val="Heading1"/>
       </w:pPr>
-      <w:bookmarkStart w:id="4" w:name="_Toc188249403"/>
+      <w:bookmarkStart w:id="5" w:name="_Toc192613186"/>
       <w:r>
         <w:t>U</w:t>
       </w:r>
       <w:r>
         <w:t>nderstanding PID Control</w:t>
       </w:r>
-      <w:bookmarkEnd w:id="4"/>
+      <w:bookmarkEnd w:id="5"/>
     </w:p>
     <w:p>
       <w:r>
@@ -1548,7 +1804,6 @@
           <w:b/>
           <w:bCs/>
         </w:rPr>
-        <w:lastRenderedPageBreak/>
         <w:t>Proportional (P)</w:t>
       </w:r>
       <w:r>
@@ -1621,17 +1876,37 @@
         <w:t>Define the PID Equation</w:t>
       </w:r>
       <w:r>
-        <w:t>: The PID control equation is: $ u(t) = K</w:t>
+        <w:t xml:space="preserve">: The PID control equation is: $ u(t) = </w:t>
+      </w:r>
+      <w:proofErr w:type="spellStart"/>
+      <w:r>
+        <w:t>K</w:t>
       </w:r>
       <w:r>
         <w:rPr>
           <w:i/>
           <w:iCs/>
         </w:rPr>
-        <w:t>p e(t) + K</w:t>
-      </w:r>
-      <w:r>
-        <w:t>i \int e(t) dt + K_d \frac{de(t)}{dt} $ where:</w:t>
+        <w:t>p</w:t>
+      </w:r>
+      <w:proofErr w:type="spellEnd"/>
+      <w:r>
+        <w:rPr>
+          <w:i/>
+          <w:iCs/>
+        </w:rPr>
+        <w:t xml:space="preserve"> e(t) + K</w:t>
+      </w:r>
+      <w:r>
+        <w:t xml:space="preserve">i \int e(t) dt + </w:t>
+      </w:r>
+      <w:proofErr w:type="spellStart"/>
+      <w:r>
+        <w:t>K_d</w:t>
+      </w:r>
+      <w:proofErr w:type="spellEnd"/>
+      <w:r>
+        <w:t xml:space="preserve"> \frac{de(t)}{dt} $ where:</w:t>
       </w:r>
     </w:p>
     <w:p>
@@ -1642,6 +1917,7 @@
         </w:numPr>
       </w:pPr>
       <w:r>
+        <w:lastRenderedPageBreak/>
         <w:t>( u(t) ) is the control output.</w:t>
       </w:r>
     </w:p>
@@ -1664,17 +1940,37 @@
         </w:numPr>
       </w:pPr>
       <w:r>
-        <w:t>( K</w:t>
+        <w:t xml:space="preserve">( </w:t>
+      </w:r>
+      <w:proofErr w:type="spellStart"/>
+      <w:r>
+        <w:t>K</w:t>
       </w:r>
       <w:r>
         <w:rPr>
           <w:i/>
           <w:iCs/>
         </w:rPr>
-        <w:t>p ), ( K</w:t>
-      </w:r>
-      <w:r>
-        <w:t>i ), and ( K_d ) are the proportional, integral, and derivative gains, respectively.</w:t>
+        <w:t>p</w:t>
+      </w:r>
+      <w:proofErr w:type="spellEnd"/>
+      <w:r>
+        <w:rPr>
+          <w:i/>
+          <w:iCs/>
+        </w:rPr>
+        <w:t xml:space="preserve"> ), ( K</w:t>
+      </w:r>
+      <w:r>
+        <w:t xml:space="preserve">i ), and ( </w:t>
+      </w:r>
+      <w:proofErr w:type="spellStart"/>
+      <w:r>
+        <w:t>K_d</w:t>
+      </w:r>
+      <w:proofErr w:type="spellEnd"/>
+      <w:r>
+        <w:t xml:space="preserve"> ) are the proportional, integral, and derivative gains, respectively.</w:t>
       </w:r>
     </w:p>
     <w:p>
@@ -1802,100 +2098,240 @@
               <w:pStyle w:val="Code"/>
             </w:pPr>
             <w:r>
-              <w:t xml:space="preserve">    def __init__(self, Kp, Ki, Kd):</w:t>
-            </w:r>
-          </w:p>
-          <w:p>
-            <w:pPr>
-              <w:pStyle w:val="Code"/>
-            </w:pPr>
-            <w:r>
-              <w:t xml:space="preserve">        self.Kp = Kp</w:t>
-            </w:r>
-          </w:p>
-          <w:p>
-            <w:pPr>
-              <w:pStyle w:val="Code"/>
-            </w:pPr>
-            <w:r>
-              <w:t xml:space="preserve">        self.Ki = Ki</w:t>
-            </w:r>
-          </w:p>
-          <w:p>
-            <w:pPr>
-              <w:pStyle w:val="Code"/>
-            </w:pPr>
-            <w:r>
-              <w:t xml:space="preserve">        self.Kd = Kd</w:t>
-            </w:r>
-          </w:p>
-          <w:p>
-            <w:pPr>
-              <w:pStyle w:val="Code"/>
-            </w:pPr>
-            <w:r>
-              <w:t xml:space="preserve">        self.prev_error = 0</w:t>
-            </w:r>
-          </w:p>
-          <w:p>
-            <w:pPr>
-              <w:pStyle w:val="Code"/>
-            </w:pPr>
-            <w:r>
-              <w:t xml:space="preserve">        self.integral = 0</w:t>
-            </w:r>
-          </w:p>
-          <w:p>
-            <w:pPr>
-              <w:pStyle w:val="Code"/>
-            </w:pPr>
-          </w:p>
-          <w:p>
-            <w:pPr>
-              <w:pStyle w:val="Code"/>
-            </w:pPr>
-            <w:r>
-              <w:t xml:space="preserve">    def compute(self, setpoint, measured_value):</w:t>
-            </w:r>
-          </w:p>
-          <w:p>
-            <w:pPr>
-              <w:pStyle w:val="Code"/>
-            </w:pPr>
-            <w:r>
-              <w:t xml:space="preserve">        error = setpoint - measured_value</w:t>
-            </w:r>
-          </w:p>
-          <w:p>
-            <w:pPr>
-              <w:pStyle w:val="Code"/>
-            </w:pPr>
-            <w:r>
-              <w:t xml:space="preserve">        self.integral += error</w:t>
-            </w:r>
-          </w:p>
-          <w:p>
-            <w:pPr>
-              <w:pStyle w:val="Code"/>
-            </w:pPr>
-            <w:r>
-              <w:t xml:space="preserve">        derivative = error - self.prev_error</w:t>
-            </w:r>
-          </w:p>
-          <w:p>
-            <w:pPr>
-              <w:pStyle w:val="Code"/>
-            </w:pPr>
-            <w:r>
-              <w:t xml:space="preserve">        output = self.Kp * error + self.Ki * self.integral + self.Kd * derivative</w:t>
-            </w:r>
-          </w:p>
-          <w:p>
-            <w:pPr>
-              <w:pStyle w:val="Code"/>
-            </w:pPr>
-            <w:r>
-              <w:t xml:space="preserve">        self.prev_error = error</w:t>
+              <w:t xml:space="preserve">    def __</w:t>
+            </w:r>
+            <w:proofErr w:type="spellStart"/>
+            <w:r>
+              <w:t>init</w:t>
+            </w:r>
+            <w:proofErr w:type="spellEnd"/>
+            <w:r>
+              <w:t xml:space="preserve">__(self, </w:t>
+            </w:r>
+            <w:proofErr w:type="spellStart"/>
+            <w:r>
+              <w:t>Kp</w:t>
+            </w:r>
+            <w:proofErr w:type="spellEnd"/>
+            <w:r>
+              <w:t xml:space="preserve">, Ki, </w:t>
+            </w:r>
+            <w:proofErr w:type="spellStart"/>
+            <w:r>
+              <w:t>Kd</w:t>
+            </w:r>
+            <w:proofErr w:type="spellEnd"/>
+            <w:r>
+              <w:t>):</w:t>
+            </w:r>
+          </w:p>
+          <w:p>
+            <w:pPr>
+              <w:pStyle w:val="Code"/>
+            </w:pPr>
+            <w:r>
+              <w:t xml:space="preserve">        </w:t>
+            </w:r>
+            <w:proofErr w:type="spellStart"/>
+            <w:r>
+              <w:t>self.Kp</w:t>
+            </w:r>
+            <w:proofErr w:type="spellEnd"/>
+            <w:r>
+              <w:t xml:space="preserve"> = </w:t>
+            </w:r>
+            <w:proofErr w:type="spellStart"/>
+            <w:r>
+              <w:t>Kp</w:t>
+            </w:r>
+            <w:proofErr w:type="spellEnd"/>
+          </w:p>
+          <w:p>
+            <w:pPr>
+              <w:pStyle w:val="Code"/>
+            </w:pPr>
+            <w:r>
+              <w:t xml:space="preserve">        </w:t>
+            </w:r>
+            <w:proofErr w:type="spellStart"/>
+            <w:r>
+              <w:t>self.Ki</w:t>
+            </w:r>
+            <w:proofErr w:type="spellEnd"/>
+            <w:r>
+              <w:t xml:space="preserve"> = Ki</w:t>
+            </w:r>
+          </w:p>
+          <w:p>
+            <w:pPr>
+              <w:pStyle w:val="Code"/>
+            </w:pPr>
+            <w:r>
+              <w:t xml:space="preserve">        </w:t>
+            </w:r>
+            <w:proofErr w:type="spellStart"/>
+            <w:r>
+              <w:t>self.Kd</w:t>
+            </w:r>
+            <w:proofErr w:type="spellEnd"/>
+            <w:r>
+              <w:t xml:space="preserve"> = </w:t>
+            </w:r>
+            <w:proofErr w:type="spellStart"/>
+            <w:r>
+              <w:t>Kd</w:t>
+            </w:r>
+            <w:proofErr w:type="spellEnd"/>
+          </w:p>
+          <w:p>
+            <w:pPr>
+              <w:pStyle w:val="Code"/>
+            </w:pPr>
+            <w:r>
+              <w:t xml:space="preserve">        </w:t>
+            </w:r>
+            <w:proofErr w:type="spellStart"/>
+            <w:r>
+              <w:t>self.prev_error</w:t>
+            </w:r>
+            <w:proofErr w:type="spellEnd"/>
+            <w:r>
+              <w:t xml:space="preserve"> = 0</w:t>
+            </w:r>
+          </w:p>
+          <w:p>
+            <w:pPr>
+              <w:pStyle w:val="Code"/>
+            </w:pPr>
+            <w:r>
+              <w:t xml:space="preserve">        </w:t>
+            </w:r>
+            <w:proofErr w:type="spellStart"/>
+            <w:r>
+              <w:t>self.integral</w:t>
+            </w:r>
+            <w:proofErr w:type="spellEnd"/>
+            <w:r>
+              <w:t xml:space="preserve"> = 0</w:t>
+            </w:r>
+          </w:p>
+          <w:p>
+            <w:pPr>
+              <w:pStyle w:val="Code"/>
+            </w:pPr>
+          </w:p>
+          <w:p>
+            <w:pPr>
+              <w:pStyle w:val="Code"/>
+            </w:pPr>
+            <w:r>
+              <w:t xml:space="preserve">    def compute(self, setpoint, </w:t>
+            </w:r>
+            <w:proofErr w:type="spellStart"/>
+            <w:r>
+              <w:t>measured_value</w:t>
+            </w:r>
+            <w:proofErr w:type="spellEnd"/>
+            <w:r>
+              <w:t>):</w:t>
+            </w:r>
+          </w:p>
+          <w:p>
+            <w:pPr>
+              <w:pStyle w:val="Code"/>
+            </w:pPr>
+            <w:r>
+              <w:t xml:space="preserve">        error = setpoint - </w:t>
+            </w:r>
+            <w:proofErr w:type="spellStart"/>
+            <w:r>
+              <w:t>measured_value</w:t>
+            </w:r>
+            <w:proofErr w:type="spellEnd"/>
+          </w:p>
+          <w:p>
+            <w:pPr>
+              <w:pStyle w:val="Code"/>
+            </w:pPr>
+            <w:r>
+              <w:t xml:space="preserve">        </w:t>
+            </w:r>
+            <w:proofErr w:type="spellStart"/>
+            <w:r>
+              <w:t>self.integral</w:t>
+            </w:r>
+            <w:proofErr w:type="spellEnd"/>
+            <w:r>
+              <w:t xml:space="preserve"> += error</w:t>
+            </w:r>
+          </w:p>
+          <w:p>
+            <w:pPr>
+              <w:pStyle w:val="Code"/>
+            </w:pPr>
+            <w:r>
+              <w:t xml:space="preserve">        derivative = error - </w:t>
+            </w:r>
+            <w:proofErr w:type="spellStart"/>
+            <w:r>
+              <w:t>self.prev_error</w:t>
+            </w:r>
+            <w:proofErr w:type="spellEnd"/>
+          </w:p>
+          <w:p>
+            <w:pPr>
+              <w:pStyle w:val="Code"/>
+            </w:pPr>
+            <w:r>
+              <w:t xml:space="preserve">        output = </w:t>
+            </w:r>
+            <w:proofErr w:type="spellStart"/>
+            <w:r>
+              <w:t>self.Kp</w:t>
+            </w:r>
+            <w:proofErr w:type="spellEnd"/>
+            <w:r>
+              <w:t xml:space="preserve"> * error + </w:t>
+            </w:r>
+            <w:proofErr w:type="spellStart"/>
+            <w:r>
+              <w:t>self.Ki</w:t>
+            </w:r>
+            <w:proofErr w:type="spellEnd"/>
+            <w:r>
+              <w:t xml:space="preserve"> * </w:t>
+            </w:r>
+            <w:proofErr w:type="spellStart"/>
+            <w:r>
+              <w:t>self.integral</w:t>
+            </w:r>
+            <w:proofErr w:type="spellEnd"/>
+            <w:r>
+              <w:t xml:space="preserve"> + </w:t>
+            </w:r>
+            <w:proofErr w:type="spellStart"/>
+            <w:r>
+              <w:t>self.Kd</w:t>
+            </w:r>
+            <w:proofErr w:type="spellEnd"/>
+            <w:r>
+              <w:t xml:space="preserve"> * derivative</w:t>
+            </w:r>
+          </w:p>
+          <w:p>
+            <w:pPr>
+              <w:pStyle w:val="Code"/>
+            </w:pPr>
+            <w:r>
+              <w:t xml:space="preserve">        </w:t>
+            </w:r>
+            <w:proofErr w:type="spellStart"/>
+            <w:r>
+              <w:t>self.prev_error</w:t>
+            </w:r>
+            <w:proofErr w:type="spellEnd"/>
+            <w:r>
+              <w:t xml:space="preserve"> = error</w:t>
             </w:r>
           </w:p>
           <w:p>
@@ -1923,8 +2359,29 @@
             <w:pPr>
               <w:pStyle w:val="Code"/>
             </w:pPr>
-            <w:r>
-              <w:t>pid = PID(Kp=1.0, Ki=0.1, Kd=0.05)</w:t>
+            <w:proofErr w:type="spellStart"/>
+            <w:r>
+              <w:t>pid</w:t>
+            </w:r>
+            <w:proofErr w:type="spellEnd"/>
+            <w:r>
+              <w:t xml:space="preserve"> = PID(</w:t>
+            </w:r>
+            <w:proofErr w:type="spellStart"/>
+            <w:r>
+              <w:t>Kp</w:t>
+            </w:r>
+            <w:proofErr w:type="spellEnd"/>
+            <w:r>
+              <w:t xml:space="preserve">=1.0, Ki=0.1, </w:t>
+            </w:r>
+            <w:proofErr w:type="spellStart"/>
+            <w:r>
+              <w:t>Kd</w:t>
+            </w:r>
+            <w:proofErr w:type="spellEnd"/>
+            <w:r>
+              <w:t>=0.05)</w:t>
             </w:r>
           </w:p>
           <w:p>
@@ -1939,29 +2396,71 @@
             <w:pPr>
               <w:pStyle w:val="Code"/>
             </w:pPr>
-            <w:r>
-              <w:t>measured_value = 90  # Current value</w:t>
-            </w:r>
-          </w:p>
-          <w:p>
-            <w:pPr>
-              <w:pStyle w:val="Code"/>
-            </w:pPr>
-          </w:p>
-          <w:p>
-            <w:pPr>
-              <w:pStyle w:val="Code"/>
-            </w:pPr>
-            <w:r>
-              <w:t>control_output = pid.compute(setpoint, measured_value)</w:t>
-            </w:r>
-          </w:p>
-          <w:p>
-            <w:pPr>
-              <w:pStyle w:val="Code"/>
-            </w:pPr>
-            <w:r>
-              <w:t>print(f"Control Output: {control_output}")</w:t>
+            <w:proofErr w:type="spellStart"/>
+            <w:r>
+              <w:t>measured_value</w:t>
+            </w:r>
+            <w:proofErr w:type="spellEnd"/>
+            <w:r>
+              <w:t xml:space="preserve"> = 90  # Current value</w:t>
+            </w:r>
+          </w:p>
+          <w:p>
+            <w:pPr>
+              <w:pStyle w:val="Code"/>
+            </w:pPr>
+          </w:p>
+          <w:p>
+            <w:pPr>
+              <w:pStyle w:val="Code"/>
+            </w:pPr>
+            <w:proofErr w:type="spellStart"/>
+            <w:r>
+              <w:t>control_output</w:t>
+            </w:r>
+            <w:proofErr w:type="spellEnd"/>
+            <w:r>
+              <w:t xml:space="preserve"> = </w:t>
+            </w:r>
+            <w:proofErr w:type="spellStart"/>
+            <w:r>
+              <w:t>pid.compute</w:t>
+            </w:r>
+            <w:proofErr w:type="spellEnd"/>
+            <w:r>
+              <w:t xml:space="preserve">(setpoint, </w:t>
+            </w:r>
+            <w:proofErr w:type="spellStart"/>
+            <w:r>
+              <w:t>measured_value</w:t>
+            </w:r>
+            <w:proofErr w:type="spellEnd"/>
+            <w:r>
+              <w:t>)</w:t>
+            </w:r>
+          </w:p>
+          <w:p>
+            <w:pPr>
+              <w:pStyle w:val="Code"/>
+            </w:pPr>
+            <w:r>
+              <w:t>print(</w:t>
+            </w:r>
+            <w:proofErr w:type="spellStart"/>
+            <w:r>
+              <w:t>f"Control</w:t>
+            </w:r>
+            <w:proofErr w:type="spellEnd"/>
+            <w:r>
+              <w:t xml:space="preserve"> Output: {</w:t>
+            </w:r>
+            <w:proofErr w:type="spellStart"/>
+            <w:r>
+              <w:t>control_output</w:t>
+            </w:r>
+            <w:proofErr w:type="spellEnd"/>
+            <w:r>
+              <w:t>}")</w:t>
             </w:r>
           </w:p>
           <w:p>
@@ -1989,19 +2488,39 @@
     </w:p>
     <w:p>
       <w:r>
-        <w:t>Tuning the ( K</w:t>
+        <w:t xml:space="preserve">Tuning the ( </w:t>
+      </w:r>
+      <w:proofErr w:type="spellStart"/>
+      <w:r>
+        <w:t>K</w:t>
       </w:r>
       <w:r>
         <w:rPr>
           <w:i/>
           <w:iCs/>
         </w:rPr>
-        <w:t>p ), ( K</w:t>
-      </w:r>
-      <w:r>
-        <w:t>i ), and ( K_d ) parameters is crucial for optimal performance. You can start with the Ziegler-Nichols method or trial and error to find the best values for your system</w:t>
-      </w:r>
-      <w:hyperlink r:id="rId22" w:history="1">
+        <w:t>p</w:t>
+      </w:r>
+      <w:proofErr w:type="spellEnd"/>
+      <w:r>
+        <w:rPr>
+          <w:i/>
+          <w:iCs/>
+        </w:rPr>
+        <w:t xml:space="preserve"> ), ( K</w:t>
+      </w:r>
+      <w:r>
+        <w:t xml:space="preserve">i ), and ( </w:t>
+      </w:r>
+      <w:proofErr w:type="spellStart"/>
+      <w:r>
+        <w:t>K_d</w:t>
+      </w:r>
+      <w:proofErr w:type="spellEnd"/>
+      <w:r>
+        <w:t xml:space="preserve"> ) parameters is crucial for optimal performance. You can start with the Ziegler-Nichols method or trial and error to find the best values for your system</w:t>
+      </w:r>
+      <w:hyperlink r:id="rId26" w:history="1">
         <w:r>
           <w:rPr>
             <w:rStyle w:val="Hyperlink"/>
@@ -2009,7 +2528,7 @@
           <w:t>[1]</w:t>
         </w:r>
       </w:hyperlink>
-      <w:hyperlink r:id="rId23" w:history="1">
+      <w:hyperlink r:id="rId27" w:history="1">
         <w:r>
           <w:rPr>
             <w:rStyle w:val="Hyperlink"/>
@@ -2045,7 +2564,7 @@
       <w:r>
         <w:t xml:space="preserve">[1] </w:t>
       </w:r>
-      <w:hyperlink r:id="rId24" w:history="1">
+      <w:hyperlink r:id="rId28" w:history="1">
         <w:r>
           <w:rPr>
             <w:rStyle w:val="Hyperlink"/>
@@ -2058,7 +2577,7 @@
       <w:r>
         <w:t xml:space="preserve">[2] </w:t>
       </w:r>
-      <w:hyperlink r:id="rId25" w:history="1">
+      <w:hyperlink r:id="rId29" w:history="1">
         <w:r>
           <w:rPr>
             <w:rStyle w:val="Hyperlink"/>
@@ -2071,12 +2590,12 @@
       <w:pPr>
         <w:pStyle w:val="Heading1"/>
       </w:pPr>
-      <w:bookmarkStart w:id="5" w:name="_Toc188249404"/>
+      <w:bookmarkStart w:id="6" w:name="_Toc192613187"/>
       <w:r>
         <w:lastRenderedPageBreak/>
         <w:t>Steps to Implement PID Control in Your Project</w:t>
       </w:r>
-      <w:bookmarkEnd w:id="5"/>
+      <w:bookmarkEnd w:id="6"/>
     </w:p>
     <w:p>
       <w:r>
@@ -2245,7 +2764,15 @@
     </w:p>
     <w:p>
       <w:r>
-        <w:t>Here's an example of how you can integrate PID control into your project using MicroPython:</w:t>
+        <w:t xml:space="preserve">Here's an example of how you can integrate PID control into your project using </w:t>
+      </w:r>
+      <w:proofErr w:type="spellStart"/>
+      <w:r>
+        <w:t>MicroPython</w:t>
+      </w:r>
+      <w:proofErr w:type="spellEnd"/>
+      <w:r>
+        <w:t>:</w:t>
       </w:r>
     </w:p>
     <w:tbl>
@@ -2301,100 +2828,240 @@
               <w:pStyle w:val="Code"/>
             </w:pPr>
             <w:r>
-              <w:t xml:space="preserve">    def __init__(self, Kp, Ki, Kd):</w:t>
-            </w:r>
-          </w:p>
-          <w:p>
-            <w:pPr>
-              <w:pStyle w:val="Code"/>
-            </w:pPr>
-            <w:r>
-              <w:t xml:space="preserve">        self.Kp = Kp</w:t>
-            </w:r>
-          </w:p>
-          <w:p>
-            <w:pPr>
-              <w:pStyle w:val="Code"/>
-            </w:pPr>
-            <w:r>
-              <w:t xml:space="preserve">        self.Ki = Ki</w:t>
-            </w:r>
-          </w:p>
-          <w:p>
-            <w:pPr>
-              <w:pStyle w:val="Code"/>
-            </w:pPr>
-            <w:r>
-              <w:t xml:space="preserve">        self.Kd = Kd</w:t>
-            </w:r>
-          </w:p>
-          <w:p>
-            <w:pPr>
-              <w:pStyle w:val="Code"/>
-            </w:pPr>
-            <w:r>
-              <w:t xml:space="preserve">        self.prev_error = 0</w:t>
-            </w:r>
-          </w:p>
-          <w:p>
-            <w:pPr>
-              <w:pStyle w:val="Code"/>
-            </w:pPr>
-            <w:r>
-              <w:t xml:space="preserve">        self.integral = 0</w:t>
-            </w:r>
-          </w:p>
-          <w:p>
-            <w:pPr>
-              <w:pStyle w:val="Code"/>
-            </w:pPr>
-          </w:p>
-          <w:p>
-            <w:pPr>
-              <w:pStyle w:val="Code"/>
-            </w:pPr>
-            <w:r>
-              <w:t xml:space="preserve">    def compute(self, setpoint, measured_value):</w:t>
-            </w:r>
-          </w:p>
-          <w:p>
-            <w:pPr>
-              <w:pStyle w:val="Code"/>
-            </w:pPr>
-            <w:r>
-              <w:t xml:space="preserve">        error = setpoint - measured_value</w:t>
-            </w:r>
-          </w:p>
-          <w:p>
-            <w:pPr>
-              <w:pStyle w:val="Code"/>
-            </w:pPr>
-            <w:r>
-              <w:t xml:space="preserve">        self.integral += error</w:t>
-            </w:r>
-          </w:p>
-          <w:p>
-            <w:pPr>
-              <w:pStyle w:val="Code"/>
-            </w:pPr>
-            <w:r>
-              <w:t xml:space="preserve">        derivative = error - self.prev_error</w:t>
-            </w:r>
-          </w:p>
-          <w:p>
-            <w:pPr>
-              <w:pStyle w:val="Code"/>
-            </w:pPr>
-            <w:r>
-              <w:t xml:space="preserve">        output = self.Kp * error + self.Ki * self.integral + self.Kd * derivative</w:t>
-            </w:r>
-          </w:p>
-          <w:p>
-            <w:pPr>
-              <w:pStyle w:val="Code"/>
-            </w:pPr>
-            <w:r>
-              <w:t xml:space="preserve">        self.prev_error = error</w:t>
+              <w:t xml:space="preserve">    def __</w:t>
+            </w:r>
+            <w:proofErr w:type="spellStart"/>
+            <w:r>
+              <w:t>init</w:t>
+            </w:r>
+            <w:proofErr w:type="spellEnd"/>
+            <w:r>
+              <w:t xml:space="preserve">__(self, </w:t>
+            </w:r>
+            <w:proofErr w:type="spellStart"/>
+            <w:r>
+              <w:t>Kp</w:t>
+            </w:r>
+            <w:proofErr w:type="spellEnd"/>
+            <w:r>
+              <w:t xml:space="preserve">, Ki, </w:t>
+            </w:r>
+            <w:proofErr w:type="spellStart"/>
+            <w:r>
+              <w:t>Kd</w:t>
+            </w:r>
+            <w:proofErr w:type="spellEnd"/>
+            <w:r>
+              <w:t>):</w:t>
+            </w:r>
+          </w:p>
+          <w:p>
+            <w:pPr>
+              <w:pStyle w:val="Code"/>
+            </w:pPr>
+            <w:r>
+              <w:t xml:space="preserve">        </w:t>
+            </w:r>
+            <w:proofErr w:type="spellStart"/>
+            <w:r>
+              <w:t>self.Kp</w:t>
+            </w:r>
+            <w:proofErr w:type="spellEnd"/>
+            <w:r>
+              <w:t xml:space="preserve"> = </w:t>
+            </w:r>
+            <w:proofErr w:type="spellStart"/>
+            <w:r>
+              <w:t>Kp</w:t>
+            </w:r>
+            <w:proofErr w:type="spellEnd"/>
+          </w:p>
+          <w:p>
+            <w:pPr>
+              <w:pStyle w:val="Code"/>
+            </w:pPr>
+            <w:r>
+              <w:t xml:space="preserve">        </w:t>
+            </w:r>
+            <w:proofErr w:type="spellStart"/>
+            <w:r>
+              <w:t>self.Ki</w:t>
+            </w:r>
+            <w:proofErr w:type="spellEnd"/>
+            <w:r>
+              <w:t xml:space="preserve"> = Ki</w:t>
+            </w:r>
+          </w:p>
+          <w:p>
+            <w:pPr>
+              <w:pStyle w:val="Code"/>
+            </w:pPr>
+            <w:r>
+              <w:t xml:space="preserve">        </w:t>
+            </w:r>
+            <w:proofErr w:type="spellStart"/>
+            <w:r>
+              <w:t>self.Kd</w:t>
+            </w:r>
+            <w:proofErr w:type="spellEnd"/>
+            <w:r>
+              <w:t xml:space="preserve"> = </w:t>
+            </w:r>
+            <w:proofErr w:type="spellStart"/>
+            <w:r>
+              <w:t>Kd</w:t>
+            </w:r>
+            <w:proofErr w:type="spellEnd"/>
+          </w:p>
+          <w:p>
+            <w:pPr>
+              <w:pStyle w:val="Code"/>
+            </w:pPr>
+            <w:r>
+              <w:t xml:space="preserve">        </w:t>
+            </w:r>
+            <w:proofErr w:type="spellStart"/>
+            <w:r>
+              <w:t>self.prev_error</w:t>
+            </w:r>
+            <w:proofErr w:type="spellEnd"/>
+            <w:r>
+              <w:t xml:space="preserve"> = 0</w:t>
+            </w:r>
+          </w:p>
+          <w:p>
+            <w:pPr>
+              <w:pStyle w:val="Code"/>
+            </w:pPr>
+            <w:r>
+              <w:t xml:space="preserve">        </w:t>
+            </w:r>
+            <w:proofErr w:type="spellStart"/>
+            <w:r>
+              <w:t>self.integral</w:t>
+            </w:r>
+            <w:proofErr w:type="spellEnd"/>
+            <w:r>
+              <w:t xml:space="preserve"> = 0</w:t>
+            </w:r>
+          </w:p>
+          <w:p>
+            <w:pPr>
+              <w:pStyle w:val="Code"/>
+            </w:pPr>
+          </w:p>
+          <w:p>
+            <w:pPr>
+              <w:pStyle w:val="Code"/>
+            </w:pPr>
+            <w:r>
+              <w:t xml:space="preserve">    def compute(self, setpoint, </w:t>
+            </w:r>
+            <w:proofErr w:type="spellStart"/>
+            <w:r>
+              <w:t>measured_value</w:t>
+            </w:r>
+            <w:proofErr w:type="spellEnd"/>
+            <w:r>
+              <w:t>):</w:t>
+            </w:r>
+          </w:p>
+          <w:p>
+            <w:pPr>
+              <w:pStyle w:val="Code"/>
+            </w:pPr>
+            <w:r>
+              <w:t xml:space="preserve">        error = setpoint - </w:t>
+            </w:r>
+            <w:proofErr w:type="spellStart"/>
+            <w:r>
+              <w:t>measured_value</w:t>
+            </w:r>
+            <w:proofErr w:type="spellEnd"/>
+          </w:p>
+          <w:p>
+            <w:pPr>
+              <w:pStyle w:val="Code"/>
+            </w:pPr>
+            <w:r>
+              <w:t xml:space="preserve">        </w:t>
+            </w:r>
+            <w:proofErr w:type="spellStart"/>
+            <w:r>
+              <w:t>self.integral</w:t>
+            </w:r>
+            <w:proofErr w:type="spellEnd"/>
+            <w:r>
+              <w:t xml:space="preserve"> += error</w:t>
+            </w:r>
+          </w:p>
+          <w:p>
+            <w:pPr>
+              <w:pStyle w:val="Code"/>
+            </w:pPr>
+            <w:r>
+              <w:t xml:space="preserve">        derivative = error - </w:t>
+            </w:r>
+            <w:proofErr w:type="spellStart"/>
+            <w:r>
+              <w:t>self.prev_error</w:t>
+            </w:r>
+            <w:proofErr w:type="spellEnd"/>
+          </w:p>
+          <w:p>
+            <w:pPr>
+              <w:pStyle w:val="Code"/>
+            </w:pPr>
+            <w:r>
+              <w:t xml:space="preserve">        output = </w:t>
+            </w:r>
+            <w:proofErr w:type="spellStart"/>
+            <w:r>
+              <w:t>self.Kp</w:t>
+            </w:r>
+            <w:proofErr w:type="spellEnd"/>
+            <w:r>
+              <w:t xml:space="preserve"> * error + </w:t>
+            </w:r>
+            <w:proofErr w:type="spellStart"/>
+            <w:r>
+              <w:t>self.Ki</w:t>
+            </w:r>
+            <w:proofErr w:type="spellEnd"/>
+            <w:r>
+              <w:t xml:space="preserve"> * </w:t>
+            </w:r>
+            <w:proofErr w:type="spellStart"/>
+            <w:r>
+              <w:t>self.integral</w:t>
+            </w:r>
+            <w:proofErr w:type="spellEnd"/>
+            <w:r>
+              <w:t xml:space="preserve"> + </w:t>
+            </w:r>
+            <w:proofErr w:type="spellStart"/>
+            <w:r>
+              <w:t>self.Kd</w:t>
+            </w:r>
+            <w:proofErr w:type="spellEnd"/>
+            <w:r>
+              <w:t xml:space="preserve"> * derivative</w:t>
+            </w:r>
+          </w:p>
+          <w:p>
+            <w:pPr>
+              <w:pStyle w:val="Code"/>
+            </w:pPr>
+            <w:r>
+              <w:t xml:space="preserve">        </w:t>
+            </w:r>
+            <w:proofErr w:type="spellStart"/>
+            <w:r>
+              <w:t>self.prev_error</w:t>
+            </w:r>
+            <w:proofErr w:type="spellEnd"/>
+            <w:r>
+              <w:t xml:space="preserve"> = error</w:t>
             </w:r>
           </w:p>
           <w:p>
@@ -2430,8 +3097,29 @@
             <w:pPr>
               <w:pStyle w:val="Code"/>
             </w:pPr>
-            <w:r>
-              <w:t>pid = PID(Kp=1.0, Ki=0.1, Kd=0.05)</w:t>
+            <w:proofErr w:type="spellStart"/>
+            <w:r>
+              <w:t>pid</w:t>
+            </w:r>
+            <w:proofErr w:type="spellEnd"/>
+            <w:r>
+              <w:t xml:space="preserve"> = PID(</w:t>
+            </w:r>
+            <w:proofErr w:type="spellStart"/>
+            <w:r>
+              <w:t>Kp</w:t>
+            </w:r>
+            <w:proofErr w:type="spellEnd"/>
+            <w:r>
+              <w:t xml:space="preserve">=1.0, Ki=0.1, </w:t>
+            </w:r>
+            <w:proofErr w:type="spellStart"/>
+            <w:r>
+              <w:t>Kd</w:t>
+            </w:r>
+            <w:proofErr w:type="spellEnd"/>
+            <w:r>
+              <w:t>=0.05)</w:t>
             </w:r>
           </w:p>
           <w:p>
@@ -2473,7 +3161,15 @@
               <w:pStyle w:val="Code"/>
             </w:pPr>
             <w:r>
-              <w:t xml:space="preserve">    measured_value = motor.motor1.get_encoder_value()</w:t>
+              <w:t xml:space="preserve">    </w:t>
+            </w:r>
+            <w:proofErr w:type="spellStart"/>
+            <w:r>
+              <w:t>measured_value</w:t>
+            </w:r>
+            <w:proofErr w:type="spellEnd"/>
+            <w:r>
+              <w:t xml:space="preserve"> = motor.motor1.get_encoder_value()</w:t>
             </w:r>
           </w:p>
           <w:p>
@@ -2494,7 +3190,31 @@
               <w:pStyle w:val="Code"/>
             </w:pPr>
             <w:r>
-              <w:t xml:space="preserve">    control_output = pid.compute(setpoint, measured_value)</w:t>
+              <w:t xml:space="preserve">    </w:t>
+            </w:r>
+            <w:proofErr w:type="spellStart"/>
+            <w:r>
+              <w:t>control_output</w:t>
+            </w:r>
+            <w:proofErr w:type="spellEnd"/>
+            <w:r>
+              <w:t xml:space="preserve"> = </w:t>
+            </w:r>
+            <w:proofErr w:type="spellStart"/>
+            <w:r>
+              <w:t>pid.compute</w:t>
+            </w:r>
+            <w:proofErr w:type="spellEnd"/>
+            <w:r>
+              <w:t xml:space="preserve">(setpoint, </w:t>
+            </w:r>
+            <w:proofErr w:type="spellStart"/>
+            <w:r>
+              <w:t>measured_value</w:t>
+            </w:r>
+            <w:proofErr w:type="spellEnd"/>
+            <w:r>
+              <w:t>)</w:t>
             </w:r>
           </w:p>
           <w:p>
@@ -2515,7 +3235,15 @@
               <w:pStyle w:val="Code"/>
             </w:pPr>
             <w:r>
-              <w:t xml:space="preserve">    motor.motor1.set_speed(control_output)</w:t>
+              <w:t xml:space="preserve">    motor.motor1.set_speed(</w:t>
+            </w:r>
+            <w:proofErr w:type="spellStart"/>
+            <w:r>
+              <w:t>control_output</w:t>
+            </w:r>
+            <w:proofErr w:type="spellEnd"/>
+            <w:r>
+              <w:t>)</w:t>
             </w:r>
           </w:p>
           <w:p>
@@ -2569,7 +3297,23 @@
           <w:b/>
           <w:bCs/>
         </w:rPr>
-        <w:t>Proportional Gain (Kp)</w:t>
+        <w:t>Proportional Gain (</w:t>
+      </w:r>
+      <w:proofErr w:type="spellStart"/>
+      <w:r>
+        <w:rPr>
+          <w:b/>
+          <w:bCs/>
+        </w:rPr>
+        <w:t>Kp</w:t>
+      </w:r>
+      <w:proofErr w:type="spellEnd"/>
+      <w:r>
+        <w:rPr>
+          <w:b/>
+          <w:bCs/>
+        </w:rPr>
+        <w:t>)</w:t>
       </w:r>
       <w:r>
         <w:t>: Start with a small value and increase it until you get a quick response without too much overshoot.</w:t>
@@ -2606,7 +3350,23 @@
           <w:b/>
           <w:bCs/>
         </w:rPr>
-        <w:t>Derivative Gain (Kd)</w:t>
+        <w:t>Derivative Gain (</w:t>
+      </w:r>
+      <w:proofErr w:type="spellStart"/>
+      <w:r>
+        <w:rPr>
+          <w:b/>
+          <w:bCs/>
+        </w:rPr>
+        <w:t>Kd</w:t>
+      </w:r>
+      <w:proofErr w:type="spellEnd"/>
+      <w:r>
+        <w:rPr>
+          <w:b/>
+          <w:bCs/>
+        </w:rPr>
+        <w:t>)</w:t>
       </w:r>
       <w:r>
         <w:t>: Use this to reduce overshoot and improve stability. Start with a small value and increase it gradually.</w:t>
@@ -2616,11 +3376,11 @@
       <w:pPr>
         <w:pStyle w:val="Heading1"/>
       </w:pPr>
-      <w:bookmarkStart w:id="6" w:name="_Toc188249405"/>
+      <w:bookmarkStart w:id="7" w:name="_Toc192613188"/>
       <w:r>
         <w:t>Two Motor Controllers 3 Motors</w:t>
       </w:r>
-      <w:bookmarkEnd w:id="6"/>
+      <w:bookmarkEnd w:id="7"/>
     </w:p>
     <w:p>
       <w:r>
@@ -2729,7 +3489,23 @@
         <w:t>Microcontroller Programming Environment</w:t>
       </w:r>
       <w:r>
-        <w:t>: You can use C++, MicroPython, or CircuitPython.</w:t>
+        <w:t xml:space="preserve">: You can use C++, </w:t>
+      </w:r>
+      <w:proofErr w:type="spellStart"/>
+      <w:r>
+        <w:t>MicroPython</w:t>
+      </w:r>
+      <w:proofErr w:type="spellEnd"/>
+      <w:r>
+        <w:t xml:space="preserve">, or </w:t>
+      </w:r>
+      <w:proofErr w:type="spellStart"/>
+      <w:r>
+        <w:t>CircuitPython</w:t>
+      </w:r>
+      <w:proofErr w:type="spellEnd"/>
+      <w:r>
+        <w:t>.</w:t>
       </w:r>
     </w:p>
     <w:p>
@@ -2831,7 +3607,23 @@
         </w:numPr>
       </w:pPr>
       <w:r>
-        <w:t>Install the necessary libraries for your chosen programming language. For example, if you're using MicroPython, you can find the Motor 2040 library and examples on the Pimoroni GitHub page.</w:t>
+        <w:t xml:space="preserve">Install the necessary libraries for your chosen programming language. For example, if you're using </w:t>
+      </w:r>
+      <w:proofErr w:type="spellStart"/>
+      <w:r>
+        <w:t>MicroPython</w:t>
+      </w:r>
+      <w:proofErr w:type="spellEnd"/>
+      <w:r>
+        <w:t xml:space="preserve">, you can find the Motor 2040 library and examples on the </w:t>
+      </w:r>
+      <w:proofErr w:type="spellStart"/>
+      <w:r>
+        <w:t>Pimoroni</w:t>
+      </w:r>
+      <w:proofErr w:type="spellEnd"/>
+      <w:r>
+        <w:t xml:space="preserve"> GitHub page.</w:t>
       </w:r>
     </w:p>
     <w:p>
@@ -2861,7 +3653,15 @@
       </w:pPr>
       <w:r>
         <w:lastRenderedPageBreak/>
-        <w:t>Write code to control the motors on both controllers. You'll need to initialize both controllers and manage the motors accordingly. Here's a basic example in MicroPython:</w:t>
+        <w:t xml:space="preserve">Write code to control the motors on both controllers. You'll need to initialize both controllers and manage the motors accordingly. Here's a basic example in </w:t>
+      </w:r>
+      <w:proofErr w:type="spellStart"/>
+      <w:r>
+        <w:t>MicroPython</w:t>
+      </w:r>
+      <w:proofErr w:type="spellEnd"/>
+      <w:r>
+        <w:t>:</w:t>
       </w:r>
     </w:p>
     <w:tbl>
@@ -2948,7 +3748,15 @@
               <w:pStyle w:val="Code"/>
             </w:pPr>
             <w:r>
-              <w:t xml:space="preserve">   def control_motors():</w:t>
+              <w:t xml:space="preserve">   def </w:t>
+            </w:r>
+            <w:proofErr w:type="spellStart"/>
+            <w:r>
+              <w:t>control_motors</w:t>
+            </w:r>
+            <w:proofErr w:type="spellEnd"/>
+            <w:r>
+              <w:t>():</w:t>
             </w:r>
           </w:p>
           <w:p>
@@ -3112,7 +3920,15 @@
               <w:pStyle w:val="Code"/>
             </w:pPr>
             <w:r>
-              <w:t xml:space="preserve">   control_motors()</w:t>
+              <w:t xml:space="preserve">   </w:t>
+            </w:r>
+            <w:proofErr w:type="spellStart"/>
+            <w:r>
+              <w:t>control_motors</w:t>
+            </w:r>
+            <w:proofErr w:type="spellEnd"/>
+            <w:r>
+              <w:t>()</w:t>
             </w:r>
           </w:p>
         </w:tc>
@@ -3221,11 +4037,11 @@
       <w:pPr>
         <w:pStyle w:val="Heading1"/>
       </w:pPr>
-      <w:bookmarkStart w:id="7" w:name="_Toc188249406"/>
+      <w:bookmarkStart w:id="8" w:name="_Toc192613189"/>
       <w:r>
         <w:t>Connect two Motor 2040 Controllers to Raspberry Pi</w:t>
       </w:r>
-      <w:bookmarkEnd w:id="7"/>
+      <w:bookmarkEnd w:id="8"/>
     </w:p>
     <w:p>
       <w:r>
@@ -3535,7 +4351,15 @@
         </w:numPr>
       </w:pPr>
       <w:r>
-        <w:t>Install the necessary libraries for I2C or UART communication on the Raspberry Pi. For example, you can use the smbus library for I2C communication in Python.</w:t>
+        <w:t xml:space="preserve">Install the necessary libraries for I2C or UART communication on the Raspberry Pi. For example, you can use the </w:t>
+      </w:r>
+      <w:proofErr w:type="spellStart"/>
+      <w:r>
+        <w:t>smbus</w:t>
+      </w:r>
+      <w:proofErr w:type="spellEnd"/>
+      <w:r>
+        <w:t xml:space="preserve"> library for I2C communication in Python.</w:t>
       </w:r>
     </w:p>
     <w:p>
@@ -3602,8 +4426,13 @@
               <w:pStyle w:val="Code"/>
             </w:pPr>
             <w:r>
-              <w:t>import smbus</w:t>
-            </w:r>
+              <w:t xml:space="preserve">import </w:t>
+            </w:r>
+            <w:proofErr w:type="spellStart"/>
+            <w:r>
+              <w:t>smbus</w:t>
+            </w:r>
+            <w:proofErr w:type="spellEnd"/>
           </w:p>
           <w:p>
             <w:pPr>
@@ -3631,7 +4460,15 @@
               <w:pStyle w:val="Code"/>
             </w:pPr>
             <w:r>
-              <w:t>bus = smbus.SMBus(1)  # 1 indicates /dev/i2c-1</w:t>
+              <w:t xml:space="preserve">bus = </w:t>
+            </w:r>
+            <w:proofErr w:type="spellStart"/>
+            <w:r>
+              <w:t>smbus.SMBus</w:t>
+            </w:r>
+            <w:proofErr w:type="spellEnd"/>
+            <w:r>
+              <w:t>(1)  # 1 indicates /dev/i2c-1</w:t>
             </w:r>
           </w:p>
           <w:p>
@@ -3684,15 +4521,63 @@
               <w:pStyle w:val="Code"/>
             </w:pPr>
             <w:r>
-              <w:t>def set_motor_speed(controller_addr, motor_num, speed):</w:t>
-            </w:r>
-          </w:p>
-          <w:p>
-            <w:pPr>
-              <w:pStyle w:val="Code"/>
-            </w:pPr>
-            <w:r>
-              <w:t xml:space="preserve">    bus.write_byte_data(controller_addr, motor_num, speed)</w:t>
+              <w:t xml:space="preserve">def </w:t>
+            </w:r>
+            <w:proofErr w:type="spellStart"/>
+            <w:r>
+              <w:t>set_motor_speed</w:t>
+            </w:r>
+            <w:proofErr w:type="spellEnd"/>
+            <w:r>
+              <w:t>(</w:t>
+            </w:r>
+            <w:proofErr w:type="spellStart"/>
+            <w:r>
+              <w:t>controller_addr</w:t>
+            </w:r>
+            <w:proofErr w:type="spellEnd"/>
+            <w:r>
+              <w:t xml:space="preserve">, </w:t>
+            </w:r>
+            <w:proofErr w:type="spellStart"/>
+            <w:r>
+              <w:t>motor_num</w:t>
+            </w:r>
+            <w:proofErr w:type="spellEnd"/>
+            <w:r>
+              <w:t>, speed):</w:t>
+            </w:r>
+          </w:p>
+          <w:p>
+            <w:pPr>
+              <w:pStyle w:val="Code"/>
+            </w:pPr>
+            <w:r>
+              <w:t xml:space="preserve">    </w:t>
+            </w:r>
+            <w:proofErr w:type="spellStart"/>
+            <w:r>
+              <w:t>bus.write_byte_data</w:t>
+            </w:r>
+            <w:proofErr w:type="spellEnd"/>
+            <w:r>
+              <w:t>(</w:t>
+            </w:r>
+            <w:proofErr w:type="spellStart"/>
+            <w:r>
+              <w:t>controller_addr</w:t>
+            </w:r>
+            <w:proofErr w:type="spellEnd"/>
+            <w:r>
+              <w:t xml:space="preserve">, </w:t>
+            </w:r>
+            <w:proofErr w:type="spellStart"/>
+            <w:r>
+              <w:t>motor_num</w:t>
+            </w:r>
+            <w:proofErr w:type="spellEnd"/>
+            <w:r>
+              <w:t>, speed)</w:t>
             </w:r>
           </w:p>
           <w:p>
@@ -3712,16 +4597,26 @@
             <w:pPr>
               <w:pStyle w:val="Code"/>
             </w:pPr>
-            <w:r>
-              <w:t>set_motor_speed(MOTOR_CONTROLLER_1_ADDR, 1, 128)  # Set motor 1 on controller 1 to half speed</w:t>
-            </w:r>
-          </w:p>
-          <w:p>
-            <w:pPr>
-              <w:pStyle w:val="Code"/>
-            </w:pPr>
-            <w:r>
-              <w:t>set_motor_speed(MOTOR_CONTROLLER_2_ADDR, 1, 128)  # Set motor 1 on controller 2 to half speed</w:t>
+            <w:proofErr w:type="spellStart"/>
+            <w:r>
+              <w:t>set_motor_speed</w:t>
+            </w:r>
+            <w:proofErr w:type="spellEnd"/>
+            <w:r>
+              <w:t>(MOTOR_CONTROLLER_1_ADDR, 1, 128)  # Set motor 1 on controller 1 to half speed</w:t>
+            </w:r>
+          </w:p>
+          <w:p>
+            <w:pPr>
+              <w:pStyle w:val="Code"/>
+            </w:pPr>
+            <w:proofErr w:type="spellStart"/>
+            <w:r>
+              <w:t>set_motor_speed</w:t>
+            </w:r>
+            <w:proofErr w:type="spellEnd"/>
+            <w:r>
+              <w:t>(MOTOR_CONTROLLER_2_ADDR, 1, 128)  # Set motor 1 on controller 2 to half speed</w:t>
             </w:r>
           </w:p>
           <w:p>
@@ -3754,16 +4649,26 @@
             <w:pPr>
               <w:pStyle w:val="Code"/>
             </w:pPr>
-            <w:r>
-              <w:t>set_motor_speed(MOTOR_CONTROLLER_1_ADDR, 1, 0)</w:t>
-            </w:r>
-          </w:p>
-          <w:p>
-            <w:pPr>
-              <w:pStyle w:val="Code"/>
-            </w:pPr>
-            <w:r>
-              <w:t>set_motor_speed(MOTOR_CONTROLLER_2_ADDR, 1, 0)</w:t>
+            <w:proofErr w:type="spellStart"/>
+            <w:r>
+              <w:t>set_motor_speed</w:t>
+            </w:r>
+            <w:proofErr w:type="spellEnd"/>
+            <w:r>
+              <w:t>(MOTOR_CONTROLLER_1_ADDR, 1, 0)</w:t>
+            </w:r>
+          </w:p>
+          <w:p>
+            <w:pPr>
+              <w:pStyle w:val="Code"/>
+            </w:pPr>
+            <w:proofErr w:type="spellStart"/>
+            <w:r>
+              <w:t>set_motor_speed</w:t>
+            </w:r>
+            <w:proofErr w:type="spellEnd"/>
+            <w:r>
+              <w:t>(MOTOR_CONTROLLER_2_ADDR, 1, 0)</w:t>
             </w:r>
           </w:p>
           <w:p>
@@ -3855,7 +4760,7 @@
       <w:pPr>
         <w:pStyle w:val="Heading1"/>
       </w:pPr>
-      <w:bookmarkStart w:id="8" w:name="_Toc188249407"/>
+      <w:bookmarkStart w:id="9" w:name="_Toc192613190"/>
       <w:r>
         <w:lastRenderedPageBreak/>
         <w:t xml:space="preserve">Implement a </w:t>
@@ -3866,7 +4771,7 @@
       <w:r>
         <w:t>Feedback Loop with Two Motor Controllers</w:t>
       </w:r>
-      <w:bookmarkEnd w:id="8"/>
+      <w:bookmarkEnd w:id="9"/>
     </w:p>
     <w:p>
       <w:r>
@@ -4057,85 +4962,185 @@
               <w:pStyle w:val="Code"/>
             </w:pPr>
             <w:r>
-              <w:t xml:space="preserve">    def __init__(self, Kp, Ki, Kd):</w:t>
-            </w:r>
-          </w:p>
-          <w:p>
-            <w:pPr>
-              <w:pStyle w:val="Code"/>
-            </w:pPr>
-            <w:r>
-              <w:t xml:space="preserve">        self.Kp = Kp</w:t>
-            </w:r>
-          </w:p>
-          <w:p>
-            <w:pPr>
-              <w:pStyle w:val="Code"/>
-            </w:pPr>
-            <w:r>
-              <w:t xml:space="preserve">        self.Ki = Ki</w:t>
-            </w:r>
-          </w:p>
-          <w:p>
-            <w:pPr>
-              <w:pStyle w:val="Code"/>
-            </w:pPr>
-            <w:r>
-              <w:t xml:space="preserve">        self.Kd = Kd</w:t>
-            </w:r>
-          </w:p>
-          <w:p>
-            <w:pPr>
-              <w:pStyle w:val="Code"/>
-            </w:pPr>
-            <w:r>
-              <w:t xml:space="preserve">        self.prev_error = 0</w:t>
-            </w:r>
-          </w:p>
-          <w:p>
-            <w:pPr>
-              <w:pStyle w:val="Code"/>
-            </w:pPr>
-            <w:r>
-              <w:t xml:space="preserve">        self.integral = 0</w:t>
-            </w:r>
-          </w:p>
-          <w:p>
-            <w:pPr>
-              <w:pStyle w:val="Code"/>
-            </w:pPr>
-          </w:p>
-          <w:p>
-            <w:pPr>
-              <w:pStyle w:val="Code"/>
-            </w:pPr>
-            <w:r>
-              <w:t xml:space="preserve">    def compute(self, setpoint, measured_value):</w:t>
-            </w:r>
-          </w:p>
-          <w:p>
-            <w:pPr>
-              <w:pStyle w:val="Code"/>
-            </w:pPr>
-            <w:r>
-              <w:t xml:space="preserve">        error = setpoint - measured_value</w:t>
-            </w:r>
-          </w:p>
-          <w:p>
-            <w:pPr>
-              <w:pStyle w:val="Code"/>
-            </w:pPr>
-            <w:r>
-              <w:t xml:space="preserve">        self.integral += error</w:t>
-            </w:r>
-          </w:p>
-          <w:p>
-            <w:pPr>
-              <w:pStyle w:val="Code"/>
-            </w:pPr>
-            <w:r>
-              <w:t xml:space="preserve">        derivative = error - self.prev_error</w:t>
-            </w:r>
+              <w:t xml:space="preserve">    def __</w:t>
+            </w:r>
+            <w:proofErr w:type="spellStart"/>
+            <w:r>
+              <w:t>init</w:t>
+            </w:r>
+            <w:proofErr w:type="spellEnd"/>
+            <w:r>
+              <w:t xml:space="preserve">__(self, </w:t>
+            </w:r>
+            <w:proofErr w:type="spellStart"/>
+            <w:r>
+              <w:t>Kp</w:t>
+            </w:r>
+            <w:proofErr w:type="spellEnd"/>
+            <w:r>
+              <w:t xml:space="preserve">, Ki, </w:t>
+            </w:r>
+            <w:proofErr w:type="spellStart"/>
+            <w:r>
+              <w:t>Kd</w:t>
+            </w:r>
+            <w:proofErr w:type="spellEnd"/>
+            <w:r>
+              <w:t>):</w:t>
+            </w:r>
+          </w:p>
+          <w:p>
+            <w:pPr>
+              <w:pStyle w:val="Code"/>
+            </w:pPr>
+            <w:r>
+              <w:t xml:space="preserve">        </w:t>
+            </w:r>
+            <w:proofErr w:type="spellStart"/>
+            <w:r>
+              <w:t>self.Kp</w:t>
+            </w:r>
+            <w:proofErr w:type="spellEnd"/>
+            <w:r>
+              <w:t xml:space="preserve"> = </w:t>
+            </w:r>
+            <w:proofErr w:type="spellStart"/>
+            <w:r>
+              <w:t>Kp</w:t>
+            </w:r>
+            <w:proofErr w:type="spellEnd"/>
+          </w:p>
+          <w:p>
+            <w:pPr>
+              <w:pStyle w:val="Code"/>
+            </w:pPr>
+            <w:r>
+              <w:t xml:space="preserve">        </w:t>
+            </w:r>
+            <w:proofErr w:type="spellStart"/>
+            <w:r>
+              <w:t>self.Ki</w:t>
+            </w:r>
+            <w:proofErr w:type="spellEnd"/>
+            <w:r>
+              <w:t xml:space="preserve"> = Ki</w:t>
+            </w:r>
+          </w:p>
+          <w:p>
+            <w:pPr>
+              <w:pStyle w:val="Code"/>
+            </w:pPr>
+            <w:r>
+              <w:t xml:space="preserve">        </w:t>
+            </w:r>
+            <w:proofErr w:type="spellStart"/>
+            <w:r>
+              <w:t>self.Kd</w:t>
+            </w:r>
+            <w:proofErr w:type="spellEnd"/>
+            <w:r>
+              <w:t xml:space="preserve"> = </w:t>
+            </w:r>
+            <w:proofErr w:type="spellStart"/>
+            <w:r>
+              <w:t>Kd</w:t>
+            </w:r>
+            <w:proofErr w:type="spellEnd"/>
+          </w:p>
+          <w:p>
+            <w:pPr>
+              <w:pStyle w:val="Code"/>
+            </w:pPr>
+            <w:r>
+              <w:t xml:space="preserve">        </w:t>
+            </w:r>
+            <w:proofErr w:type="spellStart"/>
+            <w:r>
+              <w:t>self.prev_error</w:t>
+            </w:r>
+            <w:proofErr w:type="spellEnd"/>
+            <w:r>
+              <w:t xml:space="preserve"> = 0</w:t>
+            </w:r>
+          </w:p>
+          <w:p>
+            <w:pPr>
+              <w:pStyle w:val="Code"/>
+            </w:pPr>
+            <w:r>
+              <w:t xml:space="preserve">        </w:t>
+            </w:r>
+            <w:proofErr w:type="spellStart"/>
+            <w:r>
+              <w:t>self.integral</w:t>
+            </w:r>
+            <w:proofErr w:type="spellEnd"/>
+            <w:r>
+              <w:t xml:space="preserve"> = 0</w:t>
+            </w:r>
+          </w:p>
+          <w:p>
+            <w:pPr>
+              <w:pStyle w:val="Code"/>
+            </w:pPr>
+          </w:p>
+          <w:p>
+            <w:pPr>
+              <w:pStyle w:val="Code"/>
+            </w:pPr>
+            <w:r>
+              <w:t xml:space="preserve">    def compute(self, setpoint, </w:t>
+            </w:r>
+            <w:proofErr w:type="spellStart"/>
+            <w:r>
+              <w:t>measured_value</w:t>
+            </w:r>
+            <w:proofErr w:type="spellEnd"/>
+            <w:r>
+              <w:t>):</w:t>
+            </w:r>
+          </w:p>
+          <w:p>
+            <w:pPr>
+              <w:pStyle w:val="Code"/>
+            </w:pPr>
+            <w:r>
+              <w:t xml:space="preserve">        error = setpoint - </w:t>
+            </w:r>
+            <w:proofErr w:type="spellStart"/>
+            <w:r>
+              <w:t>measured_value</w:t>
+            </w:r>
+            <w:proofErr w:type="spellEnd"/>
+          </w:p>
+          <w:p>
+            <w:pPr>
+              <w:pStyle w:val="Code"/>
+            </w:pPr>
+            <w:r>
+              <w:t xml:space="preserve">        </w:t>
+            </w:r>
+            <w:proofErr w:type="spellStart"/>
+            <w:r>
+              <w:t>self.integral</w:t>
+            </w:r>
+            <w:proofErr w:type="spellEnd"/>
+            <w:r>
+              <w:t xml:space="preserve"> += error</w:t>
+            </w:r>
+          </w:p>
+          <w:p>
+            <w:pPr>
+              <w:pStyle w:val="Code"/>
+            </w:pPr>
+            <w:r>
+              <w:t xml:space="preserve">        derivative = error - </w:t>
+            </w:r>
+            <w:proofErr w:type="spellStart"/>
+            <w:r>
+              <w:t>self.prev_error</w:t>
+            </w:r>
+            <w:proofErr w:type="spellEnd"/>
           </w:p>
           <w:p>
             <w:pPr>
@@ -4150,15 +5155,87 @@
                 <w:sz w:val="18"/>
                 <w:szCs w:val="22"/>
               </w:rPr>
-              <w:t xml:space="preserve">        output = self.Kp * error + self.Ki * self.integral + self.Kd * derivative</w:t>
-            </w:r>
-          </w:p>
-          <w:p>
-            <w:pPr>
-              <w:pStyle w:val="Code"/>
-            </w:pPr>
-            <w:r>
-              <w:t xml:space="preserve">        self.prev_error = error</w:t>
+              <w:t xml:space="preserve">        output = </w:t>
+            </w:r>
+            <w:proofErr w:type="spellStart"/>
+            <w:r>
+              <w:rPr>
+                <w:sz w:val="18"/>
+                <w:szCs w:val="22"/>
+              </w:rPr>
+              <w:t>self.Kp</w:t>
+            </w:r>
+            <w:proofErr w:type="spellEnd"/>
+            <w:r>
+              <w:rPr>
+                <w:sz w:val="18"/>
+                <w:szCs w:val="22"/>
+              </w:rPr>
+              <w:t xml:space="preserve"> * error + </w:t>
+            </w:r>
+            <w:proofErr w:type="spellStart"/>
+            <w:r>
+              <w:rPr>
+                <w:sz w:val="18"/>
+                <w:szCs w:val="22"/>
+              </w:rPr>
+              <w:t>self.Ki</w:t>
+            </w:r>
+            <w:proofErr w:type="spellEnd"/>
+            <w:r>
+              <w:rPr>
+                <w:sz w:val="18"/>
+                <w:szCs w:val="22"/>
+              </w:rPr>
+              <w:t xml:space="preserve"> * </w:t>
+            </w:r>
+            <w:proofErr w:type="spellStart"/>
+            <w:r>
+              <w:rPr>
+                <w:sz w:val="18"/>
+                <w:szCs w:val="22"/>
+              </w:rPr>
+              <w:t>self.integral</w:t>
+            </w:r>
+            <w:proofErr w:type="spellEnd"/>
+            <w:r>
+              <w:rPr>
+                <w:sz w:val="18"/>
+                <w:szCs w:val="22"/>
+              </w:rPr>
+              <w:t xml:space="preserve"> + </w:t>
+            </w:r>
+            <w:proofErr w:type="spellStart"/>
+            <w:r>
+              <w:rPr>
+                <w:sz w:val="18"/>
+                <w:szCs w:val="22"/>
+              </w:rPr>
+              <w:t>self.Kd</w:t>
+            </w:r>
+            <w:proofErr w:type="spellEnd"/>
+            <w:r>
+              <w:rPr>
+                <w:sz w:val="18"/>
+                <w:szCs w:val="22"/>
+              </w:rPr>
+              <w:t xml:space="preserve"> * derivative</w:t>
+            </w:r>
+          </w:p>
+          <w:p>
+            <w:pPr>
+              <w:pStyle w:val="Code"/>
+            </w:pPr>
+            <w:r>
+              <w:t xml:space="preserve">        </w:t>
+            </w:r>
+            <w:proofErr w:type="spellStart"/>
+            <w:r>
+              <w:t>self.prev_error</w:t>
+            </w:r>
+            <w:proofErr w:type="spellEnd"/>
+            <w:r>
+              <w:t xml:space="preserve"> = error</w:t>
             </w:r>
           </w:p>
           <w:p>
@@ -4210,8 +5287,29 @@
             <w:pPr>
               <w:pStyle w:val="Code"/>
             </w:pPr>
-            <w:r>
-              <w:t>pid = PID(Kp=1.0, Ki=0.1, Kd=0.05)</w:t>
+            <w:proofErr w:type="spellStart"/>
+            <w:r>
+              <w:t>pid</w:t>
+            </w:r>
+            <w:proofErr w:type="spellEnd"/>
+            <w:r>
+              <w:t xml:space="preserve"> = PID(</w:t>
+            </w:r>
+            <w:proofErr w:type="spellStart"/>
+            <w:r>
+              <w:t>Kp</w:t>
+            </w:r>
+            <w:proofErr w:type="spellEnd"/>
+            <w:r>
+              <w:t xml:space="preserve">=1.0, Ki=0.1, </w:t>
+            </w:r>
+            <w:proofErr w:type="spellStart"/>
+            <w:r>
+              <w:t>Kd</w:t>
+            </w:r>
+            <w:proofErr w:type="spellEnd"/>
+            <w:r>
+              <w:t>=0.05)</w:t>
             </w:r>
           </w:p>
           <w:p>
@@ -4282,15 +5380,31 @@
               <w:pStyle w:val="Code"/>
             </w:pPr>
             <w:r>
-              <w:t xml:space="preserve">    control_output_1 = pid.compute(setpoint, measured_value_1)</w:t>
-            </w:r>
-          </w:p>
-          <w:p>
-            <w:pPr>
-              <w:pStyle w:val="Code"/>
-            </w:pPr>
-            <w:r>
-              <w:t xml:space="preserve">    control_output_2 = pid.compute(setpoint, measured_value_2)</w:t>
+              <w:t xml:space="preserve">    control_output_1 = </w:t>
+            </w:r>
+            <w:proofErr w:type="spellStart"/>
+            <w:r>
+              <w:t>pid.compute</w:t>
+            </w:r>
+            <w:proofErr w:type="spellEnd"/>
+            <w:r>
+              <w:t>(setpoint, measured_value_1)</w:t>
+            </w:r>
+          </w:p>
+          <w:p>
+            <w:pPr>
+              <w:pStyle w:val="Code"/>
+            </w:pPr>
+            <w:r>
+              <w:t xml:space="preserve">    control_output_2 = </w:t>
+            </w:r>
+            <w:proofErr w:type="spellStart"/>
+            <w:r>
+              <w:t>pid.compute</w:t>
+            </w:r>
+            <w:proofErr w:type="spellEnd"/>
+            <w:r>
+              <w:t>(setpoint, measured_value_2)</w:t>
             </w:r>
           </w:p>
           <w:p>
@@ -4379,7 +5493,23 @@
           <w:b/>
           <w:bCs/>
         </w:rPr>
-        <w:t>Proportional Gain (Kp)</w:t>
+        <w:t>Proportional Gain (</w:t>
+      </w:r>
+      <w:proofErr w:type="spellStart"/>
+      <w:r>
+        <w:rPr>
+          <w:b/>
+          <w:bCs/>
+        </w:rPr>
+        <w:t>Kp</w:t>
+      </w:r>
+      <w:proofErr w:type="spellEnd"/>
+      <w:r>
+        <w:rPr>
+          <w:b/>
+          <w:bCs/>
+        </w:rPr>
+        <w:t>)</w:t>
       </w:r>
       <w:r>
         <w:t>: Start with a small value and increase it until you get a quick response without too much overshoot.</w:t>
@@ -4415,7 +5545,23 @@
           <w:b/>
           <w:bCs/>
         </w:rPr>
-        <w:t>Derivative Gain (Kd)</w:t>
+        <w:t>Derivative Gain (</w:t>
+      </w:r>
+      <w:proofErr w:type="spellStart"/>
+      <w:r>
+        <w:rPr>
+          <w:b/>
+          <w:bCs/>
+        </w:rPr>
+        <w:t>Kd</w:t>
+      </w:r>
+      <w:proofErr w:type="spellEnd"/>
+      <w:r>
+        <w:rPr>
+          <w:b/>
+          <w:bCs/>
+        </w:rPr>
+        <w:t>)</w:t>
       </w:r>
       <w:r>
         <w:t>: Use this to reduce overshoot and improve stability. Start with a small value and increase it gradually.</w:t>
@@ -4453,7 +5599,7 @@
       <w:r>
         <w:t>: Proper placement and alignment of encoders are crucial for accurate feedback</w:t>
       </w:r>
-      <w:hyperlink r:id="rId26" w:history="1">
+      <w:hyperlink r:id="rId30" w:history="1">
         <w:r>
           <w:rPr>
             <w:rStyle w:val="Hyperlink"/>
@@ -4482,7 +5628,7 @@
       <w:r>
         <w:t>: Ensure that the encoder signals are clean and free from noise to maintain precise control</w:t>
       </w:r>
-      <w:hyperlink r:id="rId27" w:history="1">
+      <w:hyperlink r:id="rId31" w:history="1">
         <w:r>
           <w:rPr>
             <w:rStyle w:val="Hyperlink"/>
@@ -4513,7 +5659,7 @@
       <w:r>
         <w:t xml:space="preserve">[1] </w:t>
       </w:r>
-      <w:hyperlink r:id="rId28" w:history="1">
+      <w:hyperlink r:id="rId32" w:history="1">
         <w:r>
           <w:rPr>
             <w:rStyle w:val="Hyperlink"/>
@@ -4526,7 +5672,7 @@
       <w:r>
         <w:t xml:space="preserve">[2] </w:t>
       </w:r>
-      <w:hyperlink r:id="rId29" w:history="1">
+      <w:hyperlink r:id="rId33" w:history="1">
         <w:r>
           <w:rPr>
             <w:rStyle w:val="Hyperlink"/>
@@ -4537,7 +5683,7 @@
     </w:p>
     <w:p/>
     <w:sectPr>
-      <w:footerReference w:type="default" r:id="rId30"/>
+      <w:footerReference w:type="default" r:id="rId34"/>
       <w:pgSz w:w="12240" w:h="15840"/>
       <w:pgMar w:top="1440" w:right="1440" w:bottom="1440" w:left="1440" w:header="720" w:footer="720" w:gutter="0"/>
       <w:cols w:space="720"/>
@@ -4603,11 +5749,21 @@
     <w:r>
       <w:t xml:space="preserve"> of </w:t>
     </w:r>
-    <w:fldSimple w:instr=" NUMPAGES ">
-      <w:r>
-        <w:t>10</w:t>
-      </w:r>
-    </w:fldSimple>
+    <w:r>
+      <w:fldChar w:fldCharType="begin"/>
+    </w:r>
+    <w:r>
+      <w:instrText xml:space="preserve"> NUMPAGES </w:instrText>
+    </w:r>
+    <w:r>
+      <w:fldChar w:fldCharType="separate"/>
+    </w:r>
+    <w:r>
+      <w:t>10</w:t>
+    </w:r>
+    <w:r>
+      <w:fldChar w:fldCharType="end"/>
+    </w:r>
     <w:r>
       <w:tab/>
       <w:t xml:space="preserve">Revised: </w:t>
@@ -5162,6 +6318,119 @@
     </w:lvl>
   </w:abstractNum>
   <w:abstractNum w:abstractNumId="4" w15:restartNumberingAfterBreak="0">
+    <w:nsid w:val="27047A94"/>
+    <w:multiLevelType w:val="hybridMultilevel"/>
+    <w:tmpl w:val="894A7A1C"/>
+    <w:lvl w:ilvl="0" w:tplc="04090001">
+      <w:start w:val="1"/>
+      <w:numFmt w:val="bullet"/>
+      <w:lvlText w:val=""/>
+      <w:lvlJc w:val="left"/>
+      <w:pPr>
+        <w:ind w:left="720" w:hanging="360"/>
+      </w:pPr>
+      <w:rPr>
+        <w:rFonts w:ascii="Symbol" w:hAnsi="Symbol" w:hint="default"/>
+      </w:rPr>
+    </w:lvl>
+    <w:lvl w:ilvl="1" w:tplc="04090003" w:tentative="1">
+      <w:start w:val="1"/>
+      <w:numFmt w:val="bullet"/>
+      <w:lvlText w:val="o"/>
+      <w:lvlJc w:val="left"/>
+      <w:pPr>
+        <w:ind w:left="1440" w:hanging="360"/>
+      </w:pPr>
+      <w:rPr>
+        <w:rFonts w:ascii="Courier New" w:hAnsi="Courier New" w:cs="Courier New" w:hint="default"/>
+      </w:rPr>
+    </w:lvl>
+    <w:lvl w:ilvl="2" w:tplc="04090005" w:tentative="1">
+      <w:start w:val="1"/>
+      <w:numFmt w:val="bullet"/>
+      <w:lvlText w:val=""/>
+      <w:lvlJc w:val="left"/>
+      <w:pPr>
+        <w:ind w:left="2160" w:hanging="360"/>
+      </w:pPr>
+      <w:rPr>
+        <w:rFonts w:ascii="Wingdings" w:hAnsi="Wingdings" w:hint="default"/>
+      </w:rPr>
+    </w:lvl>
+    <w:lvl w:ilvl="3" w:tplc="04090001" w:tentative="1">
+      <w:start w:val="1"/>
+      <w:numFmt w:val="bullet"/>
+      <w:lvlText w:val=""/>
+      <w:lvlJc w:val="left"/>
+      <w:pPr>
+        <w:ind w:left="2880" w:hanging="360"/>
+      </w:pPr>
+      <w:rPr>
+        <w:rFonts w:ascii="Symbol" w:hAnsi="Symbol" w:hint="default"/>
+      </w:rPr>
+    </w:lvl>
+    <w:lvl w:ilvl="4" w:tplc="04090003" w:tentative="1">
+      <w:start w:val="1"/>
+      <w:numFmt w:val="bullet"/>
+      <w:lvlText w:val="o"/>
+      <w:lvlJc w:val="left"/>
+      <w:pPr>
+        <w:ind w:left="3600" w:hanging="360"/>
+      </w:pPr>
+      <w:rPr>
+        <w:rFonts w:ascii="Courier New" w:hAnsi="Courier New" w:cs="Courier New" w:hint="default"/>
+      </w:rPr>
+    </w:lvl>
+    <w:lvl w:ilvl="5" w:tplc="04090005" w:tentative="1">
+      <w:start w:val="1"/>
+      <w:numFmt w:val="bullet"/>
+      <w:lvlText w:val=""/>
+      <w:lvlJc w:val="left"/>
+      <w:pPr>
+        <w:ind w:left="4320" w:hanging="360"/>
+      </w:pPr>
+      <w:rPr>
+        <w:rFonts w:ascii="Wingdings" w:hAnsi="Wingdings" w:hint="default"/>
+      </w:rPr>
+    </w:lvl>
+    <w:lvl w:ilvl="6" w:tplc="04090001" w:tentative="1">
+      <w:start w:val="1"/>
+      <w:numFmt w:val="bullet"/>
+      <w:lvlText w:val=""/>
+      <w:lvlJc w:val="left"/>
+      <w:pPr>
+        <w:ind w:left="5040" w:hanging="360"/>
+      </w:pPr>
+      <w:rPr>
+        <w:rFonts w:ascii="Symbol" w:hAnsi="Symbol" w:hint="default"/>
+      </w:rPr>
+    </w:lvl>
+    <w:lvl w:ilvl="7" w:tplc="04090003" w:tentative="1">
+      <w:start w:val="1"/>
+      <w:numFmt w:val="bullet"/>
+      <w:lvlText w:val="o"/>
+      <w:lvlJc w:val="left"/>
+      <w:pPr>
+        <w:ind w:left="5760" w:hanging="360"/>
+      </w:pPr>
+      <w:rPr>
+        <w:rFonts w:ascii="Courier New" w:hAnsi="Courier New" w:cs="Courier New" w:hint="default"/>
+      </w:rPr>
+    </w:lvl>
+    <w:lvl w:ilvl="8" w:tplc="04090005" w:tentative="1">
+      <w:start w:val="1"/>
+      <w:numFmt w:val="bullet"/>
+      <w:lvlText w:val=""/>
+      <w:lvlJc w:val="left"/>
+      <w:pPr>
+        <w:ind w:left="6480" w:hanging="360"/>
+      </w:pPr>
+      <w:rPr>
+        <w:rFonts w:ascii="Wingdings" w:hAnsi="Wingdings" w:hint="default"/>
+      </w:rPr>
+    </w:lvl>
+  </w:abstractNum>
+  <w:abstractNum w:abstractNumId="5" w15:restartNumberingAfterBreak="0">
     <w:nsid w:val="29474565"/>
     <w:multiLevelType w:val="multilevel"/>
     <w:tmpl w:val="D62A8D26"/>
@@ -5274,7 +6543,7 @@
       </w:pPr>
     </w:lvl>
   </w:abstractNum>
-  <w:abstractNum w:abstractNumId="5" w15:restartNumberingAfterBreak="0">
+  <w:abstractNum w:abstractNumId="6" w15:restartNumberingAfterBreak="0">
     <w:nsid w:val="31623A84"/>
     <w:multiLevelType w:val="multilevel"/>
     <w:tmpl w:val="46A0EC8E"/>
@@ -5391,7 +6660,7 @@
       </w:pPr>
     </w:lvl>
   </w:abstractNum>
-  <w:abstractNum w:abstractNumId="6" w15:restartNumberingAfterBreak="0">
+  <w:abstractNum w:abstractNumId="7" w15:restartNumberingAfterBreak="0">
     <w:nsid w:val="42877F30"/>
     <w:multiLevelType w:val="multilevel"/>
     <w:tmpl w:val="2C94A456"/>
@@ -5540,7 +6809,7 @@
       </w:rPr>
     </w:lvl>
   </w:abstractNum>
-  <w:abstractNum w:abstractNumId="7" w15:restartNumberingAfterBreak="0">
+  <w:abstractNum w:abstractNumId="8" w15:restartNumberingAfterBreak="0">
     <w:nsid w:val="48F35F75"/>
     <w:multiLevelType w:val="multilevel"/>
     <w:tmpl w:val="A3C07CF2"/>
@@ -5657,7 +6926,7 @@
       </w:pPr>
     </w:lvl>
   </w:abstractNum>
-  <w:abstractNum w:abstractNumId="8" w15:restartNumberingAfterBreak="0">
+  <w:abstractNum w:abstractNumId="9" w15:restartNumberingAfterBreak="0">
     <w:nsid w:val="496F6BD2"/>
     <w:multiLevelType w:val="multilevel"/>
     <w:tmpl w:val="FFE47BFC"/>
@@ -5771,7 +7040,7 @@
       </w:pPr>
     </w:lvl>
   </w:abstractNum>
-  <w:abstractNum w:abstractNumId="9" w15:restartNumberingAfterBreak="0">
+  <w:abstractNum w:abstractNumId="10" w15:restartNumberingAfterBreak="0">
     <w:nsid w:val="4C371070"/>
     <w:multiLevelType w:val="multilevel"/>
     <w:tmpl w:val="E910B2A0"/>
@@ -5912,7 +7181,7 @@
       </w:rPr>
     </w:lvl>
   </w:abstractNum>
-  <w:abstractNum w:abstractNumId="10" w15:restartNumberingAfterBreak="0">
+  <w:abstractNum w:abstractNumId="11" w15:restartNumberingAfterBreak="0">
     <w:nsid w:val="513D463A"/>
     <w:multiLevelType w:val="multilevel"/>
     <w:tmpl w:val="E7D81010"/>
@@ -6029,7 +7298,7 @@
       </w:pPr>
     </w:lvl>
   </w:abstractNum>
-  <w:abstractNum w:abstractNumId="11" w15:restartNumberingAfterBreak="0">
+  <w:abstractNum w:abstractNumId="12" w15:restartNumberingAfterBreak="0">
     <w:nsid w:val="51A027E8"/>
     <w:multiLevelType w:val="multilevel"/>
     <w:tmpl w:val="42A64550"/>
@@ -6178,7 +7447,7 @@
       </w:rPr>
     </w:lvl>
   </w:abstractNum>
-  <w:abstractNum w:abstractNumId="12" w15:restartNumberingAfterBreak="0">
+  <w:abstractNum w:abstractNumId="13" w15:restartNumberingAfterBreak="0">
     <w:nsid w:val="54824260"/>
     <w:multiLevelType w:val="multilevel"/>
     <w:tmpl w:val="3C12CC22"/>
@@ -6299,7 +7568,7 @@
       </w:pPr>
     </w:lvl>
   </w:abstractNum>
-  <w:abstractNum w:abstractNumId="13" w15:restartNumberingAfterBreak="0">
+  <w:abstractNum w:abstractNumId="14" w15:restartNumberingAfterBreak="0">
     <w:nsid w:val="56B35380"/>
     <w:multiLevelType w:val="multilevel"/>
     <w:tmpl w:val="3EC438EC"/>
@@ -6412,7 +7681,7 @@
       </w:pPr>
     </w:lvl>
   </w:abstractNum>
-  <w:abstractNum w:abstractNumId="14" w15:restartNumberingAfterBreak="0">
+  <w:abstractNum w:abstractNumId="15" w15:restartNumberingAfterBreak="0">
     <w:nsid w:val="5C5155E8"/>
     <w:multiLevelType w:val="multilevel"/>
     <w:tmpl w:val="FE4C6978"/>
@@ -6561,7 +7830,7 @@
       </w:rPr>
     </w:lvl>
   </w:abstractNum>
-  <w:abstractNum w:abstractNumId="15" w15:restartNumberingAfterBreak="0">
+  <w:abstractNum w:abstractNumId="16" w15:restartNumberingAfterBreak="0">
     <w:nsid w:val="611704E9"/>
     <w:multiLevelType w:val="multilevel"/>
     <w:tmpl w:val="2EC491E6"/>
@@ -6710,7 +7979,7 @@
       </w:rPr>
     </w:lvl>
   </w:abstractNum>
-  <w:abstractNum w:abstractNumId="16" w15:restartNumberingAfterBreak="0">
+  <w:abstractNum w:abstractNumId="17" w15:restartNumberingAfterBreak="0">
     <w:nsid w:val="63E05CAB"/>
     <w:multiLevelType w:val="multilevel"/>
     <w:tmpl w:val="8AFEDC72"/>
@@ -6827,7 +8096,7 @@
       </w:pPr>
     </w:lvl>
   </w:abstractNum>
-  <w:abstractNum w:abstractNumId="17" w15:restartNumberingAfterBreak="0">
+  <w:abstractNum w:abstractNumId="18" w15:restartNumberingAfterBreak="0">
     <w:nsid w:val="689D13ED"/>
     <w:multiLevelType w:val="multilevel"/>
     <w:tmpl w:val="28A47EE4"/>
@@ -6940,7 +8209,7 @@
       </w:pPr>
     </w:lvl>
   </w:abstractNum>
-  <w:abstractNum w:abstractNumId="18" w15:restartNumberingAfterBreak="0">
+  <w:abstractNum w:abstractNumId="19" w15:restartNumberingAfterBreak="0">
     <w:nsid w:val="7AFA10AF"/>
     <w:multiLevelType w:val="multilevel"/>
     <w:tmpl w:val="9EAEF804"/>
@@ -7054,31 +8323,31 @@
     </w:lvl>
   </w:abstractNum>
   <w:num w:numId="1" w16cid:durableId="2043826953">
+    <w:abstractNumId w:val="9"/>
+  </w:num>
+  <w:num w:numId="2" w16cid:durableId="1364134782">
+    <w:abstractNumId w:val="10"/>
+  </w:num>
+  <w:num w:numId="3" w16cid:durableId="1008559101">
+    <w:abstractNumId w:val="18"/>
+  </w:num>
+  <w:num w:numId="4" w16cid:durableId="1643077516">
+    <w:abstractNumId w:val="6"/>
+  </w:num>
+  <w:num w:numId="5" w16cid:durableId="579101754">
+    <w:abstractNumId w:val="19"/>
+  </w:num>
+  <w:num w:numId="6" w16cid:durableId="1949778542">
     <w:abstractNumId w:val="8"/>
   </w:num>
-  <w:num w:numId="2" w16cid:durableId="1364134782">
-    <w:abstractNumId w:val="9"/>
-  </w:num>
-  <w:num w:numId="3" w16cid:durableId="1008559101">
+  <w:num w:numId="7" w16cid:durableId="1575819518">
     <w:abstractNumId w:val="17"/>
-  </w:num>
-  <w:num w:numId="4" w16cid:durableId="1643077516">
-    <w:abstractNumId w:val="5"/>
-  </w:num>
-  <w:num w:numId="5" w16cid:durableId="579101754">
-    <w:abstractNumId w:val="18"/>
-  </w:num>
-  <w:num w:numId="6" w16cid:durableId="1949778542">
-    <w:abstractNumId w:val="7"/>
-  </w:num>
-  <w:num w:numId="7" w16cid:durableId="1575819518">
-    <w:abstractNumId w:val="16"/>
   </w:num>
   <w:num w:numId="8" w16cid:durableId="50158165">
     <w:abstractNumId w:val="1"/>
   </w:num>
   <w:num w:numId="9" w16cid:durableId="306279549">
-    <w:abstractNumId w:val="13"/>
+    <w:abstractNumId w:val="14"/>
   </w:num>
   <w:num w:numId="10" w16cid:durableId="839736479">
     <w:abstractNumId w:val="2"/>
@@ -7087,28 +8356,31 @@
     <w:abstractNumId w:val="0"/>
   </w:num>
   <w:num w:numId="12" w16cid:durableId="1700205556">
-    <w:abstractNumId w:val="15"/>
+    <w:abstractNumId w:val="16"/>
   </w:num>
   <w:num w:numId="13" w16cid:durableId="689141372">
-    <w:abstractNumId w:val="4"/>
+    <w:abstractNumId w:val="5"/>
   </w:num>
   <w:num w:numId="14" w16cid:durableId="1954166110">
-    <w:abstractNumId w:val="12"/>
+    <w:abstractNumId w:val="13"/>
   </w:num>
   <w:num w:numId="15" w16cid:durableId="1979022035">
     <w:abstractNumId w:val="3"/>
   </w:num>
   <w:num w:numId="16" w16cid:durableId="790128352">
+    <w:abstractNumId w:val="12"/>
+  </w:num>
+  <w:num w:numId="17" w16cid:durableId="1184980106">
     <w:abstractNumId w:val="11"/>
   </w:num>
-  <w:num w:numId="17" w16cid:durableId="1184980106">
-    <w:abstractNumId w:val="10"/>
-  </w:num>
   <w:num w:numId="18" w16cid:durableId="1070419261">
-    <w:abstractNumId w:val="14"/>
+    <w:abstractNumId w:val="15"/>
   </w:num>
   <w:num w:numId="19" w16cid:durableId="279264568">
-    <w:abstractNumId w:val="6"/>
+    <w:abstractNumId w:val="7"/>
+  </w:num>
+  <w:num w:numId="20" w16cid:durableId="433593886">
+    <w:abstractNumId w:val="4"/>
   </w:num>
   <w:numIdMacAtCleanup w:val="19"/>
 </w:numbering>
@@ -7219,7 +8491,7 @@
     <w:lsdException w:name="Body Text Indent 2" w:semiHidden="1" w:unhideWhenUsed="1"/>
     <w:lsdException w:name="Body Text Indent 3" w:semiHidden="1" w:unhideWhenUsed="1"/>
     <w:lsdException w:name="Block Text" w:semiHidden="1" w:unhideWhenUsed="1"/>
-    <w:lsdException w:name="Hyperlink" w:semiHidden="1" w:uiPriority="0" w:unhideWhenUsed="1"/>
+    <w:lsdException w:name="Hyperlink" w:semiHidden="1" w:unhideWhenUsed="1"/>
     <w:lsdException w:name="FollowedHyperlink" w:semiHidden="1" w:uiPriority="0" w:unhideWhenUsed="1"/>
     <w:lsdException w:name="Strong" w:uiPriority="22" w:qFormat="1"/>
     <w:lsdException w:name="Emphasis" w:uiPriority="20" w:qFormat="1"/>
@@ -7514,7 +8786,7 @@
   <w:style w:type="paragraph" w:default="1" w:styleId="Normal">
     <w:name w:val="Normal"/>
     <w:qFormat/>
-    <w:rsid w:val="00B76B0E"/>
+    <w:rsid w:val="00451A4E"/>
     <w:pPr>
       <w:spacing w:before="160" w:after="80" w:line="336" w:lineRule="auto"/>
     </w:pPr>
@@ -7532,7 +8804,7 @@
     <w:next w:val="Normal"/>
     <w:link w:val="Heading1Char"/>
     <w:qFormat/>
-    <w:rsid w:val="00B76B0E"/>
+    <w:rsid w:val="00451A4E"/>
     <w:pPr>
       <w:keepNext/>
       <w:spacing w:before="400" w:after="200" w:line="240" w:lineRule="auto"/>
@@ -7552,7 +8824,7 @@
     <w:next w:val="Normal"/>
     <w:link w:val="Heading2Char"/>
     <w:qFormat/>
-    <w:rsid w:val="00B76B0E"/>
+    <w:rsid w:val="00451A4E"/>
     <w:pPr>
       <w:keepNext/>
       <w:pBdr>
@@ -7576,7 +8848,7 @@
     <w:next w:val="Normal"/>
     <w:link w:val="Heading3Char"/>
     <w:qFormat/>
-    <w:rsid w:val="00B76B0E"/>
+    <w:rsid w:val="00451A4E"/>
     <w:pPr>
       <w:keepNext/>
       <w:autoSpaceDE w:val="0"/>
@@ -7727,9 +8999,8 @@
   <w:style w:type="character" w:default="1" w:styleId="DefaultParagraphFont">
     <w:name w:val="Default Paragraph Font"/>
     <w:uiPriority w:val="1"/>
-    <w:semiHidden/>
     <w:unhideWhenUsed/>
-    <w:rsid w:val="00B76B0E"/>
+    <w:rsid w:val="00451A4E"/>
   </w:style>
   <w:style w:type="table" w:default="1" w:styleId="TableNormal">
     <w:name w:val="Normal Table"/>
@@ -7751,7 +9022,7 @@
     <w:uiPriority w:val="99"/>
     <w:semiHidden/>
     <w:unhideWhenUsed/>
-    <w:rsid w:val="00B76B0E"/>
+    <w:rsid w:val="00451A4E"/>
   </w:style>
   <w:style w:type="character" w:customStyle="1" w:styleId="Heading1Char">
     <w:name w:val="Heading 1 Char"/>
@@ -7978,7 +9249,7 @@
     <w:basedOn w:val="Normal"/>
     <w:uiPriority w:val="34"/>
     <w:qFormat/>
-    <w:rsid w:val="00B76B0E"/>
+    <w:rsid w:val="00451A4E"/>
     <w:pPr>
       <w:ind w:left="720"/>
     </w:pPr>
@@ -8046,7 +9317,8 @@
   </w:style>
   <w:style w:type="character" w:styleId="Hyperlink">
     <w:name w:val="Hyperlink"/>
-    <w:rsid w:val="00B76B0E"/>
+    <w:uiPriority w:val="99"/>
+    <w:rsid w:val="00451A4E"/>
     <w:rPr>
       <w:color w:val="0000FF"/>
       <w:u w:val="single"/>
@@ -8068,7 +9340,7 @@
     <w:name w:val="footer"/>
     <w:basedOn w:val="Normal"/>
     <w:link w:val="FooterChar"/>
-    <w:rsid w:val="00B76B0E"/>
+    <w:rsid w:val="00451A4E"/>
     <w:pPr>
       <w:pBdr>
         <w:top w:val="single" w:sz="4" w:space="1" w:color="auto"/>
@@ -8100,7 +9372,7 @@
     <w:name w:val="header"/>
     <w:basedOn w:val="Normal"/>
     <w:link w:val="HeaderChar"/>
-    <w:rsid w:val="00B76B0E"/>
+    <w:rsid w:val="00451A4E"/>
     <w:pPr>
       <w:tabs>
         <w:tab w:val="left" w:pos="5040"/>
@@ -8127,7 +9399,7 @@
   <w:style w:type="paragraph" w:customStyle="1" w:styleId="Outlinenumbering">
     <w:name w:val="Outline numbering"/>
     <w:basedOn w:val="Normal"/>
-    <w:rsid w:val="00B76B0E"/>
+    <w:rsid w:val="00451A4E"/>
     <w:pPr>
       <w:numPr>
         <w:numId w:val="1"/>
@@ -8145,7 +9417,7 @@
   <w:style w:type="paragraph" w:customStyle="1" w:styleId="NumberedHeading2">
     <w:name w:val="Numbered Heading 2"/>
     <w:basedOn w:val="Normal"/>
-    <w:rsid w:val="00B76B0E"/>
+    <w:rsid w:val="00451A4E"/>
     <w:pPr>
       <w:numPr>
         <w:numId w:val="2"/>
@@ -8155,11 +9427,11 @@
   <w:style w:type="character" w:styleId="PageNumber">
     <w:name w:val="page number"/>
     <w:basedOn w:val="DefaultParagraphFont"/>
-    <w:rsid w:val="00B76B0E"/>
+    <w:rsid w:val="00451A4E"/>
   </w:style>
   <w:style w:type="character" w:styleId="FollowedHyperlink">
     <w:name w:val="FollowedHyperlink"/>
-    <w:rsid w:val="00B76B0E"/>
+    <w:rsid w:val="00451A4E"/>
     <w:rPr>
       <w:color w:val="800080"/>
       <w:u w:val="single"/>
@@ -8172,7 +9444,7 @@
     <w:uiPriority w:val="39"/>
     <w:unhideWhenUsed/>
     <w:qFormat/>
-    <w:rsid w:val="00B76B0E"/>
+    <w:rsid w:val="00451A4E"/>
     <w:pPr>
       <w:keepLines/>
       <w:spacing w:after="0" w:line="259" w:lineRule="auto"/>
@@ -8189,7 +9461,7 @@
     <w:name w:val="Code"/>
     <w:basedOn w:val="Normal"/>
     <w:qFormat/>
-    <w:rsid w:val="00B76B0E"/>
+    <w:rsid w:val="00451A4E"/>
     <w:pPr>
       <w:spacing w:before="80" w:line="240" w:lineRule="auto"/>
     </w:pPr>
@@ -8204,7 +9476,7 @@
     <w:autoRedefine/>
     <w:uiPriority w:val="39"/>
     <w:unhideWhenUsed/>
-    <w:rsid w:val="00B76B0E"/>
+    <w:rsid w:val="00451A4E"/>
     <w:pPr>
       <w:spacing w:after="100" w:line="240" w:lineRule="auto"/>
     </w:pPr>
@@ -8216,7 +9488,7 @@
     <w:autoRedefine/>
     <w:uiPriority w:val="39"/>
     <w:unhideWhenUsed/>
-    <w:rsid w:val="00B76B0E"/>
+    <w:rsid w:val="00451A4E"/>
     <w:pPr>
       <w:spacing w:after="100" w:line="240" w:lineRule="auto"/>
       <w:ind w:left="202"/>
@@ -8230,7 +9502,7 @@
     <w:uiPriority w:val="39"/>
     <w:semiHidden/>
     <w:unhideWhenUsed/>
-    <w:rsid w:val="00B76B0E"/>
+    <w:rsid w:val="00451A4E"/>
     <w:pPr>
       <w:spacing w:after="100" w:line="240" w:lineRule="auto"/>
       <w:ind w:left="403"/>

--- a/Tyr_Mars_Rover/Mars_Rover_New_Electronics_Plan.docx
+++ b/Tyr_Mars_Rover/Mars_Rover_New_Electronics_Plan.docx
@@ -878,21 +878,7 @@
           <w:rPr>
             <w:rStyle w:val="Hyperlink"/>
           </w:rPr>
-          <w:t xml:space="preserve">4v </w:t>
-        </w:r>
-        <w:proofErr w:type="spellStart"/>
-        <w:r>
-          <w:rPr>
-            <w:rStyle w:val="Hyperlink"/>
-          </w:rPr>
-          <w:t>Lipo</w:t>
-        </w:r>
-        <w:proofErr w:type="spellEnd"/>
-        <w:r>
-          <w:rPr>
-            <w:rStyle w:val="Hyperlink"/>
-          </w:rPr>
-          <w:t xml:space="preserve"> Battery</w:t>
+          <w:t>4v Lipo Battery</w:t>
         </w:r>
       </w:hyperlink>
       <w:r>
@@ -988,19 +974,11 @@
         <w:t xml:space="preserve">1 - </w:t>
       </w:r>
       <w:hyperlink r:id="rId14" w:history="1">
-        <w:proofErr w:type="spellStart"/>
         <w:r>
           <w:rPr>
             <w:rStyle w:val="Hyperlink"/>
           </w:rPr>
-          <w:t>Usb</w:t>
-        </w:r>
-        <w:proofErr w:type="spellEnd"/>
-        <w:r>
-          <w:rPr>
-            <w:rStyle w:val="Hyperlink"/>
-          </w:rPr>
-          <w:t xml:space="preserve"> c to bare wire for Pi 5</w:t>
+          <w:t>Usb c to bare wire for Pi 5</w:t>
         </w:r>
       </w:hyperlink>
     </w:p>
@@ -1066,11 +1044,7 @@
       </w:pPr>
       <w:bookmarkStart w:id="3" w:name="_Toc192613184"/>
       <w:r>
-        <w:t xml:space="preserve">Motor 2040 </w:t>
-      </w:r>
-      <w:proofErr w:type="spellStart"/>
-      <w:r>
-        <w:t>Micro</w:t>
+        <w:t>Motor 2040 Micro</w:t>
       </w:r>
       <w:r>
         <w:t>P</w:t>
@@ -1079,7 +1053,6 @@
         <w:t>ython</w:t>
       </w:r>
       <w:bookmarkEnd w:id="3"/>
-      <w:proofErr w:type="spellEnd"/>
     </w:p>
     <w:p>
       <w:r>
@@ -1098,6 +1071,18 @@
       </w:r>
     </w:p>
     <w:p>
+      <w:r>
+        <w:t>How to load MicroPython</w:t>
+      </w:r>
+    </w:p>
+    <w:p>
+      <w:pPr>
+        <w:pStyle w:val="ListParagraph"/>
+        <w:numPr>
+          <w:ilvl w:val="0"/>
+          <w:numId w:val="20"/>
+        </w:numPr>
+      </w:pPr>
       <w:hyperlink r:id="rId17" w:history="1">
         <w:r>
           <w:rPr>
@@ -1126,22 +1111,8 @@
           <w:rPr>
             <w:rStyle w:val="Hyperlink"/>
           </w:rPr>
-          <w:t>Get Started with Raspberry Pi Pic</w:t>
+          <w:t>Installing MicroPython</w:t>
         </w:r>
-        <w:r>
-          <w:rPr>
-            <w:rStyle w:val="Hyperlink"/>
-          </w:rPr>
-          <w:t xml:space="preserve">o and </w:t>
-        </w:r>
-        <w:proofErr w:type="spellStart"/>
-        <w:r>
-          <w:rPr>
-            <w:rStyle w:val="Hyperlink"/>
-          </w:rPr>
-          <w:t>MicroPython</w:t>
-        </w:r>
-        <w:proofErr w:type="spellEnd"/>
       </w:hyperlink>
     </w:p>
     <w:p>
@@ -1157,40 +1128,24 @@
           <w:rPr>
             <w:rStyle w:val="Hyperlink"/>
           </w:rPr>
-          <w:t xml:space="preserve">Installing </w:t>
+          <w:t>Getting Started with pico and Thonny</w:t>
         </w:r>
-        <w:proofErr w:type="spellStart"/>
+      </w:hyperlink>
+    </w:p>
+    <w:p>
+      <w:pPr>
+        <w:pStyle w:val="ListParagraph"/>
+        <w:numPr>
+          <w:ilvl w:val="0"/>
+          <w:numId w:val="20"/>
+        </w:numPr>
+      </w:pPr>
+      <w:hyperlink r:id="rId20" w:history="1">
         <w:r>
           <w:rPr>
             <w:rStyle w:val="Hyperlink"/>
           </w:rPr>
-          <w:t>MicroPython</w:t>
-        </w:r>
-        <w:proofErr w:type="spellEnd"/>
-      </w:hyperlink>
-    </w:p>
-    <w:p>
-      <w:pPr>
-        <w:pStyle w:val="ListParagraph"/>
-        <w:numPr>
-          <w:ilvl w:val="0"/>
-          <w:numId w:val="20"/>
-        </w:numPr>
-      </w:pPr>
-      <w:hyperlink r:id="rId20" w:history="1">
-        <w:proofErr w:type="spellStart"/>
-        <w:r>
-          <w:rPr>
-            <w:rStyle w:val="Hyperlink"/>
-          </w:rPr>
-          <w:t>MicroPython</w:t>
-        </w:r>
-        <w:proofErr w:type="spellEnd"/>
-        <w:r>
-          <w:rPr>
-            <w:rStyle w:val="Hyperlink"/>
-          </w:rPr>
-          <w:t xml:space="preserve"> Examples</w:t>
+          <w:t>MicroPython Examples</w:t>
         </w:r>
       </w:hyperlink>
     </w:p>
@@ -1218,10 +1173,1013 @@
       </w:hyperlink>
     </w:p>
     <w:p>
+      <w:r>
+        <w:t>CircuitPython</w:t>
+      </w:r>
+    </w:p>
+    <w:p>
+      <w:pPr>
+        <w:pStyle w:val="ListParagraph"/>
+        <w:numPr>
+          <w:ilvl w:val="0"/>
+          <w:numId w:val="23"/>
+        </w:numPr>
+      </w:pPr>
+      <w:hyperlink r:id="rId22" w:history="1">
+        <w:r>
+          <w:rPr>
+            <w:rStyle w:val="Hyperlink"/>
+          </w:rPr>
+          <w:t>https://learn.adafruit.com/welcome-to-circuitpython</w:t>
+        </w:r>
+      </w:hyperlink>
+      <w:r>
+        <w:t xml:space="preserve"> </w:t>
+      </w:r>
+    </w:p>
+    <w:p>
+      <w:pPr>
+        <w:pStyle w:val="ListParagraph"/>
+        <w:numPr>
+          <w:ilvl w:val="0"/>
+          <w:numId w:val="23"/>
+        </w:numPr>
+      </w:pPr>
+      <w:hyperlink r:id="rId23" w:history="1">
+        <w:r>
+          <w:rPr>
+            <w:rStyle w:val="Hyperlink"/>
+          </w:rPr>
+          <w:t>Download and I</w:t>
+        </w:r>
+        <w:r>
+          <w:rPr>
+            <w:rStyle w:val="Hyperlink"/>
+          </w:rPr>
+          <w:t>nstall CircuitPython</w:t>
+        </w:r>
+      </w:hyperlink>
+    </w:p>
+    <w:p>
+      <w:pPr>
+        <w:pStyle w:val="ListParagraph"/>
+        <w:numPr>
+          <w:ilvl w:val="0"/>
+          <w:numId w:val="23"/>
+        </w:numPr>
+      </w:pPr>
+      <w:hyperlink r:id="rId24" w:history="1">
+        <w:r>
+          <w:rPr>
+            <w:rStyle w:val="Hyperlink"/>
+          </w:rPr>
+          <w:t>Download and Install CircuitPython Libraries</w:t>
+        </w:r>
+      </w:hyperlink>
+    </w:p>
+    <w:p>
+      <w:pPr>
+        <w:pStyle w:val="ListParagraph"/>
+        <w:numPr>
+          <w:ilvl w:val="1"/>
+          <w:numId w:val="23"/>
+        </w:numPr>
+      </w:pPr>
+      <w:r>
+        <w:t xml:space="preserve">Copy </w:t>
+      </w:r>
+      <w:r>
+        <w:t xml:space="preserve">adafruit_motor folder </w:t>
+      </w:r>
+      <w:r>
+        <w:t>to</w:t>
+      </w:r>
+      <w:r>
+        <w:t xml:space="preserve"> lib</w:t>
+      </w:r>
+    </w:p>
+    <w:p>
       <w:pPr>
         <w:pStyle w:val="Heading1"/>
       </w:pPr>
       <w:bookmarkStart w:id="4" w:name="_Toc192613185"/>
+      <w:r>
+        <w:t>Motor Specification</w:t>
+      </w:r>
+    </w:p>
+    <w:p>
+      <w:r>
+        <w:t>DC12V 25GA370 Large Torque Speed Reduction Gear Motor with Tachometer Encoder</w:t>
+      </w:r>
+      <w:r>
+        <w:br/>
+        <w:t>Specification:</w:t>
+      </w:r>
+    </w:p>
+    <w:p>
+      <w:pPr>
+        <w:numPr>
+          <w:ilvl w:val="0"/>
+          <w:numId w:val="21"/>
+        </w:numPr>
+      </w:pPr>
+      <w:r>
+        <w:t>Voltage: DC6V 12V 24V</w:t>
+      </w:r>
+    </w:p>
+    <w:p>
+      <w:pPr>
+        <w:numPr>
+          <w:ilvl w:val="0"/>
+          <w:numId w:val="21"/>
+        </w:numPr>
+      </w:pPr>
+      <w:r>
+        <w:lastRenderedPageBreak/>
+        <w:t>NO-Load Speed: 12RPM, 16RPM, 35RPM, 60RPM, 77RPM, 130RPM, 170RPM, 280RPM, 620RPM, 1360RPM</w:t>
+      </w:r>
+    </w:p>
+    <w:p>
+      <w:pPr>
+        <w:numPr>
+          <w:ilvl w:val="0"/>
+          <w:numId w:val="21"/>
+        </w:numPr>
+      </w:pPr>
+      <w:r>
+        <w:t>Error: ±5%</w:t>
+      </w:r>
+    </w:p>
+    <w:p>
+      <w:pPr>
+        <w:numPr>
+          <w:ilvl w:val="0"/>
+          <w:numId w:val="21"/>
+        </w:numPr>
+      </w:pPr>
+      <w:r>
+        <w:t>Motor Diameter: 24.5mm</w:t>
+      </w:r>
+    </w:p>
+    <w:p>
+      <w:pPr>
+        <w:numPr>
+          <w:ilvl w:val="0"/>
+          <w:numId w:val="21"/>
+        </w:numPr>
+      </w:pPr>
+      <w:r>
+        <w:t>Motor Body Length: 40mm(ref)</w:t>
+      </w:r>
+    </w:p>
+    <w:p>
+      <w:pPr>
+        <w:numPr>
+          <w:ilvl w:val="0"/>
+          <w:numId w:val="21"/>
+        </w:numPr>
+      </w:pPr>
+      <w:r>
+        <w:t>Output Shaft Diameter: 4mm(D-type)</w:t>
+      </w:r>
+    </w:p>
+    <w:p>
+      <w:pPr>
+        <w:numPr>
+          <w:ilvl w:val="0"/>
+          <w:numId w:val="21"/>
+        </w:numPr>
+      </w:pPr>
+      <w:r>
+        <w:t>Output Shaft Length: about 9.5mm</w:t>
+      </w:r>
+    </w:p>
+    <w:p>
+      <w:pPr>
+        <w:numPr>
+          <w:ilvl w:val="0"/>
+          <w:numId w:val="21"/>
+        </w:numPr>
+      </w:pPr>
+      <w:r>
+        <w:t>Gearbox Diameter: 25mm</w:t>
+      </w:r>
+    </w:p>
+    <w:p>
+      <w:pPr>
+        <w:numPr>
+          <w:ilvl w:val="0"/>
+          <w:numId w:val="21"/>
+        </w:numPr>
+      </w:pPr>
+      <w:r>
+        <w:t xml:space="preserve">Gearbox Size </w:t>
+      </w:r>
+      <w:r>
+        <w:t>Detail</w:t>
+      </w:r>
+      <w:r>
+        <w:t>, please see the table</w:t>
+      </w:r>
+    </w:p>
+    <w:p>
+      <w:pPr>
+        <w:spacing w:before="0" w:after="160" w:line="259" w:lineRule="auto"/>
+      </w:pPr>
+      <w:r>
+        <w:br w:type="page"/>
+      </w:r>
+    </w:p>
+    <w:p>
+      <w:r>
+        <w:lastRenderedPageBreak/>
+        <w:t>Wirings:</w:t>
+      </w:r>
+    </w:p>
+    <w:p>
+      <w:pPr>
+        <w:numPr>
+          <w:ilvl w:val="0"/>
+          <w:numId w:val="22"/>
+        </w:numPr>
+      </w:pPr>
+      <w:r>
+        <w:t>Red Wire - positive power supply of motor(+)(change positive and negative of motor the rotation will change)</w:t>
+      </w:r>
+    </w:p>
+    <w:p>
+      <w:pPr>
+        <w:numPr>
+          <w:ilvl w:val="0"/>
+          <w:numId w:val="22"/>
+        </w:numPr>
+      </w:pPr>
+      <w:r>
+        <w:t>White Wire - negative power supply of motor(-)(change positive and negative of motor the rotation will change))</w:t>
+      </w:r>
+    </w:p>
+    <w:p>
+      <w:pPr>
+        <w:numPr>
+          <w:ilvl w:val="0"/>
+          <w:numId w:val="22"/>
+        </w:numPr>
+      </w:pPr>
+      <w:r>
+        <w:t>Yellow Wire - signal feedback (motor one turn has 11 signals)</w:t>
+      </w:r>
+    </w:p>
+    <w:p>
+      <w:pPr>
+        <w:numPr>
+          <w:ilvl w:val="0"/>
+          <w:numId w:val="22"/>
+        </w:numPr>
+      </w:pPr>
+      <w:r>
+        <w:t>Green Wire - signal feedback (motor one turn has 11 signals)</w:t>
+      </w:r>
+    </w:p>
+    <w:p>
+      <w:pPr>
+        <w:numPr>
+          <w:ilvl w:val="0"/>
+          <w:numId w:val="22"/>
+        </w:numPr>
+      </w:pPr>
+      <w:r>
+        <w:t>Blue Wire - positive of encoder power supply(+)(3.3-5V),cannot be wrong</w:t>
+      </w:r>
+    </w:p>
+    <w:p>
+      <w:pPr>
+        <w:numPr>
+          <w:ilvl w:val="0"/>
+          <w:numId w:val="22"/>
+        </w:numPr>
+      </w:pPr>
+      <w:r>
+        <w:t>Black Wire - negative of encoder power supply(-)(3.3-5V),cannot be wrong</w:t>
+      </w:r>
+    </w:p>
+    <w:p>
+      <w:pPr>
+        <w:numPr>
+          <w:ilvl w:val="0"/>
+          <w:numId w:val="22"/>
+        </w:numPr>
+      </w:pPr>
+      <w:r>
+        <w:t>The pinout of the JST-SH motor connectors is</w:t>
+      </w:r>
+      <w:r>
+        <w:br/>
+        <w:t>Red:</w:t>
+      </w:r>
+      <w:r>
+        <w:t xml:space="preserve"> </w:t>
+      </w:r>
+      <w:r>
+        <w:t xml:space="preserve">M+, </w:t>
+      </w:r>
+      <w:r>
+        <w:t>Black:</w:t>
+      </w:r>
+      <w:r>
+        <w:t xml:space="preserve"> </w:t>
+      </w:r>
+      <w:r>
+        <w:t xml:space="preserve">M-, </w:t>
+      </w:r>
+      <w:r>
+        <w:t xml:space="preserve">Yellow: </w:t>
+      </w:r>
+      <w:r>
+        <w:t xml:space="preserve">3v3, </w:t>
+      </w:r>
+      <w:r>
+        <w:t>Green</w:t>
+      </w:r>
+      <w:r>
+        <w:t>:</w:t>
+      </w:r>
+      <w:r>
+        <w:t xml:space="preserve"> </w:t>
+      </w:r>
+      <w:r>
+        <w:t xml:space="preserve">A, </w:t>
+      </w:r>
+      <w:r>
+        <w:t>Blue:</w:t>
+      </w:r>
+      <w:r>
+        <w:t xml:space="preserve"> </w:t>
+      </w:r>
+      <w:r>
+        <w:t xml:space="preserve">B, </w:t>
+      </w:r>
+      <w:r>
+        <w:t>White:</w:t>
+      </w:r>
+      <w:r>
+        <w:t xml:space="preserve"> </w:t>
+      </w:r>
+      <w:r>
+        <w:t>GND.</w:t>
+      </w:r>
+    </w:p>
+    <w:tbl>
+      <w:tblPr>
+        <w:tblStyle w:val="TableGridLight"/>
+        <w:tblW w:w="0" w:type="auto"/>
+        <w:tblCellMar>
+          <w:top w:w="43" w:type="dxa"/>
+          <w:bottom w:w="43" w:type="dxa"/>
+        </w:tblCellMar>
+        <w:tblLook w:val="04A0" w:firstRow="1" w:lastRow="0" w:firstColumn="1" w:lastColumn="0" w:noHBand="0" w:noVBand="1"/>
+      </w:tblPr>
+      <w:tblGrid>
+        <w:gridCol w:w="563"/>
+        <w:gridCol w:w="2481"/>
+        <w:gridCol w:w="1150"/>
+        <w:gridCol w:w="1083"/>
+      </w:tblGrid>
+      <w:tr>
+        <w:tc>
+          <w:tcPr>
+            <w:tcW w:w="0" w:type="auto"/>
+            <w:hideMark/>
+          </w:tcPr>
+          <w:p>
+            <w:pPr>
+              <w:spacing w:before="0" w:after="0" w:line="240" w:lineRule="auto"/>
+              <w:jc w:val="center"/>
+              <w:rPr>
+                <w:rFonts w:ascii="Times New Roman" w:hAnsi="Times New Roman"/>
+                <w:b/>
+                <w:bCs/>
+                <w:sz w:val="24"/>
+              </w:rPr>
+            </w:pPr>
+            <w:r>
+              <w:rPr>
+                <w:rFonts w:ascii="Times New Roman" w:hAnsi="Times New Roman"/>
+                <w:b/>
+                <w:bCs/>
+                <w:sz w:val="24"/>
+              </w:rPr>
+              <w:t xml:space="preserve">Pin </w:t>
+            </w:r>
+          </w:p>
+        </w:tc>
+        <w:tc>
+          <w:tcPr>
+            <w:tcW w:w="0" w:type="auto"/>
+            <w:hideMark/>
+          </w:tcPr>
+          <w:p>
+            <w:pPr>
+              <w:spacing w:before="0" w:after="0" w:line="240" w:lineRule="auto"/>
+              <w:jc w:val="center"/>
+              <w:rPr>
+                <w:rFonts w:ascii="Times New Roman" w:hAnsi="Times New Roman"/>
+                <w:b/>
+                <w:bCs/>
+                <w:sz w:val="24"/>
+              </w:rPr>
+            </w:pPr>
+            <w:r>
+              <w:rPr>
+                <w:rFonts w:ascii="Times New Roman" w:hAnsi="Times New Roman"/>
+                <w:b/>
+                <w:bCs/>
+                <w:sz w:val="24"/>
+              </w:rPr>
+              <w:t xml:space="preserve">Description </w:t>
+            </w:r>
+          </w:p>
+        </w:tc>
+        <w:tc>
+          <w:tcPr>
+            <w:tcW w:w="0" w:type="auto"/>
+            <w:hideMark/>
+          </w:tcPr>
+          <w:p>
+            <w:pPr>
+              <w:spacing w:before="0" w:after="0" w:line="240" w:lineRule="auto"/>
+              <w:jc w:val="center"/>
+              <w:rPr>
+                <w:rFonts w:ascii="Times New Roman" w:hAnsi="Times New Roman"/>
+                <w:b/>
+                <w:bCs/>
+                <w:sz w:val="24"/>
+              </w:rPr>
+            </w:pPr>
+            <w:r>
+              <w:rPr>
+                <w:rFonts w:ascii="Times New Roman" w:hAnsi="Times New Roman"/>
+                <w:b/>
+                <w:bCs/>
+                <w:sz w:val="24"/>
+              </w:rPr>
+              <w:t>JST-SH</w:t>
+            </w:r>
+            <w:r>
+              <w:rPr>
+                <w:rFonts w:ascii="Times New Roman" w:hAnsi="Times New Roman"/>
+                <w:b/>
+                <w:bCs/>
+                <w:sz w:val="24"/>
+              </w:rPr>
+              <w:t>?</w:t>
+            </w:r>
+            <w:r>
+              <w:rPr>
+                <w:rFonts w:ascii="Times New Roman" w:hAnsi="Times New Roman"/>
+                <w:b/>
+                <w:bCs/>
+                <w:sz w:val="24"/>
+              </w:rPr>
+              <w:t xml:space="preserve"> </w:t>
+            </w:r>
+          </w:p>
+        </w:tc>
+        <w:tc>
+          <w:tcPr>
+            <w:tcW w:w="0" w:type="auto"/>
+          </w:tcPr>
+          <w:p>
+            <w:pPr>
+              <w:spacing w:before="0" w:after="0" w:line="240" w:lineRule="auto"/>
+              <w:jc w:val="center"/>
+              <w:rPr>
+                <w:rFonts w:ascii="Times New Roman" w:hAnsi="Times New Roman"/>
+                <w:b/>
+                <w:bCs/>
+                <w:sz w:val="24"/>
+              </w:rPr>
+            </w:pPr>
+            <w:r>
+              <w:rPr>
+                <w:rFonts w:ascii="Times New Roman" w:hAnsi="Times New Roman"/>
+                <w:b/>
+                <w:bCs/>
+                <w:sz w:val="24"/>
+              </w:rPr>
+              <w:t>Encoder</w:t>
+            </w:r>
+          </w:p>
+        </w:tc>
+      </w:tr>
+      <w:tr>
+        <w:tc>
+          <w:tcPr>
+            <w:tcW w:w="0" w:type="auto"/>
+            <w:hideMark/>
+          </w:tcPr>
+          <w:p>
+            <w:pPr>
+              <w:spacing w:before="0" w:after="0" w:line="240" w:lineRule="auto"/>
+              <w:rPr>
+                <w:b/>
+                <w:bCs/>
+              </w:rPr>
+            </w:pPr>
+            <w:r>
+              <w:rPr>
+                <w:b/>
+                <w:bCs/>
+              </w:rPr>
+              <w:t xml:space="preserve">1 </w:t>
+            </w:r>
+          </w:p>
+        </w:tc>
+        <w:tc>
+          <w:tcPr>
+            <w:tcW w:w="0" w:type="auto"/>
+            <w:hideMark/>
+          </w:tcPr>
+          <w:p>
+            <w:pPr>
+              <w:spacing w:before="0" w:after="0" w:line="240" w:lineRule="auto"/>
+              <w:rPr>
+                <w:b/>
+                <w:bCs/>
+              </w:rPr>
+            </w:pPr>
+            <w:r>
+              <w:rPr>
+                <w:b/>
+                <w:bCs/>
+              </w:rPr>
+              <w:t xml:space="preserve">Motor Positive (M+) </w:t>
+            </w:r>
+          </w:p>
+        </w:tc>
+        <w:tc>
+          <w:tcPr>
+            <w:tcW w:w="0" w:type="auto"/>
+            <w:hideMark/>
+          </w:tcPr>
+          <w:p>
+            <w:pPr>
+              <w:spacing w:before="0" w:after="0" w:line="240" w:lineRule="auto"/>
+              <w:rPr>
+                <w:b/>
+                <w:bCs/>
+              </w:rPr>
+            </w:pPr>
+            <w:r>
+              <w:rPr>
+                <w:b/>
+                <w:bCs/>
+              </w:rPr>
+              <w:t xml:space="preserve">Red </w:t>
+            </w:r>
+          </w:p>
+        </w:tc>
+        <w:tc>
+          <w:tcPr>
+            <w:tcW w:w="0" w:type="auto"/>
+          </w:tcPr>
+          <w:p>
+            <w:pPr>
+              <w:spacing w:before="0" w:after="0" w:line="240" w:lineRule="auto"/>
+              <w:rPr>
+                <w:b/>
+                <w:bCs/>
+              </w:rPr>
+            </w:pPr>
+            <w:r>
+              <w:rPr>
+                <w:b/>
+                <w:bCs/>
+              </w:rPr>
+              <w:t>Red</w:t>
+            </w:r>
+          </w:p>
+        </w:tc>
+      </w:tr>
+      <w:tr>
+        <w:tc>
+          <w:tcPr>
+            <w:tcW w:w="0" w:type="auto"/>
+            <w:hideMark/>
+          </w:tcPr>
+          <w:p>
+            <w:pPr>
+              <w:spacing w:before="0" w:after="0" w:line="240" w:lineRule="auto"/>
+            </w:pPr>
+            <w:r>
+              <w:t xml:space="preserve">2 </w:t>
+            </w:r>
+          </w:p>
+        </w:tc>
+        <w:tc>
+          <w:tcPr>
+            <w:tcW w:w="0" w:type="auto"/>
+            <w:hideMark/>
+          </w:tcPr>
+          <w:p>
+            <w:pPr>
+              <w:spacing w:before="0" w:after="0" w:line="240" w:lineRule="auto"/>
+            </w:pPr>
+            <w:r>
+              <w:t xml:space="preserve">Motor Negative (M-) </w:t>
+            </w:r>
+          </w:p>
+        </w:tc>
+        <w:tc>
+          <w:tcPr>
+            <w:tcW w:w="0" w:type="auto"/>
+            <w:hideMark/>
+          </w:tcPr>
+          <w:p>
+            <w:pPr>
+              <w:spacing w:before="0" w:after="0" w:line="240" w:lineRule="auto"/>
+            </w:pPr>
+            <w:r>
+              <w:t xml:space="preserve">Black </w:t>
+            </w:r>
+          </w:p>
+        </w:tc>
+        <w:tc>
+          <w:tcPr>
+            <w:tcW w:w="0" w:type="auto"/>
+          </w:tcPr>
+          <w:p>
+            <w:pPr>
+              <w:spacing w:before="0" w:after="0" w:line="240" w:lineRule="auto"/>
+            </w:pPr>
+            <w:r>
+              <w:t>White</w:t>
+            </w:r>
+          </w:p>
+        </w:tc>
+      </w:tr>
+      <w:tr>
+        <w:tc>
+          <w:tcPr>
+            <w:tcW w:w="0" w:type="auto"/>
+            <w:hideMark/>
+          </w:tcPr>
+          <w:p>
+            <w:pPr>
+              <w:spacing w:before="0" w:after="0" w:line="240" w:lineRule="auto"/>
+            </w:pPr>
+            <w:r>
+              <w:t xml:space="preserve">3 </w:t>
+            </w:r>
+          </w:p>
+        </w:tc>
+        <w:tc>
+          <w:tcPr>
+            <w:tcW w:w="0" w:type="auto"/>
+            <w:hideMark/>
+          </w:tcPr>
+          <w:p>
+            <w:pPr>
+              <w:spacing w:before="0" w:after="0" w:line="240" w:lineRule="auto"/>
+            </w:pPr>
+            <w:r>
+              <w:t xml:space="preserve">3.3V </w:t>
+            </w:r>
+          </w:p>
+        </w:tc>
+        <w:tc>
+          <w:tcPr>
+            <w:tcW w:w="0" w:type="auto"/>
+            <w:hideMark/>
+          </w:tcPr>
+          <w:p>
+            <w:pPr>
+              <w:spacing w:before="0" w:after="0" w:line="240" w:lineRule="auto"/>
+            </w:pPr>
+            <w:r>
+              <w:t>Yellow</w:t>
+            </w:r>
+            <w:r>
+              <w:t xml:space="preserve"> </w:t>
+            </w:r>
+          </w:p>
+        </w:tc>
+        <w:tc>
+          <w:tcPr>
+            <w:tcW w:w="0" w:type="auto"/>
+          </w:tcPr>
+          <w:p>
+            <w:pPr>
+              <w:spacing w:before="0" w:after="0" w:line="240" w:lineRule="auto"/>
+            </w:pPr>
+            <w:r>
+              <w:t>Blue</w:t>
+            </w:r>
+          </w:p>
+        </w:tc>
+      </w:tr>
+      <w:tr>
+        <w:tc>
+          <w:tcPr>
+            <w:tcW w:w="0" w:type="auto"/>
+            <w:hideMark/>
+          </w:tcPr>
+          <w:p>
+            <w:pPr>
+              <w:spacing w:before="0" w:after="0" w:line="240" w:lineRule="auto"/>
+            </w:pPr>
+            <w:r>
+              <w:t xml:space="preserve">4 </w:t>
+            </w:r>
+          </w:p>
+        </w:tc>
+        <w:tc>
+          <w:tcPr>
+            <w:tcW w:w="0" w:type="auto"/>
+            <w:hideMark/>
+          </w:tcPr>
+          <w:p>
+            <w:pPr>
+              <w:spacing w:before="0" w:after="0" w:line="240" w:lineRule="auto"/>
+            </w:pPr>
+            <w:r>
+              <w:t xml:space="preserve">Motor A (Encoder A) </w:t>
+            </w:r>
+          </w:p>
+        </w:tc>
+        <w:tc>
+          <w:tcPr>
+            <w:tcW w:w="0" w:type="auto"/>
+            <w:hideMark/>
+          </w:tcPr>
+          <w:p>
+            <w:pPr>
+              <w:spacing w:before="0" w:after="0" w:line="240" w:lineRule="auto"/>
+            </w:pPr>
+            <w:r>
+              <w:t>Green</w:t>
+            </w:r>
+            <w:r>
+              <w:t xml:space="preserve"> </w:t>
+            </w:r>
+          </w:p>
+        </w:tc>
+        <w:tc>
+          <w:tcPr>
+            <w:tcW w:w="0" w:type="auto"/>
+          </w:tcPr>
+          <w:p>
+            <w:pPr>
+              <w:spacing w:before="0" w:after="0" w:line="240" w:lineRule="auto"/>
+            </w:pPr>
+            <w:r>
+              <w:t>Yellow</w:t>
+            </w:r>
+          </w:p>
+        </w:tc>
+      </w:tr>
+      <w:tr>
+        <w:tc>
+          <w:tcPr>
+            <w:tcW w:w="0" w:type="auto"/>
+            <w:hideMark/>
+          </w:tcPr>
+          <w:p>
+            <w:pPr>
+              <w:spacing w:before="0" w:after="0" w:line="240" w:lineRule="auto"/>
+            </w:pPr>
+            <w:r>
+              <w:t xml:space="preserve">5 </w:t>
+            </w:r>
+          </w:p>
+        </w:tc>
+        <w:tc>
+          <w:tcPr>
+            <w:tcW w:w="0" w:type="auto"/>
+            <w:hideMark/>
+          </w:tcPr>
+          <w:p>
+            <w:pPr>
+              <w:spacing w:before="0" w:after="0" w:line="240" w:lineRule="auto"/>
+            </w:pPr>
+            <w:r>
+              <w:t xml:space="preserve">Motor B (Encoder B) </w:t>
+            </w:r>
+          </w:p>
+        </w:tc>
+        <w:tc>
+          <w:tcPr>
+            <w:tcW w:w="0" w:type="auto"/>
+            <w:hideMark/>
+          </w:tcPr>
+          <w:p>
+            <w:pPr>
+              <w:spacing w:before="0" w:after="0" w:line="240" w:lineRule="auto"/>
+            </w:pPr>
+            <w:r>
+              <w:t>Blue</w:t>
+            </w:r>
+          </w:p>
+        </w:tc>
+        <w:tc>
+          <w:tcPr>
+            <w:tcW w:w="0" w:type="auto"/>
+          </w:tcPr>
+          <w:p>
+            <w:pPr>
+              <w:spacing w:before="0" w:after="0" w:line="240" w:lineRule="auto"/>
+            </w:pPr>
+            <w:r>
+              <w:t>Green</w:t>
+            </w:r>
+          </w:p>
+        </w:tc>
+      </w:tr>
+      <w:tr>
+        <w:tc>
+          <w:tcPr>
+            <w:tcW w:w="0" w:type="auto"/>
+            <w:hideMark/>
+          </w:tcPr>
+          <w:p>
+            <w:pPr>
+              <w:spacing w:before="0" w:after="0" w:line="240" w:lineRule="auto"/>
+            </w:pPr>
+            <w:r>
+              <w:t xml:space="preserve">6 </w:t>
+            </w:r>
+          </w:p>
+        </w:tc>
+        <w:tc>
+          <w:tcPr>
+            <w:tcW w:w="0" w:type="auto"/>
+            <w:hideMark/>
+          </w:tcPr>
+          <w:p>
+            <w:pPr>
+              <w:spacing w:before="0" w:after="0" w:line="240" w:lineRule="auto"/>
+            </w:pPr>
+            <w:r>
+              <w:t xml:space="preserve">Ground (GND) </w:t>
+            </w:r>
+          </w:p>
+        </w:tc>
+        <w:tc>
+          <w:tcPr>
+            <w:tcW w:w="0" w:type="auto"/>
+            <w:hideMark/>
+          </w:tcPr>
+          <w:p>
+            <w:pPr>
+              <w:spacing w:before="0" w:after="0" w:line="240" w:lineRule="auto"/>
+            </w:pPr>
+            <w:r>
+              <w:t>W</w:t>
+            </w:r>
+            <w:r>
+              <w:t>hite</w:t>
+            </w:r>
+          </w:p>
+        </w:tc>
+        <w:tc>
+          <w:tcPr>
+            <w:tcW w:w="0" w:type="auto"/>
+          </w:tcPr>
+          <w:p>
+            <w:pPr>
+              <w:spacing w:before="0" w:after="0" w:line="240" w:lineRule="auto"/>
+            </w:pPr>
+            <w:r>
+              <w:t>Black</w:t>
+            </w:r>
+          </w:p>
+        </w:tc>
+      </w:tr>
+    </w:tbl>
+    <w:p>
+      <w:pPr>
+        <w:ind w:left="-720"/>
+      </w:pPr>
+      <w:r>
+        <w:rPr>
+          <w:noProof/>
+        </w:rPr>
+        <w:drawing>
+          <wp:inline distT="0" distB="0" distL="0" distR="0" wp14:anchorId="4967F675" wp14:editId="27E44761">
+            <wp:extent cx="7620000" cy="1981200"/>
+            <wp:effectExtent l="0" t="0" r="0" b="0"/>
+            <wp:docPr id="54383415" name="Picture 4"/>
+            <wp:cNvGraphicFramePr>
+              <a:graphicFrameLocks xmlns:a="http://schemas.openxmlformats.org/drawingml/2006/main" noChangeAspect="1"/>
+            </wp:cNvGraphicFramePr>
+            <a:graphic xmlns:a="http://schemas.openxmlformats.org/drawingml/2006/main">
+              <a:graphicData uri="http://schemas.openxmlformats.org/drawingml/2006/picture">
+                <pic:pic xmlns:pic="http://schemas.openxmlformats.org/drawingml/2006/picture">
+                  <pic:nvPicPr>
+                    <pic:cNvPr id="0" name="Picture 2"/>
+                    <pic:cNvPicPr>
+                      <a:picLocks noChangeAspect="1" noChangeArrowheads="1"/>
+                    </pic:cNvPicPr>
+                  </pic:nvPicPr>
+                  <pic:blipFill>
+                    <a:blip r:embed="rId25">
+                      <a:extLst>
+                        <a:ext uri="{28A0092B-C50C-407E-A947-70E740481C1C}">
+                          <a14:useLocalDpi xmlns:a14="http://schemas.microsoft.com/office/drawing/2010/main" val="0"/>
+                        </a:ext>
+                      </a:extLst>
+                    </a:blip>
+                    <a:srcRect/>
+                    <a:stretch>
+                      <a:fillRect/>
+                    </a:stretch>
+                  </pic:blipFill>
+                  <pic:spPr bwMode="auto">
+                    <a:xfrm>
+                      <a:off x="0" y="0"/>
+                      <a:ext cx="7620000" cy="1981200"/>
+                    </a:xfrm>
+                    <a:prstGeom prst="rect">
+                      <a:avLst/>
+                    </a:prstGeom>
+                    <a:noFill/>
+                  </pic:spPr>
+                </pic:pic>
+              </a:graphicData>
+            </a:graphic>
+          </wp:inline>
+        </w:drawing>
+      </w:r>
+    </w:p>
+    <w:p>
+      <w:pPr>
+        <w:rPr>
+          <w:noProof/>
+        </w:rPr>
+      </w:pPr>
+    </w:p>
+    <w:p>
+      <w:r>
+        <w:rPr>
+          <w:noProof/>
+        </w:rPr>
+        <w:lastRenderedPageBreak/>
+        <w:drawing>
+          <wp:inline distT="0" distB="0" distL="0" distR="0" wp14:anchorId="13C873A0" wp14:editId="54A24F4F">
+            <wp:extent cx="7080250" cy="6181725"/>
+            <wp:effectExtent l="0" t="0" r="6350" b="9525"/>
+            <wp:docPr id="1407380162" name="Picture 6"/>
+            <wp:cNvGraphicFramePr>
+              <a:graphicFrameLocks xmlns:a="http://schemas.openxmlformats.org/drawingml/2006/main" noChangeAspect="1"/>
+            </wp:cNvGraphicFramePr>
+            <a:graphic xmlns:a="http://schemas.openxmlformats.org/drawingml/2006/main">
+              <a:graphicData uri="http://schemas.openxmlformats.org/drawingml/2006/picture">
+                <pic:pic xmlns:pic="http://schemas.openxmlformats.org/drawingml/2006/picture">
+                  <pic:nvPicPr>
+                    <pic:cNvPr id="0" name="Picture 3"/>
+                    <pic:cNvPicPr>
+                      <a:picLocks noChangeAspect="1" noChangeArrowheads="1"/>
+                    </pic:cNvPicPr>
+                  </pic:nvPicPr>
+                  <pic:blipFill rotWithShape="1">
+                    <a:blip r:embed="rId26">
+                      <a:extLst>
+                        <a:ext uri="{28A0092B-C50C-407E-A947-70E740481C1C}">
+                          <a14:useLocalDpi xmlns:a14="http://schemas.microsoft.com/office/drawing/2010/main" val="0"/>
+                        </a:ext>
+                      </a:extLst>
+                    </a:blip>
+                    <a:srcRect l="7927"/>
+                    <a:stretch/>
+                  </pic:blipFill>
+                  <pic:spPr bwMode="auto">
+                    <a:xfrm>
+                      <a:off x="0" y="0"/>
+                      <a:ext cx="7080250" cy="6181725"/>
+                    </a:xfrm>
+                    <a:prstGeom prst="rect">
+                      <a:avLst/>
+                    </a:prstGeom>
+                    <a:noFill/>
+                    <a:ln>
+                      <a:noFill/>
+                    </a:ln>
+                    <a:extLst>
+                      <a:ext uri="{53640926-AAD7-44D8-BBD7-CCE9431645EC}">
+                        <a14:shadowObscured xmlns:a14="http://schemas.microsoft.com/office/drawing/2010/main"/>
+                      </a:ext>
+                    </a:extLst>
+                  </pic:spPr>
+                </pic:pic>
+              </a:graphicData>
+            </a:graphic>
+          </wp:inline>
+        </w:drawing>
+      </w:r>
+    </w:p>
+    <w:p>
+      <w:pPr>
+        <w:pStyle w:val="Heading1"/>
+      </w:pPr>
       <w:r>
         <w:t>Basic Project</w:t>
       </w:r>
@@ -1267,7 +2225,7 @@
       <w:r>
         <w:t>: This controller is powered by the RP2040 chip and supports four motors with encoders</w:t>
       </w:r>
-      <w:hyperlink r:id="rId22" w:history="1">
+      <w:hyperlink r:id="rId27" w:history="1">
         <w:r>
           <w:rPr>
             <w:rStyle w:val="Hyperlink"/>
@@ -1291,6 +2249,7 @@
           <w:b/>
           <w:bCs/>
         </w:rPr>
+        <w:lastRenderedPageBreak/>
         <w:t>JGA25-370 Motors</w:t>
       </w:r>
       <w:r>
@@ -1348,117 +2307,9 @@
         <w:t>Microcontroller Programming Environment</w:t>
       </w:r>
       <w:r>
-        <w:t xml:space="preserve">: You can use C++, </w:t>
-      </w:r>
-      <w:proofErr w:type="spellStart"/>
-      <w:r>
-        <w:t>MicroPython</w:t>
-      </w:r>
-      <w:proofErr w:type="spellEnd"/>
-      <w:r>
-        <w:t xml:space="preserve">, or </w:t>
-      </w:r>
-      <w:proofErr w:type="spellStart"/>
-      <w:r>
-        <w:t>CircuitPython</w:t>
-      </w:r>
-      <w:proofErr w:type="spellEnd"/>
-      <w:r>
-        <w:fldChar w:fldCharType="begin"/>
-      </w:r>
-      <w:r>
-        <w:instrText>HYPERLINK "https://shop.pimoroni.com/products/motor-2040?variant=39884997853267"</w:instrText>
-      </w:r>
-      <w:r>
-        <w:fldChar w:fldCharType="separate"/>
-      </w:r>
-      <w:r>
-        <w:rPr>
-          <w:rStyle w:val="Hyperlink"/>
-        </w:rPr>
-        <w:t>[2]</w:t>
-      </w:r>
-      <w:r>
-        <w:fldChar w:fldCharType="end"/>
-      </w:r>
-      <w:r>
-        <w:t>.</w:t>
-      </w:r>
-    </w:p>
-    <w:p>
-      <w:pPr>
-        <w:rPr>
-          <w:b/>
-          <w:bCs/>
-        </w:rPr>
-      </w:pPr>
-      <w:r>
-        <w:rPr>
-          <w:b/>
-          <w:bCs/>
-        </w:rPr>
-        <w:lastRenderedPageBreak/>
-        <w:t>Steps to Create Your Project:</w:t>
-      </w:r>
-    </w:p>
-    <w:p>
-      <w:pPr>
-        <w:numPr>
-          <w:ilvl w:val="0"/>
-          <w:numId w:val="4"/>
-        </w:numPr>
-      </w:pPr>
-      <w:r>
-        <w:rPr>
-          <w:b/>
-          <w:bCs/>
-        </w:rPr>
-        <w:t>Connect the Motors</w:t>
-      </w:r>
-      <w:r>
-        <w:t>:</w:t>
-      </w:r>
-    </w:p>
-    <w:p>
-      <w:pPr>
-        <w:numPr>
-          <w:ilvl w:val="1"/>
-          <w:numId w:val="4"/>
-        </w:numPr>
-      </w:pPr>
-      <w:r>
-        <w:t>Attach the JGA25-370 motors to the Motor 2040 using the JST-SH cables. Make sure each motor is connected to one of the four motor channels on the controller.</w:t>
-      </w:r>
-    </w:p>
-    <w:p>
-      <w:pPr>
-        <w:numPr>
-          <w:ilvl w:val="0"/>
-          <w:numId w:val="4"/>
-        </w:numPr>
-      </w:pPr>
-      <w:r>
-        <w:rPr>
-          <w:b/>
-          <w:bCs/>
-        </w:rPr>
-        <w:t>Power the Controller</w:t>
-      </w:r>
-      <w:r>
-        <w:t>:</w:t>
-      </w:r>
-    </w:p>
-    <w:p>
-      <w:pPr>
-        <w:numPr>
-          <w:ilvl w:val="1"/>
-          <w:numId w:val="4"/>
-        </w:numPr>
-      </w:pPr>
-      <w:r>
-        <w:t>Connect your power supply to the Motor 2040. The controller supports a wide voltage range (2.7V to 10V) for motors and logic</w:t>
-      </w:r>
-      <w:hyperlink r:id="rId23" w:history="1">
+        <w:t>: You can use C++, MicroPython, or CircuitPython</w:t>
+      </w:r>
+      <w:hyperlink r:id="rId28" w:history="1">
         <w:r>
           <w:rPr>
             <w:rStyle w:val="Hyperlink"/>
@@ -1472,6 +2323,21 @@
     </w:p>
     <w:p>
       <w:pPr>
+        <w:rPr>
+          <w:b/>
+          <w:bCs/>
+        </w:rPr>
+      </w:pPr>
+      <w:r>
+        <w:rPr>
+          <w:b/>
+          <w:bCs/>
+        </w:rPr>
+        <w:t>Steps to Create Your Project:</w:t>
+      </w:r>
+    </w:p>
+    <w:p>
+      <w:pPr>
         <w:numPr>
           <w:ilvl w:val="0"/>
           <w:numId w:val="4"/>
@@ -1482,7 +2348,7 @@
           <w:b/>
           <w:bCs/>
         </w:rPr>
-        <w:t>Set Up the Programming Environment</w:t>
+        <w:t>Connect the Motors</w:t>
       </w:r>
       <w:r>
         <w:t>:</w:t>
@@ -1496,25 +2362,38 @@
         </w:numPr>
       </w:pPr>
       <w:r>
-        <w:t xml:space="preserve">Install the necessary libraries for your chosen programming language. For example, if you're using </w:t>
-      </w:r>
-      <w:proofErr w:type="spellStart"/>
-      <w:r>
-        <w:t>MicroPython</w:t>
-      </w:r>
-      <w:proofErr w:type="spellEnd"/>
-      <w:r>
-        <w:t xml:space="preserve">, you can find the Motor 2040 library and examples on the </w:t>
-      </w:r>
-      <w:proofErr w:type="spellStart"/>
-      <w:r>
-        <w:t>Pimoroni</w:t>
-      </w:r>
-      <w:proofErr w:type="spellEnd"/>
-      <w:r>
-        <w:t xml:space="preserve"> GitHub page</w:t>
-      </w:r>
-      <w:hyperlink r:id="rId24" w:history="1">
+        <w:t>Attach the JGA25-370 motors to the Motor 2040 using the JST-SH cables. Make sure each motor is connected to one of the four motor channels on the controller.</w:t>
+      </w:r>
+    </w:p>
+    <w:p>
+      <w:pPr>
+        <w:numPr>
+          <w:ilvl w:val="0"/>
+          <w:numId w:val="4"/>
+        </w:numPr>
+      </w:pPr>
+      <w:r>
+        <w:rPr>
+          <w:b/>
+          <w:bCs/>
+        </w:rPr>
+        <w:t>Power the Controller</w:t>
+      </w:r>
+      <w:r>
+        <w:t>:</w:t>
+      </w:r>
+    </w:p>
+    <w:p>
+      <w:pPr>
+        <w:numPr>
+          <w:ilvl w:val="1"/>
+          <w:numId w:val="4"/>
+        </w:numPr>
+      </w:pPr>
+      <w:r>
+        <w:t>Connect your power supply to the Motor 2040. The controller supports a wide voltage range (2.7V to 10V) for motors and logic</w:t>
+      </w:r>
+      <w:hyperlink r:id="rId29" w:history="1">
         <w:r>
           <w:rPr>
             <w:rStyle w:val="Hyperlink"/>
@@ -1538,7 +2417,7 @@
           <w:b/>
           <w:bCs/>
         </w:rPr>
-        <w:t>Write Your Code</w:t>
+        <w:t>Set Up the Programming Environment</w:t>
       </w:r>
       <w:r>
         <w:t>:</w:t>
@@ -1552,15 +2431,47 @@
         </w:numPr>
       </w:pPr>
       <w:r>
-        <w:t xml:space="preserve">Start by writing simple code to control the motors. For instance, you can write a script to make the motors move forward, backward, and stop. Here's a basic example in </w:t>
-      </w:r>
-      <w:proofErr w:type="spellStart"/>
-      <w:r>
-        <w:t>MicroPython</w:t>
-      </w:r>
-      <w:proofErr w:type="spellEnd"/>
+        <w:t>Install the necessary libraries for your chosen programming language. For example, if you're using MicroPython, you can find the Motor 2040 library and examples on the Pimoroni GitHub page</w:t>
+      </w:r>
+      <w:hyperlink r:id="rId30" w:history="1">
+        <w:r>
+          <w:rPr>
+            <w:rStyle w:val="Hyperlink"/>
+          </w:rPr>
+          <w:t>[2]</w:t>
+        </w:r>
+      </w:hyperlink>
+      <w:r>
+        <w:t>.</w:t>
+      </w:r>
+    </w:p>
+    <w:p>
+      <w:pPr>
+        <w:numPr>
+          <w:ilvl w:val="0"/>
+          <w:numId w:val="4"/>
+        </w:numPr>
+      </w:pPr>
+      <w:r>
+        <w:rPr>
+          <w:b/>
+          <w:bCs/>
+        </w:rPr>
+        <w:t>Write Your Code</w:t>
+      </w:r>
       <w:r>
         <w:t>:</w:t>
+      </w:r>
+    </w:p>
+    <w:p>
+      <w:pPr>
+        <w:numPr>
+          <w:ilvl w:val="1"/>
+          <w:numId w:val="4"/>
+        </w:numPr>
+      </w:pPr>
+      <w:r>
+        <w:t>Start by writing simple code to control the motors. For instance, you can write a script to make the motors move forward, backward, and stop. Here's a basic example in MicroPython:</w:t>
       </w:r>
     </w:p>
     <w:p>
@@ -1757,21 +2668,13 @@
       <w:r>
         <w:t xml:space="preserve">] </w:t>
       </w:r>
-      <w:hyperlink r:id="rId25" w:history="1">
+      <w:hyperlink r:id="rId31" w:history="1">
         <w:r>
           <w:rPr>
             <w:rStyle w:val="Hyperlink"/>
           </w:rPr>
-          <w:t xml:space="preserve">Motor 2040 - Quad Motor Controller - </w:t>
+          <w:t>Motor 2040 - Quad Motor Controller - Pimoroni</w:t>
         </w:r>
-        <w:proofErr w:type="spellStart"/>
-        <w:r>
-          <w:rPr>
-            <w:rStyle w:val="Hyperlink"/>
-          </w:rPr>
-          <w:t>Pimoroni</w:t>
-        </w:r>
-        <w:proofErr w:type="spellEnd"/>
       </w:hyperlink>
     </w:p>
     <w:p>
@@ -1876,101 +2779,61 @@
         <w:t>Define the PID Equation</w:t>
       </w:r>
       <w:r>
-        <w:t xml:space="preserve">: The PID control equation is: $ u(t) = </w:t>
-      </w:r>
-      <w:proofErr w:type="spellStart"/>
-      <w:r>
-        <w:t>K</w:t>
+        <w:t>: The PID control equation is: $ u(t) = K</w:t>
       </w:r>
       <w:r>
         <w:rPr>
           <w:i/>
           <w:iCs/>
         </w:rPr>
-        <w:t>p</w:t>
-      </w:r>
-      <w:proofErr w:type="spellEnd"/>
+        <w:t>p e(t) + K</w:t>
+      </w:r>
+      <w:r>
+        <w:t>i \int e(t) dt + K_d \frac{de(t)}{dt} $ where:</w:t>
+      </w:r>
+    </w:p>
+    <w:p>
+      <w:pPr>
+        <w:numPr>
+          <w:ilvl w:val="1"/>
+          <w:numId w:val="6"/>
+        </w:numPr>
+      </w:pPr>
+      <w:r>
+        <w:lastRenderedPageBreak/>
+        <w:t>( u(t) ) is the control output.</w:t>
+      </w:r>
+    </w:p>
+    <w:p>
+      <w:pPr>
+        <w:numPr>
+          <w:ilvl w:val="1"/>
+          <w:numId w:val="6"/>
+        </w:numPr>
+      </w:pPr>
+      <w:r>
+        <w:t>( e(t) ) is the error (setpoint - measured value).</w:t>
+      </w:r>
+    </w:p>
+    <w:p>
+      <w:pPr>
+        <w:numPr>
+          <w:ilvl w:val="1"/>
+          <w:numId w:val="6"/>
+        </w:numPr>
+      </w:pPr>
+      <w:r>
+        <w:t>( K</w:t>
+      </w:r>
       <w:r>
         <w:rPr>
           <w:i/>
           <w:iCs/>
         </w:rPr>
-        <w:t xml:space="preserve"> e(t) + K</w:t>
-      </w:r>
-      <w:r>
-        <w:t xml:space="preserve">i \int e(t) dt + </w:t>
-      </w:r>
-      <w:proofErr w:type="spellStart"/>
-      <w:r>
-        <w:t>K_d</w:t>
-      </w:r>
-      <w:proofErr w:type="spellEnd"/>
-      <w:r>
-        <w:t xml:space="preserve"> \frac{de(t)}{dt} $ where:</w:t>
-      </w:r>
-    </w:p>
-    <w:p>
-      <w:pPr>
-        <w:numPr>
-          <w:ilvl w:val="1"/>
-          <w:numId w:val="6"/>
-        </w:numPr>
-      </w:pPr>
-      <w:r>
-        <w:lastRenderedPageBreak/>
-        <w:t>( u(t) ) is the control output.</w:t>
-      </w:r>
-    </w:p>
-    <w:p>
-      <w:pPr>
-        <w:numPr>
-          <w:ilvl w:val="1"/>
-          <w:numId w:val="6"/>
-        </w:numPr>
-      </w:pPr>
-      <w:r>
-        <w:t>( e(t) ) is the error (setpoint - measured value).</w:t>
-      </w:r>
-    </w:p>
-    <w:p>
-      <w:pPr>
-        <w:numPr>
-          <w:ilvl w:val="1"/>
-          <w:numId w:val="6"/>
-        </w:numPr>
-      </w:pPr>
-      <w:r>
-        <w:t xml:space="preserve">( </w:t>
-      </w:r>
-      <w:proofErr w:type="spellStart"/>
-      <w:r>
-        <w:t>K</w:t>
-      </w:r>
-      <w:r>
-        <w:rPr>
-          <w:i/>
-          <w:iCs/>
-        </w:rPr>
-        <w:t>p</w:t>
-      </w:r>
-      <w:proofErr w:type="spellEnd"/>
-      <w:r>
-        <w:rPr>
-          <w:i/>
-          <w:iCs/>
-        </w:rPr>
-        <w:t xml:space="preserve"> ), ( K</w:t>
-      </w:r>
-      <w:r>
-        <w:t xml:space="preserve">i ), and ( </w:t>
-      </w:r>
-      <w:proofErr w:type="spellStart"/>
-      <w:r>
-        <w:t>K_d</w:t>
-      </w:r>
-      <w:proofErr w:type="spellEnd"/>
-      <w:r>
-        <w:t xml:space="preserve"> ) are the proportional, integral, and derivative gains, respectively.</w:t>
+        <w:t>p ), ( K</w:t>
+      </w:r>
+      <w:r>
+        <w:t>i ), and ( K_d ) are the proportional, integral, and derivative gains, respectively.</w:t>
       </w:r>
     </w:p>
     <w:p>
@@ -2098,240 +2961,100 @@
               <w:pStyle w:val="Code"/>
             </w:pPr>
             <w:r>
-              <w:t xml:space="preserve">    def __</w:t>
-            </w:r>
-            <w:proofErr w:type="spellStart"/>
-            <w:r>
-              <w:t>init</w:t>
-            </w:r>
-            <w:proofErr w:type="spellEnd"/>
-            <w:r>
-              <w:t xml:space="preserve">__(self, </w:t>
-            </w:r>
-            <w:proofErr w:type="spellStart"/>
-            <w:r>
-              <w:t>Kp</w:t>
-            </w:r>
-            <w:proofErr w:type="spellEnd"/>
-            <w:r>
-              <w:t xml:space="preserve">, Ki, </w:t>
-            </w:r>
-            <w:proofErr w:type="spellStart"/>
-            <w:r>
-              <w:t>Kd</w:t>
-            </w:r>
-            <w:proofErr w:type="spellEnd"/>
-            <w:r>
-              <w:t>):</w:t>
-            </w:r>
-          </w:p>
-          <w:p>
-            <w:pPr>
-              <w:pStyle w:val="Code"/>
-            </w:pPr>
-            <w:r>
-              <w:t xml:space="preserve">        </w:t>
-            </w:r>
-            <w:proofErr w:type="spellStart"/>
-            <w:r>
-              <w:t>self.Kp</w:t>
-            </w:r>
-            <w:proofErr w:type="spellEnd"/>
-            <w:r>
-              <w:t xml:space="preserve"> = </w:t>
-            </w:r>
-            <w:proofErr w:type="spellStart"/>
-            <w:r>
-              <w:t>Kp</w:t>
-            </w:r>
-            <w:proofErr w:type="spellEnd"/>
-          </w:p>
-          <w:p>
-            <w:pPr>
-              <w:pStyle w:val="Code"/>
-            </w:pPr>
-            <w:r>
-              <w:t xml:space="preserve">        </w:t>
-            </w:r>
-            <w:proofErr w:type="spellStart"/>
-            <w:r>
-              <w:t>self.Ki</w:t>
-            </w:r>
-            <w:proofErr w:type="spellEnd"/>
-            <w:r>
-              <w:t xml:space="preserve"> = Ki</w:t>
-            </w:r>
-          </w:p>
-          <w:p>
-            <w:pPr>
-              <w:pStyle w:val="Code"/>
-            </w:pPr>
-            <w:r>
-              <w:t xml:space="preserve">        </w:t>
-            </w:r>
-            <w:proofErr w:type="spellStart"/>
-            <w:r>
-              <w:t>self.Kd</w:t>
-            </w:r>
-            <w:proofErr w:type="spellEnd"/>
-            <w:r>
-              <w:t xml:space="preserve"> = </w:t>
-            </w:r>
-            <w:proofErr w:type="spellStart"/>
-            <w:r>
-              <w:t>Kd</w:t>
-            </w:r>
-            <w:proofErr w:type="spellEnd"/>
-          </w:p>
-          <w:p>
-            <w:pPr>
-              <w:pStyle w:val="Code"/>
-            </w:pPr>
-            <w:r>
-              <w:t xml:space="preserve">        </w:t>
-            </w:r>
-            <w:proofErr w:type="spellStart"/>
-            <w:r>
-              <w:t>self.prev_error</w:t>
-            </w:r>
-            <w:proofErr w:type="spellEnd"/>
-            <w:r>
-              <w:t xml:space="preserve"> = 0</w:t>
-            </w:r>
-          </w:p>
-          <w:p>
-            <w:pPr>
-              <w:pStyle w:val="Code"/>
-            </w:pPr>
-            <w:r>
-              <w:t xml:space="preserve">        </w:t>
-            </w:r>
-            <w:proofErr w:type="spellStart"/>
-            <w:r>
-              <w:t>self.integral</w:t>
-            </w:r>
-            <w:proofErr w:type="spellEnd"/>
-            <w:r>
-              <w:t xml:space="preserve"> = 0</w:t>
-            </w:r>
-          </w:p>
-          <w:p>
-            <w:pPr>
-              <w:pStyle w:val="Code"/>
-            </w:pPr>
-          </w:p>
-          <w:p>
-            <w:pPr>
-              <w:pStyle w:val="Code"/>
-            </w:pPr>
-            <w:r>
-              <w:t xml:space="preserve">    def compute(self, setpoint, </w:t>
-            </w:r>
-            <w:proofErr w:type="spellStart"/>
-            <w:r>
-              <w:t>measured_value</w:t>
-            </w:r>
-            <w:proofErr w:type="spellEnd"/>
-            <w:r>
-              <w:t>):</w:t>
-            </w:r>
-          </w:p>
-          <w:p>
-            <w:pPr>
-              <w:pStyle w:val="Code"/>
-            </w:pPr>
-            <w:r>
-              <w:t xml:space="preserve">        error = setpoint - </w:t>
-            </w:r>
-            <w:proofErr w:type="spellStart"/>
-            <w:r>
-              <w:t>measured_value</w:t>
-            </w:r>
-            <w:proofErr w:type="spellEnd"/>
-          </w:p>
-          <w:p>
-            <w:pPr>
-              <w:pStyle w:val="Code"/>
-            </w:pPr>
-            <w:r>
-              <w:t xml:space="preserve">        </w:t>
-            </w:r>
-            <w:proofErr w:type="spellStart"/>
-            <w:r>
-              <w:t>self.integral</w:t>
-            </w:r>
-            <w:proofErr w:type="spellEnd"/>
-            <w:r>
-              <w:t xml:space="preserve"> += error</w:t>
-            </w:r>
-          </w:p>
-          <w:p>
-            <w:pPr>
-              <w:pStyle w:val="Code"/>
-            </w:pPr>
-            <w:r>
-              <w:t xml:space="preserve">        derivative = error - </w:t>
-            </w:r>
-            <w:proofErr w:type="spellStart"/>
-            <w:r>
-              <w:t>self.prev_error</w:t>
-            </w:r>
-            <w:proofErr w:type="spellEnd"/>
-          </w:p>
-          <w:p>
-            <w:pPr>
-              <w:pStyle w:val="Code"/>
-            </w:pPr>
-            <w:r>
-              <w:t xml:space="preserve">        output = </w:t>
-            </w:r>
-            <w:proofErr w:type="spellStart"/>
-            <w:r>
-              <w:t>self.Kp</w:t>
-            </w:r>
-            <w:proofErr w:type="spellEnd"/>
-            <w:r>
-              <w:t xml:space="preserve"> * error + </w:t>
-            </w:r>
-            <w:proofErr w:type="spellStart"/>
-            <w:r>
-              <w:t>self.Ki</w:t>
-            </w:r>
-            <w:proofErr w:type="spellEnd"/>
-            <w:r>
-              <w:t xml:space="preserve"> * </w:t>
-            </w:r>
-            <w:proofErr w:type="spellStart"/>
-            <w:r>
-              <w:t>self.integral</w:t>
-            </w:r>
-            <w:proofErr w:type="spellEnd"/>
-            <w:r>
-              <w:t xml:space="preserve"> + </w:t>
-            </w:r>
-            <w:proofErr w:type="spellStart"/>
-            <w:r>
-              <w:t>self.Kd</w:t>
-            </w:r>
-            <w:proofErr w:type="spellEnd"/>
-            <w:r>
-              <w:t xml:space="preserve"> * derivative</w:t>
-            </w:r>
-          </w:p>
-          <w:p>
-            <w:pPr>
-              <w:pStyle w:val="Code"/>
-            </w:pPr>
-            <w:r>
-              <w:t xml:space="preserve">        </w:t>
-            </w:r>
-            <w:proofErr w:type="spellStart"/>
-            <w:r>
-              <w:t>self.prev_error</w:t>
-            </w:r>
-            <w:proofErr w:type="spellEnd"/>
-            <w:r>
-              <w:t xml:space="preserve"> = error</w:t>
+              <w:t xml:space="preserve">    def __init__(self, Kp, Ki, Kd):</w:t>
+            </w:r>
+          </w:p>
+          <w:p>
+            <w:pPr>
+              <w:pStyle w:val="Code"/>
+            </w:pPr>
+            <w:r>
+              <w:t xml:space="preserve">        self.Kp = Kp</w:t>
+            </w:r>
+          </w:p>
+          <w:p>
+            <w:pPr>
+              <w:pStyle w:val="Code"/>
+            </w:pPr>
+            <w:r>
+              <w:t xml:space="preserve">        self.Ki = Ki</w:t>
+            </w:r>
+          </w:p>
+          <w:p>
+            <w:pPr>
+              <w:pStyle w:val="Code"/>
+            </w:pPr>
+            <w:r>
+              <w:t xml:space="preserve">        self.Kd = Kd</w:t>
+            </w:r>
+          </w:p>
+          <w:p>
+            <w:pPr>
+              <w:pStyle w:val="Code"/>
+            </w:pPr>
+            <w:r>
+              <w:t xml:space="preserve">        self.prev_error = 0</w:t>
+            </w:r>
+          </w:p>
+          <w:p>
+            <w:pPr>
+              <w:pStyle w:val="Code"/>
+            </w:pPr>
+            <w:r>
+              <w:t xml:space="preserve">        self.integral = 0</w:t>
+            </w:r>
+          </w:p>
+          <w:p>
+            <w:pPr>
+              <w:pStyle w:val="Code"/>
+            </w:pPr>
+          </w:p>
+          <w:p>
+            <w:pPr>
+              <w:pStyle w:val="Code"/>
+            </w:pPr>
+            <w:r>
+              <w:t xml:space="preserve">    def compute(self, setpoint, measured_value):</w:t>
+            </w:r>
+          </w:p>
+          <w:p>
+            <w:pPr>
+              <w:pStyle w:val="Code"/>
+            </w:pPr>
+            <w:r>
+              <w:t xml:space="preserve">        error = setpoint - measured_value</w:t>
+            </w:r>
+          </w:p>
+          <w:p>
+            <w:pPr>
+              <w:pStyle w:val="Code"/>
+            </w:pPr>
+            <w:r>
+              <w:t xml:space="preserve">        self.integral += error</w:t>
+            </w:r>
+          </w:p>
+          <w:p>
+            <w:pPr>
+              <w:pStyle w:val="Code"/>
+            </w:pPr>
+            <w:r>
+              <w:t xml:space="preserve">        derivative = error - self.prev_error</w:t>
+            </w:r>
+          </w:p>
+          <w:p>
+            <w:pPr>
+              <w:pStyle w:val="Code"/>
+            </w:pPr>
+            <w:r>
+              <w:t xml:space="preserve">        output = self.Kp * error + self.Ki * self.integral + self.Kd * derivative</w:t>
+            </w:r>
+          </w:p>
+          <w:p>
+            <w:pPr>
+              <w:pStyle w:val="Code"/>
+            </w:pPr>
+            <w:r>
+              <w:t xml:space="preserve">        self.prev_error = error</w:t>
             </w:r>
           </w:p>
           <w:p>
@@ -2359,29 +3082,8 @@
             <w:pPr>
               <w:pStyle w:val="Code"/>
             </w:pPr>
-            <w:proofErr w:type="spellStart"/>
-            <w:r>
-              <w:t>pid</w:t>
-            </w:r>
-            <w:proofErr w:type="spellEnd"/>
-            <w:r>
-              <w:t xml:space="preserve"> = PID(</w:t>
-            </w:r>
-            <w:proofErr w:type="spellStart"/>
-            <w:r>
-              <w:t>Kp</w:t>
-            </w:r>
-            <w:proofErr w:type="spellEnd"/>
-            <w:r>
-              <w:t xml:space="preserve">=1.0, Ki=0.1, </w:t>
-            </w:r>
-            <w:proofErr w:type="spellStart"/>
-            <w:r>
-              <w:t>Kd</w:t>
-            </w:r>
-            <w:proofErr w:type="spellEnd"/>
-            <w:r>
-              <w:t>=0.05)</w:t>
+            <w:r>
+              <w:t>pid = PID(Kp=1.0, Ki=0.1, Kd=0.05)</w:t>
             </w:r>
           </w:p>
           <w:p>
@@ -2396,71 +3098,29 @@
             <w:pPr>
               <w:pStyle w:val="Code"/>
             </w:pPr>
-            <w:proofErr w:type="spellStart"/>
-            <w:r>
-              <w:t>measured_value</w:t>
-            </w:r>
-            <w:proofErr w:type="spellEnd"/>
-            <w:r>
-              <w:t xml:space="preserve"> = 90  # Current value</w:t>
-            </w:r>
-          </w:p>
-          <w:p>
-            <w:pPr>
-              <w:pStyle w:val="Code"/>
-            </w:pPr>
-          </w:p>
-          <w:p>
-            <w:pPr>
-              <w:pStyle w:val="Code"/>
-            </w:pPr>
-            <w:proofErr w:type="spellStart"/>
-            <w:r>
-              <w:t>control_output</w:t>
-            </w:r>
-            <w:proofErr w:type="spellEnd"/>
-            <w:r>
-              <w:t xml:space="preserve"> = </w:t>
-            </w:r>
-            <w:proofErr w:type="spellStart"/>
-            <w:r>
-              <w:t>pid.compute</w:t>
-            </w:r>
-            <w:proofErr w:type="spellEnd"/>
-            <w:r>
-              <w:t xml:space="preserve">(setpoint, </w:t>
-            </w:r>
-            <w:proofErr w:type="spellStart"/>
-            <w:r>
-              <w:t>measured_value</w:t>
-            </w:r>
-            <w:proofErr w:type="spellEnd"/>
-            <w:r>
-              <w:t>)</w:t>
-            </w:r>
-          </w:p>
-          <w:p>
-            <w:pPr>
-              <w:pStyle w:val="Code"/>
-            </w:pPr>
-            <w:r>
-              <w:t>print(</w:t>
-            </w:r>
-            <w:proofErr w:type="spellStart"/>
-            <w:r>
-              <w:t>f"Control</w:t>
-            </w:r>
-            <w:proofErr w:type="spellEnd"/>
-            <w:r>
-              <w:t xml:space="preserve"> Output: {</w:t>
-            </w:r>
-            <w:proofErr w:type="spellStart"/>
-            <w:r>
-              <w:t>control_output</w:t>
-            </w:r>
-            <w:proofErr w:type="spellEnd"/>
-            <w:r>
-              <w:t>}")</w:t>
+            <w:r>
+              <w:t>measured_value = 90  # Current value</w:t>
+            </w:r>
+          </w:p>
+          <w:p>
+            <w:pPr>
+              <w:pStyle w:val="Code"/>
+            </w:pPr>
+          </w:p>
+          <w:p>
+            <w:pPr>
+              <w:pStyle w:val="Code"/>
+            </w:pPr>
+            <w:r>
+              <w:t>control_output = pid.compute(setpoint, measured_value)</w:t>
+            </w:r>
+          </w:p>
+          <w:p>
+            <w:pPr>
+              <w:pStyle w:val="Code"/>
+            </w:pPr>
+            <w:r>
+              <w:t>print(f"Control Output: {control_output}")</w:t>
             </w:r>
           </w:p>
           <w:p>
@@ -2488,39 +3148,19 @@
     </w:p>
     <w:p>
       <w:r>
-        <w:t xml:space="preserve">Tuning the ( </w:t>
-      </w:r>
-      <w:proofErr w:type="spellStart"/>
-      <w:r>
-        <w:t>K</w:t>
+        <w:t>Tuning the ( K</w:t>
       </w:r>
       <w:r>
         <w:rPr>
           <w:i/>
           <w:iCs/>
         </w:rPr>
-        <w:t>p</w:t>
-      </w:r>
-      <w:proofErr w:type="spellEnd"/>
-      <w:r>
-        <w:rPr>
-          <w:i/>
-          <w:iCs/>
-        </w:rPr>
-        <w:t xml:space="preserve"> ), ( K</w:t>
-      </w:r>
-      <w:r>
-        <w:t xml:space="preserve">i ), and ( </w:t>
-      </w:r>
-      <w:proofErr w:type="spellStart"/>
-      <w:r>
-        <w:t>K_d</w:t>
-      </w:r>
-      <w:proofErr w:type="spellEnd"/>
-      <w:r>
-        <w:t xml:space="preserve"> ) parameters is crucial for optimal performance. You can start with the Ziegler-Nichols method or trial and error to find the best values for your system</w:t>
-      </w:r>
-      <w:hyperlink r:id="rId26" w:history="1">
+        <w:t>p ), ( K</w:t>
+      </w:r>
+      <w:r>
+        <w:t>i ), and ( K_d ) parameters is crucial for optimal performance. You can start with the Ziegler-Nichols method or trial and error to find the best values for your system</w:t>
+      </w:r>
+      <w:hyperlink r:id="rId32" w:history="1">
         <w:r>
           <w:rPr>
             <w:rStyle w:val="Hyperlink"/>
@@ -2528,7 +3168,7 @@
           <w:t>[1]</w:t>
         </w:r>
       </w:hyperlink>
-      <w:hyperlink r:id="rId27" w:history="1">
+      <w:hyperlink r:id="rId33" w:history="1">
         <w:r>
           <w:rPr>
             <w:rStyle w:val="Hyperlink"/>
@@ -2564,7 +3204,7 @@
       <w:r>
         <w:t xml:space="preserve">[1] </w:t>
       </w:r>
-      <w:hyperlink r:id="rId28" w:history="1">
+      <w:hyperlink r:id="rId34" w:history="1">
         <w:r>
           <w:rPr>
             <w:rStyle w:val="Hyperlink"/>
@@ -2577,7 +3217,7 @@
       <w:r>
         <w:t xml:space="preserve">[2] </w:t>
       </w:r>
-      <w:hyperlink r:id="rId29" w:history="1">
+      <w:hyperlink r:id="rId35" w:history="1">
         <w:r>
           <w:rPr>
             <w:rStyle w:val="Hyperlink"/>
@@ -2764,15 +3404,7 @@
     </w:p>
     <w:p>
       <w:r>
-        <w:t xml:space="preserve">Here's an example of how you can integrate PID control into your project using </w:t>
-      </w:r>
-      <w:proofErr w:type="spellStart"/>
-      <w:r>
-        <w:t>MicroPython</w:t>
-      </w:r>
-      <w:proofErr w:type="spellEnd"/>
-      <w:r>
-        <w:t>:</w:t>
+        <w:t>Here's an example of how you can integrate PID control into your project using MicroPython:</w:t>
       </w:r>
     </w:p>
     <w:tbl>
@@ -2828,240 +3460,100 @@
               <w:pStyle w:val="Code"/>
             </w:pPr>
             <w:r>
-              <w:t xml:space="preserve">    def __</w:t>
-            </w:r>
-            <w:proofErr w:type="spellStart"/>
-            <w:r>
-              <w:t>init</w:t>
-            </w:r>
-            <w:proofErr w:type="spellEnd"/>
-            <w:r>
-              <w:t xml:space="preserve">__(self, </w:t>
-            </w:r>
-            <w:proofErr w:type="spellStart"/>
-            <w:r>
-              <w:t>Kp</w:t>
-            </w:r>
-            <w:proofErr w:type="spellEnd"/>
-            <w:r>
-              <w:t xml:space="preserve">, Ki, </w:t>
-            </w:r>
-            <w:proofErr w:type="spellStart"/>
-            <w:r>
-              <w:t>Kd</w:t>
-            </w:r>
-            <w:proofErr w:type="spellEnd"/>
-            <w:r>
-              <w:t>):</w:t>
-            </w:r>
-          </w:p>
-          <w:p>
-            <w:pPr>
-              <w:pStyle w:val="Code"/>
-            </w:pPr>
-            <w:r>
-              <w:t xml:space="preserve">        </w:t>
-            </w:r>
-            <w:proofErr w:type="spellStart"/>
-            <w:r>
-              <w:t>self.Kp</w:t>
-            </w:r>
-            <w:proofErr w:type="spellEnd"/>
-            <w:r>
-              <w:t xml:space="preserve"> = </w:t>
-            </w:r>
-            <w:proofErr w:type="spellStart"/>
-            <w:r>
-              <w:t>Kp</w:t>
-            </w:r>
-            <w:proofErr w:type="spellEnd"/>
-          </w:p>
-          <w:p>
-            <w:pPr>
-              <w:pStyle w:val="Code"/>
-            </w:pPr>
-            <w:r>
-              <w:t xml:space="preserve">        </w:t>
-            </w:r>
-            <w:proofErr w:type="spellStart"/>
-            <w:r>
-              <w:t>self.Ki</w:t>
-            </w:r>
-            <w:proofErr w:type="spellEnd"/>
-            <w:r>
-              <w:t xml:space="preserve"> = Ki</w:t>
-            </w:r>
-          </w:p>
-          <w:p>
-            <w:pPr>
-              <w:pStyle w:val="Code"/>
-            </w:pPr>
-            <w:r>
-              <w:t xml:space="preserve">        </w:t>
-            </w:r>
-            <w:proofErr w:type="spellStart"/>
-            <w:r>
-              <w:t>self.Kd</w:t>
-            </w:r>
-            <w:proofErr w:type="spellEnd"/>
-            <w:r>
-              <w:t xml:space="preserve"> = </w:t>
-            </w:r>
-            <w:proofErr w:type="spellStart"/>
-            <w:r>
-              <w:t>Kd</w:t>
-            </w:r>
-            <w:proofErr w:type="spellEnd"/>
-          </w:p>
-          <w:p>
-            <w:pPr>
-              <w:pStyle w:val="Code"/>
-            </w:pPr>
-            <w:r>
-              <w:t xml:space="preserve">        </w:t>
-            </w:r>
-            <w:proofErr w:type="spellStart"/>
-            <w:r>
-              <w:t>self.prev_error</w:t>
-            </w:r>
-            <w:proofErr w:type="spellEnd"/>
-            <w:r>
-              <w:t xml:space="preserve"> = 0</w:t>
-            </w:r>
-          </w:p>
-          <w:p>
-            <w:pPr>
-              <w:pStyle w:val="Code"/>
-            </w:pPr>
-            <w:r>
-              <w:t xml:space="preserve">        </w:t>
-            </w:r>
-            <w:proofErr w:type="spellStart"/>
-            <w:r>
-              <w:t>self.integral</w:t>
-            </w:r>
-            <w:proofErr w:type="spellEnd"/>
-            <w:r>
-              <w:t xml:space="preserve"> = 0</w:t>
-            </w:r>
-          </w:p>
-          <w:p>
-            <w:pPr>
-              <w:pStyle w:val="Code"/>
-            </w:pPr>
-          </w:p>
-          <w:p>
-            <w:pPr>
-              <w:pStyle w:val="Code"/>
-            </w:pPr>
-            <w:r>
-              <w:t xml:space="preserve">    def compute(self, setpoint, </w:t>
-            </w:r>
-            <w:proofErr w:type="spellStart"/>
-            <w:r>
-              <w:t>measured_value</w:t>
-            </w:r>
-            <w:proofErr w:type="spellEnd"/>
-            <w:r>
-              <w:t>):</w:t>
-            </w:r>
-          </w:p>
-          <w:p>
-            <w:pPr>
-              <w:pStyle w:val="Code"/>
-            </w:pPr>
-            <w:r>
-              <w:t xml:space="preserve">        error = setpoint - </w:t>
-            </w:r>
-            <w:proofErr w:type="spellStart"/>
-            <w:r>
-              <w:t>measured_value</w:t>
-            </w:r>
-            <w:proofErr w:type="spellEnd"/>
-          </w:p>
-          <w:p>
-            <w:pPr>
-              <w:pStyle w:val="Code"/>
-            </w:pPr>
-            <w:r>
-              <w:t xml:space="preserve">        </w:t>
-            </w:r>
-            <w:proofErr w:type="spellStart"/>
-            <w:r>
-              <w:t>self.integral</w:t>
-            </w:r>
-            <w:proofErr w:type="spellEnd"/>
-            <w:r>
-              <w:t xml:space="preserve"> += error</w:t>
-            </w:r>
-          </w:p>
-          <w:p>
-            <w:pPr>
-              <w:pStyle w:val="Code"/>
-            </w:pPr>
-            <w:r>
-              <w:t xml:space="preserve">        derivative = error - </w:t>
-            </w:r>
-            <w:proofErr w:type="spellStart"/>
-            <w:r>
-              <w:t>self.prev_error</w:t>
-            </w:r>
-            <w:proofErr w:type="spellEnd"/>
-          </w:p>
-          <w:p>
-            <w:pPr>
-              <w:pStyle w:val="Code"/>
-            </w:pPr>
-            <w:r>
-              <w:t xml:space="preserve">        output = </w:t>
-            </w:r>
-            <w:proofErr w:type="spellStart"/>
-            <w:r>
-              <w:t>self.Kp</w:t>
-            </w:r>
-            <w:proofErr w:type="spellEnd"/>
-            <w:r>
-              <w:t xml:space="preserve"> * error + </w:t>
-            </w:r>
-            <w:proofErr w:type="spellStart"/>
-            <w:r>
-              <w:t>self.Ki</w:t>
-            </w:r>
-            <w:proofErr w:type="spellEnd"/>
-            <w:r>
-              <w:t xml:space="preserve"> * </w:t>
-            </w:r>
-            <w:proofErr w:type="spellStart"/>
-            <w:r>
-              <w:t>self.integral</w:t>
-            </w:r>
-            <w:proofErr w:type="spellEnd"/>
-            <w:r>
-              <w:t xml:space="preserve"> + </w:t>
-            </w:r>
-            <w:proofErr w:type="spellStart"/>
-            <w:r>
-              <w:t>self.Kd</w:t>
-            </w:r>
-            <w:proofErr w:type="spellEnd"/>
-            <w:r>
-              <w:t xml:space="preserve"> * derivative</w:t>
-            </w:r>
-          </w:p>
-          <w:p>
-            <w:pPr>
-              <w:pStyle w:val="Code"/>
-            </w:pPr>
-            <w:r>
-              <w:t xml:space="preserve">        </w:t>
-            </w:r>
-            <w:proofErr w:type="spellStart"/>
-            <w:r>
-              <w:t>self.prev_error</w:t>
-            </w:r>
-            <w:proofErr w:type="spellEnd"/>
-            <w:r>
-              <w:t xml:space="preserve"> = error</w:t>
+              <w:t xml:space="preserve">    def __init__(self, Kp, Ki, Kd):</w:t>
+            </w:r>
+          </w:p>
+          <w:p>
+            <w:pPr>
+              <w:pStyle w:val="Code"/>
+            </w:pPr>
+            <w:r>
+              <w:t xml:space="preserve">        self.Kp = Kp</w:t>
+            </w:r>
+          </w:p>
+          <w:p>
+            <w:pPr>
+              <w:pStyle w:val="Code"/>
+            </w:pPr>
+            <w:r>
+              <w:t xml:space="preserve">        self.Ki = Ki</w:t>
+            </w:r>
+          </w:p>
+          <w:p>
+            <w:pPr>
+              <w:pStyle w:val="Code"/>
+            </w:pPr>
+            <w:r>
+              <w:t xml:space="preserve">        self.Kd = Kd</w:t>
+            </w:r>
+          </w:p>
+          <w:p>
+            <w:pPr>
+              <w:pStyle w:val="Code"/>
+            </w:pPr>
+            <w:r>
+              <w:t xml:space="preserve">        self.prev_error = 0</w:t>
+            </w:r>
+          </w:p>
+          <w:p>
+            <w:pPr>
+              <w:pStyle w:val="Code"/>
+            </w:pPr>
+            <w:r>
+              <w:t xml:space="preserve">        self.integral = 0</w:t>
+            </w:r>
+          </w:p>
+          <w:p>
+            <w:pPr>
+              <w:pStyle w:val="Code"/>
+            </w:pPr>
+          </w:p>
+          <w:p>
+            <w:pPr>
+              <w:pStyle w:val="Code"/>
+            </w:pPr>
+            <w:r>
+              <w:t xml:space="preserve">    def compute(self, setpoint, measured_value):</w:t>
+            </w:r>
+          </w:p>
+          <w:p>
+            <w:pPr>
+              <w:pStyle w:val="Code"/>
+            </w:pPr>
+            <w:r>
+              <w:t xml:space="preserve">        error = setpoint - measured_value</w:t>
+            </w:r>
+          </w:p>
+          <w:p>
+            <w:pPr>
+              <w:pStyle w:val="Code"/>
+            </w:pPr>
+            <w:r>
+              <w:t xml:space="preserve">        self.integral += error</w:t>
+            </w:r>
+          </w:p>
+          <w:p>
+            <w:pPr>
+              <w:pStyle w:val="Code"/>
+            </w:pPr>
+            <w:r>
+              <w:t xml:space="preserve">        derivative = error - self.prev_error</w:t>
+            </w:r>
+          </w:p>
+          <w:p>
+            <w:pPr>
+              <w:pStyle w:val="Code"/>
+            </w:pPr>
+            <w:r>
+              <w:t xml:space="preserve">        output = self.Kp * error + self.Ki * self.integral + self.Kd * derivative</w:t>
+            </w:r>
+          </w:p>
+          <w:p>
+            <w:pPr>
+              <w:pStyle w:val="Code"/>
+            </w:pPr>
+            <w:r>
+              <w:t xml:space="preserve">        self.prev_error = error</w:t>
             </w:r>
           </w:p>
           <w:p>
@@ -3097,29 +3589,8 @@
             <w:pPr>
               <w:pStyle w:val="Code"/>
             </w:pPr>
-            <w:proofErr w:type="spellStart"/>
-            <w:r>
-              <w:t>pid</w:t>
-            </w:r>
-            <w:proofErr w:type="spellEnd"/>
-            <w:r>
-              <w:t xml:space="preserve"> = PID(</w:t>
-            </w:r>
-            <w:proofErr w:type="spellStart"/>
-            <w:r>
-              <w:t>Kp</w:t>
-            </w:r>
-            <w:proofErr w:type="spellEnd"/>
-            <w:r>
-              <w:t xml:space="preserve">=1.0, Ki=0.1, </w:t>
-            </w:r>
-            <w:proofErr w:type="spellStart"/>
-            <w:r>
-              <w:t>Kd</w:t>
-            </w:r>
-            <w:proofErr w:type="spellEnd"/>
-            <w:r>
-              <w:t>=0.05)</w:t>
+            <w:r>
+              <w:t>pid = PID(Kp=1.0, Ki=0.1, Kd=0.05)</w:t>
             </w:r>
           </w:p>
           <w:p>
@@ -3161,15 +3632,7 @@
               <w:pStyle w:val="Code"/>
             </w:pPr>
             <w:r>
-              <w:t xml:space="preserve">    </w:t>
-            </w:r>
-            <w:proofErr w:type="spellStart"/>
-            <w:r>
-              <w:t>measured_value</w:t>
-            </w:r>
-            <w:proofErr w:type="spellEnd"/>
-            <w:r>
-              <w:t xml:space="preserve"> = motor.motor1.get_encoder_value()</w:t>
+              <w:t xml:space="preserve">    measured_value = motor.motor1.get_encoder_value()</w:t>
             </w:r>
           </w:p>
           <w:p>
@@ -3190,31 +3653,7 @@
               <w:pStyle w:val="Code"/>
             </w:pPr>
             <w:r>
-              <w:t xml:space="preserve">    </w:t>
-            </w:r>
-            <w:proofErr w:type="spellStart"/>
-            <w:r>
-              <w:t>control_output</w:t>
-            </w:r>
-            <w:proofErr w:type="spellEnd"/>
-            <w:r>
-              <w:t xml:space="preserve"> = </w:t>
-            </w:r>
-            <w:proofErr w:type="spellStart"/>
-            <w:r>
-              <w:t>pid.compute</w:t>
-            </w:r>
-            <w:proofErr w:type="spellEnd"/>
-            <w:r>
-              <w:t xml:space="preserve">(setpoint, </w:t>
-            </w:r>
-            <w:proofErr w:type="spellStart"/>
-            <w:r>
-              <w:t>measured_value</w:t>
-            </w:r>
-            <w:proofErr w:type="spellEnd"/>
-            <w:r>
-              <w:t>)</w:t>
+              <w:t xml:space="preserve">    control_output = pid.compute(setpoint, measured_value)</w:t>
             </w:r>
           </w:p>
           <w:p>
@@ -3235,15 +3674,7 @@
               <w:pStyle w:val="Code"/>
             </w:pPr>
             <w:r>
-              <w:t xml:space="preserve">    motor.motor1.set_speed(</w:t>
-            </w:r>
-            <w:proofErr w:type="spellStart"/>
-            <w:r>
-              <w:t>control_output</w:t>
-            </w:r>
-            <w:proofErr w:type="spellEnd"/>
-            <w:r>
-              <w:t>)</w:t>
+              <w:t xml:space="preserve">    motor.motor1.set_speed(control_output)</w:t>
             </w:r>
           </w:p>
           <w:p>
@@ -3297,109 +3728,149 @@
           <w:b/>
           <w:bCs/>
         </w:rPr>
-        <w:t>Proportional Gain (</w:t>
-      </w:r>
-      <w:proofErr w:type="spellStart"/>
+        <w:t>Proportional Gain (Kp)</w:t>
+      </w:r>
+      <w:r>
+        <w:t>: Start with a small value and increase it until you get a quick response without too much overshoot.</w:t>
+      </w:r>
+    </w:p>
+    <w:p>
+      <w:pPr>
+        <w:numPr>
+          <w:ilvl w:val="0"/>
+          <w:numId w:val="8"/>
+        </w:numPr>
+      </w:pPr>
       <w:r>
         <w:rPr>
           <w:b/>
           <w:bCs/>
         </w:rPr>
-        <w:t>Kp</w:t>
-      </w:r>
-      <w:proofErr w:type="spellEnd"/>
+        <w:lastRenderedPageBreak/>
+        <w:t>Integral Gain (Ki)</w:t>
+      </w:r>
+      <w:r>
+        <w:t>: Adjust this to eliminate steady-state error. Be cautious, as too high a value can cause instability.</w:t>
+      </w:r>
+    </w:p>
+    <w:p>
+      <w:pPr>
+        <w:numPr>
+          <w:ilvl w:val="0"/>
+          <w:numId w:val="8"/>
+        </w:numPr>
+      </w:pPr>
       <w:r>
         <w:rPr>
           <w:b/>
           <w:bCs/>
         </w:rPr>
-        <w:t>)</w:t>
-      </w:r>
-      <w:r>
-        <w:t>: Start with a small value and increase it until you get a quick response without too much overshoot.</w:t>
-      </w:r>
-    </w:p>
-    <w:p>
-      <w:pPr>
-        <w:numPr>
-          <w:ilvl w:val="0"/>
-          <w:numId w:val="8"/>
-        </w:numPr>
-      </w:pPr>
-      <w:r>
+        <w:t>Derivative Gain (Kd)</w:t>
+      </w:r>
+      <w:r>
+        <w:t>: Use this to reduce overshoot and improve stability. Start with a small value and increase it gradually.</w:t>
+      </w:r>
+    </w:p>
+    <w:p>
+      <w:pPr>
+        <w:pStyle w:val="Heading1"/>
+      </w:pPr>
+      <w:bookmarkStart w:id="7" w:name="_Toc192613188"/>
+      <w:r>
+        <w:t>Two Motor Controllers 3 Motors</w:t>
+      </w:r>
+      <w:bookmarkEnd w:id="7"/>
+    </w:p>
+    <w:p>
+      <w:r>
+        <w:t>Using two motor controllers to control six motors can be a bit more complex, but it's definitely doable! Here's a step-by-step guide to help you set up your project:</w:t>
+      </w:r>
+    </w:p>
+    <w:p>
+      <w:pPr>
         <w:rPr>
           <w:b/>
           <w:bCs/>
         </w:rPr>
-        <w:lastRenderedPageBreak/>
-        <w:t>Integral Gain (Ki)</w:t>
-      </w:r>
-      <w:r>
-        <w:t>: Adjust this to eliminate steady-state error. Be cautious, as too high a value can cause instability.</w:t>
-      </w:r>
-    </w:p>
-    <w:p>
-      <w:pPr>
-        <w:numPr>
-          <w:ilvl w:val="0"/>
-          <w:numId w:val="8"/>
-        </w:numPr>
       </w:pPr>
       <w:r>
         <w:rPr>
           <w:b/>
           <w:bCs/>
         </w:rPr>
-        <w:t>Derivative Gain (</w:t>
-      </w:r>
-      <w:proofErr w:type="spellStart"/>
+        <w:t>Materials Needed:</w:t>
+      </w:r>
+    </w:p>
+    <w:p>
+      <w:pPr>
+        <w:numPr>
+          <w:ilvl w:val="0"/>
+          <w:numId w:val="9"/>
+        </w:numPr>
+      </w:pPr>
       <w:r>
         <w:rPr>
           <w:b/>
           <w:bCs/>
         </w:rPr>
-        <w:t>Kd</w:t>
-      </w:r>
-      <w:proofErr w:type="spellEnd"/>
+        <w:t>Two Motor 2040 Controllers</w:t>
+      </w:r>
+      <w:r>
+        <w:t>: Each controller can handle up to four motors.</w:t>
+      </w:r>
+    </w:p>
+    <w:p>
+      <w:pPr>
+        <w:numPr>
+          <w:ilvl w:val="0"/>
+          <w:numId w:val="9"/>
+        </w:numPr>
+      </w:pPr>
       <w:r>
         <w:rPr>
           <w:b/>
           <w:bCs/>
         </w:rPr>
-        <w:t>)</w:t>
-      </w:r>
-      <w:r>
-        <w:t>: Use this to reduce overshoot and improve stability. Start with a small value and increase it gradually.</w:t>
-      </w:r>
-    </w:p>
-    <w:p>
-      <w:pPr>
-        <w:pStyle w:val="Heading1"/>
-      </w:pPr>
-      <w:bookmarkStart w:id="7" w:name="_Toc192613188"/>
-      <w:r>
-        <w:t>Two Motor Controllers 3 Motors</w:t>
-      </w:r>
-      <w:bookmarkEnd w:id="7"/>
-    </w:p>
-    <w:p>
-      <w:r>
-        <w:t>Using two motor controllers to control six motors can be a bit more complex, but it's definitely doable! Here's a step-by-step guide to help you set up your project:</w:t>
-      </w:r>
-    </w:p>
-    <w:p>
-      <w:pPr>
+        <w:t>Six JGA25-370 Motors</w:t>
+      </w:r>
+      <w:r>
+        <w:t>: These are the motors you'll be controlling.</w:t>
+      </w:r>
+    </w:p>
+    <w:p>
+      <w:pPr>
+        <w:numPr>
+          <w:ilvl w:val="0"/>
+          <w:numId w:val="9"/>
+        </w:numPr>
+      </w:pPr>
+      <w:r>
         <w:rPr>
           <w:b/>
           <w:bCs/>
         </w:rPr>
+        <w:t>Power Supply</w:t>
+      </w:r>
+      <w:r>
+        <w:t>: Ensure you have a suitable power supply for your motors and controllers.</w:t>
+      </w:r>
+    </w:p>
+    <w:p>
+      <w:pPr>
+        <w:numPr>
+          <w:ilvl w:val="0"/>
+          <w:numId w:val="9"/>
+        </w:numPr>
       </w:pPr>
       <w:r>
         <w:rPr>
           <w:b/>
           <w:bCs/>
         </w:rPr>
-        <w:t>Materials Needed:</w:t>
+        <w:t>JST-SH Cables</w:t>
+      </w:r>
+      <w:r>
+        <w:t>: For connecting the motors to the controllers.</w:t>
       </w:r>
     </w:p>
     <w:p>
@@ -3414,53 +3885,32 @@
           <w:b/>
           <w:bCs/>
         </w:rPr>
-        <w:t>Two Motor 2040 Controllers</w:t>
-      </w:r>
-      <w:r>
-        <w:t>: Each controller can handle up to four motors.</w:t>
-      </w:r>
-    </w:p>
-    <w:p>
-      <w:pPr>
-        <w:numPr>
-          <w:ilvl w:val="0"/>
-          <w:numId w:val="9"/>
-        </w:numPr>
-      </w:pPr>
-      <w:r>
+        <w:t>Microcontroller Programming Environment</w:t>
+      </w:r>
+      <w:r>
+        <w:t>: You can use C++, MicroPython, or CircuitPython.</w:t>
+      </w:r>
+    </w:p>
+    <w:p>
+      <w:pPr>
         <w:rPr>
           <w:b/>
           <w:bCs/>
         </w:rPr>
-        <w:t>Six JGA25-370 Motors</w:t>
-      </w:r>
-      <w:r>
-        <w:t>: These are the motors you'll be controlling.</w:t>
-      </w:r>
-    </w:p>
-    <w:p>
-      <w:pPr>
-        <w:numPr>
-          <w:ilvl w:val="0"/>
-          <w:numId w:val="9"/>
-        </w:numPr>
       </w:pPr>
       <w:r>
         <w:rPr>
           <w:b/>
           <w:bCs/>
         </w:rPr>
-        <w:t>Power Supply</w:t>
-      </w:r>
-      <w:r>
-        <w:t>: Ensure you have a suitable power supply for your motors and controllers.</w:t>
+        <w:t>Steps to Set Up Your Project:</w:t>
       </w:r>
     </w:p>
     <w:p>
       <w:pPr>
         <w:numPr>
           <w:ilvl w:val="0"/>
-          <w:numId w:val="9"/>
+          <w:numId w:val="10"/>
         </w:numPr>
       </w:pPr>
       <w:r>
@@ -3468,17 +3918,28 @@
           <w:b/>
           <w:bCs/>
         </w:rPr>
-        <w:t>JST-SH Cables</w:t>
-      </w:r>
-      <w:r>
-        <w:t>: For connecting the motors to the controllers.</w:t>
+        <w:t>Connect the Motors to the Controllers</w:t>
+      </w:r>
+      <w:r>
+        <w:t>:</w:t>
+      </w:r>
+    </w:p>
+    <w:p>
+      <w:pPr>
+        <w:numPr>
+          <w:ilvl w:val="1"/>
+          <w:numId w:val="10"/>
+        </w:numPr>
+      </w:pPr>
+      <w:r>
+        <w:t>Divide the six motors between the two Motor 2040 controllers. For example, connect three motors to each controller using the JST-SH cables.</w:t>
       </w:r>
     </w:p>
     <w:p>
       <w:pPr>
         <w:numPr>
           <w:ilvl w:val="0"/>
-          <w:numId w:val="9"/>
+          <w:numId w:val="10"/>
         </w:numPr>
       </w:pPr>
       <w:r>
@@ -3486,56 +3947,65 @@
           <w:b/>
           <w:bCs/>
         </w:rPr>
-        <w:t>Microcontroller Programming Environment</w:t>
-      </w:r>
-      <w:r>
-        <w:t xml:space="preserve">: You can use C++, </w:t>
-      </w:r>
-      <w:proofErr w:type="spellStart"/>
-      <w:r>
-        <w:t>MicroPython</w:t>
-      </w:r>
-      <w:proofErr w:type="spellEnd"/>
-      <w:r>
-        <w:t xml:space="preserve">, or </w:t>
-      </w:r>
-      <w:proofErr w:type="spellStart"/>
-      <w:r>
-        <w:t>CircuitPython</w:t>
-      </w:r>
-      <w:proofErr w:type="spellEnd"/>
-      <w:r>
-        <w:t>.</w:t>
-      </w:r>
-    </w:p>
-    <w:p>
-      <w:pPr>
+        <w:t>Power the Controllers</w:t>
+      </w:r>
+      <w:r>
+        <w:t>:</w:t>
+      </w:r>
+    </w:p>
+    <w:p>
+      <w:pPr>
+        <w:numPr>
+          <w:ilvl w:val="1"/>
+          <w:numId w:val="10"/>
+        </w:numPr>
+      </w:pPr>
+      <w:r>
+        <w:t>Connect your power supply to both Motor 2040 controllers. Ensure the power supply can handle the combined current draw of all six motors.</w:t>
+      </w:r>
+    </w:p>
+    <w:p>
+      <w:pPr>
+        <w:numPr>
+          <w:ilvl w:val="0"/>
+          <w:numId w:val="10"/>
+        </w:numPr>
+      </w:pPr>
+      <w:r>
         <w:rPr>
           <w:b/>
           <w:bCs/>
         </w:rPr>
+        <w:t>Set Up the Programming Environment</w:t>
+      </w:r>
+      <w:r>
+        <w:t>:</w:t>
+      </w:r>
+    </w:p>
+    <w:p>
+      <w:pPr>
+        <w:numPr>
+          <w:ilvl w:val="1"/>
+          <w:numId w:val="10"/>
+        </w:numPr>
+      </w:pPr>
+      <w:r>
+        <w:t>Install the necessary libraries for your chosen programming language. For example, if you're using MicroPython, you can find the Motor 2040 library and examples on the Pimoroni GitHub page.</w:t>
+      </w:r>
+    </w:p>
+    <w:p>
+      <w:pPr>
+        <w:numPr>
+          <w:ilvl w:val="0"/>
+          <w:numId w:val="10"/>
+        </w:numPr>
       </w:pPr>
       <w:r>
         <w:rPr>
           <w:b/>
           <w:bCs/>
         </w:rPr>
-        <w:t>Steps to Set Up Your Project:</w:t>
-      </w:r>
-    </w:p>
-    <w:p>
-      <w:pPr>
-        <w:numPr>
-          <w:ilvl w:val="0"/>
-          <w:numId w:val="10"/>
-        </w:numPr>
-      </w:pPr>
-      <w:r>
-        <w:rPr>
-          <w:b/>
-          <w:bCs/>
-        </w:rPr>
-        <w:t>Connect the Motors to the Controllers</w:t>
+        <w:t>Write Your Code</w:t>
       </w:r>
       <w:r>
         <w:t>:</w:t>
@@ -3549,119 +4019,8 @@
         </w:numPr>
       </w:pPr>
       <w:r>
-        <w:t>Divide the six motors between the two Motor 2040 controllers. For example, connect three motors to each controller using the JST-SH cables.</w:t>
-      </w:r>
-    </w:p>
-    <w:p>
-      <w:pPr>
-        <w:numPr>
-          <w:ilvl w:val="0"/>
-          <w:numId w:val="10"/>
-        </w:numPr>
-      </w:pPr>
-      <w:r>
-        <w:rPr>
-          <w:b/>
-          <w:bCs/>
-        </w:rPr>
-        <w:t>Power the Controllers</w:t>
-      </w:r>
-      <w:r>
-        <w:t>:</w:t>
-      </w:r>
-    </w:p>
-    <w:p>
-      <w:pPr>
-        <w:numPr>
-          <w:ilvl w:val="1"/>
-          <w:numId w:val="10"/>
-        </w:numPr>
-      </w:pPr>
-      <w:r>
-        <w:t>Connect your power supply to both Motor 2040 controllers. Ensure the power supply can handle the combined current draw of all six motors.</w:t>
-      </w:r>
-    </w:p>
-    <w:p>
-      <w:pPr>
-        <w:numPr>
-          <w:ilvl w:val="0"/>
-          <w:numId w:val="10"/>
-        </w:numPr>
-      </w:pPr>
-      <w:r>
-        <w:rPr>
-          <w:b/>
-          <w:bCs/>
-        </w:rPr>
-        <w:t>Set Up the Programming Environment</w:t>
-      </w:r>
-      <w:r>
-        <w:t>:</w:t>
-      </w:r>
-    </w:p>
-    <w:p>
-      <w:pPr>
-        <w:numPr>
-          <w:ilvl w:val="1"/>
-          <w:numId w:val="10"/>
-        </w:numPr>
-      </w:pPr>
-      <w:r>
-        <w:t xml:space="preserve">Install the necessary libraries for your chosen programming language. For example, if you're using </w:t>
-      </w:r>
-      <w:proofErr w:type="spellStart"/>
-      <w:r>
-        <w:t>MicroPython</w:t>
-      </w:r>
-      <w:proofErr w:type="spellEnd"/>
-      <w:r>
-        <w:t xml:space="preserve">, you can find the Motor 2040 library and examples on the </w:t>
-      </w:r>
-      <w:proofErr w:type="spellStart"/>
-      <w:r>
-        <w:t>Pimoroni</w:t>
-      </w:r>
-      <w:proofErr w:type="spellEnd"/>
-      <w:r>
-        <w:t xml:space="preserve"> GitHub page.</w:t>
-      </w:r>
-    </w:p>
-    <w:p>
-      <w:pPr>
-        <w:numPr>
-          <w:ilvl w:val="0"/>
-          <w:numId w:val="10"/>
-        </w:numPr>
-      </w:pPr>
-      <w:r>
-        <w:rPr>
-          <w:b/>
-          <w:bCs/>
-        </w:rPr>
-        <w:t>Write Your Code</w:t>
-      </w:r>
-      <w:r>
-        <w:t>:</w:t>
-      </w:r>
-    </w:p>
-    <w:p>
-      <w:pPr>
-        <w:numPr>
-          <w:ilvl w:val="1"/>
-          <w:numId w:val="10"/>
-        </w:numPr>
-      </w:pPr>
-      <w:r>
         <w:lastRenderedPageBreak/>
-        <w:t xml:space="preserve">Write code to control the motors on both controllers. You'll need to initialize both controllers and manage the motors accordingly. Here's a basic example in </w:t>
-      </w:r>
-      <w:proofErr w:type="spellStart"/>
-      <w:r>
-        <w:t>MicroPython</w:t>
-      </w:r>
-      <w:proofErr w:type="spellEnd"/>
-      <w:r>
-        <w:t>:</w:t>
+        <w:t>Write code to control the motors on both controllers. You'll need to initialize both controllers and manage the motors accordingly. Here's a basic example in MicroPython:</w:t>
       </w:r>
     </w:p>
     <w:tbl>
@@ -3748,15 +4107,7 @@
               <w:pStyle w:val="Code"/>
             </w:pPr>
             <w:r>
-              <w:t xml:space="preserve">   def </w:t>
-            </w:r>
-            <w:proofErr w:type="spellStart"/>
-            <w:r>
-              <w:t>control_motors</w:t>
-            </w:r>
-            <w:proofErr w:type="spellEnd"/>
-            <w:r>
-              <w:t>():</w:t>
+              <w:t xml:space="preserve">   def control_motors():</w:t>
             </w:r>
           </w:p>
           <w:p>
@@ -3920,15 +4271,7 @@
               <w:pStyle w:val="Code"/>
             </w:pPr>
             <w:r>
-              <w:t xml:space="preserve">   </w:t>
-            </w:r>
-            <w:proofErr w:type="spellStart"/>
-            <w:r>
-              <w:t>control_motors</w:t>
-            </w:r>
-            <w:proofErr w:type="spellEnd"/>
-            <w:r>
-              <w:t>()</w:t>
+              <w:t xml:space="preserve">   control_motors()</w:t>
             </w:r>
           </w:p>
         </w:tc>
@@ -4351,15 +4694,7 @@
         </w:numPr>
       </w:pPr>
       <w:r>
-        <w:t xml:space="preserve">Install the necessary libraries for I2C or UART communication on the Raspberry Pi. For example, you can use the </w:t>
-      </w:r>
-      <w:proofErr w:type="spellStart"/>
-      <w:r>
-        <w:t>smbus</w:t>
-      </w:r>
-      <w:proofErr w:type="spellEnd"/>
-      <w:r>
-        <w:t xml:space="preserve"> library for I2C communication in Python.</w:t>
+        <w:t>Install the necessary libraries for I2C or UART communication on the Raspberry Pi. For example, you can use the smbus library for I2C communication in Python.</w:t>
       </w:r>
     </w:p>
     <w:p>
@@ -4426,13 +4761,8 @@
               <w:pStyle w:val="Code"/>
             </w:pPr>
             <w:r>
-              <w:t xml:space="preserve">import </w:t>
-            </w:r>
-            <w:proofErr w:type="spellStart"/>
-            <w:r>
-              <w:t>smbus</w:t>
-            </w:r>
-            <w:proofErr w:type="spellEnd"/>
+              <w:t>import smbus</w:t>
+            </w:r>
           </w:p>
           <w:p>
             <w:pPr>
@@ -4460,15 +4790,7 @@
               <w:pStyle w:val="Code"/>
             </w:pPr>
             <w:r>
-              <w:t xml:space="preserve">bus = </w:t>
-            </w:r>
-            <w:proofErr w:type="spellStart"/>
-            <w:r>
-              <w:t>smbus.SMBus</w:t>
-            </w:r>
-            <w:proofErr w:type="spellEnd"/>
-            <w:r>
-              <w:t>(1)  # 1 indicates /dev/i2c-1</w:t>
+              <w:t>bus = smbus.SMBus(1)  # 1 indicates /dev/i2c-1</w:t>
             </w:r>
           </w:p>
           <w:p>
@@ -4521,63 +4843,15 @@
               <w:pStyle w:val="Code"/>
             </w:pPr>
             <w:r>
-              <w:t xml:space="preserve">def </w:t>
-            </w:r>
-            <w:proofErr w:type="spellStart"/>
-            <w:r>
-              <w:t>set_motor_speed</w:t>
-            </w:r>
-            <w:proofErr w:type="spellEnd"/>
-            <w:r>
-              <w:t>(</w:t>
-            </w:r>
-            <w:proofErr w:type="spellStart"/>
-            <w:r>
-              <w:t>controller_addr</w:t>
-            </w:r>
-            <w:proofErr w:type="spellEnd"/>
-            <w:r>
-              <w:t xml:space="preserve">, </w:t>
-            </w:r>
-            <w:proofErr w:type="spellStart"/>
-            <w:r>
-              <w:t>motor_num</w:t>
-            </w:r>
-            <w:proofErr w:type="spellEnd"/>
-            <w:r>
-              <w:t>, speed):</w:t>
-            </w:r>
-          </w:p>
-          <w:p>
-            <w:pPr>
-              <w:pStyle w:val="Code"/>
-            </w:pPr>
-            <w:r>
-              <w:t xml:space="preserve">    </w:t>
-            </w:r>
-            <w:proofErr w:type="spellStart"/>
-            <w:r>
-              <w:t>bus.write_byte_data</w:t>
-            </w:r>
-            <w:proofErr w:type="spellEnd"/>
-            <w:r>
-              <w:t>(</w:t>
-            </w:r>
-            <w:proofErr w:type="spellStart"/>
-            <w:r>
-              <w:t>controller_addr</w:t>
-            </w:r>
-            <w:proofErr w:type="spellEnd"/>
-            <w:r>
-              <w:t xml:space="preserve">, </w:t>
-            </w:r>
-            <w:proofErr w:type="spellStart"/>
-            <w:r>
-              <w:t>motor_num</w:t>
-            </w:r>
-            <w:proofErr w:type="spellEnd"/>
-            <w:r>
-              <w:t>, speed)</w:t>
+              <w:t>def set_motor_speed(controller_addr, motor_num, speed):</w:t>
+            </w:r>
+          </w:p>
+          <w:p>
+            <w:pPr>
+              <w:pStyle w:val="Code"/>
+            </w:pPr>
+            <w:r>
+              <w:t xml:space="preserve">    bus.write_byte_data(controller_addr, motor_num, speed)</w:t>
             </w:r>
           </w:p>
           <w:p>
@@ -4597,26 +4871,16 @@
             <w:pPr>
               <w:pStyle w:val="Code"/>
             </w:pPr>
-            <w:proofErr w:type="spellStart"/>
-            <w:r>
-              <w:t>set_motor_speed</w:t>
-            </w:r>
-            <w:proofErr w:type="spellEnd"/>
-            <w:r>
-              <w:t>(MOTOR_CONTROLLER_1_ADDR, 1, 128)  # Set motor 1 on controller 1 to half speed</w:t>
-            </w:r>
-          </w:p>
-          <w:p>
-            <w:pPr>
-              <w:pStyle w:val="Code"/>
-            </w:pPr>
-            <w:proofErr w:type="spellStart"/>
-            <w:r>
-              <w:t>set_motor_speed</w:t>
-            </w:r>
-            <w:proofErr w:type="spellEnd"/>
-            <w:r>
-              <w:t>(MOTOR_CONTROLLER_2_ADDR, 1, 128)  # Set motor 1 on controller 2 to half speed</w:t>
+            <w:r>
+              <w:t>set_motor_speed(MOTOR_CONTROLLER_1_ADDR, 1, 128)  # Set motor 1 on controller 1 to half speed</w:t>
+            </w:r>
+          </w:p>
+          <w:p>
+            <w:pPr>
+              <w:pStyle w:val="Code"/>
+            </w:pPr>
+            <w:r>
+              <w:t>set_motor_speed(MOTOR_CONTROLLER_2_ADDR, 1, 128)  # Set motor 1 on controller 2 to half speed</w:t>
             </w:r>
           </w:p>
           <w:p>
@@ -4649,26 +4913,16 @@
             <w:pPr>
               <w:pStyle w:val="Code"/>
             </w:pPr>
-            <w:proofErr w:type="spellStart"/>
-            <w:r>
-              <w:t>set_motor_speed</w:t>
-            </w:r>
-            <w:proofErr w:type="spellEnd"/>
-            <w:r>
-              <w:t>(MOTOR_CONTROLLER_1_ADDR, 1, 0)</w:t>
-            </w:r>
-          </w:p>
-          <w:p>
-            <w:pPr>
-              <w:pStyle w:val="Code"/>
-            </w:pPr>
-            <w:proofErr w:type="spellStart"/>
-            <w:r>
-              <w:t>set_motor_speed</w:t>
-            </w:r>
-            <w:proofErr w:type="spellEnd"/>
-            <w:r>
-              <w:t>(MOTOR_CONTROLLER_2_ADDR, 1, 0)</w:t>
+            <w:r>
+              <w:t>set_motor_speed(MOTOR_CONTROLLER_1_ADDR, 1, 0)</w:t>
+            </w:r>
+          </w:p>
+          <w:p>
+            <w:pPr>
+              <w:pStyle w:val="Code"/>
+            </w:pPr>
+            <w:r>
+              <w:t>set_motor_speed(MOTOR_CONTROLLER_2_ADDR, 1, 0)</w:t>
             </w:r>
           </w:p>
           <w:p>
@@ -4962,185 +5216,85 @@
               <w:pStyle w:val="Code"/>
             </w:pPr>
             <w:r>
-              <w:t xml:space="preserve">    def __</w:t>
-            </w:r>
-            <w:proofErr w:type="spellStart"/>
-            <w:r>
-              <w:t>init</w:t>
-            </w:r>
-            <w:proofErr w:type="spellEnd"/>
-            <w:r>
-              <w:t xml:space="preserve">__(self, </w:t>
-            </w:r>
-            <w:proofErr w:type="spellStart"/>
-            <w:r>
-              <w:t>Kp</w:t>
-            </w:r>
-            <w:proofErr w:type="spellEnd"/>
-            <w:r>
-              <w:t xml:space="preserve">, Ki, </w:t>
-            </w:r>
-            <w:proofErr w:type="spellStart"/>
-            <w:r>
-              <w:t>Kd</w:t>
-            </w:r>
-            <w:proofErr w:type="spellEnd"/>
-            <w:r>
-              <w:t>):</w:t>
-            </w:r>
-          </w:p>
-          <w:p>
-            <w:pPr>
-              <w:pStyle w:val="Code"/>
-            </w:pPr>
-            <w:r>
-              <w:t xml:space="preserve">        </w:t>
-            </w:r>
-            <w:proofErr w:type="spellStart"/>
-            <w:r>
-              <w:t>self.Kp</w:t>
-            </w:r>
-            <w:proofErr w:type="spellEnd"/>
-            <w:r>
-              <w:t xml:space="preserve"> = </w:t>
-            </w:r>
-            <w:proofErr w:type="spellStart"/>
-            <w:r>
-              <w:t>Kp</w:t>
-            </w:r>
-            <w:proofErr w:type="spellEnd"/>
-          </w:p>
-          <w:p>
-            <w:pPr>
-              <w:pStyle w:val="Code"/>
-            </w:pPr>
-            <w:r>
-              <w:t xml:space="preserve">        </w:t>
-            </w:r>
-            <w:proofErr w:type="spellStart"/>
-            <w:r>
-              <w:t>self.Ki</w:t>
-            </w:r>
-            <w:proofErr w:type="spellEnd"/>
-            <w:r>
-              <w:t xml:space="preserve"> = Ki</w:t>
-            </w:r>
-          </w:p>
-          <w:p>
-            <w:pPr>
-              <w:pStyle w:val="Code"/>
-            </w:pPr>
-            <w:r>
-              <w:t xml:space="preserve">        </w:t>
-            </w:r>
-            <w:proofErr w:type="spellStart"/>
-            <w:r>
-              <w:t>self.Kd</w:t>
-            </w:r>
-            <w:proofErr w:type="spellEnd"/>
-            <w:r>
-              <w:t xml:space="preserve"> = </w:t>
-            </w:r>
-            <w:proofErr w:type="spellStart"/>
-            <w:r>
-              <w:t>Kd</w:t>
-            </w:r>
-            <w:proofErr w:type="spellEnd"/>
-          </w:p>
-          <w:p>
-            <w:pPr>
-              <w:pStyle w:val="Code"/>
-            </w:pPr>
-            <w:r>
-              <w:t xml:space="preserve">        </w:t>
-            </w:r>
-            <w:proofErr w:type="spellStart"/>
-            <w:r>
-              <w:t>self.prev_error</w:t>
-            </w:r>
-            <w:proofErr w:type="spellEnd"/>
-            <w:r>
-              <w:t xml:space="preserve"> = 0</w:t>
-            </w:r>
-          </w:p>
-          <w:p>
-            <w:pPr>
-              <w:pStyle w:val="Code"/>
-            </w:pPr>
-            <w:r>
-              <w:t xml:space="preserve">        </w:t>
-            </w:r>
-            <w:proofErr w:type="spellStart"/>
-            <w:r>
-              <w:t>self.integral</w:t>
-            </w:r>
-            <w:proofErr w:type="spellEnd"/>
-            <w:r>
-              <w:t xml:space="preserve"> = 0</w:t>
-            </w:r>
-          </w:p>
-          <w:p>
-            <w:pPr>
-              <w:pStyle w:val="Code"/>
-            </w:pPr>
-          </w:p>
-          <w:p>
-            <w:pPr>
-              <w:pStyle w:val="Code"/>
-            </w:pPr>
-            <w:r>
-              <w:t xml:space="preserve">    def compute(self, setpoint, </w:t>
-            </w:r>
-            <w:proofErr w:type="spellStart"/>
-            <w:r>
-              <w:t>measured_value</w:t>
-            </w:r>
-            <w:proofErr w:type="spellEnd"/>
-            <w:r>
-              <w:t>):</w:t>
-            </w:r>
-          </w:p>
-          <w:p>
-            <w:pPr>
-              <w:pStyle w:val="Code"/>
-            </w:pPr>
-            <w:r>
-              <w:t xml:space="preserve">        error = setpoint - </w:t>
-            </w:r>
-            <w:proofErr w:type="spellStart"/>
-            <w:r>
-              <w:t>measured_value</w:t>
-            </w:r>
-            <w:proofErr w:type="spellEnd"/>
-          </w:p>
-          <w:p>
-            <w:pPr>
-              <w:pStyle w:val="Code"/>
-            </w:pPr>
-            <w:r>
-              <w:t xml:space="preserve">        </w:t>
-            </w:r>
-            <w:proofErr w:type="spellStart"/>
-            <w:r>
-              <w:t>self.integral</w:t>
-            </w:r>
-            <w:proofErr w:type="spellEnd"/>
-            <w:r>
-              <w:t xml:space="preserve"> += error</w:t>
-            </w:r>
-          </w:p>
-          <w:p>
-            <w:pPr>
-              <w:pStyle w:val="Code"/>
-            </w:pPr>
-            <w:r>
-              <w:t xml:space="preserve">        derivative = error - </w:t>
-            </w:r>
-            <w:proofErr w:type="spellStart"/>
-            <w:r>
-              <w:t>self.prev_error</w:t>
-            </w:r>
-            <w:proofErr w:type="spellEnd"/>
+              <w:t xml:space="preserve">    def __init__(self, Kp, Ki, Kd):</w:t>
+            </w:r>
+          </w:p>
+          <w:p>
+            <w:pPr>
+              <w:pStyle w:val="Code"/>
+            </w:pPr>
+            <w:r>
+              <w:t xml:space="preserve">        self.Kp = Kp</w:t>
+            </w:r>
+          </w:p>
+          <w:p>
+            <w:pPr>
+              <w:pStyle w:val="Code"/>
+            </w:pPr>
+            <w:r>
+              <w:t xml:space="preserve">        self.Ki = Ki</w:t>
+            </w:r>
+          </w:p>
+          <w:p>
+            <w:pPr>
+              <w:pStyle w:val="Code"/>
+            </w:pPr>
+            <w:r>
+              <w:t xml:space="preserve">        self.Kd = Kd</w:t>
+            </w:r>
+          </w:p>
+          <w:p>
+            <w:pPr>
+              <w:pStyle w:val="Code"/>
+            </w:pPr>
+            <w:r>
+              <w:t xml:space="preserve">        self.prev_error = 0</w:t>
+            </w:r>
+          </w:p>
+          <w:p>
+            <w:pPr>
+              <w:pStyle w:val="Code"/>
+            </w:pPr>
+            <w:r>
+              <w:t xml:space="preserve">        self.integral = 0</w:t>
+            </w:r>
+          </w:p>
+          <w:p>
+            <w:pPr>
+              <w:pStyle w:val="Code"/>
+            </w:pPr>
+          </w:p>
+          <w:p>
+            <w:pPr>
+              <w:pStyle w:val="Code"/>
+            </w:pPr>
+            <w:r>
+              <w:t xml:space="preserve">    def compute(self, setpoint, measured_value):</w:t>
+            </w:r>
+          </w:p>
+          <w:p>
+            <w:pPr>
+              <w:pStyle w:val="Code"/>
+            </w:pPr>
+            <w:r>
+              <w:t xml:space="preserve">        error = setpoint - measured_value</w:t>
+            </w:r>
+          </w:p>
+          <w:p>
+            <w:pPr>
+              <w:pStyle w:val="Code"/>
+            </w:pPr>
+            <w:r>
+              <w:t xml:space="preserve">        self.integral += error</w:t>
+            </w:r>
+          </w:p>
+          <w:p>
+            <w:pPr>
+              <w:pStyle w:val="Code"/>
+            </w:pPr>
+            <w:r>
+              <w:t xml:space="preserve">        derivative = error - self.prev_error</w:t>
+            </w:r>
           </w:p>
           <w:p>
             <w:pPr>
@@ -5155,87 +5309,15 @@
                 <w:sz w:val="18"/>
                 <w:szCs w:val="22"/>
               </w:rPr>
-              <w:t xml:space="preserve">        output = </w:t>
-            </w:r>
-            <w:proofErr w:type="spellStart"/>
-            <w:r>
-              <w:rPr>
-                <w:sz w:val="18"/>
-                <w:szCs w:val="22"/>
-              </w:rPr>
-              <w:t>self.Kp</w:t>
-            </w:r>
-            <w:proofErr w:type="spellEnd"/>
-            <w:r>
-              <w:rPr>
-                <w:sz w:val="18"/>
-                <w:szCs w:val="22"/>
-              </w:rPr>
-              <w:t xml:space="preserve"> * error + </w:t>
-            </w:r>
-            <w:proofErr w:type="spellStart"/>
-            <w:r>
-              <w:rPr>
-                <w:sz w:val="18"/>
-                <w:szCs w:val="22"/>
-              </w:rPr>
-              <w:t>self.Ki</w:t>
-            </w:r>
-            <w:proofErr w:type="spellEnd"/>
-            <w:r>
-              <w:rPr>
-                <w:sz w:val="18"/>
-                <w:szCs w:val="22"/>
-              </w:rPr>
-              <w:t xml:space="preserve"> * </w:t>
-            </w:r>
-            <w:proofErr w:type="spellStart"/>
-            <w:r>
-              <w:rPr>
-                <w:sz w:val="18"/>
-                <w:szCs w:val="22"/>
-              </w:rPr>
-              <w:t>self.integral</w:t>
-            </w:r>
-            <w:proofErr w:type="spellEnd"/>
-            <w:r>
-              <w:rPr>
-                <w:sz w:val="18"/>
-                <w:szCs w:val="22"/>
-              </w:rPr>
-              <w:t xml:space="preserve"> + </w:t>
-            </w:r>
-            <w:proofErr w:type="spellStart"/>
-            <w:r>
-              <w:rPr>
-                <w:sz w:val="18"/>
-                <w:szCs w:val="22"/>
-              </w:rPr>
-              <w:t>self.Kd</w:t>
-            </w:r>
-            <w:proofErr w:type="spellEnd"/>
-            <w:r>
-              <w:rPr>
-                <w:sz w:val="18"/>
-                <w:szCs w:val="22"/>
-              </w:rPr>
-              <w:t xml:space="preserve"> * derivative</w:t>
-            </w:r>
-          </w:p>
-          <w:p>
-            <w:pPr>
-              <w:pStyle w:val="Code"/>
-            </w:pPr>
-            <w:r>
-              <w:t xml:space="preserve">        </w:t>
-            </w:r>
-            <w:proofErr w:type="spellStart"/>
-            <w:r>
-              <w:t>self.prev_error</w:t>
-            </w:r>
-            <w:proofErr w:type="spellEnd"/>
-            <w:r>
-              <w:t xml:space="preserve"> = error</w:t>
+              <w:t xml:space="preserve">        output = self.Kp * error + self.Ki * self.integral + self.Kd * derivative</w:t>
+            </w:r>
+          </w:p>
+          <w:p>
+            <w:pPr>
+              <w:pStyle w:val="Code"/>
+            </w:pPr>
+            <w:r>
+              <w:t xml:space="preserve">        self.prev_error = error</w:t>
             </w:r>
           </w:p>
           <w:p>
@@ -5287,29 +5369,8 @@
             <w:pPr>
               <w:pStyle w:val="Code"/>
             </w:pPr>
-            <w:proofErr w:type="spellStart"/>
-            <w:r>
-              <w:t>pid</w:t>
-            </w:r>
-            <w:proofErr w:type="spellEnd"/>
-            <w:r>
-              <w:t xml:space="preserve"> = PID(</w:t>
-            </w:r>
-            <w:proofErr w:type="spellStart"/>
-            <w:r>
-              <w:t>Kp</w:t>
-            </w:r>
-            <w:proofErr w:type="spellEnd"/>
-            <w:r>
-              <w:t xml:space="preserve">=1.0, Ki=0.1, </w:t>
-            </w:r>
-            <w:proofErr w:type="spellStart"/>
-            <w:r>
-              <w:t>Kd</w:t>
-            </w:r>
-            <w:proofErr w:type="spellEnd"/>
-            <w:r>
-              <w:t>=0.05)</w:t>
+            <w:r>
+              <w:t>pid = PID(Kp=1.0, Ki=0.1, Kd=0.05)</w:t>
             </w:r>
           </w:p>
           <w:p>
@@ -5380,31 +5441,15 @@
               <w:pStyle w:val="Code"/>
             </w:pPr>
             <w:r>
-              <w:t xml:space="preserve">    control_output_1 = </w:t>
-            </w:r>
-            <w:proofErr w:type="spellStart"/>
-            <w:r>
-              <w:t>pid.compute</w:t>
-            </w:r>
-            <w:proofErr w:type="spellEnd"/>
-            <w:r>
-              <w:t>(setpoint, measured_value_1)</w:t>
-            </w:r>
-          </w:p>
-          <w:p>
-            <w:pPr>
-              <w:pStyle w:val="Code"/>
-            </w:pPr>
-            <w:r>
-              <w:t xml:space="preserve">    control_output_2 = </w:t>
-            </w:r>
-            <w:proofErr w:type="spellStart"/>
-            <w:r>
-              <w:t>pid.compute</w:t>
-            </w:r>
-            <w:proofErr w:type="spellEnd"/>
-            <w:r>
-              <w:t>(setpoint, measured_value_2)</w:t>
+              <w:t xml:space="preserve">    control_output_1 = pid.compute(setpoint, measured_value_1)</w:t>
+            </w:r>
+          </w:p>
+          <w:p>
+            <w:pPr>
+              <w:pStyle w:val="Code"/>
+            </w:pPr>
+            <w:r>
+              <w:t xml:space="preserve">    control_output_2 = pid.compute(setpoint, measured_value_2)</w:t>
             </w:r>
           </w:p>
           <w:p>
@@ -5493,113 +5538,81 @@
           <w:b/>
           <w:bCs/>
         </w:rPr>
-        <w:t>Proportional Gain (</w:t>
-      </w:r>
-      <w:proofErr w:type="spellStart"/>
+        <w:t>Proportional Gain (Kp)</w:t>
+      </w:r>
+      <w:r>
+        <w:t>: Start with a small value and increase it until you get a quick response without too much overshoot.</w:t>
+      </w:r>
+    </w:p>
+    <w:p>
+      <w:pPr>
+        <w:numPr>
+          <w:ilvl w:val="0"/>
+          <w:numId w:val="18"/>
+        </w:numPr>
+      </w:pPr>
       <w:r>
         <w:rPr>
           <w:b/>
           <w:bCs/>
         </w:rPr>
-        <w:t>Kp</w:t>
-      </w:r>
-      <w:proofErr w:type="spellEnd"/>
+        <w:t>Integral Gain (Ki)</w:t>
+      </w:r>
+      <w:r>
+        <w:t>: Adjust this to eliminate steady-state error. Be cautious, as too high a value can cause instability.</w:t>
+      </w:r>
+    </w:p>
+    <w:p>
+      <w:pPr>
+        <w:numPr>
+          <w:ilvl w:val="0"/>
+          <w:numId w:val="18"/>
+        </w:numPr>
+      </w:pPr>
       <w:r>
         <w:rPr>
           <w:b/>
           <w:bCs/>
         </w:rPr>
-        <w:t>)</w:t>
-      </w:r>
-      <w:r>
-        <w:t>: Start with a small value and increase it until you get a quick response without too much overshoot.</w:t>
-      </w:r>
-    </w:p>
-    <w:p>
-      <w:pPr>
-        <w:numPr>
-          <w:ilvl w:val="0"/>
-          <w:numId w:val="18"/>
-        </w:numPr>
-      </w:pPr>
-      <w:r>
+        <w:t>Derivative Gain (Kd)</w:t>
+      </w:r>
+      <w:r>
+        <w:t>: Use this to reduce overshoot and improve stability. Start with a small value and increase it gradually.</w:t>
+      </w:r>
+    </w:p>
+    <w:p>
+      <w:pPr>
         <w:rPr>
           <w:b/>
           <w:bCs/>
         </w:rPr>
-        <w:t>Integral Gain (Ki)</w:t>
-      </w:r>
-      <w:r>
-        <w:t>: Adjust this to eliminate steady-state error. Be cautious, as too high a value can cause instability.</w:t>
-      </w:r>
-    </w:p>
-    <w:p>
-      <w:pPr>
-        <w:numPr>
-          <w:ilvl w:val="0"/>
-          <w:numId w:val="18"/>
-        </w:numPr>
       </w:pPr>
       <w:r>
         <w:rPr>
           <w:b/>
           <w:bCs/>
         </w:rPr>
-        <w:t>Derivative Gain (</w:t>
-      </w:r>
-      <w:proofErr w:type="spellStart"/>
+        <w:t>Additional Tips</w:t>
+      </w:r>
+    </w:p>
+    <w:p>
+      <w:pPr>
+        <w:numPr>
+          <w:ilvl w:val="0"/>
+          <w:numId w:val="19"/>
+        </w:numPr>
+      </w:pPr>
       <w:r>
         <w:rPr>
           <w:b/>
           <w:bCs/>
         </w:rPr>
-        <w:t>Kd</w:t>
-      </w:r>
-      <w:proofErr w:type="spellEnd"/>
-      <w:r>
-        <w:rPr>
-          <w:b/>
-          <w:bCs/>
-        </w:rPr>
-        <w:t>)</w:t>
-      </w:r>
-      <w:r>
-        <w:t>: Use this to reduce overshoot and improve stability. Start with a small value and increase it gradually.</w:t>
-      </w:r>
-    </w:p>
-    <w:p>
-      <w:pPr>
-        <w:rPr>
-          <w:b/>
-          <w:bCs/>
-        </w:rPr>
-      </w:pPr>
-      <w:r>
-        <w:rPr>
-          <w:b/>
-          <w:bCs/>
-        </w:rPr>
-        <w:t>Additional Tips</w:t>
-      </w:r>
-    </w:p>
-    <w:p>
-      <w:pPr>
-        <w:numPr>
-          <w:ilvl w:val="0"/>
-          <w:numId w:val="19"/>
-        </w:numPr>
-      </w:pPr>
-      <w:r>
-        <w:rPr>
-          <w:b/>
-          <w:bCs/>
-        </w:rPr>
         <w:t>Ensure Proper Encoder Placement</w:t>
       </w:r>
       <w:r>
         <w:t>: Proper placement and alignment of encoders are crucial for accurate feedback</w:t>
       </w:r>
-      <w:hyperlink r:id="rId30" w:history="1">
+      <w:hyperlink r:id="rId36" w:history="1">
         <w:r>
           <w:rPr>
             <w:rStyle w:val="Hyperlink"/>
@@ -5628,7 +5641,7 @@
       <w:r>
         <w:t>: Ensure that the encoder signals are clean and free from noise to maintain precise control</w:t>
       </w:r>
-      <w:hyperlink r:id="rId31" w:history="1">
+      <w:hyperlink r:id="rId37" w:history="1">
         <w:r>
           <w:rPr>
             <w:rStyle w:val="Hyperlink"/>
@@ -5659,7 +5672,7 @@
       <w:r>
         <w:t xml:space="preserve">[1] </w:t>
       </w:r>
-      <w:hyperlink r:id="rId32" w:history="1">
+      <w:hyperlink r:id="rId38" w:history="1">
         <w:r>
           <w:rPr>
             <w:rStyle w:val="Hyperlink"/>
@@ -5672,7 +5685,7 @@
       <w:r>
         <w:t xml:space="preserve">[2] </w:t>
       </w:r>
-      <w:hyperlink r:id="rId33" w:history="1">
+      <w:hyperlink r:id="rId39" w:history="1">
         <w:r>
           <w:rPr>
             <w:rStyle w:val="Hyperlink"/>
@@ -5683,7 +5696,7 @@
     </w:p>
     <w:p/>
     <w:sectPr>
-      <w:footerReference w:type="default" r:id="rId34"/>
+      <w:footerReference w:type="default" r:id="rId40"/>
       <w:pgSz w:w="12240" w:h="15840"/>
       <w:pgMar w:top="1440" w:right="1440" w:bottom="1440" w:left="1440" w:header="720" w:footer="720" w:gutter="0"/>
       <w:cols w:space="720"/>
@@ -5781,7 +5794,7 @@
       <w:rPr>
         <w:noProof/>
       </w:rPr>
-      <w:t>2/23/2025</w:t>
+      <w:t>3/13/2025</w:t>
     </w:r>
     <w:r>
       <w:fldChar w:fldCharType="end"/>
@@ -6320,7 +6333,7 @@
   <w:abstractNum w:abstractNumId="4" w15:restartNumberingAfterBreak="0">
     <w:nsid w:val="27047A94"/>
     <w:multiLevelType w:val="hybridMultilevel"/>
-    <w:tmpl w:val="894A7A1C"/>
+    <w:tmpl w:val="C5FAA0D0"/>
     <w:lvl w:ilvl="0" w:tplc="04090001">
       <w:start w:val="1"/>
       <w:numFmt w:val="bullet"/>
@@ -6544,6 +6557,119 @@
     </w:lvl>
   </w:abstractNum>
   <w:abstractNum w:abstractNumId="6" w15:restartNumberingAfterBreak="0">
+    <w:nsid w:val="2D571CF0"/>
+    <w:multiLevelType w:val="hybridMultilevel"/>
+    <w:tmpl w:val="97CC1494"/>
+    <w:lvl w:ilvl="0" w:tplc="04090001">
+      <w:start w:val="1"/>
+      <w:numFmt w:val="bullet"/>
+      <w:lvlText w:val=""/>
+      <w:lvlJc w:val="left"/>
+      <w:pPr>
+        <w:ind w:left="720" w:hanging="360"/>
+      </w:pPr>
+      <w:rPr>
+        <w:rFonts w:ascii="Symbol" w:hAnsi="Symbol" w:hint="default"/>
+      </w:rPr>
+    </w:lvl>
+    <w:lvl w:ilvl="1" w:tplc="04090003">
+      <w:start w:val="1"/>
+      <w:numFmt w:val="bullet"/>
+      <w:lvlText w:val="o"/>
+      <w:lvlJc w:val="left"/>
+      <w:pPr>
+        <w:ind w:left="1440" w:hanging="360"/>
+      </w:pPr>
+      <w:rPr>
+        <w:rFonts w:ascii="Courier New" w:hAnsi="Courier New" w:cs="Courier New" w:hint="default"/>
+      </w:rPr>
+    </w:lvl>
+    <w:lvl w:ilvl="2" w:tplc="04090005" w:tentative="1">
+      <w:start w:val="1"/>
+      <w:numFmt w:val="bullet"/>
+      <w:lvlText w:val=""/>
+      <w:lvlJc w:val="left"/>
+      <w:pPr>
+        <w:ind w:left="2160" w:hanging="360"/>
+      </w:pPr>
+      <w:rPr>
+        <w:rFonts w:ascii="Wingdings" w:hAnsi="Wingdings" w:hint="default"/>
+      </w:rPr>
+    </w:lvl>
+    <w:lvl w:ilvl="3" w:tplc="04090001" w:tentative="1">
+      <w:start w:val="1"/>
+      <w:numFmt w:val="bullet"/>
+      <w:lvlText w:val=""/>
+      <w:lvlJc w:val="left"/>
+      <w:pPr>
+        <w:ind w:left="2880" w:hanging="360"/>
+      </w:pPr>
+      <w:rPr>
+        <w:rFonts w:ascii="Symbol" w:hAnsi="Symbol" w:hint="default"/>
+      </w:rPr>
+    </w:lvl>
+    <w:lvl w:ilvl="4" w:tplc="04090003" w:tentative="1">
+      <w:start w:val="1"/>
+      <w:numFmt w:val="bullet"/>
+      <w:lvlText w:val="o"/>
+      <w:lvlJc w:val="left"/>
+      <w:pPr>
+        <w:ind w:left="3600" w:hanging="360"/>
+      </w:pPr>
+      <w:rPr>
+        <w:rFonts w:ascii="Courier New" w:hAnsi="Courier New" w:cs="Courier New" w:hint="default"/>
+      </w:rPr>
+    </w:lvl>
+    <w:lvl w:ilvl="5" w:tplc="04090005" w:tentative="1">
+      <w:start w:val="1"/>
+      <w:numFmt w:val="bullet"/>
+      <w:lvlText w:val=""/>
+      <w:lvlJc w:val="left"/>
+      <w:pPr>
+        <w:ind w:left="4320" w:hanging="360"/>
+      </w:pPr>
+      <w:rPr>
+        <w:rFonts w:ascii="Wingdings" w:hAnsi="Wingdings" w:hint="default"/>
+      </w:rPr>
+    </w:lvl>
+    <w:lvl w:ilvl="6" w:tplc="04090001" w:tentative="1">
+      <w:start w:val="1"/>
+      <w:numFmt w:val="bullet"/>
+      <w:lvlText w:val=""/>
+      <w:lvlJc w:val="left"/>
+      <w:pPr>
+        <w:ind w:left="5040" w:hanging="360"/>
+      </w:pPr>
+      <w:rPr>
+        <w:rFonts w:ascii="Symbol" w:hAnsi="Symbol" w:hint="default"/>
+      </w:rPr>
+    </w:lvl>
+    <w:lvl w:ilvl="7" w:tplc="04090003" w:tentative="1">
+      <w:start w:val="1"/>
+      <w:numFmt w:val="bullet"/>
+      <w:lvlText w:val="o"/>
+      <w:lvlJc w:val="left"/>
+      <w:pPr>
+        <w:ind w:left="5760" w:hanging="360"/>
+      </w:pPr>
+      <w:rPr>
+        <w:rFonts w:ascii="Courier New" w:hAnsi="Courier New" w:cs="Courier New" w:hint="default"/>
+      </w:rPr>
+    </w:lvl>
+    <w:lvl w:ilvl="8" w:tplc="04090005" w:tentative="1">
+      <w:start w:val="1"/>
+      <w:numFmt w:val="bullet"/>
+      <w:lvlText w:val=""/>
+      <w:lvlJc w:val="left"/>
+      <w:pPr>
+        <w:ind w:left="6480" w:hanging="360"/>
+      </w:pPr>
+      <w:rPr>
+        <w:rFonts w:ascii="Wingdings" w:hAnsi="Wingdings" w:hint="default"/>
+      </w:rPr>
+    </w:lvl>
+  </w:abstractNum>
+  <w:abstractNum w:abstractNumId="7" w15:restartNumberingAfterBreak="0">
     <w:nsid w:val="31623A84"/>
     <w:multiLevelType w:val="multilevel"/>
     <w:tmpl w:val="46A0EC8E"/>
@@ -6660,7 +6786,7 @@
       </w:pPr>
     </w:lvl>
   </w:abstractNum>
-  <w:abstractNum w:abstractNumId="7" w15:restartNumberingAfterBreak="0">
+  <w:abstractNum w:abstractNumId="8" w15:restartNumberingAfterBreak="0">
     <w:nsid w:val="42877F30"/>
     <w:multiLevelType w:val="multilevel"/>
     <w:tmpl w:val="2C94A456"/>
@@ -6809,7 +6935,156 @@
       </w:rPr>
     </w:lvl>
   </w:abstractNum>
-  <w:abstractNum w:abstractNumId="8" w15:restartNumberingAfterBreak="0">
+  <w:abstractNum w:abstractNumId="9" w15:restartNumberingAfterBreak="0">
+    <w:nsid w:val="44DB3696"/>
+    <w:multiLevelType w:val="multilevel"/>
+    <w:tmpl w:val="C7C8BBF4"/>
+    <w:lvl w:ilvl="0">
+      <w:start w:val="1"/>
+      <w:numFmt w:val="bullet"/>
+      <w:lvlText w:val=""/>
+      <w:lvlJc w:val="left"/>
+      <w:pPr>
+        <w:tabs>
+          <w:tab w:val="num" w:pos="720"/>
+        </w:tabs>
+        <w:ind w:left="720" w:hanging="360"/>
+      </w:pPr>
+      <w:rPr>
+        <w:rFonts w:ascii="Symbol" w:hAnsi="Symbol" w:hint="default"/>
+        <w:sz w:val="20"/>
+      </w:rPr>
+    </w:lvl>
+    <w:lvl w:ilvl="1" w:tentative="1">
+      <w:start w:val="1"/>
+      <w:numFmt w:val="bullet"/>
+      <w:lvlText w:val="o"/>
+      <w:lvlJc w:val="left"/>
+      <w:pPr>
+        <w:tabs>
+          <w:tab w:val="num" w:pos="1440"/>
+        </w:tabs>
+        <w:ind w:left="1440" w:hanging="360"/>
+      </w:pPr>
+      <w:rPr>
+        <w:rFonts w:ascii="Courier New" w:hAnsi="Courier New" w:hint="default"/>
+        <w:sz w:val="20"/>
+      </w:rPr>
+    </w:lvl>
+    <w:lvl w:ilvl="2" w:tentative="1">
+      <w:start w:val="1"/>
+      <w:numFmt w:val="bullet"/>
+      <w:lvlText w:val=""/>
+      <w:lvlJc w:val="left"/>
+      <w:pPr>
+        <w:tabs>
+          <w:tab w:val="num" w:pos="2160"/>
+        </w:tabs>
+        <w:ind w:left="2160" w:hanging="360"/>
+      </w:pPr>
+      <w:rPr>
+        <w:rFonts w:ascii="Wingdings" w:hAnsi="Wingdings" w:hint="default"/>
+        <w:sz w:val="20"/>
+      </w:rPr>
+    </w:lvl>
+    <w:lvl w:ilvl="3" w:tentative="1">
+      <w:start w:val="1"/>
+      <w:numFmt w:val="bullet"/>
+      <w:lvlText w:val=""/>
+      <w:lvlJc w:val="left"/>
+      <w:pPr>
+        <w:tabs>
+          <w:tab w:val="num" w:pos="2880"/>
+        </w:tabs>
+        <w:ind w:left="2880" w:hanging="360"/>
+      </w:pPr>
+      <w:rPr>
+        <w:rFonts w:ascii="Wingdings" w:hAnsi="Wingdings" w:hint="default"/>
+        <w:sz w:val="20"/>
+      </w:rPr>
+    </w:lvl>
+    <w:lvl w:ilvl="4" w:tentative="1">
+      <w:start w:val="1"/>
+      <w:numFmt w:val="bullet"/>
+      <w:lvlText w:val=""/>
+      <w:lvlJc w:val="left"/>
+      <w:pPr>
+        <w:tabs>
+          <w:tab w:val="num" w:pos="3600"/>
+        </w:tabs>
+        <w:ind w:left="3600" w:hanging="360"/>
+      </w:pPr>
+      <w:rPr>
+        <w:rFonts w:ascii="Wingdings" w:hAnsi="Wingdings" w:hint="default"/>
+        <w:sz w:val="20"/>
+      </w:rPr>
+    </w:lvl>
+    <w:lvl w:ilvl="5" w:tentative="1">
+      <w:start w:val="1"/>
+      <w:numFmt w:val="bullet"/>
+      <w:lvlText w:val=""/>
+      <w:lvlJc w:val="left"/>
+      <w:pPr>
+        <w:tabs>
+          <w:tab w:val="num" w:pos="4320"/>
+        </w:tabs>
+        <w:ind w:left="4320" w:hanging="360"/>
+      </w:pPr>
+      <w:rPr>
+        <w:rFonts w:ascii="Wingdings" w:hAnsi="Wingdings" w:hint="default"/>
+        <w:sz w:val="20"/>
+      </w:rPr>
+    </w:lvl>
+    <w:lvl w:ilvl="6" w:tentative="1">
+      <w:start w:val="1"/>
+      <w:numFmt w:val="bullet"/>
+      <w:lvlText w:val=""/>
+      <w:lvlJc w:val="left"/>
+      <w:pPr>
+        <w:tabs>
+          <w:tab w:val="num" w:pos="5040"/>
+        </w:tabs>
+        <w:ind w:left="5040" w:hanging="360"/>
+      </w:pPr>
+      <w:rPr>
+        <w:rFonts w:ascii="Wingdings" w:hAnsi="Wingdings" w:hint="default"/>
+        <w:sz w:val="20"/>
+      </w:rPr>
+    </w:lvl>
+    <w:lvl w:ilvl="7" w:tentative="1">
+      <w:start w:val="1"/>
+      <w:numFmt w:val="bullet"/>
+      <w:lvlText w:val=""/>
+      <w:lvlJc w:val="left"/>
+      <w:pPr>
+        <w:tabs>
+          <w:tab w:val="num" w:pos="5760"/>
+        </w:tabs>
+        <w:ind w:left="5760" w:hanging="360"/>
+      </w:pPr>
+      <w:rPr>
+        <w:rFonts w:ascii="Wingdings" w:hAnsi="Wingdings" w:hint="default"/>
+        <w:sz w:val="20"/>
+      </w:rPr>
+    </w:lvl>
+    <w:lvl w:ilvl="8" w:tentative="1">
+      <w:start w:val="1"/>
+      <w:numFmt w:val="bullet"/>
+      <w:lvlText w:val=""/>
+      <w:lvlJc w:val="left"/>
+      <w:pPr>
+        <w:tabs>
+          <w:tab w:val="num" w:pos="6480"/>
+        </w:tabs>
+        <w:ind w:left="6480" w:hanging="360"/>
+      </w:pPr>
+      <w:rPr>
+        <w:rFonts w:ascii="Wingdings" w:hAnsi="Wingdings" w:hint="default"/>
+        <w:sz w:val="20"/>
+      </w:rPr>
+    </w:lvl>
+  </w:abstractNum>
+  <w:abstractNum w:abstractNumId="10" w15:restartNumberingAfterBreak="0">
     <w:nsid w:val="48F35F75"/>
     <w:multiLevelType w:val="multilevel"/>
     <w:tmpl w:val="A3C07CF2"/>
@@ -6926,7 +7201,7 @@
       </w:pPr>
     </w:lvl>
   </w:abstractNum>
-  <w:abstractNum w:abstractNumId="9" w15:restartNumberingAfterBreak="0">
+  <w:abstractNum w:abstractNumId="11" w15:restartNumberingAfterBreak="0">
     <w:nsid w:val="496F6BD2"/>
     <w:multiLevelType w:val="multilevel"/>
     <w:tmpl w:val="FFE47BFC"/>
@@ -7040,7 +7315,7 @@
       </w:pPr>
     </w:lvl>
   </w:abstractNum>
-  <w:abstractNum w:abstractNumId="10" w15:restartNumberingAfterBreak="0">
+  <w:abstractNum w:abstractNumId="12" w15:restartNumberingAfterBreak="0">
     <w:nsid w:val="4C371070"/>
     <w:multiLevelType w:val="multilevel"/>
     <w:tmpl w:val="E910B2A0"/>
@@ -7181,7 +7456,7 @@
       </w:rPr>
     </w:lvl>
   </w:abstractNum>
-  <w:abstractNum w:abstractNumId="11" w15:restartNumberingAfterBreak="0">
+  <w:abstractNum w:abstractNumId="13" w15:restartNumberingAfterBreak="0">
     <w:nsid w:val="513D463A"/>
     <w:multiLevelType w:val="multilevel"/>
     <w:tmpl w:val="E7D81010"/>
@@ -7298,7 +7573,7 @@
       </w:pPr>
     </w:lvl>
   </w:abstractNum>
-  <w:abstractNum w:abstractNumId="12" w15:restartNumberingAfterBreak="0">
+  <w:abstractNum w:abstractNumId="14" w15:restartNumberingAfterBreak="0">
     <w:nsid w:val="51A027E8"/>
     <w:multiLevelType w:val="multilevel"/>
     <w:tmpl w:val="42A64550"/>
@@ -7447,7 +7722,7 @@
       </w:rPr>
     </w:lvl>
   </w:abstractNum>
-  <w:abstractNum w:abstractNumId="13" w15:restartNumberingAfterBreak="0">
+  <w:abstractNum w:abstractNumId="15" w15:restartNumberingAfterBreak="0">
     <w:nsid w:val="54824260"/>
     <w:multiLevelType w:val="multilevel"/>
     <w:tmpl w:val="3C12CC22"/>
@@ -7568,7 +7843,7 @@
       </w:pPr>
     </w:lvl>
   </w:abstractNum>
-  <w:abstractNum w:abstractNumId="14" w15:restartNumberingAfterBreak="0">
+  <w:abstractNum w:abstractNumId="16" w15:restartNumberingAfterBreak="0">
     <w:nsid w:val="56B35380"/>
     <w:multiLevelType w:val="multilevel"/>
     <w:tmpl w:val="3EC438EC"/>
@@ -7681,7 +7956,156 @@
       </w:pPr>
     </w:lvl>
   </w:abstractNum>
-  <w:abstractNum w:abstractNumId="15" w15:restartNumberingAfterBreak="0">
+  <w:abstractNum w:abstractNumId="17" w15:restartNumberingAfterBreak="0">
+    <w:nsid w:val="576F7BD5"/>
+    <w:multiLevelType w:val="multilevel"/>
+    <w:tmpl w:val="BDAE4032"/>
+    <w:lvl w:ilvl="0">
+      <w:start w:val="1"/>
+      <w:numFmt w:val="bullet"/>
+      <w:lvlText w:val=""/>
+      <w:lvlJc w:val="left"/>
+      <w:pPr>
+        <w:tabs>
+          <w:tab w:val="num" w:pos="720"/>
+        </w:tabs>
+        <w:ind w:left="720" w:hanging="360"/>
+      </w:pPr>
+      <w:rPr>
+        <w:rFonts w:ascii="Symbol" w:hAnsi="Symbol" w:hint="default"/>
+        <w:sz w:val="20"/>
+      </w:rPr>
+    </w:lvl>
+    <w:lvl w:ilvl="1" w:tentative="1">
+      <w:start w:val="1"/>
+      <w:numFmt w:val="bullet"/>
+      <w:lvlText w:val="o"/>
+      <w:lvlJc w:val="left"/>
+      <w:pPr>
+        <w:tabs>
+          <w:tab w:val="num" w:pos="1440"/>
+        </w:tabs>
+        <w:ind w:left="1440" w:hanging="360"/>
+      </w:pPr>
+      <w:rPr>
+        <w:rFonts w:ascii="Courier New" w:hAnsi="Courier New" w:hint="default"/>
+        <w:sz w:val="20"/>
+      </w:rPr>
+    </w:lvl>
+    <w:lvl w:ilvl="2" w:tentative="1">
+      <w:start w:val="1"/>
+      <w:numFmt w:val="bullet"/>
+      <w:lvlText w:val=""/>
+      <w:lvlJc w:val="left"/>
+      <w:pPr>
+        <w:tabs>
+          <w:tab w:val="num" w:pos="2160"/>
+        </w:tabs>
+        <w:ind w:left="2160" w:hanging="360"/>
+      </w:pPr>
+      <w:rPr>
+        <w:rFonts w:ascii="Wingdings" w:hAnsi="Wingdings" w:hint="default"/>
+        <w:sz w:val="20"/>
+      </w:rPr>
+    </w:lvl>
+    <w:lvl w:ilvl="3" w:tentative="1">
+      <w:start w:val="1"/>
+      <w:numFmt w:val="bullet"/>
+      <w:lvlText w:val=""/>
+      <w:lvlJc w:val="left"/>
+      <w:pPr>
+        <w:tabs>
+          <w:tab w:val="num" w:pos="2880"/>
+        </w:tabs>
+        <w:ind w:left="2880" w:hanging="360"/>
+      </w:pPr>
+      <w:rPr>
+        <w:rFonts w:ascii="Wingdings" w:hAnsi="Wingdings" w:hint="default"/>
+        <w:sz w:val="20"/>
+      </w:rPr>
+    </w:lvl>
+    <w:lvl w:ilvl="4" w:tentative="1">
+      <w:start w:val="1"/>
+      <w:numFmt w:val="bullet"/>
+      <w:lvlText w:val=""/>
+      <w:lvlJc w:val="left"/>
+      <w:pPr>
+        <w:tabs>
+          <w:tab w:val="num" w:pos="3600"/>
+        </w:tabs>
+        <w:ind w:left="3600" w:hanging="360"/>
+      </w:pPr>
+      <w:rPr>
+        <w:rFonts w:ascii="Wingdings" w:hAnsi="Wingdings" w:hint="default"/>
+        <w:sz w:val="20"/>
+      </w:rPr>
+    </w:lvl>
+    <w:lvl w:ilvl="5" w:tentative="1">
+      <w:start w:val="1"/>
+      <w:numFmt w:val="bullet"/>
+      <w:lvlText w:val=""/>
+      <w:lvlJc w:val="left"/>
+      <w:pPr>
+        <w:tabs>
+          <w:tab w:val="num" w:pos="4320"/>
+        </w:tabs>
+        <w:ind w:left="4320" w:hanging="360"/>
+      </w:pPr>
+      <w:rPr>
+        <w:rFonts w:ascii="Wingdings" w:hAnsi="Wingdings" w:hint="default"/>
+        <w:sz w:val="20"/>
+      </w:rPr>
+    </w:lvl>
+    <w:lvl w:ilvl="6" w:tentative="1">
+      <w:start w:val="1"/>
+      <w:numFmt w:val="bullet"/>
+      <w:lvlText w:val=""/>
+      <w:lvlJc w:val="left"/>
+      <w:pPr>
+        <w:tabs>
+          <w:tab w:val="num" w:pos="5040"/>
+        </w:tabs>
+        <w:ind w:left="5040" w:hanging="360"/>
+      </w:pPr>
+      <w:rPr>
+        <w:rFonts w:ascii="Wingdings" w:hAnsi="Wingdings" w:hint="default"/>
+        <w:sz w:val="20"/>
+      </w:rPr>
+    </w:lvl>
+    <w:lvl w:ilvl="7" w:tentative="1">
+      <w:start w:val="1"/>
+      <w:numFmt w:val="bullet"/>
+      <w:lvlText w:val=""/>
+      <w:lvlJc w:val="left"/>
+      <w:pPr>
+        <w:tabs>
+          <w:tab w:val="num" w:pos="5760"/>
+        </w:tabs>
+        <w:ind w:left="5760" w:hanging="360"/>
+      </w:pPr>
+      <w:rPr>
+        <w:rFonts w:ascii="Wingdings" w:hAnsi="Wingdings" w:hint="default"/>
+        <w:sz w:val="20"/>
+      </w:rPr>
+    </w:lvl>
+    <w:lvl w:ilvl="8" w:tentative="1">
+      <w:start w:val="1"/>
+      <w:numFmt w:val="bullet"/>
+      <w:lvlText w:val=""/>
+      <w:lvlJc w:val="left"/>
+      <w:pPr>
+        <w:tabs>
+          <w:tab w:val="num" w:pos="6480"/>
+        </w:tabs>
+        <w:ind w:left="6480" w:hanging="360"/>
+      </w:pPr>
+      <w:rPr>
+        <w:rFonts w:ascii="Wingdings" w:hAnsi="Wingdings" w:hint="default"/>
+        <w:sz w:val="20"/>
+      </w:rPr>
+    </w:lvl>
+  </w:abstractNum>
+  <w:abstractNum w:abstractNumId="18" w15:restartNumberingAfterBreak="0">
     <w:nsid w:val="5C5155E8"/>
     <w:multiLevelType w:val="multilevel"/>
     <w:tmpl w:val="FE4C6978"/>
@@ -7830,7 +8254,7 @@
       </w:rPr>
     </w:lvl>
   </w:abstractNum>
-  <w:abstractNum w:abstractNumId="16" w15:restartNumberingAfterBreak="0">
+  <w:abstractNum w:abstractNumId="19" w15:restartNumberingAfterBreak="0">
     <w:nsid w:val="611704E9"/>
     <w:multiLevelType w:val="multilevel"/>
     <w:tmpl w:val="2EC491E6"/>
@@ -7979,7 +8403,7 @@
       </w:rPr>
     </w:lvl>
   </w:abstractNum>
-  <w:abstractNum w:abstractNumId="17" w15:restartNumberingAfterBreak="0">
+  <w:abstractNum w:abstractNumId="20" w15:restartNumberingAfterBreak="0">
     <w:nsid w:val="63E05CAB"/>
     <w:multiLevelType w:val="multilevel"/>
     <w:tmpl w:val="8AFEDC72"/>
@@ -8096,7 +8520,7 @@
       </w:pPr>
     </w:lvl>
   </w:abstractNum>
-  <w:abstractNum w:abstractNumId="18" w15:restartNumberingAfterBreak="0">
+  <w:abstractNum w:abstractNumId="21" w15:restartNumberingAfterBreak="0">
     <w:nsid w:val="689D13ED"/>
     <w:multiLevelType w:val="multilevel"/>
     <w:tmpl w:val="28A47EE4"/>
@@ -8209,7 +8633,7 @@
       </w:pPr>
     </w:lvl>
   </w:abstractNum>
-  <w:abstractNum w:abstractNumId="19" w15:restartNumberingAfterBreak="0">
+  <w:abstractNum w:abstractNumId="22" w15:restartNumberingAfterBreak="0">
     <w:nsid w:val="7AFA10AF"/>
     <w:multiLevelType w:val="multilevel"/>
     <w:tmpl w:val="9EAEF804"/>
@@ -8323,31 +8747,31 @@
     </w:lvl>
   </w:abstractNum>
   <w:num w:numId="1" w16cid:durableId="2043826953">
-    <w:abstractNumId w:val="9"/>
+    <w:abstractNumId w:val="11"/>
   </w:num>
   <w:num w:numId="2" w16cid:durableId="1364134782">
+    <w:abstractNumId w:val="12"/>
+  </w:num>
+  <w:num w:numId="3" w16cid:durableId="1008559101">
+    <w:abstractNumId w:val="21"/>
+  </w:num>
+  <w:num w:numId="4" w16cid:durableId="1643077516">
+    <w:abstractNumId w:val="7"/>
+  </w:num>
+  <w:num w:numId="5" w16cid:durableId="579101754">
+    <w:abstractNumId w:val="22"/>
+  </w:num>
+  <w:num w:numId="6" w16cid:durableId="1949778542">
     <w:abstractNumId w:val="10"/>
   </w:num>
-  <w:num w:numId="3" w16cid:durableId="1008559101">
-    <w:abstractNumId w:val="18"/>
-  </w:num>
-  <w:num w:numId="4" w16cid:durableId="1643077516">
-    <w:abstractNumId w:val="6"/>
-  </w:num>
-  <w:num w:numId="5" w16cid:durableId="579101754">
-    <w:abstractNumId w:val="19"/>
-  </w:num>
-  <w:num w:numId="6" w16cid:durableId="1949778542">
-    <w:abstractNumId w:val="8"/>
-  </w:num>
   <w:num w:numId="7" w16cid:durableId="1575819518">
-    <w:abstractNumId w:val="17"/>
+    <w:abstractNumId w:val="20"/>
   </w:num>
   <w:num w:numId="8" w16cid:durableId="50158165">
     <w:abstractNumId w:val="1"/>
   </w:num>
   <w:num w:numId="9" w16cid:durableId="306279549">
-    <w:abstractNumId w:val="14"/>
+    <w:abstractNumId w:val="16"/>
   </w:num>
   <w:num w:numId="10" w16cid:durableId="839736479">
     <w:abstractNumId w:val="2"/>
@@ -8356,33 +8780,42 @@
     <w:abstractNumId w:val="0"/>
   </w:num>
   <w:num w:numId="12" w16cid:durableId="1700205556">
-    <w:abstractNumId w:val="16"/>
+    <w:abstractNumId w:val="19"/>
   </w:num>
   <w:num w:numId="13" w16cid:durableId="689141372">
     <w:abstractNumId w:val="5"/>
   </w:num>
   <w:num w:numId="14" w16cid:durableId="1954166110">
-    <w:abstractNumId w:val="13"/>
+    <w:abstractNumId w:val="15"/>
   </w:num>
   <w:num w:numId="15" w16cid:durableId="1979022035">
     <w:abstractNumId w:val="3"/>
   </w:num>
   <w:num w:numId="16" w16cid:durableId="790128352">
-    <w:abstractNumId w:val="12"/>
+    <w:abstractNumId w:val="14"/>
   </w:num>
   <w:num w:numId="17" w16cid:durableId="1184980106">
-    <w:abstractNumId w:val="11"/>
+    <w:abstractNumId w:val="13"/>
   </w:num>
   <w:num w:numId="18" w16cid:durableId="1070419261">
-    <w:abstractNumId w:val="15"/>
+    <w:abstractNumId w:val="18"/>
   </w:num>
   <w:num w:numId="19" w16cid:durableId="279264568">
-    <w:abstractNumId w:val="7"/>
+    <w:abstractNumId w:val="8"/>
   </w:num>
   <w:num w:numId="20" w16cid:durableId="433593886">
     <w:abstractNumId w:val="4"/>
   </w:num>
-  <w:numIdMacAtCleanup w:val="19"/>
+  <w:num w:numId="21" w16cid:durableId="329330442">
+    <w:abstractNumId w:val="9"/>
+  </w:num>
+  <w:num w:numId="22" w16cid:durableId="438794095">
+    <w:abstractNumId w:val="17"/>
+  </w:num>
+  <w:num w:numId="23" w16cid:durableId="452407523">
+    <w:abstractNumId w:val="6"/>
+  </w:num>
+  <w:numIdMacAtCleanup w:val="23"/>
 </w:numbering>
 </file>
 
@@ -8491,7 +8924,7 @@
     <w:lsdException w:name="Body Text Indent 2" w:semiHidden="1" w:unhideWhenUsed="1"/>
     <w:lsdException w:name="Body Text Indent 3" w:semiHidden="1" w:unhideWhenUsed="1"/>
     <w:lsdException w:name="Block Text" w:semiHidden="1" w:unhideWhenUsed="1"/>
-    <w:lsdException w:name="Hyperlink" w:semiHidden="1" w:unhideWhenUsed="1"/>
+    <w:lsdException w:name="Hyperlink" w:semiHidden="1" w:uiPriority="0" w:unhideWhenUsed="1"/>
     <w:lsdException w:name="FollowedHyperlink" w:semiHidden="1" w:uiPriority="0" w:unhideWhenUsed="1"/>
     <w:lsdException w:name="Strong" w:uiPriority="22" w:qFormat="1"/>
     <w:lsdException w:name="Emphasis" w:uiPriority="20" w:qFormat="1"/>
@@ -8786,7 +9219,7 @@
   <w:style w:type="paragraph" w:default="1" w:styleId="Normal">
     <w:name w:val="Normal"/>
     <w:qFormat/>
-    <w:rsid w:val="00451A4E"/>
+    <w:rsid w:val="00FF34E8"/>
     <w:pPr>
       <w:spacing w:before="160" w:after="80" w:line="336" w:lineRule="auto"/>
     </w:pPr>
@@ -8804,7 +9237,7 @@
     <w:next w:val="Normal"/>
     <w:link w:val="Heading1Char"/>
     <w:qFormat/>
-    <w:rsid w:val="00451A4E"/>
+    <w:rsid w:val="00FF34E8"/>
     <w:pPr>
       <w:keepNext/>
       <w:spacing w:before="400" w:after="200" w:line="240" w:lineRule="auto"/>
@@ -8824,7 +9257,7 @@
     <w:next w:val="Normal"/>
     <w:link w:val="Heading2Char"/>
     <w:qFormat/>
-    <w:rsid w:val="00451A4E"/>
+    <w:rsid w:val="00FF34E8"/>
     <w:pPr>
       <w:keepNext/>
       <w:pBdr>
@@ -8848,7 +9281,7 @@
     <w:next w:val="Normal"/>
     <w:link w:val="Heading3Char"/>
     <w:qFormat/>
-    <w:rsid w:val="00451A4E"/>
+    <w:rsid w:val="00FF34E8"/>
     <w:pPr>
       <w:keepNext/>
       <w:autoSpaceDE w:val="0"/>
@@ -9000,7 +9433,7 @@
     <w:name w:val="Default Paragraph Font"/>
     <w:uiPriority w:val="1"/>
     <w:unhideWhenUsed/>
-    <w:rsid w:val="00451A4E"/>
+    <w:rsid w:val="00FF34E8"/>
   </w:style>
   <w:style w:type="table" w:default="1" w:styleId="TableNormal">
     <w:name w:val="Normal Table"/>
@@ -9022,7 +9455,7 @@
     <w:uiPriority w:val="99"/>
     <w:semiHidden/>
     <w:unhideWhenUsed/>
-    <w:rsid w:val="00451A4E"/>
+    <w:rsid w:val="00FF34E8"/>
   </w:style>
   <w:style w:type="character" w:customStyle="1" w:styleId="Heading1Char">
     <w:name w:val="Heading 1 Char"/>
@@ -9249,7 +9682,7 @@
     <w:basedOn w:val="Normal"/>
     <w:uiPriority w:val="34"/>
     <w:qFormat/>
-    <w:rsid w:val="00451A4E"/>
+    <w:rsid w:val="00FF34E8"/>
     <w:pPr>
       <w:ind w:left="720"/>
     </w:pPr>
@@ -9317,8 +9750,7 @@
   </w:style>
   <w:style w:type="character" w:styleId="Hyperlink">
     <w:name w:val="Hyperlink"/>
-    <w:uiPriority w:val="99"/>
-    <w:rsid w:val="00451A4E"/>
+    <w:rsid w:val="00FF34E8"/>
     <w:rPr>
       <w:color w:val="0000FF"/>
       <w:u w:val="single"/>
@@ -9340,7 +9772,7 @@
     <w:name w:val="footer"/>
     <w:basedOn w:val="Normal"/>
     <w:link w:val="FooterChar"/>
-    <w:rsid w:val="00451A4E"/>
+    <w:rsid w:val="00FF34E8"/>
     <w:pPr>
       <w:pBdr>
         <w:top w:val="single" w:sz="4" w:space="1" w:color="auto"/>
@@ -9372,7 +9804,7 @@
     <w:name w:val="header"/>
     <w:basedOn w:val="Normal"/>
     <w:link w:val="HeaderChar"/>
-    <w:rsid w:val="00451A4E"/>
+    <w:rsid w:val="00FF34E8"/>
     <w:pPr>
       <w:tabs>
         <w:tab w:val="left" w:pos="5040"/>
@@ -9399,7 +9831,7 @@
   <w:style w:type="paragraph" w:customStyle="1" w:styleId="Outlinenumbering">
     <w:name w:val="Outline numbering"/>
     <w:basedOn w:val="Normal"/>
-    <w:rsid w:val="00451A4E"/>
+    <w:rsid w:val="00FF34E8"/>
     <w:pPr>
       <w:numPr>
         <w:numId w:val="1"/>
@@ -9417,7 +9849,7 @@
   <w:style w:type="paragraph" w:customStyle="1" w:styleId="NumberedHeading2">
     <w:name w:val="Numbered Heading 2"/>
     <w:basedOn w:val="Normal"/>
-    <w:rsid w:val="00451A4E"/>
+    <w:rsid w:val="00FF34E8"/>
     <w:pPr>
       <w:numPr>
         <w:numId w:val="2"/>
@@ -9427,11 +9859,11 @@
   <w:style w:type="character" w:styleId="PageNumber">
     <w:name w:val="page number"/>
     <w:basedOn w:val="DefaultParagraphFont"/>
-    <w:rsid w:val="00451A4E"/>
+    <w:rsid w:val="00FF34E8"/>
   </w:style>
   <w:style w:type="character" w:styleId="FollowedHyperlink">
     <w:name w:val="FollowedHyperlink"/>
-    <w:rsid w:val="00451A4E"/>
+    <w:rsid w:val="00FF34E8"/>
     <w:rPr>
       <w:color w:val="800080"/>
       <w:u w:val="single"/>
@@ -9444,7 +9876,7 @@
     <w:uiPriority w:val="39"/>
     <w:unhideWhenUsed/>
     <w:qFormat/>
-    <w:rsid w:val="00451A4E"/>
+    <w:rsid w:val="00FF34E8"/>
     <w:pPr>
       <w:keepLines/>
       <w:spacing w:after="0" w:line="259" w:lineRule="auto"/>
@@ -9461,7 +9893,7 @@
     <w:name w:val="Code"/>
     <w:basedOn w:val="Normal"/>
     <w:qFormat/>
-    <w:rsid w:val="00451A4E"/>
+    <w:rsid w:val="00FF34E8"/>
     <w:pPr>
       <w:spacing w:before="80" w:line="240" w:lineRule="auto"/>
     </w:pPr>
@@ -9476,7 +9908,7 @@
     <w:autoRedefine/>
     <w:uiPriority w:val="39"/>
     <w:unhideWhenUsed/>
-    <w:rsid w:val="00451A4E"/>
+    <w:rsid w:val="00FF34E8"/>
     <w:pPr>
       <w:spacing w:after="100" w:line="240" w:lineRule="auto"/>
     </w:pPr>
@@ -9488,7 +9920,7 @@
     <w:autoRedefine/>
     <w:uiPriority w:val="39"/>
     <w:unhideWhenUsed/>
-    <w:rsid w:val="00451A4E"/>
+    <w:rsid w:val="00FF34E8"/>
     <w:pPr>
       <w:spacing w:after="100" w:line="240" w:lineRule="auto"/>
       <w:ind w:left="202"/>
@@ -9502,7 +9934,7 @@
     <w:uiPriority w:val="39"/>
     <w:semiHidden/>
     <w:unhideWhenUsed/>
-    <w:rsid w:val="00451A4E"/>
+    <w:rsid w:val="00FF34E8"/>
     <w:pPr>
       <w:spacing w:after="100" w:line="240" w:lineRule="auto"/>
       <w:ind w:left="403"/>
@@ -9524,6 +9956,30 @@
         <w:right w:val="single" w:sz="4" w:space="0" w:color="auto"/>
         <w:insideH w:val="single" w:sz="4" w:space="0" w:color="auto"/>
         <w:insideV w:val="single" w:sz="4" w:space="0" w:color="auto"/>
+      </w:tblBorders>
+    </w:tblPr>
+  </w:style>
+  <w:style w:type="character" w:customStyle="1" w:styleId="uv3um">
+    <w:name w:val="uv3um"/>
+    <w:basedOn w:val="DefaultParagraphFont"/>
+    <w:rsid w:val="00120216"/>
+  </w:style>
+  <w:style w:type="table" w:styleId="TableGridLight">
+    <w:name w:val="Grid Table Light"/>
+    <w:basedOn w:val="TableNormal"/>
+    <w:uiPriority w:val="40"/>
+    <w:rsid w:val="00282414"/>
+    <w:pPr>
+      <w:spacing w:after="0" w:line="240" w:lineRule="auto"/>
+    </w:pPr>
+    <w:tblPr>
+      <w:tblBorders>
+        <w:top w:val="single" w:sz="4" w:space="0" w:color="BFBFBF" w:themeColor="background1" w:themeShade="BF"/>
+        <w:left w:val="single" w:sz="4" w:space="0" w:color="BFBFBF" w:themeColor="background1" w:themeShade="BF"/>
+        <w:bottom w:val="single" w:sz="4" w:space="0" w:color="BFBFBF" w:themeColor="background1" w:themeShade="BF"/>
+        <w:right w:val="single" w:sz="4" w:space="0" w:color="BFBFBF" w:themeColor="background1" w:themeShade="BF"/>
+        <w:insideH w:val="single" w:sz="4" w:space="0" w:color="BFBFBF" w:themeColor="background1" w:themeShade="BF"/>
+        <w:insideV w:val="single" w:sz="4" w:space="0" w:color="BFBFBF" w:themeColor="background1" w:themeShade="BF"/>
       </w:tblBorders>
     </w:tblPr>
   </w:style>

--- a/Tyr_Mars_Rover/Mars_Rover_New_Electronics_Plan.docx
+++ b/Tyr_Mars_Rover/Mars_Rover_New_Electronics_Plan.docx
@@ -6,7 +6,7 @@
       <w:pPr>
         <w:pStyle w:val="Heading1"/>
       </w:pPr>
-      <w:bookmarkStart w:id="0" w:name="_Toc192613181"/>
+      <w:bookmarkStart w:id="0" w:name="_Toc192826053"/>
       <w:r>
         <w:t>Electronics</w:t>
       </w:r>
@@ -67,7 +67,7 @@
           <w:r>
             <w:fldChar w:fldCharType="separate"/>
           </w:r>
-          <w:hyperlink w:anchor="_Toc192613181" w:history="1">
+          <w:hyperlink w:anchor="_Toc192826053" w:history="1">
             <w:r>
               <w:rPr>
                 <w:rStyle w:val="Hyperlink"/>
@@ -94,7 +94,7 @@
                 <w:noProof/>
                 <w:webHidden/>
               </w:rPr>
-              <w:instrText xml:space="preserve"> PAGEREF _Toc192613181 \h </w:instrText>
+              <w:instrText xml:space="preserve"> PAGEREF _Toc192826053 \h </w:instrText>
             </w:r>
             <w:r>
               <w:rPr>
@@ -139,7 +139,7 @@
               <w14:ligatures w14:val="standardContextual"/>
             </w:rPr>
           </w:pPr>
-          <w:hyperlink w:anchor="_Toc192613182" w:history="1">
+          <w:hyperlink w:anchor="_Toc192826054" w:history="1">
             <w:r>
               <w:rPr>
                 <w:rStyle w:val="Hyperlink"/>
@@ -166,7 +166,7 @@
                 <w:noProof/>
                 <w:webHidden/>
               </w:rPr>
-              <w:instrText xml:space="preserve"> PAGEREF _Toc192613182 \h </w:instrText>
+              <w:instrText xml:space="preserve"> PAGEREF _Toc192826054 \h </w:instrText>
             </w:r>
             <w:r>
               <w:rPr>
@@ -211,7 +211,7 @@
               <w14:ligatures w14:val="standardContextual"/>
             </w:rPr>
           </w:pPr>
-          <w:hyperlink w:anchor="_Toc192613183" w:history="1">
+          <w:hyperlink w:anchor="_Toc192826055" w:history="1">
             <w:r>
               <w:rPr>
                 <w:rStyle w:val="Hyperlink"/>
@@ -238,7 +238,7 @@
                 <w:noProof/>
                 <w:webHidden/>
               </w:rPr>
-              <w:instrText xml:space="preserve"> PAGEREF _Toc192613183 \h </w:instrText>
+              <w:instrText xml:space="preserve"> PAGEREF _Toc192826055 \h </w:instrText>
             </w:r>
             <w:r>
               <w:rPr>
@@ -283,7 +283,7 @@
               <w14:ligatures w14:val="standardContextual"/>
             </w:rPr>
           </w:pPr>
-          <w:hyperlink w:anchor="_Toc192613184" w:history="1">
+          <w:hyperlink w:anchor="_Toc192826056" w:history="1">
             <w:r>
               <w:rPr>
                 <w:rStyle w:val="Hyperlink"/>
@@ -310,7 +310,7 @@
                 <w:noProof/>
                 <w:webHidden/>
               </w:rPr>
-              <w:instrText xml:space="preserve"> PAGEREF _Toc192613184 \h </w:instrText>
+              <w:instrText xml:space="preserve"> PAGEREF _Toc192826056 \h </w:instrText>
             </w:r>
             <w:r>
               <w:rPr>
@@ -355,13 +355,13 @@
               <w14:ligatures w14:val="standardContextual"/>
             </w:rPr>
           </w:pPr>
-          <w:hyperlink w:anchor="_Toc192613185" w:history="1">
+          <w:hyperlink w:anchor="_Toc192826057" w:history="1">
             <w:r>
               <w:rPr>
                 <w:rStyle w:val="Hyperlink"/>
                 <w:noProof/>
               </w:rPr>
-              <w:t>Basic Project with PWM Motor Control</w:t>
+              <w:t>Motor Specification</w:t>
             </w:r>
             <w:r>
               <w:rPr>
@@ -382,7 +382,7 @@
                 <w:noProof/>
                 <w:webHidden/>
               </w:rPr>
-              <w:instrText xml:space="preserve"> PAGEREF _Toc192613185 \h </w:instrText>
+              <w:instrText xml:space="preserve"> PAGEREF _Toc192826057 \h </w:instrText>
             </w:r>
             <w:r>
               <w:rPr>
@@ -427,13 +427,13 @@
               <w14:ligatures w14:val="standardContextual"/>
             </w:rPr>
           </w:pPr>
-          <w:hyperlink w:anchor="_Toc192613186" w:history="1">
+          <w:hyperlink w:anchor="_Toc192826058" w:history="1">
             <w:r>
               <w:rPr>
                 <w:rStyle w:val="Hyperlink"/>
                 <w:noProof/>
               </w:rPr>
-              <w:t>Understanding PID Control</w:t>
+              <w:t>Basic Project with PWM Motor Control</w:t>
             </w:r>
             <w:r>
               <w:rPr>
@@ -454,7 +454,7 @@
                 <w:noProof/>
                 <w:webHidden/>
               </w:rPr>
-              <w:instrText xml:space="preserve"> PAGEREF _Toc192613186 \h </w:instrText>
+              <w:instrText xml:space="preserve"> PAGEREF _Toc192826058 \h </w:instrText>
             </w:r>
             <w:r>
               <w:rPr>
@@ -474,7 +474,7 @@
                 <w:noProof/>
                 <w:webHidden/>
               </w:rPr>
-              <w:t>4</w:t>
+              <w:t>5</w:t>
             </w:r>
             <w:r>
               <w:rPr>
@@ -499,13 +499,13 @@
               <w14:ligatures w14:val="standardContextual"/>
             </w:rPr>
           </w:pPr>
-          <w:hyperlink w:anchor="_Toc192613187" w:history="1">
+          <w:hyperlink w:anchor="_Toc192826059" w:history="1">
             <w:r>
               <w:rPr>
                 <w:rStyle w:val="Hyperlink"/>
                 <w:noProof/>
               </w:rPr>
-              <w:t>Steps to Implement PID Control in Your Project</w:t>
+              <w:t>Understanding PID Control</w:t>
             </w:r>
             <w:r>
               <w:rPr>
@@ -526,7 +526,7 @@
                 <w:noProof/>
                 <w:webHidden/>
               </w:rPr>
-              <w:instrText xml:space="preserve"> PAGEREF _Toc192613187 \h </w:instrText>
+              <w:instrText xml:space="preserve"> PAGEREF _Toc192826059 \h </w:instrText>
             </w:r>
             <w:r>
               <w:rPr>
@@ -571,13 +571,13 @@
               <w14:ligatures w14:val="standardContextual"/>
             </w:rPr>
           </w:pPr>
-          <w:hyperlink w:anchor="_Toc192613188" w:history="1">
+          <w:hyperlink w:anchor="_Toc192826060" w:history="1">
             <w:r>
               <w:rPr>
                 <w:rStyle w:val="Hyperlink"/>
                 <w:noProof/>
               </w:rPr>
-              <w:t>Two Motor Controllers 3 Motors</w:t>
+              <w:t>Steps to Implement PID Control in Your Project</w:t>
             </w:r>
             <w:r>
               <w:rPr>
@@ -598,7 +598,7 @@
                 <w:noProof/>
                 <w:webHidden/>
               </w:rPr>
-              <w:instrText xml:space="preserve"> PAGEREF _Toc192613188 \h </w:instrText>
+              <w:instrText xml:space="preserve"> PAGEREF _Toc192826060 \h </w:instrText>
             </w:r>
             <w:r>
               <w:rPr>
@@ -618,7 +618,7 @@
                 <w:noProof/>
                 <w:webHidden/>
               </w:rPr>
-              <w:t>9</w:t>
+              <w:t>10</w:t>
             </w:r>
             <w:r>
               <w:rPr>
@@ -643,13 +643,13 @@
               <w14:ligatures w14:val="standardContextual"/>
             </w:rPr>
           </w:pPr>
-          <w:hyperlink w:anchor="_Toc192613189" w:history="1">
+          <w:hyperlink w:anchor="_Toc192826061" w:history="1">
             <w:r>
               <w:rPr>
                 <w:rStyle w:val="Hyperlink"/>
                 <w:noProof/>
               </w:rPr>
-              <w:t>Connect two Motor 2040 Controllers to Raspberry Pi</w:t>
+              <w:t>Two Motor Controllers 3 Motors</w:t>
             </w:r>
             <w:r>
               <w:rPr>
@@ -670,7 +670,7 @@
                 <w:noProof/>
                 <w:webHidden/>
               </w:rPr>
-              <w:instrText xml:space="preserve"> PAGEREF _Toc192613189 \h </w:instrText>
+              <w:instrText xml:space="preserve"> PAGEREF _Toc192826061 \h </w:instrText>
             </w:r>
             <w:r>
               <w:rPr>
@@ -690,7 +690,7 @@
                 <w:noProof/>
                 <w:webHidden/>
               </w:rPr>
-              <w:t>11</w:t>
+              <w:t>12</w:t>
             </w:r>
             <w:r>
               <w:rPr>
@@ -715,13 +715,13 @@
               <w14:ligatures w14:val="standardContextual"/>
             </w:rPr>
           </w:pPr>
-          <w:hyperlink w:anchor="_Toc192613190" w:history="1">
+          <w:hyperlink w:anchor="_Toc192826062" w:history="1">
             <w:r>
               <w:rPr>
                 <w:rStyle w:val="Hyperlink"/>
                 <w:noProof/>
               </w:rPr>
-              <w:t>Implement a PID Feedback Loop with Two Motor Controllers</w:t>
+              <w:t>Connect two Motor 2040 Controllers to Raspberry Pi</w:t>
             </w:r>
             <w:r>
               <w:rPr>
@@ -742,7 +742,7 @@
                 <w:noProof/>
                 <w:webHidden/>
               </w:rPr>
-              <w:instrText xml:space="preserve"> PAGEREF _Toc192613190 \h </w:instrText>
+              <w:instrText xml:space="preserve"> PAGEREF _Toc192826062 \h </w:instrText>
             </w:r>
             <w:r>
               <w:rPr>
@@ -763,6 +763,78 @@
                 <w:webHidden/>
               </w:rPr>
               <w:t>14</w:t>
+            </w:r>
+            <w:r>
+              <w:rPr>
+                <w:noProof/>
+                <w:webHidden/>
+              </w:rPr>
+              <w:fldChar w:fldCharType="end"/>
+            </w:r>
+          </w:hyperlink>
+        </w:p>
+        <w:p>
+          <w:pPr>
+            <w:pStyle w:val="TOC1"/>
+            <w:tabs>
+              <w:tab w:val="right" w:leader="dot" w:pos="9350"/>
+            </w:tabs>
+            <w:rPr>
+              <w:rFonts w:asciiTheme="minorHAnsi" w:eastAsiaTheme="minorEastAsia" w:hAnsiTheme="minorHAnsi" w:cstheme="minorBidi"/>
+              <w:noProof/>
+              <w:kern w:val="2"/>
+              <w:sz w:val="24"/>
+              <w14:ligatures w14:val="standardContextual"/>
+            </w:rPr>
+          </w:pPr>
+          <w:hyperlink w:anchor="_Toc192826063" w:history="1">
+            <w:r>
+              <w:rPr>
+                <w:rStyle w:val="Hyperlink"/>
+                <w:noProof/>
+              </w:rPr>
+              <w:t>Implement a PID Feedback Loop with Two Motor Controllers</w:t>
+            </w:r>
+            <w:r>
+              <w:rPr>
+                <w:noProof/>
+                <w:webHidden/>
+              </w:rPr>
+              <w:tab/>
+            </w:r>
+            <w:r>
+              <w:rPr>
+                <w:noProof/>
+                <w:webHidden/>
+              </w:rPr>
+              <w:fldChar w:fldCharType="begin"/>
+            </w:r>
+            <w:r>
+              <w:rPr>
+                <w:noProof/>
+                <w:webHidden/>
+              </w:rPr>
+              <w:instrText xml:space="preserve"> PAGEREF _Toc192826063 \h </w:instrText>
+            </w:r>
+            <w:r>
+              <w:rPr>
+                <w:noProof/>
+                <w:webHidden/>
+              </w:rPr>
+            </w:r>
+            <w:r>
+              <w:rPr>
+                <w:noProof/>
+                <w:webHidden/>
+              </w:rPr>
+              <w:fldChar w:fldCharType="separate"/>
+            </w:r>
+            <w:r>
+              <w:rPr>
+                <w:noProof/>
+                <w:webHidden/>
+              </w:rPr>
+              <w:t>17</w:t>
             </w:r>
             <w:r>
               <w:rPr>
@@ -789,7 +861,7 @@
       <w:pPr>
         <w:pStyle w:val="Heading1"/>
       </w:pPr>
-      <w:bookmarkStart w:id="1" w:name="_Toc192613182"/>
+      <w:bookmarkStart w:id="1" w:name="_Toc192826054"/>
       <w:r>
         <w:t>Problem Statement</w:t>
       </w:r>
@@ -825,7 +897,7 @@
       <w:pPr>
         <w:pStyle w:val="Heading1"/>
       </w:pPr>
-      <w:bookmarkStart w:id="2" w:name="_Toc192613183"/>
+      <w:bookmarkStart w:id="2" w:name="_Toc192826055"/>
       <w:r>
         <w:t>Parts</w:t>
       </w:r>
@@ -878,7 +950,21 @@
           <w:rPr>
             <w:rStyle w:val="Hyperlink"/>
           </w:rPr>
-          <w:t>4v Lipo Battery</w:t>
+          <w:t xml:space="preserve">4v </w:t>
+        </w:r>
+        <w:proofErr w:type="spellStart"/>
+        <w:r>
+          <w:rPr>
+            <w:rStyle w:val="Hyperlink"/>
+          </w:rPr>
+          <w:t>Lipo</w:t>
+        </w:r>
+        <w:proofErr w:type="spellEnd"/>
+        <w:r>
+          <w:rPr>
+            <w:rStyle w:val="Hyperlink"/>
+          </w:rPr>
+          <w:t xml:space="preserve"> Battery</w:t>
         </w:r>
       </w:hyperlink>
       <w:r>
@@ -931,6 +1017,7 @@
     </w:p>
     <w:p>
       <w:r>
+        <w:lastRenderedPageBreak/>
         <w:t xml:space="preserve">1 - </w:t>
       </w:r>
       <w:r>
@@ -957,7 +1044,6 @@
     </w:p>
     <w:p>
       <w:r>
-        <w:lastRenderedPageBreak/>
         <w:t xml:space="preserve">1 - </w:t>
       </w:r>
       <w:hyperlink r:id="rId13" w:history="1">
@@ -974,11 +1060,19 @@
         <w:t xml:space="preserve">1 - </w:t>
       </w:r>
       <w:hyperlink r:id="rId14" w:history="1">
+        <w:proofErr w:type="spellStart"/>
         <w:r>
           <w:rPr>
             <w:rStyle w:val="Hyperlink"/>
           </w:rPr>
-          <w:t>Usb c to bare wire for Pi 5</w:t>
+          <w:t>Usb</w:t>
+        </w:r>
+        <w:proofErr w:type="spellEnd"/>
+        <w:r>
+          <w:rPr>
+            <w:rStyle w:val="Hyperlink"/>
+          </w:rPr>
+          <w:t xml:space="preserve"> c to bare wire for Pi 5</w:t>
         </w:r>
       </w:hyperlink>
     </w:p>
@@ -1017,45 +1111,6 @@
     </w:p>
     <w:p>
       <w:r>
-        <w:t xml:space="preserve">Use longer </w:t>
-      </w:r>
-      <w:r>
-        <w:t>6 Pin JST-SH Cable</w:t>
-      </w:r>
-      <w:r>
-        <w:t xml:space="preserve"> from motor to controller</w:t>
-      </w:r>
-      <w:r>
-        <w:t>s</w:t>
-      </w:r>
-      <w:r>
-        <w:t xml:space="preserve"> and power</w:t>
-      </w:r>
-      <w:r>
-        <w:t>.</w:t>
-      </w:r>
-      <w:r>
-        <w:t xml:space="preserve"> 520 mm or 20.5”</w:t>
-      </w:r>
-    </w:p>
-    <w:p>
-      <w:pPr>
-        <w:pStyle w:val="Heading1"/>
-      </w:pPr>
-      <w:bookmarkStart w:id="3" w:name="_Toc192613184"/>
-      <w:r>
-        <w:t>Motor 2040 Micro</w:t>
-      </w:r>
-      <w:r>
-        <w:t>P</w:t>
-      </w:r>
-      <w:r>
-        <w:t>ython</w:t>
-      </w:r>
-      <w:bookmarkEnd w:id="3"/>
-    </w:p>
-    <w:p>
-      <w:r>
         <w:t xml:space="preserve">2 - </w:t>
       </w:r>
       <w:hyperlink r:id="rId16" w:history="1">
@@ -1072,8 +1127,48 @@
     </w:p>
     <w:p>
       <w:r>
-        <w:t>How to load MicroPython</w:t>
-      </w:r>
+        <w:t xml:space="preserve">Use longer </w:t>
+      </w:r>
+      <w:r>
+        <w:t>6 Pin JST-SH Cable</w:t>
+      </w:r>
+      <w:r>
+        <w:t xml:space="preserve"> from motor to controller</w:t>
+      </w:r>
+      <w:r>
+        <w:t>s and power. 520 mm or 20.5”</w:t>
+      </w:r>
+    </w:p>
+    <w:p>
+      <w:pPr>
+        <w:pStyle w:val="Heading1"/>
+      </w:pPr>
+      <w:bookmarkStart w:id="3" w:name="_Toc192826056"/>
+      <w:r>
+        <w:t xml:space="preserve">Motor 2040 </w:t>
+      </w:r>
+      <w:proofErr w:type="spellStart"/>
+      <w:r>
+        <w:t>Micro</w:t>
+      </w:r>
+      <w:r>
+        <w:t>P</w:t>
+      </w:r>
+      <w:r>
+        <w:t>ython</w:t>
+      </w:r>
+      <w:bookmarkEnd w:id="3"/>
+      <w:proofErr w:type="spellEnd"/>
+    </w:p>
+    <w:p>
+      <w:r>
+        <w:t xml:space="preserve">How to load </w:t>
+      </w:r>
+      <w:proofErr w:type="spellStart"/>
+      <w:r>
+        <w:t>MicroPython</w:t>
+      </w:r>
+      <w:proofErr w:type="spellEnd"/>
     </w:p>
     <w:p>
       <w:pPr>
@@ -1111,8 +1206,16 @@
           <w:rPr>
             <w:rStyle w:val="Hyperlink"/>
           </w:rPr>
-          <w:t>Installing MicroPython</w:t>
+          <w:t xml:space="preserve">Installing </w:t>
         </w:r>
+        <w:proofErr w:type="spellStart"/>
+        <w:r>
+          <w:rPr>
+            <w:rStyle w:val="Hyperlink"/>
+          </w:rPr>
+          <w:t>MicroPython</w:t>
+        </w:r>
+        <w:proofErr w:type="spellEnd"/>
       </w:hyperlink>
     </w:p>
     <w:p>
@@ -1128,7 +1231,21 @@
           <w:rPr>
             <w:rStyle w:val="Hyperlink"/>
           </w:rPr>
-          <w:t>Getting Started with pico and Thonny</w:t>
+          <w:t xml:space="preserve">Getting Started with </w:t>
+        </w:r>
+        <w:proofErr w:type="spellStart"/>
+        <w:r>
+          <w:rPr>
+            <w:rStyle w:val="Hyperlink"/>
+          </w:rPr>
+          <w:t>pico</w:t>
+        </w:r>
+        <w:proofErr w:type="spellEnd"/>
+        <w:r>
+          <w:rPr>
+            <w:rStyle w:val="Hyperlink"/>
+          </w:rPr>
+          <w:t xml:space="preserve"> and Thonny</w:t>
         </w:r>
       </w:hyperlink>
     </w:p>
@@ -1141,11 +1258,19 @@
         </w:numPr>
       </w:pPr>
       <w:hyperlink r:id="rId20" w:history="1">
+        <w:proofErr w:type="spellStart"/>
         <w:r>
           <w:rPr>
             <w:rStyle w:val="Hyperlink"/>
           </w:rPr>
-          <w:t>MicroPython Examples</w:t>
+          <w:t>MicroPython</w:t>
+        </w:r>
+        <w:proofErr w:type="spellEnd"/>
+        <w:r>
+          <w:rPr>
+            <w:rStyle w:val="Hyperlink"/>
+          </w:rPr>
+          <w:t xml:space="preserve"> Examples</w:t>
         </w:r>
       </w:hyperlink>
     </w:p>
@@ -1173,9 +1298,24 @@
       </w:hyperlink>
     </w:p>
     <w:p>
+      <w:pPr>
+        <w:pStyle w:val="Heading1"/>
+      </w:pPr>
+      <w:r>
+        <w:t xml:space="preserve">Motor 2040 </w:t>
+      </w:r>
+      <w:proofErr w:type="spellStart"/>
       <w:r>
         <w:t>CircuitPython</w:t>
       </w:r>
+      <w:proofErr w:type="spellEnd"/>
+    </w:p>
+    <w:p>
+      <w:proofErr w:type="spellStart"/>
+      <w:r>
+        <w:t>CircuitPython</w:t>
+      </w:r>
+      <w:proofErr w:type="spellEnd"/>
     </w:p>
     <w:p>
       <w:pPr>
@@ -1216,8 +1356,16 @@
           <w:rPr>
             <w:rStyle w:val="Hyperlink"/>
           </w:rPr>
-          <w:t>nstall CircuitPython</w:t>
+          <w:t xml:space="preserve">nstall </w:t>
         </w:r>
+        <w:proofErr w:type="spellStart"/>
+        <w:r>
+          <w:rPr>
+            <w:rStyle w:val="Hyperlink"/>
+          </w:rPr>
+          <w:t>CircuitPython</w:t>
+        </w:r>
+        <w:proofErr w:type="spellEnd"/>
       </w:hyperlink>
     </w:p>
     <w:p>
@@ -1233,7 +1381,21 @@
           <w:rPr>
             <w:rStyle w:val="Hyperlink"/>
           </w:rPr>
-          <w:t>Download and Install CircuitPython Libraries</w:t>
+          <w:t xml:space="preserve">Download and Install </w:t>
+        </w:r>
+        <w:proofErr w:type="spellStart"/>
+        <w:r>
+          <w:rPr>
+            <w:rStyle w:val="Hyperlink"/>
+          </w:rPr>
+          <w:t>CircuitPython</w:t>
+        </w:r>
+        <w:proofErr w:type="spellEnd"/>
+        <w:r>
+          <w:rPr>
+            <w:rStyle w:val="Hyperlink"/>
+          </w:rPr>
+          <w:t xml:space="preserve"> Libraries</w:t>
         </w:r>
       </w:hyperlink>
     </w:p>
@@ -1248,8 +1410,13 @@
       <w:r>
         <w:t xml:space="preserve">Copy </w:t>
       </w:r>
-      <w:r>
-        <w:t xml:space="preserve">adafruit_motor folder </w:t>
+      <w:proofErr w:type="spellStart"/>
+      <w:r>
+        <w:t>adafruit_motor</w:t>
+      </w:r>
+      <w:proofErr w:type="spellEnd"/>
+      <w:r>
+        <w:t xml:space="preserve"> folder </w:t>
       </w:r>
       <w:r>
         <w:t>to</w:t>
@@ -1262,10 +1429,12 @@
       <w:pPr>
         <w:pStyle w:val="Heading1"/>
       </w:pPr>
-      <w:bookmarkStart w:id="4" w:name="_Toc192613185"/>
-      <w:r>
+      <w:bookmarkStart w:id="4" w:name="_Toc192826057"/>
+      <w:r>
+        <w:lastRenderedPageBreak/>
         <w:t>Motor Specification</w:t>
       </w:r>
+      <w:bookmarkEnd w:id="4"/>
     </w:p>
     <w:p>
       <w:r>
@@ -1294,9 +1463,13 @@
           <w:numId w:val="21"/>
         </w:numPr>
       </w:pPr>
-      <w:r>
-        <w:lastRenderedPageBreak/>
-        <w:t>NO-Load Speed: 12RPM, 16RPM, 35RPM, 60RPM, 77RPM, 130RPM, 170RPM, 280RPM, 620RPM, 1360RPM</w:t>
+      <w:proofErr w:type="spellStart"/>
+      <w:r>
+        <w:t>NO-Load</w:t>
+      </w:r>
+      <w:proofErr w:type="spellEnd"/>
+      <w:r>
+        <w:t xml:space="preserve"> Speed: 12RPM, 16RPM, 35RPM, 60RPM, 77RPM, 130RPM, 170RPM, 280RPM, 620RPM, 1360RPM</w:t>
       </w:r>
     </w:p>
     <w:p>
@@ -1391,10 +1564,26 @@
       </w:r>
     </w:p>
     <w:p>
+      <w:pPr>
+        <w:pStyle w:val="Heading1"/>
+      </w:pPr>
       <w:r>
         <w:lastRenderedPageBreak/>
-        <w:t>Wirings:</w:t>
-      </w:r>
+        <w:t>Motor and Motor 2040 Wiring</w:t>
+      </w:r>
+    </w:p>
+    <w:p>
+      <w:r>
+        <w:t xml:space="preserve">The Motor wiring is from </w:t>
+      </w:r>
+      <w:hyperlink r:id="rId25" w:history="1">
+        <w:r>
+          <w:rPr>
+            <w:rStyle w:val="Hyperlink"/>
+          </w:rPr>
+          <w:t>JGA25-370 motors 6v 130rpm</w:t>
+        </w:r>
+      </w:hyperlink>
     </w:p>
     <w:p>
       <w:pPr>
@@ -1462,599 +1651,6 @@
         <w:t>Black Wire - negative of encoder power supply(-)(3.3-5V),cannot be wrong</w:t>
       </w:r>
     </w:p>
-    <w:p>
-      <w:pPr>
-        <w:numPr>
-          <w:ilvl w:val="0"/>
-          <w:numId w:val="22"/>
-        </w:numPr>
-      </w:pPr>
-      <w:r>
-        <w:t>The pinout of the JST-SH motor connectors is</w:t>
-      </w:r>
-      <w:r>
-        <w:br/>
-        <w:t>Red:</w:t>
-      </w:r>
-      <w:r>
-        <w:t xml:space="preserve"> </w:t>
-      </w:r>
-      <w:r>
-        <w:t xml:space="preserve">M+, </w:t>
-      </w:r>
-      <w:r>
-        <w:t>Black:</w:t>
-      </w:r>
-      <w:r>
-        <w:t xml:space="preserve"> </w:t>
-      </w:r>
-      <w:r>
-        <w:t xml:space="preserve">M-, </w:t>
-      </w:r>
-      <w:r>
-        <w:t xml:space="preserve">Yellow: </w:t>
-      </w:r>
-      <w:r>
-        <w:t xml:space="preserve">3v3, </w:t>
-      </w:r>
-      <w:r>
-        <w:t>Green</w:t>
-      </w:r>
-      <w:r>
-        <w:t>:</w:t>
-      </w:r>
-      <w:r>
-        <w:t xml:space="preserve"> </w:t>
-      </w:r>
-      <w:r>
-        <w:t xml:space="preserve">A, </w:t>
-      </w:r>
-      <w:r>
-        <w:t>Blue:</w:t>
-      </w:r>
-      <w:r>
-        <w:t xml:space="preserve"> </w:t>
-      </w:r>
-      <w:r>
-        <w:t xml:space="preserve">B, </w:t>
-      </w:r>
-      <w:r>
-        <w:t>White:</w:t>
-      </w:r>
-      <w:r>
-        <w:t xml:space="preserve"> </w:t>
-      </w:r>
-      <w:r>
-        <w:t>GND.</w:t>
-      </w:r>
-    </w:p>
-    <w:tbl>
-      <w:tblPr>
-        <w:tblStyle w:val="TableGridLight"/>
-        <w:tblW w:w="0" w:type="auto"/>
-        <w:tblCellMar>
-          <w:top w:w="43" w:type="dxa"/>
-          <w:bottom w:w="43" w:type="dxa"/>
-        </w:tblCellMar>
-        <w:tblLook w:val="04A0" w:firstRow="1" w:lastRow="0" w:firstColumn="1" w:lastColumn="0" w:noHBand="0" w:noVBand="1"/>
-      </w:tblPr>
-      <w:tblGrid>
-        <w:gridCol w:w="563"/>
-        <w:gridCol w:w="2481"/>
-        <w:gridCol w:w="1150"/>
-        <w:gridCol w:w="1083"/>
-      </w:tblGrid>
-      <w:tr>
-        <w:tc>
-          <w:tcPr>
-            <w:tcW w:w="0" w:type="auto"/>
-            <w:hideMark/>
-          </w:tcPr>
-          <w:p>
-            <w:pPr>
-              <w:spacing w:before="0" w:after="0" w:line="240" w:lineRule="auto"/>
-              <w:jc w:val="center"/>
-              <w:rPr>
-                <w:rFonts w:ascii="Times New Roman" w:hAnsi="Times New Roman"/>
-                <w:b/>
-                <w:bCs/>
-                <w:sz w:val="24"/>
-              </w:rPr>
-            </w:pPr>
-            <w:r>
-              <w:rPr>
-                <w:rFonts w:ascii="Times New Roman" w:hAnsi="Times New Roman"/>
-                <w:b/>
-                <w:bCs/>
-                <w:sz w:val="24"/>
-              </w:rPr>
-              <w:t xml:space="preserve">Pin </w:t>
-            </w:r>
-          </w:p>
-        </w:tc>
-        <w:tc>
-          <w:tcPr>
-            <w:tcW w:w="0" w:type="auto"/>
-            <w:hideMark/>
-          </w:tcPr>
-          <w:p>
-            <w:pPr>
-              <w:spacing w:before="0" w:after="0" w:line="240" w:lineRule="auto"/>
-              <w:jc w:val="center"/>
-              <w:rPr>
-                <w:rFonts w:ascii="Times New Roman" w:hAnsi="Times New Roman"/>
-                <w:b/>
-                <w:bCs/>
-                <w:sz w:val="24"/>
-              </w:rPr>
-            </w:pPr>
-            <w:r>
-              <w:rPr>
-                <w:rFonts w:ascii="Times New Roman" w:hAnsi="Times New Roman"/>
-                <w:b/>
-                <w:bCs/>
-                <w:sz w:val="24"/>
-              </w:rPr>
-              <w:t xml:space="preserve">Description </w:t>
-            </w:r>
-          </w:p>
-        </w:tc>
-        <w:tc>
-          <w:tcPr>
-            <w:tcW w:w="0" w:type="auto"/>
-            <w:hideMark/>
-          </w:tcPr>
-          <w:p>
-            <w:pPr>
-              <w:spacing w:before="0" w:after="0" w:line="240" w:lineRule="auto"/>
-              <w:jc w:val="center"/>
-              <w:rPr>
-                <w:rFonts w:ascii="Times New Roman" w:hAnsi="Times New Roman"/>
-                <w:b/>
-                <w:bCs/>
-                <w:sz w:val="24"/>
-              </w:rPr>
-            </w:pPr>
-            <w:r>
-              <w:rPr>
-                <w:rFonts w:ascii="Times New Roman" w:hAnsi="Times New Roman"/>
-                <w:b/>
-                <w:bCs/>
-                <w:sz w:val="24"/>
-              </w:rPr>
-              <w:t>JST-SH</w:t>
-            </w:r>
-            <w:r>
-              <w:rPr>
-                <w:rFonts w:ascii="Times New Roman" w:hAnsi="Times New Roman"/>
-                <w:b/>
-                <w:bCs/>
-                <w:sz w:val="24"/>
-              </w:rPr>
-              <w:t>?</w:t>
-            </w:r>
-            <w:r>
-              <w:rPr>
-                <w:rFonts w:ascii="Times New Roman" w:hAnsi="Times New Roman"/>
-                <w:b/>
-                <w:bCs/>
-                <w:sz w:val="24"/>
-              </w:rPr>
-              <w:t xml:space="preserve"> </w:t>
-            </w:r>
-          </w:p>
-        </w:tc>
-        <w:tc>
-          <w:tcPr>
-            <w:tcW w:w="0" w:type="auto"/>
-          </w:tcPr>
-          <w:p>
-            <w:pPr>
-              <w:spacing w:before="0" w:after="0" w:line="240" w:lineRule="auto"/>
-              <w:jc w:val="center"/>
-              <w:rPr>
-                <w:rFonts w:ascii="Times New Roman" w:hAnsi="Times New Roman"/>
-                <w:b/>
-                <w:bCs/>
-                <w:sz w:val="24"/>
-              </w:rPr>
-            </w:pPr>
-            <w:r>
-              <w:rPr>
-                <w:rFonts w:ascii="Times New Roman" w:hAnsi="Times New Roman"/>
-                <w:b/>
-                <w:bCs/>
-                <w:sz w:val="24"/>
-              </w:rPr>
-              <w:t>Encoder</w:t>
-            </w:r>
-          </w:p>
-        </w:tc>
-      </w:tr>
-      <w:tr>
-        <w:tc>
-          <w:tcPr>
-            <w:tcW w:w="0" w:type="auto"/>
-            <w:hideMark/>
-          </w:tcPr>
-          <w:p>
-            <w:pPr>
-              <w:spacing w:before="0" w:after="0" w:line="240" w:lineRule="auto"/>
-              <w:rPr>
-                <w:b/>
-                <w:bCs/>
-              </w:rPr>
-            </w:pPr>
-            <w:r>
-              <w:rPr>
-                <w:b/>
-                <w:bCs/>
-              </w:rPr>
-              <w:t xml:space="preserve">1 </w:t>
-            </w:r>
-          </w:p>
-        </w:tc>
-        <w:tc>
-          <w:tcPr>
-            <w:tcW w:w="0" w:type="auto"/>
-            <w:hideMark/>
-          </w:tcPr>
-          <w:p>
-            <w:pPr>
-              <w:spacing w:before="0" w:after="0" w:line="240" w:lineRule="auto"/>
-              <w:rPr>
-                <w:b/>
-                <w:bCs/>
-              </w:rPr>
-            </w:pPr>
-            <w:r>
-              <w:rPr>
-                <w:b/>
-                <w:bCs/>
-              </w:rPr>
-              <w:t xml:space="preserve">Motor Positive (M+) </w:t>
-            </w:r>
-          </w:p>
-        </w:tc>
-        <w:tc>
-          <w:tcPr>
-            <w:tcW w:w="0" w:type="auto"/>
-            <w:hideMark/>
-          </w:tcPr>
-          <w:p>
-            <w:pPr>
-              <w:spacing w:before="0" w:after="0" w:line="240" w:lineRule="auto"/>
-              <w:rPr>
-                <w:b/>
-                <w:bCs/>
-              </w:rPr>
-            </w:pPr>
-            <w:r>
-              <w:rPr>
-                <w:b/>
-                <w:bCs/>
-              </w:rPr>
-              <w:t xml:space="preserve">Red </w:t>
-            </w:r>
-          </w:p>
-        </w:tc>
-        <w:tc>
-          <w:tcPr>
-            <w:tcW w:w="0" w:type="auto"/>
-          </w:tcPr>
-          <w:p>
-            <w:pPr>
-              <w:spacing w:before="0" w:after="0" w:line="240" w:lineRule="auto"/>
-              <w:rPr>
-                <w:b/>
-                <w:bCs/>
-              </w:rPr>
-            </w:pPr>
-            <w:r>
-              <w:rPr>
-                <w:b/>
-                <w:bCs/>
-              </w:rPr>
-              <w:t>Red</w:t>
-            </w:r>
-          </w:p>
-        </w:tc>
-      </w:tr>
-      <w:tr>
-        <w:tc>
-          <w:tcPr>
-            <w:tcW w:w="0" w:type="auto"/>
-            <w:hideMark/>
-          </w:tcPr>
-          <w:p>
-            <w:pPr>
-              <w:spacing w:before="0" w:after="0" w:line="240" w:lineRule="auto"/>
-            </w:pPr>
-            <w:r>
-              <w:t xml:space="preserve">2 </w:t>
-            </w:r>
-          </w:p>
-        </w:tc>
-        <w:tc>
-          <w:tcPr>
-            <w:tcW w:w="0" w:type="auto"/>
-            <w:hideMark/>
-          </w:tcPr>
-          <w:p>
-            <w:pPr>
-              <w:spacing w:before="0" w:after="0" w:line="240" w:lineRule="auto"/>
-            </w:pPr>
-            <w:r>
-              <w:t xml:space="preserve">Motor Negative (M-) </w:t>
-            </w:r>
-          </w:p>
-        </w:tc>
-        <w:tc>
-          <w:tcPr>
-            <w:tcW w:w="0" w:type="auto"/>
-            <w:hideMark/>
-          </w:tcPr>
-          <w:p>
-            <w:pPr>
-              <w:spacing w:before="0" w:after="0" w:line="240" w:lineRule="auto"/>
-            </w:pPr>
-            <w:r>
-              <w:t xml:space="preserve">Black </w:t>
-            </w:r>
-          </w:p>
-        </w:tc>
-        <w:tc>
-          <w:tcPr>
-            <w:tcW w:w="0" w:type="auto"/>
-          </w:tcPr>
-          <w:p>
-            <w:pPr>
-              <w:spacing w:before="0" w:after="0" w:line="240" w:lineRule="auto"/>
-            </w:pPr>
-            <w:r>
-              <w:t>White</w:t>
-            </w:r>
-          </w:p>
-        </w:tc>
-      </w:tr>
-      <w:tr>
-        <w:tc>
-          <w:tcPr>
-            <w:tcW w:w="0" w:type="auto"/>
-            <w:hideMark/>
-          </w:tcPr>
-          <w:p>
-            <w:pPr>
-              <w:spacing w:before="0" w:after="0" w:line="240" w:lineRule="auto"/>
-            </w:pPr>
-            <w:r>
-              <w:t xml:space="preserve">3 </w:t>
-            </w:r>
-          </w:p>
-        </w:tc>
-        <w:tc>
-          <w:tcPr>
-            <w:tcW w:w="0" w:type="auto"/>
-            <w:hideMark/>
-          </w:tcPr>
-          <w:p>
-            <w:pPr>
-              <w:spacing w:before="0" w:after="0" w:line="240" w:lineRule="auto"/>
-            </w:pPr>
-            <w:r>
-              <w:t xml:space="preserve">3.3V </w:t>
-            </w:r>
-          </w:p>
-        </w:tc>
-        <w:tc>
-          <w:tcPr>
-            <w:tcW w:w="0" w:type="auto"/>
-            <w:hideMark/>
-          </w:tcPr>
-          <w:p>
-            <w:pPr>
-              <w:spacing w:before="0" w:after="0" w:line="240" w:lineRule="auto"/>
-            </w:pPr>
-            <w:r>
-              <w:t>Yellow</w:t>
-            </w:r>
-            <w:r>
-              <w:t xml:space="preserve"> </w:t>
-            </w:r>
-          </w:p>
-        </w:tc>
-        <w:tc>
-          <w:tcPr>
-            <w:tcW w:w="0" w:type="auto"/>
-          </w:tcPr>
-          <w:p>
-            <w:pPr>
-              <w:spacing w:before="0" w:after="0" w:line="240" w:lineRule="auto"/>
-            </w:pPr>
-            <w:r>
-              <w:t>Blue</w:t>
-            </w:r>
-          </w:p>
-        </w:tc>
-      </w:tr>
-      <w:tr>
-        <w:tc>
-          <w:tcPr>
-            <w:tcW w:w="0" w:type="auto"/>
-            <w:hideMark/>
-          </w:tcPr>
-          <w:p>
-            <w:pPr>
-              <w:spacing w:before="0" w:after="0" w:line="240" w:lineRule="auto"/>
-            </w:pPr>
-            <w:r>
-              <w:t xml:space="preserve">4 </w:t>
-            </w:r>
-          </w:p>
-        </w:tc>
-        <w:tc>
-          <w:tcPr>
-            <w:tcW w:w="0" w:type="auto"/>
-            <w:hideMark/>
-          </w:tcPr>
-          <w:p>
-            <w:pPr>
-              <w:spacing w:before="0" w:after="0" w:line="240" w:lineRule="auto"/>
-            </w:pPr>
-            <w:r>
-              <w:t xml:space="preserve">Motor A (Encoder A) </w:t>
-            </w:r>
-          </w:p>
-        </w:tc>
-        <w:tc>
-          <w:tcPr>
-            <w:tcW w:w="0" w:type="auto"/>
-            <w:hideMark/>
-          </w:tcPr>
-          <w:p>
-            <w:pPr>
-              <w:spacing w:before="0" w:after="0" w:line="240" w:lineRule="auto"/>
-            </w:pPr>
-            <w:r>
-              <w:t>Green</w:t>
-            </w:r>
-            <w:r>
-              <w:t xml:space="preserve"> </w:t>
-            </w:r>
-          </w:p>
-        </w:tc>
-        <w:tc>
-          <w:tcPr>
-            <w:tcW w:w="0" w:type="auto"/>
-          </w:tcPr>
-          <w:p>
-            <w:pPr>
-              <w:spacing w:before="0" w:after="0" w:line="240" w:lineRule="auto"/>
-            </w:pPr>
-            <w:r>
-              <w:t>Yellow</w:t>
-            </w:r>
-          </w:p>
-        </w:tc>
-      </w:tr>
-      <w:tr>
-        <w:tc>
-          <w:tcPr>
-            <w:tcW w:w="0" w:type="auto"/>
-            <w:hideMark/>
-          </w:tcPr>
-          <w:p>
-            <w:pPr>
-              <w:spacing w:before="0" w:after="0" w:line="240" w:lineRule="auto"/>
-            </w:pPr>
-            <w:r>
-              <w:t xml:space="preserve">5 </w:t>
-            </w:r>
-          </w:p>
-        </w:tc>
-        <w:tc>
-          <w:tcPr>
-            <w:tcW w:w="0" w:type="auto"/>
-            <w:hideMark/>
-          </w:tcPr>
-          <w:p>
-            <w:pPr>
-              <w:spacing w:before="0" w:after="0" w:line="240" w:lineRule="auto"/>
-            </w:pPr>
-            <w:r>
-              <w:t xml:space="preserve">Motor B (Encoder B) </w:t>
-            </w:r>
-          </w:p>
-        </w:tc>
-        <w:tc>
-          <w:tcPr>
-            <w:tcW w:w="0" w:type="auto"/>
-            <w:hideMark/>
-          </w:tcPr>
-          <w:p>
-            <w:pPr>
-              <w:spacing w:before="0" w:after="0" w:line="240" w:lineRule="auto"/>
-            </w:pPr>
-            <w:r>
-              <w:t>Blue</w:t>
-            </w:r>
-          </w:p>
-        </w:tc>
-        <w:tc>
-          <w:tcPr>
-            <w:tcW w:w="0" w:type="auto"/>
-          </w:tcPr>
-          <w:p>
-            <w:pPr>
-              <w:spacing w:before="0" w:after="0" w:line="240" w:lineRule="auto"/>
-            </w:pPr>
-            <w:r>
-              <w:t>Green</w:t>
-            </w:r>
-          </w:p>
-        </w:tc>
-      </w:tr>
-      <w:tr>
-        <w:tc>
-          <w:tcPr>
-            <w:tcW w:w="0" w:type="auto"/>
-            <w:hideMark/>
-          </w:tcPr>
-          <w:p>
-            <w:pPr>
-              <w:spacing w:before="0" w:after="0" w:line="240" w:lineRule="auto"/>
-            </w:pPr>
-            <w:r>
-              <w:t xml:space="preserve">6 </w:t>
-            </w:r>
-          </w:p>
-        </w:tc>
-        <w:tc>
-          <w:tcPr>
-            <w:tcW w:w="0" w:type="auto"/>
-            <w:hideMark/>
-          </w:tcPr>
-          <w:p>
-            <w:pPr>
-              <w:spacing w:before="0" w:after="0" w:line="240" w:lineRule="auto"/>
-            </w:pPr>
-            <w:r>
-              <w:t xml:space="preserve">Ground (GND) </w:t>
-            </w:r>
-          </w:p>
-        </w:tc>
-        <w:tc>
-          <w:tcPr>
-            <w:tcW w:w="0" w:type="auto"/>
-            <w:hideMark/>
-          </w:tcPr>
-          <w:p>
-            <w:pPr>
-              <w:spacing w:before="0" w:after="0" w:line="240" w:lineRule="auto"/>
-            </w:pPr>
-            <w:r>
-              <w:t>W</w:t>
-            </w:r>
-            <w:r>
-              <w:t>hite</w:t>
-            </w:r>
-          </w:p>
-        </w:tc>
-        <w:tc>
-          <w:tcPr>
-            <w:tcW w:w="0" w:type="auto"/>
-          </w:tcPr>
-          <w:p>
-            <w:pPr>
-              <w:spacing w:before="0" w:after="0" w:line="240" w:lineRule="auto"/>
-            </w:pPr>
-            <w:r>
-              <w:t>Black</w:t>
-            </w:r>
-          </w:p>
-        </w:tc>
-      </w:tr>
-    </w:tbl>
     <w:p>
       <w:pPr>
         <w:ind w:left="-720"/>
@@ -2081,7 +1677,7 @@
                     </pic:cNvPicPr>
                   </pic:nvPicPr>
                   <pic:blipFill>
-                    <a:blip r:embed="rId25">
+                    <a:blip r:embed="rId26">
                       <a:extLst>
                         <a:ext uri="{28A0092B-C50C-407E-A947-70E740481C1C}">
                           <a14:useLocalDpi xmlns:a14="http://schemas.microsoft.com/office/drawing/2010/main" val="0"/>
@@ -2111,11 +1707,608 @@
       </w:r>
     </w:p>
     <w:p>
+      <w:r>
+        <w:rPr>
+          <w:b/>
+          <w:bCs/>
+        </w:rPr>
+        <w:t>Motor 2040:</w:t>
+      </w:r>
+      <w:r>
+        <w:t xml:space="preserve"> </w:t>
+      </w:r>
+      <w:r>
+        <w:t xml:space="preserve">This may or may not be right. </w:t>
+      </w:r>
+      <w:r>
+        <w:t>The pinout of the JST-SH motor connectors is</w:t>
+      </w:r>
+      <w:r>
+        <w:br/>
+        <w:t xml:space="preserve">Red: </w:t>
+      </w:r>
+      <w:r>
+        <w:t xml:space="preserve">M+, </w:t>
+      </w:r>
+      <w:r>
+        <w:t xml:space="preserve">Black: </w:t>
+      </w:r>
+      <w:r>
+        <w:t xml:space="preserve">M-, </w:t>
+      </w:r>
+      <w:r>
+        <w:t xml:space="preserve">Yellow: </w:t>
+      </w:r>
+      <w:r>
+        <w:t xml:space="preserve">3v3, </w:t>
+      </w:r>
+      <w:r>
+        <w:t xml:space="preserve">Green: </w:t>
+      </w:r>
+      <w:r>
+        <w:t xml:space="preserve">A, </w:t>
+      </w:r>
+      <w:r>
+        <w:t xml:space="preserve">Blue: </w:t>
+      </w:r>
+      <w:r>
+        <w:t xml:space="preserve">B, </w:t>
+      </w:r>
+      <w:r>
+        <w:t xml:space="preserve">White: </w:t>
+      </w:r>
+      <w:r>
+        <w:t>GND.</w:t>
+      </w:r>
+    </w:p>
+    <w:tbl>
+      <w:tblPr>
+        <w:tblStyle w:val="TableGridLight"/>
+        <w:tblW w:w="0" w:type="auto"/>
+        <w:tblCellMar>
+          <w:top w:w="43" w:type="dxa"/>
+          <w:bottom w:w="43" w:type="dxa"/>
+        </w:tblCellMar>
+        <w:tblLook w:val="04A0" w:firstRow="1" w:lastRow="0" w:firstColumn="1" w:lastColumn="0" w:noHBand="0" w:noVBand="1"/>
+      </w:tblPr>
+      <w:tblGrid>
+        <w:gridCol w:w="563"/>
+        <w:gridCol w:w="2481"/>
+        <w:gridCol w:w="1409"/>
+        <w:gridCol w:w="1122"/>
+      </w:tblGrid>
+      <w:tr>
+        <w:tc>
+          <w:tcPr>
+            <w:tcW w:w="0" w:type="auto"/>
+            <w:hideMark/>
+          </w:tcPr>
+          <w:p>
+            <w:pPr>
+              <w:spacing w:before="0" w:after="0" w:line="240" w:lineRule="auto"/>
+              <w:jc w:val="center"/>
+              <w:rPr>
+                <w:rFonts w:ascii="Times New Roman" w:hAnsi="Times New Roman"/>
+                <w:b/>
+                <w:bCs/>
+                <w:sz w:val="24"/>
+              </w:rPr>
+            </w:pPr>
+            <w:r>
+              <w:rPr>
+                <w:rFonts w:ascii="Times New Roman" w:hAnsi="Times New Roman"/>
+                <w:b/>
+                <w:bCs/>
+                <w:sz w:val="24"/>
+              </w:rPr>
+              <w:t xml:space="preserve">Pin </w:t>
+            </w:r>
+          </w:p>
+        </w:tc>
+        <w:tc>
+          <w:tcPr>
+            <w:tcW w:w="0" w:type="auto"/>
+            <w:hideMark/>
+          </w:tcPr>
+          <w:p>
+            <w:pPr>
+              <w:spacing w:before="0" w:after="0" w:line="240" w:lineRule="auto"/>
+              <w:jc w:val="center"/>
+              <w:rPr>
+                <w:rFonts w:ascii="Times New Roman" w:hAnsi="Times New Roman"/>
+                <w:b/>
+                <w:bCs/>
+                <w:sz w:val="24"/>
+              </w:rPr>
+            </w:pPr>
+            <w:r>
+              <w:rPr>
+                <w:rFonts w:ascii="Times New Roman" w:hAnsi="Times New Roman"/>
+                <w:b/>
+                <w:bCs/>
+                <w:sz w:val="24"/>
+              </w:rPr>
+              <w:t xml:space="preserve">Description </w:t>
+            </w:r>
+          </w:p>
+        </w:tc>
+        <w:tc>
+          <w:tcPr>
+            <w:tcW w:w="0" w:type="auto"/>
+            <w:hideMark/>
+          </w:tcPr>
+          <w:p>
+            <w:pPr>
+              <w:spacing w:before="0" w:after="0" w:line="240" w:lineRule="auto"/>
+              <w:jc w:val="center"/>
+              <w:rPr>
+                <w:rFonts w:ascii="Times New Roman" w:hAnsi="Times New Roman"/>
+                <w:b/>
+                <w:bCs/>
+                <w:sz w:val="24"/>
+              </w:rPr>
+            </w:pPr>
+            <w:r>
+              <w:rPr>
+                <w:rFonts w:ascii="Times New Roman" w:hAnsi="Times New Roman"/>
+                <w:b/>
+                <w:bCs/>
+                <w:sz w:val="24"/>
+              </w:rPr>
+              <w:t>Motor 2040</w:t>
+            </w:r>
+            <w:r>
+              <w:rPr>
+                <w:rFonts w:ascii="Times New Roman" w:hAnsi="Times New Roman"/>
+                <w:b/>
+                <w:bCs/>
+                <w:sz w:val="24"/>
+              </w:rPr>
+              <w:t xml:space="preserve"> </w:t>
+            </w:r>
+          </w:p>
+          <w:p>
+            <w:pPr>
+              <w:spacing w:before="0" w:after="0" w:line="240" w:lineRule="auto"/>
+              <w:jc w:val="center"/>
+              <w:rPr>
+                <w:rFonts w:ascii="Times New Roman" w:hAnsi="Times New Roman"/>
+                <w:b/>
+                <w:bCs/>
+                <w:sz w:val="24"/>
+              </w:rPr>
+            </w:pPr>
+            <w:r>
+              <w:rPr>
+                <w:rFonts w:ascii="Times New Roman" w:hAnsi="Times New Roman"/>
+                <w:b/>
+                <w:bCs/>
+                <w:sz w:val="24"/>
+              </w:rPr>
+              <w:t>JST-SH?</w:t>
+            </w:r>
+          </w:p>
+        </w:tc>
+        <w:tc>
+          <w:tcPr>
+            <w:tcW w:w="1122" w:type="dxa"/>
+          </w:tcPr>
+          <w:p>
+            <w:pPr>
+              <w:spacing w:before="0" w:after="0" w:line="240" w:lineRule="auto"/>
+              <w:jc w:val="center"/>
+              <w:rPr>
+                <w:rFonts w:ascii="Times New Roman" w:hAnsi="Times New Roman"/>
+                <w:b/>
+                <w:bCs/>
+                <w:sz w:val="24"/>
+              </w:rPr>
+            </w:pPr>
+            <w:r>
+              <w:rPr>
+                <w:rFonts w:ascii="Times New Roman" w:hAnsi="Times New Roman"/>
+                <w:b/>
+                <w:bCs/>
+                <w:sz w:val="24"/>
+              </w:rPr>
+              <w:t>Motor</w:t>
+            </w:r>
+          </w:p>
+        </w:tc>
+      </w:tr>
+      <w:tr>
+        <w:tc>
+          <w:tcPr>
+            <w:tcW w:w="0" w:type="auto"/>
+            <w:hideMark/>
+          </w:tcPr>
+          <w:p>
+            <w:pPr>
+              <w:spacing w:before="0" w:after="0" w:line="240" w:lineRule="auto"/>
+              <w:rPr>
+                <w:b/>
+                <w:bCs/>
+              </w:rPr>
+            </w:pPr>
+            <w:r>
+              <w:rPr>
+                <w:b/>
+                <w:bCs/>
+              </w:rPr>
+              <w:t xml:space="preserve">1 </w:t>
+            </w:r>
+          </w:p>
+        </w:tc>
+        <w:tc>
+          <w:tcPr>
+            <w:tcW w:w="0" w:type="auto"/>
+            <w:hideMark/>
+          </w:tcPr>
+          <w:p>
+            <w:pPr>
+              <w:spacing w:before="0" w:after="0" w:line="240" w:lineRule="auto"/>
+              <w:rPr>
+                <w:b/>
+                <w:bCs/>
+              </w:rPr>
+            </w:pPr>
+            <w:r>
+              <w:rPr>
+                <w:b/>
+                <w:bCs/>
+              </w:rPr>
+              <w:t xml:space="preserve">Motor Positive (M+) </w:t>
+            </w:r>
+          </w:p>
+        </w:tc>
+        <w:tc>
+          <w:tcPr>
+            <w:tcW w:w="0" w:type="auto"/>
+            <w:hideMark/>
+          </w:tcPr>
+          <w:p>
+            <w:pPr>
+              <w:spacing w:before="0" w:after="0" w:line="240" w:lineRule="auto"/>
+              <w:rPr>
+                <w:b/>
+                <w:bCs/>
+              </w:rPr>
+            </w:pPr>
+            <w:r>
+              <w:rPr>
+                <w:b/>
+                <w:bCs/>
+              </w:rPr>
+              <w:t xml:space="preserve">Red </w:t>
+            </w:r>
+          </w:p>
+        </w:tc>
+        <w:tc>
+          <w:tcPr>
+            <w:tcW w:w="1122" w:type="dxa"/>
+          </w:tcPr>
+          <w:p>
+            <w:pPr>
+              <w:spacing w:before="0" w:after="0" w:line="240" w:lineRule="auto"/>
+              <w:rPr>
+                <w:b/>
+                <w:bCs/>
+              </w:rPr>
+            </w:pPr>
+            <w:r>
+              <w:rPr>
+                <w:b/>
+                <w:bCs/>
+              </w:rPr>
+              <w:t>Red</w:t>
+            </w:r>
+          </w:p>
+        </w:tc>
+      </w:tr>
+      <w:tr>
+        <w:tc>
+          <w:tcPr>
+            <w:tcW w:w="0" w:type="auto"/>
+            <w:hideMark/>
+          </w:tcPr>
+          <w:p>
+            <w:pPr>
+              <w:spacing w:before="0" w:after="0" w:line="240" w:lineRule="auto"/>
+            </w:pPr>
+            <w:r>
+              <w:t xml:space="preserve">2 </w:t>
+            </w:r>
+          </w:p>
+        </w:tc>
+        <w:tc>
+          <w:tcPr>
+            <w:tcW w:w="0" w:type="auto"/>
+            <w:hideMark/>
+          </w:tcPr>
+          <w:p>
+            <w:pPr>
+              <w:spacing w:before="0" w:after="0" w:line="240" w:lineRule="auto"/>
+            </w:pPr>
+            <w:r>
+              <w:t xml:space="preserve">Motor Negative (M-) </w:t>
+            </w:r>
+          </w:p>
+        </w:tc>
+        <w:tc>
+          <w:tcPr>
+            <w:tcW w:w="0" w:type="auto"/>
+            <w:hideMark/>
+          </w:tcPr>
+          <w:p>
+            <w:pPr>
+              <w:spacing w:before="0" w:after="0" w:line="240" w:lineRule="auto"/>
+            </w:pPr>
+            <w:r>
+              <w:t xml:space="preserve">Black </w:t>
+            </w:r>
+          </w:p>
+        </w:tc>
+        <w:tc>
+          <w:tcPr>
+            <w:tcW w:w="1122" w:type="dxa"/>
+          </w:tcPr>
+          <w:p>
+            <w:pPr>
+              <w:spacing w:before="0" w:after="0" w:line="240" w:lineRule="auto"/>
+            </w:pPr>
+            <w:r>
+              <w:t>White</w:t>
+            </w:r>
+          </w:p>
+        </w:tc>
+      </w:tr>
+      <w:tr>
+        <w:tc>
+          <w:tcPr>
+            <w:tcW w:w="0" w:type="auto"/>
+            <w:hideMark/>
+          </w:tcPr>
+          <w:p>
+            <w:pPr>
+              <w:spacing w:before="0" w:after="0" w:line="240" w:lineRule="auto"/>
+            </w:pPr>
+            <w:r>
+              <w:t xml:space="preserve">3 </w:t>
+            </w:r>
+          </w:p>
+        </w:tc>
+        <w:tc>
+          <w:tcPr>
+            <w:tcW w:w="0" w:type="auto"/>
+            <w:hideMark/>
+          </w:tcPr>
+          <w:p>
+            <w:pPr>
+              <w:spacing w:before="0" w:after="0" w:line="240" w:lineRule="auto"/>
+            </w:pPr>
+            <w:r>
+              <w:t xml:space="preserve">3.3V </w:t>
+            </w:r>
+          </w:p>
+        </w:tc>
+        <w:tc>
+          <w:tcPr>
+            <w:tcW w:w="0" w:type="auto"/>
+            <w:hideMark/>
+          </w:tcPr>
+          <w:p>
+            <w:pPr>
+              <w:spacing w:before="0" w:after="0" w:line="240" w:lineRule="auto"/>
+            </w:pPr>
+            <w:r>
+              <w:t>Yellow</w:t>
+            </w:r>
+            <w:r>
+              <w:t xml:space="preserve"> </w:t>
+            </w:r>
+          </w:p>
+        </w:tc>
+        <w:tc>
+          <w:tcPr>
+            <w:tcW w:w="1122" w:type="dxa"/>
+          </w:tcPr>
+          <w:p>
+            <w:pPr>
+              <w:spacing w:before="0" w:after="0" w:line="240" w:lineRule="auto"/>
+            </w:pPr>
+            <w:r>
+              <w:t>Blue</w:t>
+            </w:r>
+          </w:p>
+        </w:tc>
+      </w:tr>
+      <w:tr>
+        <w:tc>
+          <w:tcPr>
+            <w:tcW w:w="0" w:type="auto"/>
+            <w:hideMark/>
+          </w:tcPr>
+          <w:p>
+            <w:pPr>
+              <w:spacing w:before="0" w:after="0" w:line="240" w:lineRule="auto"/>
+            </w:pPr>
+            <w:r>
+              <w:t xml:space="preserve">4 </w:t>
+            </w:r>
+          </w:p>
+        </w:tc>
+        <w:tc>
+          <w:tcPr>
+            <w:tcW w:w="0" w:type="auto"/>
+            <w:hideMark/>
+          </w:tcPr>
+          <w:p>
+            <w:pPr>
+              <w:spacing w:before="0" w:after="0" w:line="240" w:lineRule="auto"/>
+            </w:pPr>
+            <w:r>
+              <w:t xml:space="preserve">Motor A (Encoder A) </w:t>
+            </w:r>
+          </w:p>
+        </w:tc>
+        <w:tc>
+          <w:tcPr>
+            <w:tcW w:w="0" w:type="auto"/>
+            <w:hideMark/>
+          </w:tcPr>
+          <w:p>
+            <w:pPr>
+              <w:spacing w:before="0" w:after="0" w:line="240" w:lineRule="auto"/>
+            </w:pPr>
+            <w:r>
+              <w:t>Green</w:t>
+            </w:r>
+            <w:r>
+              <w:t xml:space="preserve"> </w:t>
+            </w:r>
+          </w:p>
+        </w:tc>
+        <w:tc>
+          <w:tcPr>
+            <w:tcW w:w="1122" w:type="dxa"/>
+          </w:tcPr>
+          <w:p>
+            <w:pPr>
+              <w:spacing w:before="0" w:after="0" w:line="240" w:lineRule="auto"/>
+            </w:pPr>
+            <w:r>
+              <w:t>Yellow</w:t>
+            </w:r>
+          </w:p>
+        </w:tc>
+      </w:tr>
+      <w:tr>
+        <w:tc>
+          <w:tcPr>
+            <w:tcW w:w="0" w:type="auto"/>
+            <w:hideMark/>
+          </w:tcPr>
+          <w:p>
+            <w:pPr>
+              <w:spacing w:before="0" w:after="0" w:line="240" w:lineRule="auto"/>
+            </w:pPr>
+            <w:r>
+              <w:t xml:space="preserve">5 </w:t>
+            </w:r>
+          </w:p>
+        </w:tc>
+        <w:tc>
+          <w:tcPr>
+            <w:tcW w:w="0" w:type="auto"/>
+            <w:hideMark/>
+          </w:tcPr>
+          <w:p>
+            <w:pPr>
+              <w:spacing w:before="0" w:after="0" w:line="240" w:lineRule="auto"/>
+            </w:pPr>
+            <w:r>
+              <w:t xml:space="preserve">Motor B (Encoder B) </w:t>
+            </w:r>
+          </w:p>
+        </w:tc>
+        <w:tc>
+          <w:tcPr>
+            <w:tcW w:w="0" w:type="auto"/>
+            <w:hideMark/>
+          </w:tcPr>
+          <w:p>
+            <w:pPr>
+              <w:spacing w:before="0" w:after="0" w:line="240" w:lineRule="auto"/>
+            </w:pPr>
+            <w:r>
+              <w:t>Blue</w:t>
+            </w:r>
+          </w:p>
+        </w:tc>
+        <w:tc>
+          <w:tcPr>
+            <w:tcW w:w="1122" w:type="dxa"/>
+          </w:tcPr>
+          <w:p>
+            <w:pPr>
+              <w:spacing w:before="0" w:after="0" w:line="240" w:lineRule="auto"/>
+            </w:pPr>
+            <w:r>
+              <w:t>Green</w:t>
+            </w:r>
+          </w:p>
+        </w:tc>
+      </w:tr>
+      <w:tr>
+        <w:tc>
+          <w:tcPr>
+            <w:tcW w:w="0" w:type="auto"/>
+            <w:hideMark/>
+          </w:tcPr>
+          <w:p>
+            <w:pPr>
+              <w:spacing w:before="0" w:after="0" w:line="240" w:lineRule="auto"/>
+            </w:pPr>
+            <w:r>
+              <w:t xml:space="preserve">6 </w:t>
+            </w:r>
+          </w:p>
+        </w:tc>
+        <w:tc>
+          <w:tcPr>
+            <w:tcW w:w="0" w:type="auto"/>
+            <w:hideMark/>
+          </w:tcPr>
+          <w:p>
+            <w:pPr>
+              <w:spacing w:before="0" w:after="0" w:line="240" w:lineRule="auto"/>
+            </w:pPr>
+            <w:r>
+              <w:t xml:space="preserve">Ground (GND) </w:t>
+            </w:r>
+          </w:p>
+        </w:tc>
+        <w:tc>
+          <w:tcPr>
+            <w:tcW w:w="0" w:type="auto"/>
+            <w:hideMark/>
+          </w:tcPr>
+          <w:p>
+            <w:pPr>
+              <w:spacing w:before="0" w:after="0" w:line="240" w:lineRule="auto"/>
+            </w:pPr>
+            <w:r>
+              <w:t>White</w:t>
+            </w:r>
+          </w:p>
+        </w:tc>
+        <w:tc>
+          <w:tcPr>
+            <w:tcW w:w="1122" w:type="dxa"/>
+          </w:tcPr>
+          <w:p>
+            <w:pPr>
+              <w:spacing w:before="0" w:after="0" w:line="240" w:lineRule="auto"/>
+            </w:pPr>
+            <w:r>
+              <w:t>Black</w:t>
+            </w:r>
+          </w:p>
+        </w:tc>
+      </w:tr>
+    </w:tbl>
+    <w:p>
       <w:pPr>
         <w:rPr>
           <w:noProof/>
         </w:rPr>
       </w:pPr>
+      <w:r>
+        <w:rPr>
+          <w:noProof/>
+        </w:rPr>
+        <w:t>Motor specifications</w:t>
+      </w:r>
     </w:p>
     <w:p>
       <w:r>
@@ -2141,7 +2334,7 @@
                     </pic:cNvPicPr>
                   </pic:nvPicPr>
                   <pic:blipFill rotWithShape="1">
-                    <a:blip r:embed="rId26">
+                    <a:blip r:embed="rId27">
                       <a:extLst>
                         <a:ext uri="{28A0092B-C50C-407E-A947-70E740481C1C}">
                           <a14:useLocalDpi xmlns:a14="http://schemas.microsoft.com/office/drawing/2010/main" val="0"/>
@@ -2180,13 +2373,14 @@
       <w:pPr>
         <w:pStyle w:val="Heading1"/>
       </w:pPr>
+      <w:bookmarkStart w:id="5" w:name="_Toc192826058"/>
       <w:r>
         <w:t>Basic Project</w:t>
       </w:r>
       <w:r>
         <w:t xml:space="preserve"> with PWM Motor Control</w:t>
       </w:r>
-      <w:bookmarkEnd w:id="4"/>
+      <w:bookmarkEnd w:id="5"/>
     </w:p>
     <w:p>
       <w:r>
@@ -2225,7 +2419,7 @@
       <w:r>
         <w:t>: This controller is powered by the RP2040 chip and supports four motors with encoders</w:t>
       </w:r>
-      <w:hyperlink r:id="rId27" w:history="1">
+      <w:hyperlink r:id="rId28" w:history="1">
         <w:r>
           <w:rPr>
             <w:rStyle w:val="Hyperlink"/>
@@ -2307,16 +2501,39 @@
         <w:t>Microcontroller Programming Environment</w:t>
       </w:r>
       <w:r>
-        <w:t>: You can use C++, MicroPython, or CircuitPython</w:t>
-      </w:r>
-      <w:hyperlink r:id="rId28" w:history="1">
-        <w:r>
-          <w:rPr>
-            <w:rStyle w:val="Hyperlink"/>
-          </w:rPr>
-          <w:t>[2]</w:t>
-        </w:r>
-      </w:hyperlink>
+        <w:t xml:space="preserve">: You can use C++, </w:t>
+      </w:r>
+      <w:proofErr w:type="spellStart"/>
+      <w:r>
+        <w:t>MicroPython</w:t>
+      </w:r>
+      <w:proofErr w:type="spellEnd"/>
+      <w:r>
+        <w:t xml:space="preserve">, or </w:t>
+      </w:r>
+      <w:proofErr w:type="spellStart"/>
+      <w:r>
+        <w:t>CircuitPython</w:t>
+      </w:r>
+      <w:proofErr w:type="spellEnd"/>
+      <w:r>
+        <w:fldChar w:fldCharType="begin"/>
+      </w:r>
+      <w:r>
+        <w:instrText>HYPERLINK "https://shop.pimoroni.com/products/motor-2040?variant=39884997853267"</w:instrText>
+      </w:r>
+      <w:r>
+        <w:fldChar w:fldCharType="separate"/>
+      </w:r>
+      <w:r>
+        <w:rPr>
+          <w:rStyle w:val="Hyperlink"/>
+        </w:rPr>
+        <w:t>[2]</w:t>
+      </w:r>
+      <w:r>
+        <w:fldChar w:fldCharType="end"/>
+      </w:r>
       <w:r>
         <w:t>.</w:t>
       </w:r>
@@ -2431,7 +2648,23 @@
         </w:numPr>
       </w:pPr>
       <w:r>
-        <w:t>Install the necessary libraries for your chosen programming language. For example, if you're using MicroPython, you can find the Motor 2040 library and examples on the Pimoroni GitHub page</w:t>
+        <w:t xml:space="preserve">Install the necessary libraries for your chosen programming language. For example, if you're using </w:t>
+      </w:r>
+      <w:proofErr w:type="spellStart"/>
+      <w:r>
+        <w:t>MicroPython</w:t>
+      </w:r>
+      <w:proofErr w:type="spellEnd"/>
+      <w:r>
+        <w:t xml:space="preserve">, you can find the Motor 2040 library and examples on the </w:t>
+      </w:r>
+      <w:proofErr w:type="spellStart"/>
+      <w:r>
+        <w:t>Pimoroni</w:t>
+      </w:r>
+      <w:proofErr w:type="spellEnd"/>
+      <w:r>
+        <w:t xml:space="preserve"> GitHub page</w:t>
       </w:r>
       <w:hyperlink r:id="rId30" w:history="1">
         <w:r>
@@ -2471,7 +2704,15 @@
         </w:numPr>
       </w:pPr>
       <w:r>
-        <w:t>Start by writing simple code to control the motors. For instance, you can write a script to make the motors move forward, backward, and stop. Here's a basic example in MicroPython:</w:t>
+        <w:t xml:space="preserve">Start by writing simple code to control the motors. For instance, you can write a script to make the motors move forward, backward, and stop. Here's a basic example in </w:t>
+      </w:r>
+      <w:proofErr w:type="spellStart"/>
+      <w:r>
+        <w:t>MicroPython</w:t>
+      </w:r>
+      <w:proofErr w:type="spellEnd"/>
+      <w:r>
+        <w:t>:</w:t>
       </w:r>
     </w:p>
     <w:p>
@@ -2673,22 +2914,30 @@
           <w:rPr>
             <w:rStyle w:val="Hyperlink"/>
           </w:rPr>
-          <w:t>Motor 2040 - Quad Motor Controller - Pimoroni</w:t>
+          <w:t xml:space="preserve">Motor 2040 - Quad Motor Controller - </w:t>
         </w:r>
+        <w:proofErr w:type="spellStart"/>
+        <w:r>
+          <w:rPr>
+            <w:rStyle w:val="Hyperlink"/>
+          </w:rPr>
+          <w:t>Pimoroni</w:t>
+        </w:r>
+        <w:proofErr w:type="spellEnd"/>
       </w:hyperlink>
     </w:p>
     <w:p>
       <w:pPr>
         <w:pStyle w:val="Heading1"/>
       </w:pPr>
-      <w:bookmarkStart w:id="5" w:name="_Toc192613186"/>
+      <w:bookmarkStart w:id="6" w:name="_Toc192826059"/>
       <w:r>
         <w:t>U</w:t>
       </w:r>
       <w:r>
         <w:t>nderstanding PID Control</w:t>
       </w:r>
-      <w:bookmarkEnd w:id="5"/>
+      <w:bookmarkEnd w:id="6"/>
     </w:p>
     <w:p>
       <w:r>
@@ -2779,17 +3028,37 @@
         <w:t>Define the PID Equation</w:t>
       </w:r>
       <w:r>
-        <w:t>: The PID control equation is: $ u(t) = K</w:t>
+        <w:t xml:space="preserve">: The PID control equation is: $ u(t) = </w:t>
+      </w:r>
+      <w:proofErr w:type="spellStart"/>
+      <w:r>
+        <w:t>K</w:t>
       </w:r>
       <w:r>
         <w:rPr>
           <w:i/>
           <w:iCs/>
         </w:rPr>
-        <w:t>p e(t) + K</w:t>
-      </w:r>
-      <w:r>
-        <w:t>i \int e(t) dt + K_d \frac{de(t)}{dt} $ where:</w:t>
+        <w:t>p</w:t>
+      </w:r>
+      <w:proofErr w:type="spellEnd"/>
+      <w:r>
+        <w:rPr>
+          <w:i/>
+          <w:iCs/>
+        </w:rPr>
+        <w:t xml:space="preserve"> e(t) + K</w:t>
+      </w:r>
+      <w:r>
+        <w:t xml:space="preserve">i \int e(t) dt + </w:t>
+      </w:r>
+      <w:proofErr w:type="spellStart"/>
+      <w:r>
+        <w:t>K_d</w:t>
+      </w:r>
+      <w:proofErr w:type="spellEnd"/>
+      <w:r>
+        <w:t xml:space="preserve"> \frac{de(t)}{dt} $ where:</w:t>
       </w:r>
     </w:p>
     <w:p>
@@ -2823,17 +3092,37 @@
         </w:numPr>
       </w:pPr>
       <w:r>
-        <w:t>( K</w:t>
+        <w:t xml:space="preserve">( </w:t>
+      </w:r>
+      <w:proofErr w:type="spellStart"/>
+      <w:r>
+        <w:t>K</w:t>
       </w:r>
       <w:r>
         <w:rPr>
           <w:i/>
           <w:iCs/>
         </w:rPr>
-        <w:t>p ), ( K</w:t>
-      </w:r>
-      <w:r>
-        <w:t>i ), and ( K_d ) are the proportional, integral, and derivative gains, respectively.</w:t>
+        <w:t>p</w:t>
+      </w:r>
+      <w:proofErr w:type="spellEnd"/>
+      <w:r>
+        <w:rPr>
+          <w:i/>
+          <w:iCs/>
+        </w:rPr>
+        <w:t xml:space="preserve"> ), ( K</w:t>
+      </w:r>
+      <w:r>
+        <w:t xml:space="preserve">i ), and ( </w:t>
+      </w:r>
+      <w:proofErr w:type="spellStart"/>
+      <w:r>
+        <w:t>K_d</w:t>
+      </w:r>
+      <w:proofErr w:type="spellEnd"/>
+      <w:r>
+        <w:t xml:space="preserve"> ) are the proportional, integral, and derivative gains, respectively.</w:t>
       </w:r>
     </w:p>
     <w:p>
@@ -2961,100 +3250,240 @@
               <w:pStyle w:val="Code"/>
             </w:pPr>
             <w:r>
-              <w:t xml:space="preserve">    def __init__(self, Kp, Ki, Kd):</w:t>
-            </w:r>
-          </w:p>
-          <w:p>
-            <w:pPr>
-              <w:pStyle w:val="Code"/>
-            </w:pPr>
-            <w:r>
-              <w:t xml:space="preserve">        self.Kp = Kp</w:t>
-            </w:r>
-          </w:p>
-          <w:p>
-            <w:pPr>
-              <w:pStyle w:val="Code"/>
-            </w:pPr>
-            <w:r>
-              <w:t xml:space="preserve">        self.Ki = Ki</w:t>
-            </w:r>
-          </w:p>
-          <w:p>
-            <w:pPr>
-              <w:pStyle w:val="Code"/>
-            </w:pPr>
-            <w:r>
-              <w:t xml:space="preserve">        self.Kd = Kd</w:t>
-            </w:r>
-          </w:p>
-          <w:p>
-            <w:pPr>
-              <w:pStyle w:val="Code"/>
-            </w:pPr>
-            <w:r>
-              <w:t xml:space="preserve">        self.prev_error = 0</w:t>
-            </w:r>
-          </w:p>
-          <w:p>
-            <w:pPr>
-              <w:pStyle w:val="Code"/>
-            </w:pPr>
-            <w:r>
-              <w:t xml:space="preserve">        self.integral = 0</w:t>
-            </w:r>
-          </w:p>
-          <w:p>
-            <w:pPr>
-              <w:pStyle w:val="Code"/>
-            </w:pPr>
-          </w:p>
-          <w:p>
-            <w:pPr>
-              <w:pStyle w:val="Code"/>
-            </w:pPr>
-            <w:r>
-              <w:t xml:space="preserve">    def compute(self, setpoint, measured_value):</w:t>
-            </w:r>
-          </w:p>
-          <w:p>
-            <w:pPr>
-              <w:pStyle w:val="Code"/>
-            </w:pPr>
-            <w:r>
-              <w:t xml:space="preserve">        error = setpoint - measured_value</w:t>
-            </w:r>
-          </w:p>
-          <w:p>
-            <w:pPr>
-              <w:pStyle w:val="Code"/>
-            </w:pPr>
-            <w:r>
-              <w:t xml:space="preserve">        self.integral += error</w:t>
-            </w:r>
-          </w:p>
-          <w:p>
-            <w:pPr>
-              <w:pStyle w:val="Code"/>
-            </w:pPr>
-            <w:r>
-              <w:t xml:space="preserve">        derivative = error - self.prev_error</w:t>
-            </w:r>
-          </w:p>
-          <w:p>
-            <w:pPr>
-              <w:pStyle w:val="Code"/>
-            </w:pPr>
-            <w:r>
-              <w:t xml:space="preserve">        output = self.Kp * error + self.Ki * self.integral + self.Kd * derivative</w:t>
-            </w:r>
-          </w:p>
-          <w:p>
-            <w:pPr>
-              <w:pStyle w:val="Code"/>
-            </w:pPr>
-            <w:r>
-              <w:t xml:space="preserve">        self.prev_error = error</w:t>
+              <w:t xml:space="preserve">    def __</w:t>
+            </w:r>
+            <w:proofErr w:type="spellStart"/>
+            <w:r>
+              <w:t>init</w:t>
+            </w:r>
+            <w:proofErr w:type="spellEnd"/>
+            <w:r>
+              <w:t xml:space="preserve">__(self, </w:t>
+            </w:r>
+            <w:proofErr w:type="spellStart"/>
+            <w:r>
+              <w:t>Kp</w:t>
+            </w:r>
+            <w:proofErr w:type="spellEnd"/>
+            <w:r>
+              <w:t xml:space="preserve">, Ki, </w:t>
+            </w:r>
+            <w:proofErr w:type="spellStart"/>
+            <w:r>
+              <w:t>Kd</w:t>
+            </w:r>
+            <w:proofErr w:type="spellEnd"/>
+            <w:r>
+              <w:t>):</w:t>
+            </w:r>
+          </w:p>
+          <w:p>
+            <w:pPr>
+              <w:pStyle w:val="Code"/>
+            </w:pPr>
+            <w:r>
+              <w:t xml:space="preserve">        </w:t>
+            </w:r>
+            <w:proofErr w:type="spellStart"/>
+            <w:r>
+              <w:t>self.Kp</w:t>
+            </w:r>
+            <w:proofErr w:type="spellEnd"/>
+            <w:r>
+              <w:t xml:space="preserve"> = </w:t>
+            </w:r>
+            <w:proofErr w:type="spellStart"/>
+            <w:r>
+              <w:t>Kp</w:t>
+            </w:r>
+            <w:proofErr w:type="spellEnd"/>
+          </w:p>
+          <w:p>
+            <w:pPr>
+              <w:pStyle w:val="Code"/>
+            </w:pPr>
+            <w:r>
+              <w:t xml:space="preserve">        </w:t>
+            </w:r>
+            <w:proofErr w:type="spellStart"/>
+            <w:r>
+              <w:t>self.Ki</w:t>
+            </w:r>
+            <w:proofErr w:type="spellEnd"/>
+            <w:r>
+              <w:t xml:space="preserve"> = Ki</w:t>
+            </w:r>
+          </w:p>
+          <w:p>
+            <w:pPr>
+              <w:pStyle w:val="Code"/>
+            </w:pPr>
+            <w:r>
+              <w:t xml:space="preserve">        </w:t>
+            </w:r>
+            <w:proofErr w:type="spellStart"/>
+            <w:r>
+              <w:t>self.Kd</w:t>
+            </w:r>
+            <w:proofErr w:type="spellEnd"/>
+            <w:r>
+              <w:t xml:space="preserve"> = </w:t>
+            </w:r>
+            <w:proofErr w:type="spellStart"/>
+            <w:r>
+              <w:t>Kd</w:t>
+            </w:r>
+            <w:proofErr w:type="spellEnd"/>
+          </w:p>
+          <w:p>
+            <w:pPr>
+              <w:pStyle w:val="Code"/>
+            </w:pPr>
+            <w:r>
+              <w:t xml:space="preserve">        </w:t>
+            </w:r>
+            <w:proofErr w:type="spellStart"/>
+            <w:r>
+              <w:t>self.prev_error</w:t>
+            </w:r>
+            <w:proofErr w:type="spellEnd"/>
+            <w:r>
+              <w:t xml:space="preserve"> = 0</w:t>
+            </w:r>
+          </w:p>
+          <w:p>
+            <w:pPr>
+              <w:pStyle w:val="Code"/>
+            </w:pPr>
+            <w:r>
+              <w:t xml:space="preserve">        </w:t>
+            </w:r>
+            <w:proofErr w:type="spellStart"/>
+            <w:r>
+              <w:t>self.integral</w:t>
+            </w:r>
+            <w:proofErr w:type="spellEnd"/>
+            <w:r>
+              <w:t xml:space="preserve"> = 0</w:t>
+            </w:r>
+          </w:p>
+          <w:p>
+            <w:pPr>
+              <w:pStyle w:val="Code"/>
+            </w:pPr>
+          </w:p>
+          <w:p>
+            <w:pPr>
+              <w:pStyle w:val="Code"/>
+            </w:pPr>
+            <w:r>
+              <w:t xml:space="preserve">    def compute(self, setpoint, </w:t>
+            </w:r>
+            <w:proofErr w:type="spellStart"/>
+            <w:r>
+              <w:t>measured_value</w:t>
+            </w:r>
+            <w:proofErr w:type="spellEnd"/>
+            <w:r>
+              <w:t>):</w:t>
+            </w:r>
+          </w:p>
+          <w:p>
+            <w:pPr>
+              <w:pStyle w:val="Code"/>
+            </w:pPr>
+            <w:r>
+              <w:t xml:space="preserve">        error = setpoint - </w:t>
+            </w:r>
+            <w:proofErr w:type="spellStart"/>
+            <w:r>
+              <w:t>measured_value</w:t>
+            </w:r>
+            <w:proofErr w:type="spellEnd"/>
+          </w:p>
+          <w:p>
+            <w:pPr>
+              <w:pStyle w:val="Code"/>
+            </w:pPr>
+            <w:r>
+              <w:t xml:space="preserve">        </w:t>
+            </w:r>
+            <w:proofErr w:type="spellStart"/>
+            <w:r>
+              <w:t>self.integral</w:t>
+            </w:r>
+            <w:proofErr w:type="spellEnd"/>
+            <w:r>
+              <w:t xml:space="preserve"> += error</w:t>
+            </w:r>
+          </w:p>
+          <w:p>
+            <w:pPr>
+              <w:pStyle w:val="Code"/>
+            </w:pPr>
+            <w:r>
+              <w:t xml:space="preserve">        derivative = error - </w:t>
+            </w:r>
+            <w:proofErr w:type="spellStart"/>
+            <w:r>
+              <w:t>self.prev_error</w:t>
+            </w:r>
+            <w:proofErr w:type="spellEnd"/>
+          </w:p>
+          <w:p>
+            <w:pPr>
+              <w:pStyle w:val="Code"/>
+            </w:pPr>
+            <w:r>
+              <w:t xml:space="preserve">        output = </w:t>
+            </w:r>
+            <w:proofErr w:type="spellStart"/>
+            <w:r>
+              <w:t>self.Kp</w:t>
+            </w:r>
+            <w:proofErr w:type="spellEnd"/>
+            <w:r>
+              <w:t xml:space="preserve"> * error + </w:t>
+            </w:r>
+            <w:proofErr w:type="spellStart"/>
+            <w:r>
+              <w:t>self.Ki</w:t>
+            </w:r>
+            <w:proofErr w:type="spellEnd"/>
+            <w:r>
+              <w:t xml:space="preserve"> * </w:t>
+            </w:r>
+            <w:proofErr w:type="spellStart"/>
+            <w:r>
+              <w:t>self.integral</w:t>
+            </w:r>
+            <w:proofErr w:type="spellEnd"/>
+            <w:r>
+              <w:t xml:space="preserve"> + </w:t>
+            </w:r>
+            <w:proofErr w:type="spellStart"/>
+            <w:r>
+              <w:t>self.Kd</w:t>
+            </w:r>
+            <w:proofErr w:type="spellEnd"/>
+            <w:r>
+              <w:t xml:space="preserve"> * derivative</w:t>
+            </w:r>
+          </w:p>
+          <w:p>
+            <w:pPr>
+              <w:pStyle w:val="Code"/>
+            </w:pPr>
+            <w:r>
+              <w:t xml:space="preserve">        </w:t>
+            </w:r>
+            <w:proofErr w:type="spellStart"/>
+            <w:r>
+              <w:t>self.prev_error</w:t>
+            </w:r>
+            <w:proofErr w:type="spellEnd"/>
+            <w:r>
+              <w:t xml:space="preserve"> = error</w:t>
             </w:r>
           </w:p>
           <w:p>
@@ -3082,8 +3511,29 @@
             <w:pPr>
               <w:pStyle w:val="Code"/>
             </w:pPr>
-            <w:r>
-              <w:t>pid = PID(Kp=1.0, Ki=0.1, Kd=0.05)</w:t>
+            <w:proofErr w:type="spellStart"/>
+            <w:r>
+              <w:t>pid</w:t>
+            </w:r>
+            <w:proofErr w:type="spellEnd"/>
+            <w:r>
+              <w:t xml:space="preserve"> = PID(</w:t>
+            </w:r>
+            <w:proofErr w:type="spellStart"/>
+            <w:r>
+              <w:t>Kp</w:t>
+            </w:r>
+            <w:proofErr w:type="spellEnd"/>
+            <w:r>
+              <w:t xml:space="preserve">=1.0, Ki=0.1, </w:t>
+            </w:r>
+            <w:proofErr w:type="spellStart"/>
+            <w:r>
+              <w:t>Kd</w:t>
+            </w:r>
+            <w:proofErr w:type="spellEnd"/>
+            <w:r>
+              <w:t>=0.05)</w:t>
             </w:r>
           </w:p>
           <w:p>
@@ -3098,29 +3548,71 @@
             <w:pPr>
               <w:pStyle w:val="Code"/>
             </w:pPr>
-            <w:r>
-              <w:t>measured_value = 90  # Current value</w:t>
-            </w:r>
-          </w:p>
-          <w:p>
-            <w:pPr>
-              <w:pStyle w:val="Code"/>
-            </w:pPr>
-          </w:p>
-          <w:p>
-            <w:pPr>
-              <w:pStyle w:val="Code"/>
-            </w:pPr>
-            <w:r>
-              <w:t>control_output = pid.compute(setpoint, measured_value)</w:t>
-            </w:r>
-          </w:p>
-          <w:p>
-            <w:pPr>
-              <w:pStyle w:val="Code"/>
-            </w:pPr>
-            <w:r>
-              <w:t>print(f"Control Output: {control_output}")</w:t>
+            <w:proofErr w:type="spellStart"/>
+            <w:r>
+              <w:t>measured_value</w:t>
+            </w:r>
+            <w:proofErr w:type="spellEnd"/>
+            <w:r>
+              <w:t xml:space="preserve"> = 90  # Current value</w:t>
+            </w:r>
+          </w:p>
+          <w:p>
+            <w:pPr>
+              <w:pStyle w:val="Code"/>
+            </w:pPr>
+          </w:p>
+          <w:p>
+            <w:pPr>
+              <w:pStyle w:val="Code"/>
+            </w:pPr>
+            <w:proofErr w:type="spellStart"/>
+            <w:r>
+              <w:t>control_output</w:t>
+            </w:r>
+            <w:proofErr w:type="spellEnd"/>
+            <w:r>
+              <w:t xml:space="preserve"> = </w:t>
+            </w:r>
+            <w:proofErr w:type="spellStart"/>
+            <w:r>
+              <w:t>pid.compute</w:t>
+            </w:r>
+            <w:proofErr w:type="spellEnd"/>
+            <w:r>
+              <w:t xml:space="preserve">(setpoint, </w:t>
+            </w:r>
+            <w:proofErr w:type="spellStart"/>
+            <w:r>
+              <w:t>measured_value</w:t>
+            </w:r>
+            <w:proofErr w:type="spellEnd"/>
+            <w:r>
+              <w:t>)</w:t>
+            </w:r>
+          </w:p>
+          <w:p>
+            <w:pPr>
+              <w:pStyle w:val="Code"/>
+            </w:pPr>
+            <w:r>
+              <w:t>print(</w:t>
+            </w:r>
+            <w:proofErr w:type="spellStart"/>
+            <w:r>
+              <w:t>f"Control</w:t>
+            </w:r>
+            <w:proofErr w:type="spellEnd"/>
+            <w:r>
+              <w:t xml:space="preserve"> Output: {</w:t>
+            </w:r>
+            <w:proofErr w:type="spellStart"/>
+            <w:r>
+              <w:t>control_output</w:t>
+            </w:r>
+            <w:proofErr w:type="spellEnd"/>
+            <w:r>
+              <w:t>}")</w:t>
             </w:r>
           </w:p>
           <w:p>
@@ -3148,17 +3640,37 @@
     </w:p>
     <w:p>
       <w:r>
-        <w:t>Tuning the ( K</w:t>
+        <w:t xml:space="preserve">Tuning the ( </w:t>
+      </w:r>
+      <w:proofErr w:type="spellStart"/>
+      <w:r>
+        <w:t>K</w:t>
       </w:r>
       <w:r>
         <w:rPr>
           <w:i/>
           <w:iCs/>
         </w:rPr>
-        <w:t>p ), ( K</w:t>
-      </w:r>
-      <w:r>
-        <w:t>i ), and ( K_d ) parameters is crucial for optimal performance. You can start with the Ziegler-Nichols method or trial and error to find the best values for your system</w:t>
+        <w:t>p</w:t>
+      </w:r>
+      <w:proofErr w:type="spellEnd"/>
+      <w:r>
+        <w:rPr>
+          <w:i/>
+          <w:iCs/>
+        </w:rPr>
+        <w:t xml:space="preserve"> ), ( K</w:t>
+      </w:r>
+      <w:r>
+        <w:t xml:space="preserve">i ), and ( </w:t>
+      </w:r>
+      <w:proofErr w:type="spellStart"/>
+      <w:r>
+        <w:t>K_d</w:t>
+      </w:r>
+      <w:proofErr w:type="spellEnd"/>
+      <w:r>
+        <w:t xml:space="preserve"> ) parameters is crucial for optimal performance. You can start with the Ziegler-Nichols method or trial and error to find the best values for your system</w:t>
       </w:r>
       <w:hyperlink r:id="rId32" w:history="1">
         <w:r>
@@ -3230,12 +3742,12 @@
       <w:pPr>
         <w:pStyle w:val="Heading1"/>
       </w:pPr>
-      <w:bookmarkStart w:id="6" w:name="_Toc192613187"/>
+      <w:bookmarkStart w:id="7" w:name="_Toc192826060"/>
       <w:r>
         <w:lastRenderedPageBreak/>
         <w:t>Steps to Implement PID Control in Your Project</w:t>
       </w:r>
-      <w:bookmarkEnd w:id="6"/>
+      <w:bookmarkEnd w:id="7"/>
     </w:p>
     <w:p>
       <w:r>
@@ -3404,7 +3916,15 @@
     </w:p>
     <w:p>
       <w:r>
-        <w:t>Here's an example of how you can integrate PID control into your project using MicroPython:</w:t>
+        <w:t xml:space="preserve">Here's an example of how you can integrate PID control into your project using </w:t>
+      </w:r>
+      <w:proofErr w:type="spellStart"/>
+      <w:r>
+        <w:t>MicroPython</w:t>
+      </w:r>
+      <w:proofErr w:type="spellEnd"/>
+      <w:r>
+        <w:t>:</w:t>
       </w:r>
     </w:p>
     <w:tbl>
@@ -3460,100 +3980,240 @@
               <w:pStyle w:val="Code"/>
             </w:pPr>
             <w:r>
-              <w:t xml:space="preserve">    def __init__(self, Kp, Ki, Kd):</w:t>
-            </w:r>
-          </w:p>
-          <w:p>
-            <w:pPr>
-              <w:pStyle w:val="Code"/>
-            </w:pPr>
-            <w:r>
-              <w:t xml:space="preserve">        self.Kp = Kp</w:t>
-            </w:r>
-          </w:p>
-          <w:p>
-            <w:pPr>
-              <w:pStyle w:val="Code"/>
-            </w:pPr>
-            <w:r>
-              <w:t xml:space="preserve">        self.Ki = Ki</w:t>
-            </w:r>
-          </w:p>
-          <w:p>
-            <w:pPr>
-              <w:pStyle w:val="Code"/>
-            </w:pPr>
-            <w:r>
-              <w:t xml:space="preserve">        self.Kd = Kd</w:t>
-            </w:r>
-          </w:p>
-          <w:p>
-            <w:pPr>
-              <w:pStyle w:val="Code"/>
-            </w:pPr>
-            <w:r>
-              <w:t xml:space="preserve">        self.prev_error = 0</w:t>
-            </w:r>
-          </w:p>
-          <w:p>
-            <w:pPr>
-              <w:pStyle w:val="Code"/>
-            </w:pPr>
-            <w:r>
-              <w:t xml:space="preserve">        self.integral = 0</w:t>
-            </w:r>
-          </w:p>
-          <w:p>
-            <w:pPr>
-              <w:pStyle w:val="Code"/>
-            </w:pPr>
-          </w:p>
-          <w:p>
-            <w:pPr>
-              <w:pStyle w:val="Code"/>
-            </w:pPr>
-            <w:r>
-              <w:t xml:space="preserve">    def compute(self, setpoint, measured_value):</w:t>
-            </w:r>
-          </w:p>
-          <w:p>
-            <w:pPr>
-              <w:pStyle w:val="Code"/>
-            </w:pPr>
-            <w:r>
-              <w:t xml:space="preserve">        error = setpoint - measured_value</w:t>
-            </w:r>
-          </w:p>
-          <w:p>
-            <w:pPr>
-              <w:pStyle w:val="Code"/>
-            </w:pPr>
-            <w:r>
-              <w:t xml:space="preserve">        self.integral += error</w:t>
-            </w:r>
-          </w:p>
-          <w:p>
-            <w:pPr>
-              <w:pStyle w:val="Code"/>
-            </w:pPr>
-            <w:r>
-              <w:t xml:space="preserve">        derivative = error - self.prev_error</w:t>
-            </w:r>
-          </w:p>
-          <w:p>
-            <w:pPr>
-              <w:pStyle w:val="Code"/>
-            </w:pPr>
-            <w:r>
-              <w:t xml:space="preserve">        output = self.Kp * error + self.Ki * self.integral + self.Kd * derivative</w:t>
-            </w:r>
-          </w:p>
-          <w:p>
-            <w:pPr>
-              <w:pStyle w:val="Code"/>
-            </w:pPr>
-            <w:r>
-              <w:t xml:space="preserve">        self.prev_error = error</w:t>
+              <w:t xml:space="preserve">    def __</w:t>
+            </w:r>
+            <w:proofErr w:type="spellStart"/>
+            <w:r>
+              <w:t>init</w:t>
+            </w:r>
+            <w:proofErr w:type="spellEnd"/>
+            <w:r>
+              <w:t xml:space="preserve">__(self, </w:t>
+            </w:r>
+            <w:proofErr w:type="spellStart"/>
+            <w:r>
+              <w:t>Kp</w:t>
+            </w:r>
+            <w:proofErr w:type="spellEnd"/>
+            <w:r>
+              <w:t xml:space="preserve">, Ki, </w:t>
+            </w:r>
+            <w:proofErr w:type="spellStart"/>
+            <w:r>
+              <w:t>Kd</w:t>
+            </w:r>
+            <w:proofErr w:type="spellEnd"/>
+            <w:r>
+              <w:t>):</w:t>
+            </w:r>
+          </w:p>
+          <w:p>
+            <w:pPr>
+              <w:pStyle w:val="Code"/>
+            </w:pPr>
+            <w:r>
+              <w:t xml:space="preserve">        </w:t>
+            </w:r>
+            <w:proofErr w:type="spellStart"/>
+            <w:r>
+              <w:t>self.Kp</w:t>
+            </w:r>
+            <w:proofErr w:type="spellEnd"/>
+            <w:r>
+              <w:t xml:space="preserve"> = </w:t>
+            </w:r>
+            <w:proofErr w:type="spellStart"/>
+            <w:r>
+              <w:t>Kp</w:t>
+            </w:r>
+            <w:proofErr w:type="spellEnd"/>
+          </w:p>
+          <w:p>
+            <w:pPr>
+              <w:pStyle w:val="Code"/>
+            </w:pPr>
+            <w:r>
+              <w:t xml:space="preserve">        </w:t>
+            </w:r>
+            <w:proofErr w:type="spellStart"/>
+            <w:r>
+              <w:t>self.Ki</w:t>
+            </w:r>
+            <w:proofErr w:type="spellEnd"/>
+            <w:r>
+              <w:t xml:space="preserve"> = Ki</w:t>
+            </w:r>
+          </w:p>
+          <w:p>
+            <w:pPr>
+              <w:pStyle w:val="Code"/>
+            </w:pPr>
+            <w:r>
+              <w:t xml:space="preserve">        </w:t>
+            </w:r>
+            <w:proofErr w:type="spellStart"/>
+            <w:r>
+              <w:t>self.Kd</w:t>
+            </w:r>
+            <w:proofErr w:type="spellEnd"/>
+            <w:r>
+              <w:t xml:space="preserve"> = </w:t>
+            </w:r>
+            <w:proofErr w:type="spellStart"/>
+            <w:r>
+              <w:t>Kd</w:t>
+            </w:r>
+            <w:proofErr w:type="spellEnd"/>
+          </w:p>
+          <w:p>
+            <w:pPr>
+              <w:pStyle w:val="Code"/>
+            </w:pPr>
+            <w:r>
+              <w:t xml:space="preserve">        </w:t>
+            </w:r>
+            <w:proofErr w:type="spellStart"/>
+            <w:r>
+              <w:t>self.prev_error</w:t>
+            </w:r>
+            <w:proofErr w:type="spellEnd"/>
+            <w:r>
+              <w:t xml:space="preserve"> = 0</w:t>
+            </w:r>
+          </w:p>
+          <w:p>
+            <w:pPr>
+              <w:pStyle w:val="Code"/>
+            </w:pPr>
+            <w:r>
+              <w:t xml:space="preserve">        </w:t>
+            </w:r>
+            <w:proofErr w:type="spellStart"/>
+            <w:r>
+              <w:t>self.integral</w:t>
+            </w:r>
+            <w:proofErr w:type="spellEnd"/>
+            <w:r>
+              <w:t xml:space="preserve"> = 0</w:t>
+            </w:r>
+          </w:p>
+          <w:p>
+            <w:pPr>
+              <w:pStyle w:val="Code"/>
+            </w:pPr>
+          </w:p>
+          <w:p>
+            <w:pPr>
+              <w:pStyle w:val="Code"/>
+            </w:pPr>
+            <w:r>
+              <w:t xml:space="preserve">    def compute(self, setpoint, </w:t>
+            </w:r>
+            <w:proofErr w:type="spellStart"/>
+            <w:r>
+              <w:t>measured_value</w:t>
+            </w:r>
+            <w:proofErr w:type="spellEnd"/>
+            <w:r>
+              <w:t>):</w:t>
+            </w:r>
+          </w:p>
+          <w:p>
+            <w:pPr>
+              <w:pStyle w:val="Code"/>
+            </w:pPr>
+            <w:r>
+              <w:t xml:space="preserve">        error = setpoint - </w:t>
+            </w:r>
+            <w:proofErr w:type="spellStart"/>
+            <w:r>
+              <w:t>measured_value</w:t>
+            </w:r>
+            <w:proofErr w:type="spellEnd"/>
+          </w:p>
+          <w:p>
+            <w:pPr>
+              <w:pStyle w:val="Code"/>
+            </w:pPr>
+            <w:r>
+              <w:t xml:space="preserve">        </w:t>
+            </w:r>
+            <w:proofErr w:type="spellStart"/>
+            <w:r>
+              <w:t>self.integral</w:t>
+            </w:r>
+            <w:proofErr w:type="spellEnd"/>
+            <w:r>
+              <w:t xml:space="preserve"> += error</w:t>
+            </w:r>
+          </w:p>
+          <w:p>
+            <w:pPr>
+              <w:pStyle w:val="Code"/>
+            </w:pPr>
+            <w:r>
+              <w:t xml:space="preserve">        derivative = error - </w:t>
+            </w:r>
+            <w:proofErr w:type="spellStart"/>
+            <w:r>
+              <w:t>self.prev_error</w:t>
+            </w:r>
+            <w:proofErr w:type="spellEnd"/>
+          </w:p>
+          <w:p>
+            <w:pPr>
+              <w:pStyle w:val="Code"/>
+            </w:pPr>
+            <w:r>
+              <w:t xml:space="preserve">        output = </w:t>
+            </w:r>
+            <w:proofErr w:type="spellStart"/>
+            <w:r>
+              <w:t>self.Kp</w:t>
+            </w:r>
+            <w:proofErr w:type="spellEnd"/>
+            <w:r>
+              <w:t xml:space="preserve"> * error + </w:t>
+            </w:r>
+            <w:proofErr w:type="spellStart"/>
+            <w:r>
+              <w:t>self.Ki</w:t>
+            </w:r>
+            <w:proofErr w:type="spellEnd"/>
+            <w:r>
+              <w:t xml:space="preserve"> * </w:t>
+            </w:r>
+            <w:proofErr w:type="spellStart"/>
+            <w:r>
+              <w:t>self.integral</w:t>
+            </w:r>
+            <w:proofErr w:type="spellEnd"/>
+            <w:r>
+              <w:t xml:space="preserve"> + </w:t>
+            </w:r>
+            <w:proofErr w:type="spellStart"/>
+            <w:r>
+              <w:t>self.Kd</w:t>
+            </w:r>
+            <w:proofErr w:type="spellEnd"/>
+            <w:r>
+              <w:t xml:space="preserve"> * derivative</w:t>
+            </w:r>
+          </w:p>
+          <w:p>
+            <w:pPr>
+              <w:pStyle w:val="Code"/>
+            </w:pPr>
+            <w:r>
+              <w:t xml:space="preserve">        </w:t>
+            </w:r>
+            <w:proofErr w:type="spellStart"/>
+            <w:r>
+              <w:t>self.prev_error</w:t>
+            </w:r>
+            <w:proofErr w:type="spellEnd"/>
+            <w:r>
+              <w:t xml:space="preserve"> = error</w:t>
             </w:r>
           </w:p>
           <w:p>
@@ -3589,8 +4249,29 @@
             <w:pPr>
               <w:pStyle w:val="Code"/>
             </w:pPr>
-            <w:r>
-              <w:t>pid = PID(Kp=1.0, Ki=0.1, Kd=0.05)</w:t>
+            <w:proofErr w:type="spellStart"/>
+            <w:r>
+              <w:t>pid</w:t>
+            </w:r>
+            <w:proofErr w:type="spellEnd"/>
+            <w:r>
+              <w:t xml:space="preserve"> = PID(</w:t>
+            </w:r>
+            <w:proofErr w:type="spellStart"/>
+            <w:r>
+              <w:t>Kp</w:t>
+            </w:r>
+            <w:proofErr w:type="spellEnd"/>
+            <w:r>
+              <w:t xml:space="preserve">=1.0, Ki=0.1, </w:t>
+            </w:r>
+            <w:proofErr w:type="spellStart"/>
+            <w:r>
+              <w:t>Kd</w:t>
+            </w:r>
+            <w:proofErr w:type="spellEnd"/>
+            <w:r>
+              <w:t>=0.05)</w:t>
             </w:r>
           </w:p>
           <w:p>
@@ -3632,7 +4313,15 @@
               <w:pStyle w:val="Code"/>
             </w:pPr>
             <w:r>
-              <w:t xml:space="preserve">    measured_value = motor.motor1.get_encoder_value()</w:t>
+              <w:t xml:space="preserve">    </w:t>
+            </w:r>
+            <w:proofErr w:type="spellStart"/>
+            <w:r>
+              <w:t>measured_value</w:t>
+            </w:r>
+            <w:proofErr w:type="spellEnd"/>
+            <w:r>
+              <w:t xml:space="preserve"> = motor.motor1.get_encoder_value()</w:t>
             </w:r>
           </w:p>
           <w:p>
@@ -3653,7 +4342,31 @@
               <w:pStyle w:val="Code"/>
             </w:pPr>
             <w:r>
-              <w:t xml:space="preserve">    control_output = pid.compute(setpoint, measured_value)</w:t>
+              <w:t xml:space="preserve">    </w:t>
+            </w:r>
+            <w:proofErr w:type="spellStart"/>
+            <w:r>
+              <w:t>control_output</w:t>
+            </w:r>
+            <w:proofErr w:type="spellEnd"/>
+            <w:r>
+              <w:t xml:space="preserve"> = </w:t>
+            </w:r>
+            <w:proofErr w:type="spellStart"/>
+            <w:r>
+              <w:t>pid.compute</w:t>
+            </w:r>
+            <w:proofErr w:type="spellEnd"/>
+            <w:r>
+              <w:t xml:space="preserve">(setpoint, </w:t>
+            </w:r>
+            <w:proofErr w:type="spellStart"/>
+            <w:r>
+              <w:t>measured_value</w:t>
+            </w:r>
+            <w:proofErr w:type="spellEnd"/>
+            <w:r>
+              <w:t>)</w:t>
             </w:r>
           </w:p>
           <w:p>
@@ -3674,7 +4387,15 @@
               <w:pStyle w:val="Code"/>
             </w:pPr>
             <w:r>
-              <w:t xml:space="preserve">    motor.motor1.set_speed(control_output)</w:t>
+              <w:t xml:space="preserve">    motor.motor1.set_speed(</w:t>
+            </w:r>
+            <w:proofErr w:type="spellStart"/>
+            <w:r>
+              <w:t>control_output</w:t>
+            </w:r>
+            <w:proofErr w:type="spellEnd"/>
+            <w:r>
+              <w:t>)</w:t>
             </w:r>
           </w:p>
           <w:p>
@@ -3728,7 +4449,23 @@
           <w:b/>
           <w:bCs/>
         </w:rPr>
-        <w:t>Proportional Gain (Kp)</w:t>
+        <w:t>Proportional Gain (</w:t>
+      </w:r>
+      <w:proofErr w:type="spellStart"/>
+      <w:r>
+        <w:rPr>
+          <w:b/>
+          <w:bCs/>
+        </w:rPr>
+        <w:t>Kp</w:t>
+      </w:r>
+      <w:proofErr w:type="spellEnd"/>
+      <w:r>
+        <w:rPr>
+          <w:b/>
+          <w:bCs/>
+        </w:rPr>
+        <w:t>)</w:t>
       </w:r>
       <w:r>
         <w:t>: Start with a small value and increase it until you get a quick response without too much overshoot.</w:t>
@@ -3765,7 +4502,23 @@
           <w:b/>
           <w:bCs/>
         </w:rPr>
-        <w:t>Derivative Gain (Kd)</w:t>
+        <w:t>Derivative Gain (</w:t>
+      </w:r>
+      <w:proofErr w:type="spellStart"/>
+      <w:r>
+        <w:rPr>
+          <w:b/>
+          <w:bCs/>
+        </w:rPr>
+        <w:t>Kd</w:t>
+      </w:r>
+      <w:proofErr w:type="spellEnd"/>
+      <w:r>
+        <w:rPr>
+          <w:b/>
+          <w:bCs/>
+        </w:rPr>
+        <w:t>)</w:t>
       </w:r>
       <w:r>
         <w:t>: Use this to reduce overshoot and improve stability. Start with a small value and increase it gradually.</w:t>
@@ -3775,11 +4528,11 @@
       <w:pPr>
         <w:pStyle w:val="Heading1"/>
       </w:pPr>
-      <w:bookmarkStart w:id="7" w:name="_Toc192613188"/>
+      <w:bookmarkStart w:id="8" w:name="_Toc192826061"/>
       <w:r>
         <w:t>Two Motor Controllers 3 Motors</w:t>
       </w:r>
-      <w:bookmarkEnd w:id="7"/>
+      <w:bookmarkEnd w:id="8"/>
     </w:p>
     <w:p>
       <w:r>
@@ -3888,7 +4641,23 @@
         <w:t>Microcontroller Programming Environment</w:t>
       </w:r>
       <w:r>
-        <w:t>: You can use C++, MicroPython, or CircuitPython.</w:t>
+        <w:t xml:space="preserve">: You can use C++, </w:t>
+      </w:r>
+      <w:proofErr w:type="spellStart"/>
+      <w:r>
+        <w:t>MicroPython</w:t>
+      </w:r>
+      <w:proofErr w:type="spellEnd"/>
+      <w:r>
+        <w:t xml:space="preserve">, or </w:t>
+      </w:r>
+      <w:proofErr w:type="spellStart"/>
+      <w:r>
+        <w:t>CircuitPython</w:t>
+      </w:r>
+      <w:proofErr w:type="spellEnd"/>
+      <w:r>
+        <w:t>.</w:t>
       </w:r>
     </w:p>
     <w:p>
@@ -3990,7 +4759,23 @@
         </w:numPr>
       </w:pPr>
       <w:r>
-        <w:t>Install the necessary libraries for your chosen programming language. For example, if you're using MicroPython, you can find the Motor 2040 library and examples on the Pimoroni GitHub page.</w:t>
+        <w:t xml:space="preserve">Install the necessary libraries for your chosen programming language. For example, if you're using </w:t>
+      </w:r>
+      <w:proofErr w:type="spellStart"/>
+      <w:r>
+        <w:t>MicroPython</w:t>
+      </w:r>
+      <w:proofErr w:type="spellEnd"/>
+      <w:r>
+        <w:t xml:space="preserve">, you can find the Motor 2040 library and examples on the </w:t>
+      </w:r>
+      <w:proofErr w:type="spellStart"/>
+      <w:r>
+        <w:t>Pimoroni</w:t>
+      </w:r>
+      <w:proofErr w:type="spellEnd"/>
+      <w:r>
+        <w:t xml:space="preserve"> GitHub page.</w:t>
       </w:r>
     </w:p>
     <w:p>
@@ -4020,7 +4805,15 @@
       </w:pPr>
       <w:r>
         <w:lastRenderedPageBreak/>
-        <w:t>Write code to control the motors on both controllers. You'll need to initialize both controllers and manage the motors accordingly. Here's a basic example in MicroPython:</w:t>
+        <w:t xml:space="preserve">Write code to control the motors on both controllers. You'll need to initialize both controllers and manage the motors accordingly. Here's a basic example in </w:t>
+      </w:r>
+      <w:proofErr w:type="spellStart"/>
+      <w:r>
+        <w:t>MicroPython</w:t>
+      </w:r>
+      <w:proofErr w:type="spellEnd"/>
+      <w:r>
+        <w:t>:</w:t>
       </w:r>
     </w:p>
     <w:tbl>
@@ -4107,7 +4900,15 @@
               <w:pStyle w:val="Code"/>
             </w:pPr>
             <w:r>
-              <w:t xml:space="preserve">   def control_motors():</w:t>
+              <w:t xml:space="preserve">   def </w:t>
+            </w:r>
+            <w:proofErr w:type="spellStart"/>
+            <w:r>
+              <w:t>control_motors</w:t>
+            </w:r>
+            <w:proofErr w:type="spellEnd"/>
+            <w:r>
+              <w:t>():</w:t>
             </w:r>
           </w:p>
           <w:p>
@@ -4271,7 +5072,15 @@
               <w:pStyle w:val="Code"/>
             </w:pPr>
             <w:r>
-              <w:t xml:space="preserve">   control_motors()</w:t>
+              <w:t xml:space="preserve">   </w:t>
+            </w:r>
+            <w:proofErr w:type="spellStart"/>
+            <w:r>
+              <w:t>control_motors</w:t>
+            </w:r>
+            <w:proofErr w:type="spellEnd"/>
+            <w:r>
+              <w:t>()</w:t>
             </w:r>
           </w:p>
         </w:tc>
@@ -4380,11 +5189,11 @@
       <w:pPr>
         <w:pStyle w:val="Heading1"/>
       </w:pPr>
-      <w:bookmarkStart w:id="8" w:name="_Toc192613189"/>
+      <w:bookmarkStart w:id="9" w:name="_Toc192826062"/>
       <w:r>
         <w:t>Connect two Motor 2040 Controllers to Raspberry Pi</w:t>
       </w:r>
-      <w:bookmarkEnd w:id="8"/>
+      <w:bookmarkEnd w:id="9"/>
     </w:p>
     <w:p>
       <w:r>
@@ -4694,7 +5503,15 @@
         </w:numPr>
       </w:pPr>
       <w:r>
-        <w:t>Install the necessary libraries for I2C or UART communication on the Raspberry Pi. For example, you can use the smbus library for I2C communication in Python.</w:t>
+        <w:t xml:space="preserve">Install the necessary libraries for I2C or UART communication on the Raspberry Pi. For example, you can use the </w:t>
+      </w:r>
+      <w:proofErr w:type="spellStart"/>
+      <w:r>
+        <w:t>smbus</w:t>
+      </w:r>
+      <w:proofErr w:type="spellEnd"/>
+      <w:r>
+        <w:t xml:space="preserve"> library for I2C communication in Python.</w:t>
       </w:r>
     </w:p>
     <w:p>
@@ -4761,8 +5578,13 @@
               <w:pStyle w:val="Code"/>
             </w:pPr>
             <w:r>
-              <w:t>import smbus</w:t>
-            </w:r>
+              <w:t xml:space="preserve">import </w:t>
+            </w:r>
+            <w:proofErr w:type="spellStart"/>
+            <w:r>
+              <w:t>smbus</w:t>
+            </w:r>
+            <w:proofErr w:type="spellEnd"/>
           </w:p>
           <w:p>
             <w:pPr>
@@ -4790,7 +5612,15 @@
               <w:pStyle w:val="Code"/>
             </w:pPr>
             <w:r>
-              <w:t>bus = smbus.SMBus(1)  # 1 indicates /dev/i2c-1</w:t>
+              <w:t xml:space="preserve">bus = </w:t>
+            </w:r>
+            <w:proofErr w:type="spellStart"/>
+            <w:r>
+              <w:t>smbus.SMBus</w:t>
+            </w:r>
+            <w:proofErr w:type="spellEnd"/>
+            <w:r>
+              <w:t>(1)  # 1 indicates /dev/i2c-1</w:t>
             </w:r>
           </w:p>
           <w:p>
@@ -4843,15 +5673,63 @@
               <w:pStyle w:val="Code"/>
             </w:pPr>
             <w:r>
-              <w:t>def set_motor_speed(controller_addr, motor_num, speed):</w:t>
-            </w:r>
-          </w:p>
-          <w:p>
-            <w:pPr>
-              <w:pStyle w:val="Code"/>
-            </w:pPr>
-            <w:r>
-              <w:t xml:space="preserve">    bus.write_byte_data(controller_addr, motor_num, speed)</w:t>
+              <w:t xml:space="preserve">def </w:t>
+            </w:r>
+            <w:proofErr w:type="spellStart"/>
+            <w:r>
+              <w:t>set_motor_speed</w:t>
+            </w:r>
+            <w:proofErr w:type="spellEnd"/>
+            <w:r>
+              <w:t>(</w:t>
+            </w:r>
+            <w:proofErr w:type="spellStart"/>
+            <w:r>
+              <w:t>controller_addr</w:t>
+            </w:r>
+            <w:proofErr w:type="spellEnd"/>
+            <w:r>
+              <w:t xml:space="preserve">, </w:t>
+            </w:r>
+            <w:proofErr w:type="spellStart"/>
+            <w:r>
+              <w:t>motor_num</w:t>
+            </w:r>
+            <w:proofErr w:type="spellEnd"/>
+            <w:r>
+              <w:t>, speed):</w:t>
+            </w:r>
+          </w:p>
+          <w:p>
+            <w:pPr>
+              <w:pStyle w:val="Code"/>
+            </w:pPr>
+            <w:r>
+              <w:t xml:space="preserve">    </w:t>
+            </w:r>
+            <w:proofErr w:type="spellStart"/>
+            <w:r>
+              <w:t>bus.write_byte_data</w:t>
+            </w:r>
+            <w:proofErr w:type="spellEnd"/>
+            <w:r>
+              <w:t>(</w:t>
+            </w:r>
+            <w:proofErr w:type="spellStart"/>
+            <w:r>
+              <w:t>controller_addr</w:t>
+            </w:r>
+            <w:proofErr w:type="spellEnd"/>
+            <w:r>
+              <w:t xml:space="preserve">, </w:t>
+            </w:r>
+            <w:proofErr w:type="spellStart"/>
+            <w:r>
+              <w:t>motor_num</w:t>
+            </w:r>
+            <w:proofErr w:type="spellEnd"/>
+            <w:r>
+              <w:t>, speed)</w:t>
             </w:r>
           </w:p>
           <w:p>
@@ -4871,16 +5749,26 @@
             <w:pPr>
               <w:pStyle w:val="Code"/>
             </w:pPr>
-            <w:r>
-              <w:t>set_motor_speed(MOTOR_CONTROLLER_1_ADDR, 1, 128)  # Set motor 1 on controller 1 to half speed</w:t>
-            </w:r>
-          </w:p>
-          <w:p>
-            <w:pPr>
-              <w:pStyle w:val="Code"/>
-            </w:pPr>
-            <w:r>
-              <w:t>set_motor_speed(MOTOR_CONTROLLER_2_ADDR, 1, 128)  # Set motor 1 on controller 2 to half speed</w:t>
+            <w:proofErr w:type="spellStart"/>
+            <w:r>
+              <w:t>set_motor_speed</w:t>
+            </w:r>
+            <w:proofErr w:type="spellEnd"/>
+            <w:r>
+              <w:t>(MOTOR_CONTROLLER_1_ADDR, 1, 128)  # Set motor 1 on controller 1 to half speed</w:t>
+            </w:r>
+          </w:p>
+          <w:p>
+            <w:pPr>
+              <w:pStyle w:val="Code"/>
+            </w:pPr>
+            <w:proofErr w:type="spellStart"/>
+            <w:r>
+              <w:t>set_motor_speed</w:t>
+            </w:r>
+            <w:proofErr w:type="spellEnd"/>
+            <w:r>
+              <w:t>(MOTOR_CONTROLLER_2_ADDR, 1, 128)  # Set motor 1 on controller 2 to half speed</w:t>
             </w:r>
           </w:p>
           <w:p>
@@ -4913,16 +5801,26 @@
             <w:pPr>
               <w:pStyle w:val="Code"/>
             </w:pPr>
-            <w:r>
-              <w:t>set_motor_speed(MOTOR_CONTROLLER_1_ADDR, 1, 0)</w:t>
-            </w:r>
-          </w:p>
-          <w:p>
-            <w:pPr>
-              <w:pStyle w:val="Code"/>
-            </w:pPr>
-            <w:r>
-              <w:t>set_motor_speed(MOTOR_CONTROLLER_2_ADDR, 1, 0)</w:t>
+            <w:proofErr w:type="spellStart"/>
+            <w:r>
+              <w:t>set_motor_speed</w:t>
+            </w:r>
+            <w:proofErr w:type="spellEnd"/>
+            <w:r>
+              <w:t>(MOTOR_CONTROLLER_1_ADDR, 1, 0)</w:t>
+            </w:r>
+          </w:p>
+          <w:p>
+            <w:pPr>
+              <w:pStyle w:val="Code"/>
+            </w:pPr>
+            <w:proofErr w:type="spellStart"/>
+            <w:r>
+              <w:t>set_motor_speed</w:t>
+            </w:r>
+            <w:proofErr w:type="spellEnd"/>
+            <w:r>
+              <w:t>(MOTOR_CONTROLLER_2_ADDR, 1, 0)</w:t>
             </w:r>
           </w:p>
           <w:p>
@@ -5014,7 +5912,7 @@
       <w:pPr>
         <w:pStyle w:val="Heading1"/>
       </w:pPr>
-      <w:bookmarkStart w:id="9" w:name="_Toc192613190"/>
+      <w:bookmarkStart w:id="10" w:name="_Toc192826063"/>
       <w:r>
         <w:lastRenderedPageBreak/>
         <w:t xml:space="preserve">Implement a </w:t>
@@ -5025,7 +5923,7 @@
       <w:r>
         <w:t>Feedback Loop with Two Motor Controllers</w:t>
       </w:r>
-      <w:bookmarkEnd w:id="9"/>
+      <w:bookmarkEnd w:id="10"/>
     </w:p>
     <w:p>
       <w:r>
@@ -5216,85 +6114,185 @@
               <w:pStyle w:val="Code"/>
             </w:pPr>
             <w:r>
-              <w:t xml:space="preserve">    def __init__(self, Kp, Ki, Kd):</w:t>
-            </w:r>
-          </w:p>
-          <w:p>
-            <w:pPr>
-              <w:pStyle w:val="Code"/>
-            </w:pPr>
-            <w:r>
-              <w:t xml:space="preserve">        self.Kp = Kp</w:t>
-            </w:r>
-          </w:p>
-          <w:p>
-            <w:pPr>
-              <w:pStyle w:val="Code"/>
-            </w:pPr>
-            <w:r>
-              <w:t xml:space="preserve">        self.Ki = Ki</w:t>
-            </w:r>
-          </w:p>
-          <w:p>
-            <w:pPr>
-              <w:pStyle w:val="Code"/>
-            </w:pPr>
-            <w:r>
-              <w:t xml:space="preserve">        self.Kd = Kd</w:t>
-            </w:r>
-          </w:p>
-          <w:p>
-            <w:pPr>
-              <w:pStyle w:val="Code"/>
-            </w:pPr>
-            <w:r>
-              <w:t xml:space="preserve">        self.prev_error = 0</w:t>
-            </w:r>
-          </w:p>
-          <w:p>
-            <w:pPr>
-              <w:pStyle w:val="Code"/>
-            </w:pPr>
-            <w:r>
-              <w:t xml:space="preserve">        self.integral = 0</w:t>
-            </w:r>
-          </w:p>
-          <w:p>
-            <w:pPr>
-              <w:pStyle w:val="Code"/>
-            </w:pPr>
-          </w:p>
-          <w:p>
-            <w:pPr>
-              <w:pStyle w:val="Code"/>
-            </w:pPr>
-            <w:r>
-              <w:t xml:space="preserve">    def compute(self, setpoint, measured_value):</w:t>
-            </w:r>
-          </w:p>
-          <w:p>
-            <w:pPr>
-              <w:pStyle w:val="Code"/>
-            </w:pPr>
-            <w:r>
-              <w:t xml:space="preserve">        error = setpoint - measured_value</w:t>
-            </w:r>
-          </w:p>
-          <w:p>
-            <w:pPr>
-              <w:pStyle w:val="Code"/>
-            </w:pPr>
-            <w:r>
-              <w:t xml:space="preserve">        self.integral += error</w:t>
-            </w:r>
-          </w:p>
-          <w:p>
-            <w:pPr>
-              <w:pStyle w:val="Code"/>
-            </w:pPr>
-            <w:r>
-              <w:t xml:space="preserve">        derivative = error - self.prev_error</w:t>
-            </w:r>
+              <w:t xml:space="preserve">    def __</w:t>
+            </w:r>
+            <w:proofErr w:type="spellStart"/>
+            <w:r>
+              <w:t>init</w:t>
+            </w:r>
+            <w:proofErr w:type="spellEnd"/>
+            <w:r>
+              <w:t xml:space="preserve">__(self, </w:t>
+            </w:r>
+            <w:proofErr w:type="spellStart"/>
+            <w:r>
+              <w:t>Kp</w:t>
+            </w:r>
+            <w:proofErr w:type="spellEnd"/>
+            <w:r>
+              <w:t xml:space="preserve">, Ki, </w:t>
+            </w:r>
+            <w:proofErr w:type="spellStart"/>
+            <w:r>
+              <w:t>Kd</w:t>
+            </w:r>
+            <w:proofErr w:type="spellEnd"/>
+            <w:r>
+              <w:t>):</w:t>
+            </w:r>
+          </w:p>
+          <w:p>
+            <w:pPr>
+              <w:pStyle w:val="Code"/>
+            </w:pPr>
+            <w:r>
+              <w:t xml:space="preserve">        </w:t>
+            </w:r>
+            <w:proofErr w:type="spellStart"/>
+            <w:r>
+              <w:t>self.Kp</w:t>
+            </w:r>
+            <w:proofErr w:type="spellEnd"/>
+            <w:r>
+              <w:t xml:space="preserve"> = </w:t>
+            </w:r>
+            <w:proofErr w:type="spellStart"/>
+            <w:r>
+              <w:t>Kp</w:t>
+            </w:r>
+            <w:proofErr w:type="spellEnd"/>
+          </w:p>
+          <w:p>
+            <w:pPr>
+              <w:pStyle w:val="Code"/>
+            </w:pPr>
+            <w:r>
+              <w:t xml:space="preserve">        </w:t>
+            </w:r>
+            <w:proofErr w:type="spellStart"/>
+            <w:r>
+              <w:t>self.Ki</w:t>
+            </w:r>
+            <w:proofErr w:type="spellEnd"/>
+            <w:r>
+              <w:t xml:space="preserve"> = Ki</w:t>
+            </w:r>
+          </w:p>
+          <w:p>
+            <w:pPr>
+              <w:pStyle w:val="Code"/>
+            </w:pPr>
+            <w:r>
+              <w:t xml:space="preserve">        </w:t>
+            </w:r>
+            <w:proofErr w:type="spellStart"/>
+            <w:r>
+              <w:t>self.Kd</w:t>
+            </w:r>
+            <w:proofErr w:type="spellEnd"/>
+            <w:r>
+              <w:t xml:space="preserve"> = </w:t>
+            </w:r>
+            <w:proofErr w:type="spellStart"/>
+            <w:r>
+              <w:t>Kd</w:t>
+            </w:r>
+            <w:proofErr w:type="spellEnd"/>
+          </w:p>
+          <w:p>
+            <w:pPr>
+              <w:pStyle w:val="Code"/>
+            </w:pPr>
+            <w:r>
+              <w:t xml:space="preserve">        </w:t>
+            </w:r>
+            <w:proofErr w:type="spellStart"/>
+            <w:r>
+              <w:t>self.prev_error</w:t>
+            </w:r>
+            <w:proofErr w:type="spellEnd"/>
+            <w:r>
+              <w:t xml:space="preserve"> = 0</w:t>
+            </w:r>
+          </w:p>
+          <w:p>
+            <w:pPr>
+              <w:pStyle w:val="Code"/>
+            </w:pPr>
+            <w:r>
+              <w:t xml:space="preserve">        </w:t>
+            </w:r>
+            <w:proofErr w:type="spellStart"/>
+            <w:r>
+              <w:t>self.integral</w:t>
+            </w:r>
+            <w:proofErr w:type="spellEnd"/>
+            <w:r>
+              <w:t xml:space="preserve"> = 0</w:t>
+            </w:r>
+          </w:p>
+          <w:p>
+            <w:pPr>
+              <w:pStyle w:val="Code"/>
+            </w:pPr>
+          </w:p>
+          <w:p>
+            <w:pPr>
+              <w:pStyle w:val="Code"/>
+            </w:pPr>
+            <w:r>
+              <w:t xml:space="preserve">    def compute(self, setpoint, </w:t>
+            </w:r>
+            <w:proofErr w:type="spellStart"/>
+            <w:r>
+              <w:t>measured_value</w:t>
+            </w:r>
+            <w:proofErr w:type="spellEnd"/>
+            <w:r>
+              <w:t>):</w:t>
+            </w:r>
+          </w:p>
+          <w:p>
+            <w:pPr>
+              <w:pStyle w:val="Code"/>
+            </w:pPr>
+            <w:r>
+              <w:t xml:space="preserve">        error = setpoint - </w:t>
+            </w:r>
+            <w:proofErr w:type="spellStart"/>
+            <w:r>
+              <w:t>measured_value</w:t>
+            </w:r>
+            <w:proofErr w:type="spellEnd"/>
+          </w:p>
+          <w:p>
+            <w:pPr>
+              <w:pStyle w:val="Code"/>
+            </w:pPr>
+            <w:r>
+              <w:t xml:space="preserve">        </w:t>
+            </w:r>
+            <w:proofErr w:type="spellStart"/>
+            <w:r>
+              <w:t>self.integral</w:t>
+            </w:r>
+            <w:proofErr w:type="spellEnd"/>
+            <w:r>
+              <w:t xml:space="preserve"> += error</w:t>
+            </w:r>
+          </w:p>
+          <w:p>
+            <w:pPr>
+              <w:pStyle w:val="Code"/>
+            </w:pPr>
+            <w:r>
+              <w:t xml:space="preserve">        derivative = error - </w:t>
+            </w:r>
+            <w:proofErr w:type="spellStart"/>
+            <w:r>
+              <w:t>self.prev_error</w:t>
+            </w:r>
+            <w:proofErr w:type="spellEnd"/>
           </w:p>
           <w:p>
             <w:pPr>
@@ -5309,15 +6307,87 @@
                 <w:sz w:val="18"/>
                 <w:szCs w:val="22"/>
               </w:rPr>
-              <w:t xml:space="preserve">        output = self.Kp * error + self.Ki * self.integral + self.Kd * derivative</w:t>
-            </w:r>
-          </w:p>
-          <w:p>
-            <w:pPr>
-              <w:pStyle w:val="Code"/>
-            </w:pPr>
-            <w:r>
-              <w:t xml:space="preserve">        self.prev_error = error</w:t>
+              <w:t xml:space="preserve">        output = </w:t>
+            </w:r>
+            <w:proofErr w:type="spellStart"/>
+            <w:r>
+              <w:rPr>
+                <w:sz w:val="18"/>
+                <w:szCs w:val="22"/>
+              </w:rPr>
+              <w:t>self.Kp</w:t>
+            </w:r>
+            <w:proofErr w:type="spellEnd"/>
+            <w:r>
+              <w:rPr>
+                <w:sz w:val="18"/>
+                <w:szCs w:val="22"/>
+              </w:rPr>
+              <w:t xml:space="preserve"> * error + </w:t>
+            </w:r>
+            <w:proofErr w:type="spellStart"/>
+            <w:r>
+              <w:rPr>
+                <w:sz w:val="18"/>
+                <w:szCs w:val="22"/>
+              </w:rPr>
+              <w:t>self.Ki</w:t>
+            </w:r>
+            <w:proofErr w:type="spellEnd"/>
+            <w:r>
+              <w:rPr>
+                <w:sz w:val="18"/>
+                <w:szCs w:val="22"/>
+              </w:rPr>
+              <w:t xml:space="preserve"> * </w:t>
+            </w:r>
+            <w:proofErr w:type="spellStart"/>
+            <w:r>
+              <w:rPr>
+                <w:sz w:val="18"/>
+                <w:szCs w:val="22"/>
+              </w:rPr>
+              <w:t>self.integral</w:t>
+            </w:r>
+            <w:proofErr w:type="spellEnd"/>
+            <w:r>
+              <w:rPr>
+                <w:sz w:val="18"/>
+                <w:szCs w:val="22"/>
+              </w:rPr>
+              <w:t xml:space="preserve"> + </w:t>
+            </w:r>
+            <w:proofErr w:type="spellStart"/>
+            <w:r>
+              <w:rPr>
+                <w:sz w:val="18"/>
+                <w:szCs w:val="22"/>
+              </w:rPr>
+              <w:t>self.Kd</w:t>
+            </w:r>
+            <w:proofErr w:type="spellEnd"/>
+            <w:r>
+              <w:rPr>
+                <w:sz w:val="18"/>
+                <w:szCs w:val="22"/>
+              </w:rPr>
+              <w:t xml:space="preserve"> * derivative</w:t>
+            </w:r>
+          </w:p>
+          <w:p>
+            <w:pPr>
+              <w:pStyle w:val="Code"/>
+            </w:pPr>
+            <w:r>
+              <w:t xml:space="preserve">        </w:t>
+            </w:r>
+            <w:proofErr w:type="spellStart"/>
+            <w:r>
+              <w:t>self.prev_error</w:t>
+            </w:r>
+            <w:proofErr w:type="spellEnd"/>
+            <w:r>
+              <w:t xml:space="preserve"> = error</w:t>
             </w:r>
           </w:p>
           <w:p>
@@ -5369,8 +6439,29 @@
             <w:pPr>
               <w:pStyle w:val="Code"/>
             </w:pPr>
-            <w:r>
-              <w:t>pid = PID(Kp=1.0, Ki=0.1, Kd=0.05)</w:t>
+            <w:proofErr w:type="spellStart"/>
+            <w:r>
+              <w:t>pid</w:t>
+            </w:r>
+            <w:proofErr w:type="spellEnd"/>
+            <w:r>
+              <w:t xml:space="preserve"> = PID(</w:t>
+            </w:r>
+            <w:proofErr w:type="spellStart"/>
+            <w:r>
+              <w:t>Kp</w:t>
+            </w:r>
+            <w:proofErr w:type="spellEnd"/>
+            <w:r>
+              <w:t xml:space="preserve">=1.0, Ki=0.1, </w:t>
+            </w:r>
+            <w:proofErr w:type="spellStart"/>
+            <w:r>
+              <w:t>Kd</w:t>
+            </w:r>
+            <w:proofErr w:type="spellEnd"/>
+            <w:r>
+              <w:t>=0.05)</w:t>
             </w:r>
           </w:p>
           <w:p>
@@ -5441,15 +6532,31 @@
               <w:pStyle w:val="Code"/>
             </w:pPr>
             <w:r>
-              <w:t xml:space="preserve">    control_output_1 = pid.compute(setpoint, measured_value_1)</w:t>
-            </w:r>
-          </w:p>
-          <w:p>
-            <w:pPr>
-              <w:pStyle w:val="Code"/>
-            </w:pPr>
-            <w:r>
-              <w:t xml:space="preserve">    control_output_2 = pid.compute(setpoint, measured_value_2)</w:t>
+              <w:t xml:space="preserve">    control_output_1 = </w:t>
+            </w:r>
+            <w:proofErr w:type="spellStart"/>
+            <w:r>
+              <w:t>pid.compute</w:t>
+            </w:r>
+            <w:proofErr w:type="spellEnd"/>
+            <w:r>
+              <w:t>(setpoint, measured_value_1)</w:t>
+            </w:r>
+          </w:p>
+          <w:p>
+            <w:pPr>
+              <w:pStyle w:val="Code"/>
+            </w:pPr>
+            <w:r>
+              <w:t xml:space="preserve">    control_output_2 = </w:t>
+            </w:r>
+            <w:proofErr w:type="spellStart"/>
+            <w:r>
+              <w:t>pid.compute</w:t>
+            </w:r>
+            <w:proofErr w:type="spellEnd"/>
+            <w:r>
+              <w:t>(setpoint, measured_value_2)</w:t>
             </w:r>
           </w:p>
           <w:p>
@@ -5538,7 +6645,23 @@
           <w:b/>
           <w:bCs/>
         </w:rPr>
-        <w:t>Proportional Gain (Kp)</w:t>
+        <w:t>Proportional Gain (</w:t>
+      </w:r>
+      <w:proofErr w:type="spellStart"/>
+      <w:r>
+        <w:rPr>
+          <w:b/>
+          <w:bCs/>
+        </w:rPr>
+        <w:t>Kp</w:t>
+      </w:r>
+      <w:proofErr w:type="spellEnd"/>
+      <w:r>
+        <w:rPr>
+          <w:b/>
+          <w:bCs/>
+        </w:rPr>
+        <w:t>)</w:t>
       </w:r>
       <w:r>
         <w:t>: Start with a small value and increase it until you get a quick response without too much overshoot.</w:t>
@@ -5574,7 +6697,23 @@
           <w:b/>
           <w:bCs/>
         </w:rPr>
-        <w:t>Derivative Gain (Kd)</w:t>
+        <w:t>Derivative Gain (</w:t>
+      </w:r>
+      <w:proofErr w:type="spellStart"/>
+      <w:r>
+        <w:rPr>
+          <w:b/>
+          <w:bCs/>
+        </w:rPr>
+        <w:t>Kd</w:t>
+      </w:r>
+      <w:proofErr w:type="spellEnd"/>
+      <w:r>
+        <w:rPr>
+          <w:b/>
+          <w:bCs/>
+        </w:rPr>
+        <w:t>)</w:t>
       </w:r>
       <w:r>
         <w:t>: Use this to reduce overshoot and improve stability. Start with a small value and increase it gradually.</w:t>
@@ -5762,21 +6901,11 @@
     <w:r>
       <w:t xml:space="preserve"> of </w:t>
     </w:r>
-    <w:r>
-      <w:fldChar w:fldCharType="begin"/>
-    </w:r>
-    <w:r>
-      <w:instrText xml:space="preserve"> NUMPAGES </w:instrText>
-    </w:r>
-    <w:r>
-      <w:fldChar w:fldCharType="separate"/>
-    </w:r>
-    <w:r>
-      <w:t>10</w:t>
-    </w:r>
-    <w:r>
-      <w:fldChar w:fldCharType="end"/>
-    </w:r>
+    <w:fldSimple w:instr=" NUMPAGES ">
+      <w:r>
+        <w:t>10</w:t>
+      </w:r>
+    </w:fldSimple>
     <w:r>
       <w:tab/>
       <w:t xml:space="preserve">Revised: </w:t>
@@ -8924,7 +10053,7 @@
     <w:lsdException w:name="Body Text Indent 2" w:semiHidden="1" w:unhideWhenUsed="1"/>
     <w:lsdException w:name="Body Text Indent 3" w:semiHidden="1" w:unhideWhenUsed="1"/>
     <w:lsdException w:name="Block Text" w:semiHidden="1" w:unhideWhenUsed="1"/>
-    <w:lsdException w:name="Hyperlink" w:semiHidden="1" w:uiPriority="0" w:unhideWhenUsed="1"/>
+    <w:lsdException w:name="Hyperlink" w:semiHidden="1" w:unhideWhenUsed="1"/>
     <w:lsdException w:name="FollowedHyperlink" w:semiHidden="1" w:uiPriority="0" w:unhideWhenUsed="1"/>
     <w:lsdException w:name="Strong" w:uiPriority="22" w:qFormat="1"/>
     <w:lsdException w:name="Emphasis" w:uiPriority="20" w:qFormat="1"/>
@@ -9219,7 +10348,7 @@
   <w:style w:type="paragraph" w:default="1" w:styleId="Normal">
     <w:name w:val="Normal"/>
     <w:qFormat/>
-    <w:rsid w:val="00FF34E8"/>
+    <w:rsid w:val="00AF6A18"/>
     <w:pPr>
       <w:spacing w:before="160" w:after="80" w:line="336" w:lineRule="auto"/>
     </w:pPr>
@@ -9237,7 +10366,7 @@
     <w:next w:val="Normal"/>
     <w:link w:val="Heading1Char"/>
     <w:qFormat/>
-    <w:rsid w:val="00FF34E8"/>
+    <w:rsid w:val="00AF6A18"/>
     <w:pPr>
       <w:keepNext/>
       <w:spacing w:before="400" w:after="200" w:line="240" w:lineRule="auto"/>
@@ -9257,7 +10386,7 @@
     <w:next w:val="Normal"/>
     <w:link w:val="Heading2Char"/>
     <w:qFormat/>
-    <w:rsid w:val="00FF34E8"/>
+    <w:rsid w:val="00AF6A18"/>
     <w:pPr>
       <w:keepNext/>
       <w:pBdr>
@@ -9281,7 +10410,7 @@
     <w:next w:val="Normal"/>
     <w:link w:val="Heading3Char"/>
     <w:qFormat/>
-    <w:rsid w:val="00FF34E8"/>
+    <w:rsid w:val="00AF6A18"/>
     <w:pPr>
       <w:keepNext/>
       <w:autoSpaceDE w:val="0"/>
@@ -9432,8 +10561,9 @@
   <w:style w:type="character" w:default="1" w:styleId="DefaultParagraphFont">
     <w:name w:val="Default Paragraph Font"/>
     <w:uiPriority w:val="1"/>
+    <w:semiHidden/>
     <w:unhideWhenUsed/>
-    <w:rsid w:val="00FF34E8"/>
+    <w:rsid w:val="00AF6A18"/>
   </w:style>
   <w:style w:type="table" w:default="1" w:styleId="TableNormal">
     <w:name w:val="Normal Table"/>
@@ -9455,7 +10585,7 @@
     <w:uiPriority w:val="99"/>
     <w:semiHidden/>
     <w:unhideWhenUsed/>
-    <w:rsid w:val="00FF34E8"/>
+    <w:rsid w:val="00AF6A18"/>
   </w:style>
   <w:style w:type="character" w:customStyle="1" w:styleId="Heading1Char">
     <w:name w:val="Heading 1 Char"/>
@@ -9682,7 +10812,7 @@
     <w:basedOn w:val="Normal"/>
     <w:uiPriority w:val="34"/>
     <w:qFormat/>
-    <w:rsid w:val="00FF34E8"/>
+    <w:rsid w:val="00AF6A18"/>
     <w:pPr>
       <w:ind w:left="720"/>
     </w:pPr>
@@ -9750,7 +10880,8 @@
   </w:style>
   <w:style w:type="character" w:styleId="Hyperlink">
     <w:name w:val="Hyperlink"/>
-    <w:rsid w:val="00FF34E8"/>
+    <w:uiPriority w:val="99"/>
+    <w:rsid w:val="00AF6A18"/>
     <w:rPr>
       <w:color w:val="0000FF"/>
       <w:u w:val="single"/>
@@ -9772,7 +10903,7 @@
     <w:name w:val="footer"/>
     <w:basedOn w:val="Normal"/>
     <w:link w:val="FooterChar"/>
-    <w:rsid w:val="00FF34E8"/>
+    <w:rsid w:val="00AF6A18"/>
     <w:pPr>
       <w:pBdr>
         <w:top w:val="single" w:sz="4" w:space="1" w:color="auto"/>
@@ -9804,7 +10935,7 @@
     <w:name w:val="header"/>
     <w:basedOn w:val="Normal"/>
     <w:link w:val="HeaderChar"/>
-    <w:rsid w:val="00FF34E8"/>
+    <w:rsid w:val="00AF6A18"/>
     <w:pPr>
       <w:tabs>
         <w:tab w:val="left" w:pos="5040"/>
@@ -9831,7 +10962,7 @@
   <w:style w:type="paragraph" w:customStyle="1" w:styleId="Outlinenumbering">
     <w:name w:val="Outline numbering"/>
     <w:basedOn w:val="Normal"/>
-    <w:rsid w:val="00FF34E8"/>
+    <w:rsid w:val="00AF6A18"/>
     <w:pPr>
       <w:numPr>
         <w:numId w:val="1"/>
@@ -9849,7 +10980,7 @@
   <w:style w:type="paragraph" w:customStyle="1" w:styleId="NumberedHeading2">
     <w:name w:val="Numbered Heading 2"/>
     <w:basedOn w:val="Normal"/>
-    <w:rsid w:val="00FF34E8"/>
+    <w:rsid w:val="00AF6A18"/>
     <w:pPr>
       <w:numPr>
         <w:numId w:val="2"/>
@@ -9859,11 +10990,11 @@
   <w:style w:type="character" w:styleId="PageNumber">
     <w:name w:val="page number"/>
     <w:basedOn w:val="DefaultParagraphFont"/>
-    <w:rsid w:val="00FF34E8"/>
+    <w:rsid w:val="00AF6A18"/>
   </w:style>
   <w:style w:type="character" w:styleId="FollowedHyperlink">
     <w:name w:val="FollowedHyperlink"/>
-    <w:rsid w:val="00FF34E8"/>
+    <w:rsid w:val="00AF6A18"/>
     <w:rPr>
       <w:color w:val="800080"/>
       <w:u w:val="single"/>
@@ -9876,7 +11007,7 @@
     <w:uiPriority w:val="39"/>
     <w:unhideWhenUsed/>
     <w:qFormat/>
-    <w:rsid w:val="00FF34E8"/>
+    <w:rsid w:val="00AF6A18"/>
     <w:pPr>
       <w:keepLines/>
       <w:spacing w:after="0" w:line="259" w:lineRule="auto"/>
@@ -9893,7 +11024,7 @@
     <w:name w:val="Code"/>
     <w:basedOn w:val="Normal"/>
     <w:qFormat/>
-    <w:rsid w:val="00FF34E8"/>
+    <w:rsid w:val="00AF6A18"/>
     <w:pPr>
       <w:spacing w:before="80" w:line="240" w:lineRule="auto"/>
     </w:pPr>
@@ -9908,7 +11039,7 @@
     <w:autoRedefine/>
     <w:uiPriority w:val="39"/>
     <w:unhideWhenUsed/>
-    <w:rsid w:val="00FF34E8"/>
+    <w:rsid w:val="00AF6A18"/>
     <w:pPr>
       <w:spacing w:after="100" w:line="240" w:lineRule="auto"/>
     </w:pPr>
@@ -9920,7 +11051,7 @@
     <w:autoRedefine/>
     <w:uiPriority w:val="39"/>
     <w:unhideWhenUsed/>
-    <w:rsid w:val="00FF34E8"/>
+    <w:rsid w:val="00AF6A18"/>
     <w:pPr>
       <w:spacing w:after="100" w:line="240" w:lineRule="auto"/>
       <w:ind w:left="202"/>
@@ -9934,7 +11065,7 @@
     <w:uiPriority w:val="39"/>
     <w:semiHidden/>
     <w:unhideWhenUsed/>
-    <w:rsid w:val="00FF34E8"/>
+    <w:rsid w:val="00AF6A18"/>
     <w:pPr>
       <w:spacing w:after="100" w:line="240" w:lineRule="auto"/>
       <w:ind w:left="403"/>
